--- a/S1-CL1-Cloud-Design-Build/assessments/AT2/AT2-Deployment-Student.docx
+++ b/S1-CL1-Cloud-Design-Build/assessments/AT2/AT2-Deployment-Student.docx
@@ -1,6 +1,6 @@
 
 <file path=word/document.xml><?xml version="1.0" encoding="utf-8"?>
-<w:document xmlns:wpc="http://schemas.microsoft.com/office/word/2010/wordprocessingCanvas" xmlns:cx="http://schemas.microsoft.com/office/drawing/2014/chartex" xmlns:cx1="http://schemas.microsoft.com/office/drawing/2015/9/8/chartex" xmlns:cx2="http://schemas.microsoft.com/office/drawing/2015/10/21/chartex" xmlns:cx3="http://schemas.microsoft.com/office/drawing/2016/5/9/chartex" xmlns:cx4="http://schemas.microsoft.com/office/drawing/2016/5/10/chartex" xmlns:cx5="http://schemas.microsoft.com/office/drawing/2016/5/11/chartex" xmlns:cx6="http://schemas.microsoft.com/office/drawing/2016/5/12/chartex" xmlns:cx7="http://schemas.microsoft.com/office/drawing/2016/5/13/chartex" xmlns:cx8="http://schemas.microsoft.com/office/drawing/2016/5/14/chartex" xmlns:mc="http://schemas.openxmlformats.org/markup-compatibility/2006" xmlns:m="http://schemas.openxmlformats.org/officeDocument/2006/math" xmlns:aink="http://schemas.microsoft.com/office/drawing/2016/ink" xmlns:am3d="http://schemas.microsoft.com/office/drawing/2017/model3d" xmlns:oel="http://schemas.microsoft.com/office/2019/extlst" xmlns:r="http://schemas.openxmlformats.org/officeDocument/2006/relationships" xmlns:wp14="http://schemas.microsoft.com/office/word/2010/wordprocessingDrawing" xmlns:wp="http://schemas.openxmlformats.org/drawingml/2006/wordprocessingDrawing" xmlns:wpg="http://schemas.microsoft.com/office/word/2010/wordprocessingGroup" xmlns:wpi="http://schemas.microsoft.com/office/word/2010/wordprocessingInk" xmlns:wps="http://schemas.microsoft.com/office/word/2010/wordprocessingShape" xmlns:o="urn:schemas-microsoft-com:office:office" xmlns:v="urn:schemas-microsoft-com:vml" xmlns:w10="urn:schemas-microsoft-com:office:word" xmlns:w="http://schemas.openxmlformats.org/wordprocessingml/2006/main" xmlns:w14="http://schemas.microsoft.com/office/word/2010/wordml" xmlns:w15="http://schemas.microsoft.com/office/word/2012/wordml" xmlns:w16cex="http://schemas.microsoft.com/office/word/2018/wordml/cex" xmlns:w16cid="http://schemas.microsoft.com/office/word/2016/wordml/cid" xmlns:w16="http://schemas.microsoft.com/office/word/2018/wordml" xmlns:w16sdtdh="http://schemas.microsoft.com/office/word/2020/wordml/sdtdatahash" xmlns:w16sdtfl="http://schemas.microsoft.com/office/word/2024/wordml/sdtformatlock" xmlns:w16se="http://schemas.microsoft.com/office/word/2015/wordml/symex" xmlns:w16du="http://schemas.microsoft.com/office/word/2023/wordml/word16du" xmlns:wne="http://schemas.microsoft.com/office/word/2006/wordml" mc:Ignorable="w14 w15 w16se w16cid w16 w16cex w16sdtdh w16sdtfl w16du wp14">
+<w:document xmlns:wpc="http://schemas.microsoft.com/office/word/2010/wordprocessingCanvas" xmlns:cx="http://schemas.microsoft.com/office/drawing/2014/chartex" xmlns:cx1="http://schemas.microsoft.com/office/drawing/2015/9/8/chartex" xmlns:cx2="http://schemas.microsoft.com/office/drawing/2015/10/21/chartex" xmlns:cx3="http://schemas.microsoft.com/office/drawing/2016/5/9/chartex" xmlns:cx4="http://schemas.microsoft.com/office/drawing/2016/5/10/chartex" xmlns:cx5="http://schemas.microsoft.com/office/drawing/2016/5/11/chartex" xmlns:cx6="http://schemas.microsoft.com/office/drawing/2016/5/12/chartex" xmlns:cx7="http://schemas.microsoft.com/office/drawing/2016/5/13/chartex" xmlns:cx8="http://schemas.microsoft.com/office/drawing/2016/5/14/chartex" xmlns:mc="http://schemas.openxmlformats.org/markup-compatibility/2006" xmlns:aink="http://schemas.microsoft.com/office/drawing/2016/ink" xmlns:am3d="http://schemas.microsoft.com/office/drawing/2017/model3d" xmlns:o="urn:schemas-microsoft-com:office:office" xmlns:oel="http://schemas.microsoft.com/office/2019/extlst" xmlns:r="http://schemas.openxmlformats.org/officeDocument/2006/relationships" xmlns:m="http://schemas.openxmlformats.org/officeDocument/2006/math" xmlns:v="urn:schemas-microsoft-com:vml" xmlns:wp14="http://schemas.microsoft.com/office/word/2010/wordprocessingDrawing" xmlns:wp="http://schemas.openxmlformats.org/drawingml/2006/wordprocessingDrawing" xmlns:w10="urn:schemas-microsoft-com:office:word" xmlns:w="http://schemas.openxmlformats.org/wordprocessingml/2006/main" xmlns:w14="http://schemas.microsoft.com/office/word/2010/wordml" xmlns:w15="http://schemas.microsoft.com/office/word/2012/wordml" xmlns:w16cex="http://schemas.microsoft.com/office/word/2018/wordml/cex" xmlns:w16cid="http://schemas.microsoft.com/office/word/2016/wordml/cid" xmlns:w16="http://schemas.microsoft.com/office/word/2018/wordml" xmlns:w16sdtdh="http://schemas.microsoft.com/office/word/2020/wordml/sdtdatahash" xmlns:w16se="http://schemas.microsoft.com/office/word/2015/wordml/symex" xmlns:wpg="http://schemas.microsoft.com/office/word/2010/wordprocessingGroup" xmlns:wpi="http://schemas.microsoft.com/office/word/2010/wordprocessingInk" xmlns:wne="http://schemas.microsoft.com/office/word/2006/wordml" xmlns:wps="http://schemas.microsoft.com/office/word/2010/wordprocessingShape" mc:Ignorable="w14 w15 w16se w16cid w16 w16cex w16sdtdh wp14">
   <w:body>
     <w:p>
       <w:pPr>
@@ -240,21 +240,15 @@
             </w:r>
           </w:p>
           <w:p>
+            <w:pPr/>
             <w:r>
               <w:t>ICTCLD401 Configure cloud services</w:t>
             </w:r>
           </w:p>
           <w:p>
-            <w:r>
-              <w:t xml:space="preserve">ICTCLD502 Design and implement </w:t>
-            </w:r>
-            <w:proofErr w:type="gramStart"/>
-            <w:r>
-              <w:t>highly-available</w:t>
-            </w:r>
-            <w:proofErr w:type="gramEnd"/>
-            <w:r>
-              <w:t xml:space="preserve"> cloud infrastructure</w:t>
+            <w:pPr/>
+            <w:r>
+              <w:t>ICTCLD502 Design and implement highly-available cloud infrastructure</w:t>
             </w:r>
           </w:p>
         </w:tc>
@@ -356,11 +350,7 @@
             </w:tcBorders>
             <w:vAlign w:val="center"/>
           </w:tcPr>
-          <w:p>
-            <w:r>
-              <w:t>End of class #23</w:t>
-            </w:r>
-          </w:p>
+          <w:p/>
         </w:tc>
       </w:tr>
       <w:tr>
@@ -526,153 +516,54 @@
           <w:p>
             <w:pPr>
               <w:pStyle w:val="Assessortext"/>
-              <w:rPr>
-                <w:color w:val="000000" w:themeColor="text1"/>
-                <w:sz w:val="20"/>
-                <w:szCs w:val="20"/>
-              </w:rPr>
-            </w:pPr>
-            <w:r>
-              <w:rPr>
-                <w:color w:val="000000" w:themeColor="text1"/>
-                <w:sz w:val="20"/>
-                <w:szCs w:val="20"/>
-              </w:rPr>
+              <w:spacing w:after="160"/>
+            </w:pPr>
+            <w:r>
               <w:t>You are being assessed on the implementation of a supplied AWS cloud architecture for the YAT LMS migration, and the production of a Deployment Report documenting your build.</w:t>
             </w:r>
           </w:p>
           <w:p>
             <w:pPr>
               <w:pStyle w:val="Assessortext"/>
-              <w:rPr>
-                <w:color w:val="000000" w:themeColor="text1"/>
-                <w:sz w:val="20"/>
-                <w:szCs w:val="20"/>
-              </w:rPr>
-            </w:pPr>
+              <w:spacing w:after="160"/>
+            </w:pPr>
+            <w:r>
+              <w:t>This is an open-book practical assessment. You may use the YAT intranet, AWS Academy lab environments, AWS documentation, course reference materials, and external research (which must be cited) throughout.</w:t>
+            </w:r>
           </w:p>
           <w:p>
             <w:pPr>
               <w:pStyle w:val="Assessortext"/>
-              <w:rPr>
-                <w:color w:val="000000" w:themeColor="text1"/>
-                <w:sz w:val="20"/>
-                <w:szCs w:val="20"/>
-              </w:rPr>
-            </w:pPr>
-            <w:r>
-              <w:rPr>
-                <w:color w:val="000000" w:themeColor="text1"/>
-                <w:sz w:val="20"/>
-                <w:szCs w:val="20"/>
-              </w:rPr>
-              <w:t>This is an open-book practical assessment. You may use the YAT intranet, AWS Academy lab environments, AWS documentation, course reference materials, and external research (which must be cited) throughout.</w:t>
+              <w:spacing w:after="160"/>
+            </w:pPr>
+            <w:r>
+              <w:t>AT2 is the second of three assessment tasks in the S1-CL1 Cloud Design and Build cluster. It builds on AT1 (the Business Case engagement) and feeds into AT3 (HA hardening and project closure). You continue in the same MTS consultant role across all three.</w:t>
             </w:r>
           </w:p>
           <w:p>
             <w:pPr>
               <w:pStyle w:val="Assessortext"/>
-              <w:rPr>
-                <w:color w:val="000000" w:themeColor="text1"/>
-                <w:sz w:val="20"/>
-                <w:szCs w:val="20"/>
-              </w:rPr>
-            </w:pPr>
+              <w:spacing w:after="160"/>
+            </w:pPr>
+            <w:r>
+              <w:t>Submission: the completed Deployment Report (.docx) with all appendices populated, submitted via the LMS.</w:t>
+            </w:r>
           </w:p>
           <w:p>
             <w:pPr>
               <w:pStyle w:val="Assessortext"/>
-              <w:rPr>
-                <w:color w:val="000000" w:themeColor="text1"/>
-                <w:sz w:val="20"/>
-                <w:szCs w:val="20"/>
-              </w:rPr>
-            </w:pPr>
-            <w:r>
-              <w:rPr>
-                <w:color w:val="000000" w:themeColor="text1"/>
-                <w:sz w:val="20"/>
-                <w:szCs w:val="20"/>
-              </w:rPr>
-              <w:t>AT2 is the second of three assessment tasks in the S1-CL1 Cloud Design and Build cluster. It builds on AT1 (the Business Case engagement) and feeds into AT3 (HA hardening and project closure). You continue in the same MTS consultant role across all three.</w:t>
+              <w:spacing w:after="160"/>
+            </w:pPr>
+            <w:r>
+              <w:t>The assessment will not proceed if for any reason it is not safe to do so. The assessor must advise you of the reason for suspending the assessment, what safety action should be taken, and of revised arrangements when it is safe to resume.</w:t>
             </w:r>
           </w:p>
           <w:p>
             <w:pPr>
               <w:pStyle w:val="Assessortext"/>
-              <w:rPr>
-                <w:color w:val="000000" w:themeColor="text1"/>
-                <w:sz w:val="20"/>
-                <w:szCs w:val="20"/>
-              </w:rPr>
-            </w:pPr>
-          </w:p>
-          <w:p>
-            <w:pPr>
-              <w:pStyle w:val="Assessortext"/>
-              <w:rPr>
-                <w:color w:val="000000" w:themeColor="text1"/>
-                <w:sz w:val="20"/>
-                <w:szCs w:val="20"/>
-              </w:rPr>
-            </w:pPr>
-            <w:r>
-              <w:rPr>
-                <w:color w:val="000000" w:themeColor="text1"/>
-                <w:sz w:val="20"/>
-                <w:szCs w:val="20"/>
-              </w:rPr>
-              <w:t>Submission: the completed Deployment Report (.docx) with all appendices populated, submitted via the LMS.</w:t>
-            </w:r>
-          </w:p>
-          <w:p>
-            <w:pPr>
-              <w:pStyle w:val="Assessortext"/>
-              <w:rPr>
-                <w:color w:val="000000" w:themeColor="text1"/>
-                <w:sz w:val="20"/>
-                <w:szCs w:val="20"/>
-              </w:rPr>
-            </w:pPr>
-          </w:p>
-          <w:p>
-            <w:pPr>
-              <w:pStyle w:val="Assessortext"/>
-              <w:rPr>
-                <w:color w:val="000000" w:themeColor="text1"/>
-                <w:sz w:val="20"/>
-                <w:szCs w:val="20"/>
-              </w:rPr>
-            </w:pPr>
-            <w:r>
-              <w:rPr>
-                <w:color w:val="000000" w:themeColor="text1"/>
-                <w:sz w:val="20"/>
-                <w:szCs w:val="20"/>
-              </w:rPr>
-              <w:t>The assessment will not proceed if for any reason it is not safe to do so. The assessor must advise you of the reason for suspending the assessment, what safety action should be taken, and of revised arrangements when it is safe to resume.</w:t>
-            </w:r>
-          </w:p>
-          <w:p>
-            <w:pPr>
-              <w:pStyle w:val="Assessortext"/>
-              <w:rPr>
-                <w:color w:val="000000" w:themeColor="text1"/>
-                <w:sz w:val="20"/>
-                <w:szCs w:val="20"/>
-              </w:rPr>
-            </w:pPr>
-          </w:p>
-          <w:p>
-            <w:pPr>
-              <w:pStyle w:val="Assessortext"/>
-            </w:pPr>
-            <w:r>
-              <w:rPr>
-                <w:color w:val="000000" w:themeColor="text1"/>
-                <w:sz w:val="20"/>
-                <w:szCs w:val="20"/>
-              </w:rPr>
+              <w:spacing w:after="160"/>
+            </w:pPr>
+            <w:r>
               <w:t>There is zero tolerance for plagiarism, cheating and collusion. You will be expected to make a declaration that all work is your own prior to submission. Refer to the Training and Assessment Policy for further information.</w:t>
             </w:r>
           </w:p>
@@ -695,7 +586,6 @@
               <w:pStyle w:val="Heading3"/>
             </w:pPr>
             <w:r>
-              <w:lastRenderedPageBreak/>
               <w:t>Task(s) to be assessed</w:t>
             </w:r>
           </w:p>
@@ -711,197 +601,56 @@
           <w:p>
             <w:pPr>
               <w:pStyle w:val="Assessortext"/>
-              <w:rPr>
-                <w:color w:val="000000" w:themeColor="text1"/>
-                <w:sz w:val="20"/>
-                <w:szCs w:val="20"/>
-              </w:rPr>
-            </w:pPr>
-            <w:r>
-              <w:rPr>
-                <w:color w:val="000000" w:themeColor="text1"/>
-                <w:sz w:val="20"/>
-                <w:szCs w:val="20"/>
-              </w:rPr>
-              <w:t xml:space="preserve">Following the YAT board's approval of the action plan in your AT1 Business Case engagement, you took a period of planned annual leave. </w:t>
+              <w:spacing w:after="160"/>
+            </w:pPr>
+            <w:r>
+              <w:t>Following the YAT board's approval of the action plan in your AT1 Business Case engagement, you took a period of planned annual leave. During that time MTS Senior Architecture worked with YAT IT to translate the approved direction into a detailed technical design — the YAT LMS Cloud Architecture — Baseline Design — which has been approved by Pat Lin and Sam Walker and is now your build specification.</w:t>
             </w:r>
           </w:p>
           <w:p>
             <w:pPr>
               <w:pStyle w:val="Assessortext"/>
-              <w:rPr>
-                <w:color w:val="000000" w:themeColor="text1"/>
-                <w:sz w:val="20"/>
-                <w:szCs w:val="20"/>
-              </w:rPr>
-            </w:pPr>
+              <w:spacing w:after="160"/>
+            </w:pPr>
+            <w:r>
+              <w:t>You have returned to MTS to lead the foundation-build phase of the engagement. Your task has two parts that combine into a single deliverable:</w:t>
+            </w:r>
           </w:p>
           <w:p>
             <w:pPr>
               <w:pStyle w:val="Assessortext"/>
-              <w:rPr>
-                <w:color w:val="000000" w:themeColor="text1"/>
-                <w:sz w:val="20"/>
-                <w:szCs w:val="20"/>
-              </w:rPr>
-            </w:pPr>
-            <w:r>
-              <w:rPr>
-                <w:color w:val="000000" w:themeColor="text1"/>
-                <w:sz w:val="20"/>
-                <w:szCs w:val="20"/>
-              </w:rPr>
-              <w:t>During that time MTS Senior Architecture worked with YAT IT to translate the approved direction into a detailed technical design — the YAT LMS Cloud Architecture — Baseline Design — which has been approved by Pat Lin and Sam Walker and is now your build specification.</w:t>
+              <w:spacing w:after="80"/>
+              <w:ind w:left="280"/>
+            </w:pPr>
+            <w:r>
+              <w:t>• Implement the supplied AWS architecture for the YAT LMS migration foundation build, in the AWS Academy lab environment authorised for this engagement.</w:t>
             </w:r>
           </w:p>
           <w:p>
             <w:pPr>
               <w:pStyle w:val="Assessortext"/>
-              <w:rPr>
-                <w:color w:val="000000" w:themeColor="text1"/>
-                <w:sz w:val="20"/>
-                <w:szCs w:val="20"/>
-              </w:rPr>
-            </w:pPr>
+              <w:spacing w:after="80"/>
+              <w:ind w:left="280"/>
+            </w:pPr>
+            <w:r>
+              <w:t>• Produce a Deployment Report documenting your build, using the YAT-provided Deployment Report template. The report includes Configuration Decision justifications (where the supplied design left choices to you), testing outcomes, an operational handover for YAT IT, written responses to six Knowledge Evidence questions about your own build, and four appendices of evidence (build screenshots, configuration exports, test results, reflections).</w:t>
+            </w:r>
           </w:p>
           <w:p>
             <w:pPr>
               <w:pStyle w:val="Assessortext"/>
-              <w:rPr>
-                <w:color w:val="000000" w:themeColor="text1"/>
-                <w:sz w:val="20"/>
-                <w:szCs w:val="20"/>
-              </w:rPr>
-            </w:pPr>
-            <w:r>
-              <w:rPr>
-                <w:color w:val="000000" w:themeColor="text1"/>
-                <w:sz w:val="20"/>
-                <w:szCs w:val="20"/>
-              </w:rPr>
-              <w:t xml:space="preserve">You have returned to MTS to lead the foundation-build phase of the engagement. </w:t>
+              <w:spacing w:after="160"/>
+            </w:pPr>
+            <w:r>
+              <w:t>The Deployment Report is your single submitted deliverable. All build evidence (screenshots, configuration exports, test results) is captured in the report's appendices — there is no separate portfolio submission.</w:t>
             </w:r>
           </w:p>
           <w:p>
             <w:pPr>
               <w:pStyle w:val="Assessortext"/>
-              <w:rPr>
-                <w:color w:val="000000" w:themeColor="text1"/>
-                <w:sz w:val="20"/>
-                <w:szCs w:val="20"/>
-              </w:rPr>
-            </w:pPr>
-          </w:p>
-          <w:p>
-            <w:pPr>
-              <w:pStyle w:val="Assessortext"/>
-              <w:rPr>
-                <w:color w:val="000000" w:themeColor="text1"/>
-                <w:sz w:val="20"/>
-                <w:szCs w:val="20"/>
-              </w:rPr>
-            </w:pPr>
-            <w:r>
-              <w:rPr>
-                <w:color w:val="000000" w:themeColor="text1"/>
-                <w:sz w:val="20"/>
-                <w:szCs w:val="20"/>
-              </w:rPr>
-              <w:t>Your task has two parts that combine into a single deliverable:</w:t>
-            </w:r>
-          </w:p>
-          <w:p>
-            <w:pPr>
-              <w:pStyle w:val="Assessortext"/>
-              <w:numPr>
-                <w:ilvl w:val="0"/>
-                <w:numId w:val="3"/>
-              </w:numPr>
-              <w:rPr>
-                <w:color w:val="000000" w:themeColor="text1"/>
-                <w:sz w:val="20"/>
-                <w:szCs w:val="20"/>
-              </w:rPr>
-            </w:pPr>
-            <w:r>
-              <w:rPr>
-                <w:color w:val="000000" w:themeColor="text1"/>
-                <w:sz w:val="20"/>
-                <w:szCs w:val="20"/>
-              </w:rPr>
-              <w:t>Implement the supplied AWS architecture for the YAT LMS migration foundation build, in the AWS Academy lab environment authorised for this engagement.</w:t>
-            </w:r>
-          </w:p>
-          <w:p>
-            <w:pPr>
-              <w:pStyle w:val="Assessortext"/>
-              <w:numPr>
-                <w:ilvl w:val="0"/>
-                <w:numId w:val="3"/>
-              </w:numPr>
-              <w:rPr>
-                <w:color w:val="000000" w:themeColor="text1"/>
-                <w:sz w:val="20"/>
-                <w:szCs w:val="20"/>
-              </w:rPr>
-            </w:pPr>
-            <w:r>
-              <w:rPr>
-                <w:color w:val="000000" w:themeColor="text1"/>
-                <w:sz w:val="20"/>
-                <w:szCs w:val="20"/>
-              </w:rPr>
-              <w:t>Produce a Deployment Report documenting your build, using the YAT-provided Deployment Report template. The report includes Configuration Decision justifications (where the supplied design left choices to you), testing outcomes, an operational handover for YAT IT, written responses to six Knowledge Evidence questions about your own build, and four appendices of evidence (build screenshots, configuration exports, test results, reflections).</w:t>
-            </w:r>
-          </w:p>
-          <w:p>
-            <w:pPr>
-              <w:pStyle w:val="Assessortext"/>
-              <w:rPr>
-                <w:color w:val="000000" w:themeColor="text1"/>
-                <w:sz w:val="20"/>
-                <w:szCs w:val="20"/>
-              </w:rPr>
-            </w:pPr>
-          </w:p>
-          <w:p>
-            <w:pPr>
-              <w:pStyle w:val="Assessortext"/>
-              <w:rPr>
-                <w:color w:val="000000" w:themeColor="text1"/>
-                <w:sz w:val="20"/>
-                <w:szCs w:val="20"/>
-              </w:rPr>
-            </w:pPr>
-            <w:r>
-              <w:rPr>
-                <w:color w:val="000000" w:themeColor="text1"/>
-                <w:sz w:val="20"/>
-                <w:szCs w:val="20"/>
-              </w:rPr>
-              <w:t>The Deployment Report is your single submitted deliverable. All build evidence (screenshots, configuration exports, test results) is captured in the report's appendices — there is no separate portfolio submission.</w:t>
-            </w:r>
-          </w:p>
-          <w:p>
-            <w:pPr>
-              <w:pStyle w:val="Assessortext"/>
-              <w:rPr>
-                <w:color w:val="000000" w:themeColor="text1"/>
-                <w:sz w:val="20"/>
-                <w:szCs w:val="20"/>
-              </w:rPr>
-            </w:pPr>
-          </w:p>
-          <w:p>
-            <w:pPr>
-              <w:pStyle w:val="Assessortext"/>
-            </w:pPr>
-            <w:r>
-              <w:rPr>
-                <w:color w:val="000000" w:themeColor="text1"/>
-                <w:sz w:val="20"/>
-                <w:szCs w:val="20"/>
-              </w:rPr>
+              <w:spacing w:after="160"/>
+            </w:pPr>
+            <w:r>
               <w:t>This phase is the foundation build only. The architecture is intentionally non-HA at this stage — HA hardening is the next phase (AT3) and is out of scope here.</w:t>
             </w:r>
           </w:p>
@@ -924,6 +673,7 @@
               <w:pStyle w:val="Heading3"/>
             </w:pPr>
             <w:r>
+              <w:lastRenderedPageBreak/>
               <w:t>Time allowed</w:t>
             </w:r>
           </w:p>
@@ -940,54 +690,7 @@
             <w:pPr>
               <w:pStyle w:val="Assessortext"/>
             </w:pPr>
-            <w:r>
-              <w:rPr>
-                <w:color w:val="000000" w:themeColor="text1"/>
-                <w:sz w:val="20"/>
-                <w:szCs w:val="20"/>
-              </w:rPr>
-              <w:t>3</w:t>
-            </w:r>
-            <w:r>
-              <w:rPr>
-                <w:color w:val="000000" w:themeColor="text1"/>
-                <w:sz w:val="20"/>
-                <w:szCs w:val="20"/>
-              </w:rPr>
-              <w:t xml:space="preserve"> class sessions (#</w:t>
-            </w:r>
-            <w:r>
-              <w:rPr>
-                <w:color w:val="000000" w:themeColor="text1"/>
-                <w:sz w:val="20"/>
-                <w:szCs w:val="20"/>
-              </w:rPr>
-              <w:t>21</w:t>
-            </w:r>
-            <w:r>
-              <w:rPr>
-                <w:color w:val="000000" w:themeColor="text1"/>
-                <w:sz w:val="20"/>
-                <w:szCs w:val="20"/>
-              </w:rPr>
-              <w:t>-#</w:t>
-            </w:r>
-            <w:r>
-              <w:rPr>
-                <w:color w:val="000000" w:themeColor="text1"/>
-                <w:sz w:val="20"/>
-                <w:szCs w:val="20"/>
-              </w:rPr>
-              <w:t>23</w:t>
-            </w:r>
-            <w:r>
-              <w:rPr>
-                <w:color w:val="000000" w:themeColor="text1"/>
-                <w:sz w:val="20"/>
-                <w:szCs w:val="20"/>
-              </w:rPr>
-              <w:t xml:space="preserve"> inclusive) and the after-hours time in between</w:t>
-            </w:r>
+            <w:r/>
           </w:p>
         </w:tc>
       </w:tr>
@@ -1024,6 +727,7 @@
             <w:pPr>
               <w:pStyle w:val="Assessortext"/>
             </w:pPr>
+            <w:r/>
           </w:p>
         </w:tc>
       </w:tr>
@@ -1059,151 +763,117 @@
           <w:p>
             <w:pPr>
               <w:pStyle w:val="Assessortext"/>
+              <w:spacing w:after="80" w:before="160"/>
+            </w:pPr>
+            <w:r>
               <w:rPr>
                 <w:b/>
-                <w:bCs/>
-                <w:color w:val="000000" w:themeColor="text1"/>
-                <w:sz w:val="20"/>
-                <w:szCs w:val="20"/>
               </w:rPr>
+              <w:t>Provided to you (download from the YAT intranet)</w:t>
+            </w:r>
+          </w:p>
+          <w:p>
+            <w:pPr>
+              <w:pStyle w:val="Assessortext"/>
+              <w:spacing w:after="80"/>
+              <w:ind w:left="280"/>
+            </w:pPr>
+            <w:r>
+              <w:t>• YAT LMS Cloud Architecture — Baseline Design (intranet Engagement Documents section) — the design you implement</w:t>
+            </w:r>
+          </w:p>
+          <w:p>
+            <w:pPr>
+              <w:pStyle w:val="Assessortext"/>
+              <w:spacing w:after="80"/>
+              <w:ind w:left="280"/>
+            </w:pPr>
+            <w:r>
+              <w:t>• Deployment Report template (intranet Templates section) — the template you fill in</w:t>
+            </w:r>
+          </w:p>
+          <w:p>
+            <w:pPr>
+              <w:pStyle w:val="Assessortext"/>
+              <w:spacing w:after="80"/>
+              <w:ind w:left="280"/>
+            </w:pPr>
+            <w:r>
+              <w:t>• Example previous Deployment Report (intranet Document Archive section) — review at least one before starting your own</w:t>
+            </w:r>
+          </w:p>
+          <w:p>
+            <w:pPr>
+              <w:pStyle w:val="Assessortext"/>
+              <w:spacing w:after="80"/>
+              <w:ind w:left="280"/>
+            </w:pPr>
+            <w:r>
+              <w:t>• All other scenario materials (LMS application spec, current ICT environment, organisational policies, your AT1 Business Case)</w:t>
+            </w:r>
+          </w:p>
+          <w:p>
+            <w:pPr>
+              <w:pStyle w:val="Assessortext"/>
+              <w:spacing w:after="80" w:before="160"/>
             </w:pPr>
             <w:r>
               <w:rPr>
                 <w:b/>
-                <w:bCs/>
-                <w:color w:val="000000" w:themeColor="text1"/>
-                <w:sz w:val="20"/>
-                <w:szCs w:val="20"/>
               </w:rPr>
-              <w:t>Teacher/assessor supplied resources</w:t>
+              <w:t>Provided externally</w:t>
             </w:r>
           </w:p>
           <w:p>
             <w:pPr>
               <w:pStyle w:val="Assessortext"/>
-              <w:rPr>
-                <w:color w:val="000000" w:themeColor="text1"/>
-                <w:sz w:val="20"/>
-                <w:szCs w:val="20"/>
-              </w:rPr>
-            </w:pPr>
-            <w:r>
-              <w:rPr>
-                <w:color w:val="000000" w:themeColor="text1"/>
-                <w:sz w:val="20"/>
-                <w:szCs w:val="20"/>
-              </w:rPr>
-              <w:t>Access to the YAT intranet — supplying the supplied baseline design, the Deployment Report template, the example previous deployment report, and all other scenario materials</w:t>
+              <w:spacing w:after="80"/>
+              <w:ind w:left="280"/>
+            </w:pPr>
+            <w:r>
+              <w:t>• AWS Academy lab access — Cloud Foundations [104469] + Cloud Architecting [172221]</w:t>
             </w:r>
           </w:p>
           <w:p>
             <w:pPr>
               <w:pStyle w:val="Assessortext"/>
-              <w:rPr>
-                <w:color w:val="000000" w:themeColor="text1"/>
-                <w:sz w:val="20"/>
-                <w:szCs w:val="20"/>
-              </w:rPr>
-            </w:pPr>
-            <w:r>
-              <w:rPr>
-                <w:color w:val="000000" w:themeColor="text1"/>
-                <w:sz w:val="20"/>
-                <w:szCs w:val="20"/>
-              </w:rPr>
-              <w:t xml:space="preserve">AWS Academy lab access — Cloud Foundations + Cloud Architecting </w:t>
-            </w:r>
-            <w:r>
-              <w:rPr>
-                <w:color w:val="000000" w:themeColor="text1"/>
-                <w:sz w:val="20"/>
-                <w:szCs w:val="20"/>
-              </w:rPr>
-              <w:t>+ Learner Lab</w:t>
-            </w:r>
-          </w:p>
-          <w:p>
-            <w:pPr>
-              <w:pStyle w:val="Assessortext"/>
-              <w:rPr>
-                <w:color w:val="000000" w:themeColor="text1"/>
-                <w:sz w:val="20"/>
-                <w:szCs w:val="20"/>
-              </w:rPr>
-            </w:pPr>
-            <w:r>
-              <w:rPr>
-                <w:color w:val="000000" w:themeColor="text1"/>
-                <w:sz w:val="20"/>
-                <w:szCs w:val="20"/>
-              </w:rPr>
-              <w:t>Deployment Report Benchmark (later in this document) for marking the submitted report</w:t>
-            </w:r>
-          </w:p>
-          <w:p>
-            <w:pPr>
-              <w:pStyle w:val="Assessortext"/>
-              <w:rPr>
-                <w:color w:val="000000" w:themeColor="text1"/>
-                <w:sz w:val="20"/>
-                <w:szCs w:val="20"/>
-              </w:rPr>
-            </w:pPr>
-            <w:r>
-              <w:rPr>
-                <w:color w:val="000000" w:themeColor="text1"/>
-                <w:sz w:val="20"/>
-                <w:szCs w:val="20"/>
-              </w:rPr>
-              <w:t>Computer with web browser &amp; internet connection</w:t>
-            </w:r>
-          </w:p>
-          <w:p>
-            <w:pPr>
-              <w:pStyle w:val="Assessortext"/>
-            </w:pPr>
-            <w:r>
-              <w:rPr>
-                <w:color w:val="000000" w:themeColor="text1"/>
-                <w:sz w:val="20"/>
-                <w:szCs w:val="20"/>
-              </w:rPr>
-              <w:t>Word-processing and presentation software (e.g. Microsoft Word + PowerPoint, or equivalents)</w:t>
-            </w:r>
-            <w:r>
-              <w:rPr>
-                <w:color w:val="000000" w:themeColor="text1"/>
-                <w:sz w:val="20"/>
-                <w:szCs w:val="20"/>
-              </w:rPr>
-              <w:br/>
-            </w:r>
+              <w:spacing w:after="80" w:before="160"/>
+            </w:pPr>
             <w:r>
               <w:rPr>
                 <w:b/>
-                <w:bCs/>
-                <w:color w:val="000000" w:themeColor="text1"/>
-                <w:sz w:val="20"/>
-                <w:szCs w:val="20"/>
               </w:rPr>
-              <w:t>Student supplied</w:t>
-            </w:r>
-            <w:r>
-              <w:rPr>
-                <w:color w:val="000000" w:themeColor="text1"/>
-                <w:sz w:val="20"/>
-                <w:szCs w:val="20"/>
-              </w:rPr>
-              <w:t xml:space="preserve"> </w:t>
-            </w:r>
-            <w:r>
-              <w:rPr>
-                <w:color w:val="000000" w:themeColor="text1"/>
-                <w:sz w:val="20"/>
-                <w:szCs w:val="20"/>
-              </w:rPr>
-              <w:br/>
-              <w:t>Nil - for online assessment segments students are welcome (but not required to) to come into campus and use BKI library computer, internet &amp; software</w:t>
+              <w:t>You supply</w:t>
+            </w:r>
+          </w:p>
+          <w:p>
+            <w:pPr>
+              <w:pStyle w:val="Assessortext"/>
+              <w:spacing w:after="80"/>
+              <w:ind w:left="280"/>
+            </w:pPr>
+            <w:r>
+              <w:t>• Computer with web browser</w:t>
+            </w:r>
+          </w:p>
+          <w:p>
+            <w:pPr>
+              <w:pStyle w:val="Assessortext"/>
+              <w:spacing w:after="80"/>
+              <w:ind w:left="280"/>
+            </w:pPr>
+            <w:r>
+              <w:t>• Word-processing software (Microsoft Word or equivalent)</w:t>
+            </w:r>
+          </w:p>
+          <w:p>
+            <w:pPr>
+              <w:pStyle w:val="Assessortext"/>
+              <w:spacing w:after="80"/>
+              <w:ind w:left="280"/>
+            </w:pPr>
+            <w:r>
+              <w:t>• A screenshot tool</w:t>
             </w:r>
           </w:p>
         </w:tc>
@@ -1242,41 +912,28 @@
           </w:tcPr>
           <w:p>
             <w:pPr>
-              <w:rPr>
-                <w:sz w:val="20"/>
-                <w:szCs w:val="20"/>
-              </w:rPr>
-            </w:pPr>
-            <w:r>
-              <w:rPr>
-                <w:sz w:val="20"/>
-                <w:szCs w:val="20"/>
-              </w:rPr>
+              <w:spacing w:after="160"/>
+            </w:pPr>
+            <w:r>
               <w:t>To receive a Satisfactory result for AT2 you must:</w:t>
             </w:r>
           </w:p>
           <w:p>
             <w:pPr>
-              <w:rPr>
-                <w:sz w:val="20"/>
-                <w:szCs w:val="20"/>
-              </w:rPr>
-            </w:pPr>
-            <w:r>
-              <w:rPr>
-                <w:sz w:val="20"/>
-                <w:szCs w:val="20"/>
-              </w:rPr>
-              <w:t>Achieve Satisfactory on every criterion in the Assessment Criteria table (below)</w:t>
-            </w:r>
-          </w:p>
-          <w:p>
-            <w:r>
-              <w:rPr>
-                <w:sz w:val="20"/>
-                <w:szCs w:val="20"/>
-              </w:rPr>
-              <w:t>Submit a completed Deployment Report (.docx) with every section and every appendix populated, using the YAT-provided Deployment Report template</w:t>
+              <w:spacing w:after="80"/>
+              <w:ind w:left="280"/>
+            </w:pPr>
+            <w:r>
+              <w:t>• Achieve Satisfactory on every criterion in the Assessment Criteria table (below)</w:t>
+            </w:r>
+          </w:p>
+          <w:p>
+            <w:pPr>
+              <w:spacing w:after="80"/>
+              <w:ind w:left="280"/>
+            </w:pPr>
+            <w:r>
+              <w:t>• Submit a completed Deployment Report (.docx) with every section and every appendix populated, using the YAT-provided Deployment Report template</w:t>
             </w:r>
           </w:p>
         </w:tc>
@@ -1313,18 +970,9 @@
           <w:p>
             <w:pPr>
               <w:pStyle w:val="Assessortext"/>
-              <w:rPr>
-                <w:color w:val="000000" w:themeColor="text1"/>
-                <w:sz w:val="20"/>
-                <w:szCs w:val="20"/>
-              </w:rPr>
-            </w:pPr>
-            <w:r>
-              <w:rPr>
-                <w:color w:val="000000" w:themeColor="text1"/>
-                <w:sz w:val="20"/>
-                <w:szCs w:val="20"/>
-              </w:rPr>
+              <w:spacing w:after="160"/>
+            </w:pPr>
+            <w:r>
               <w:t>If you are deemed not satisfactory for this assessment, you will be given one (1) more attempt at this assessment (or part thereof), or your teacher/assessor will negotiate a further assessment with you. The second attempt must be completed within 10 working days from the date your feedback is given.</w:t>
             </w:r>
           </w:p>
@@ -1361,10 +1009,6 @@
           </w:tcPr>
           <w:p>
             <w:r>
-              <w:rPr>
-                <w:sz w:val="20"/>
-                <w:szCs w:val="20"/>
-              </w:rPr>
               <w:t>You can access further information regarding assessment, including Recognition of Prior Learning, Reasonable Adjustment and Assessment Appeals in the Student handbook which can be found on the MyLearning portal.</w:t>
             </w:r>
           </w:p>
@@ -1373,7 +1017,7 @@
       <w:tr>
         <w:tc>
           <w:tcPr>
-            <w:tcW w:w="2807" w:type="dxa"/>
+            <w:tcW w:type="dxa" w:w="2807"/>
           </w:tcPr>
           <w:p>
             <w:r>
@@ -1386,28 +1030,19 @@
         </w:tc>
         <w:tc>
           <w:tcPr>
-            <w:tcW w:w="7938" w:type="dxa"/>
-          </w:tcPr>
-          <w:p>
-            <w:r>
-              <w:rPr>
-                <w:sz w:val="20"/>
-                <w:szCs w:val="20"/>
-              </w:rPr>
+            <w:tcW w:type="dxa" w:w="7938"/>
+          </w:tcPr>
+          <w:p>
+            <w:pPr>
+              <w:spacing w:after="160"/>
+            </w:pPr>
+            <w:r>
               <w:t>Submit the completed Deployment Report (.docx) to the LMS by the due date. The report includes all four appendices populated; no separate files are submitted.</w:t>
             </w:r>
           </w:p>
         </w:tc>
       </w:tr>
     </w:tbl>
-    <w:p>
-      <w:pPr>
-        <w:pStyle w:val="NoSpacing"/>
-        <w:rPr>
-          <w:color w:val="4F81BD" w:themeColor="accent1"/>
-        </w:rPr>
-      </w:pPr>
-    </w:p>
     <w:p>
       <w:pPr>
         <w:pStyle w:val="NoSpacing"/>
@@ -1458,7 +1093,6 @@
               </w:rPr>
             </w:pPr>
             <w:r>
-              <w:lastRenderedPageBreak/>
               <w:t>Assessment criteria</w:t>
             </w:r>
           </w:p>
@@ -1480,16 +1114,8 @@
           <w:p>
             <w:pPr>
               <w:pStyle w:val="Heading3"/>
-              <w:rPr>
-                <w:sz w:val="20"/>
-                <w:szCs w:val="20"/>
-              </w:rPr>
-            </w:pPr>
-            <w:r>
-              <w:rPr>
-                <w:sz w:val="20"/>
-                <w:szCs w:val="20"/>
-              </w:rPr>
+            </w:pPr>
+            <w:r>
               <w:t>Criteria</w:t>
             </w:r>
           </w:p>
@@ -1506,16 +1132,8 @@
           <w:p>
             <w:pPr>
               <w:pStyle w:val="Heading3"/>
-              <w:rPr>
-                <w:sz w:val="20"/>
-                <w:szCs w:val="20"/>
-              </w:rPr>
-            </w:pPr>
-            <w:r>
-              <w:rPr>
-                <w:sz w:val="20"/>
-                <w:szCs w:val="20"/>
-              </w:rPr>
+            </w:pPr>
+            <w:r>
               <w:t>Satisfactory?</w:t>
             </w:r>
           </w:p>
@@ -1524,57 +1142,21 @@
       <w:tr>
         <w:tc>
           <w:tcPr>
-            <w:tcW w:w="8797" w:type="dxa"/>
-          </w:tcPr>
-          <w:p>
-            <w:pPr>
-              <w:rPr>
-                <w:sz w:val="20"/>
-                <w:szCs w:val="20"/>
-              </w:rPr>
-            </w:pPr>
-            <w:r>
-              <w:rPr>
-                <w:sz w:val="20"/>
-                <w:szCs w:val="20"/>
-              </w:rPr>
+            <w:tcW w:type="dxa" w:w="8797"/>
+          </w:tcPr>
+          <w:p>
+            <w:r>
               <w:t>A1 - §1 Executive Summary — you produced a concise (≤ 1 page) summary of what was delivered, with explicit acknowledgement that HA hardening is deferred to AT3, and numbers/components reconcile with the body of the report</w:t>
             </w:r>
           </w:p>
         </w:tc>
         <w:tc>
           <w:tcPr>
-            <w:tcW w:w="1943" w:type="dxa"/>
-          </w:tcPr>
-          <w:p>
-            <w:pPr>
-              <w:rPr>
-                <w:sz w:val="20"/>
-                <w:szCs w:val="20"/>
-              </w:rPr>
-            </w:pPr>
-            <w:r>
-              <w:rPr>
-                <w:sz w:val="20"/>
-                <w:szCs w:val="20"/>
-              </w:rPr>
-              <w:t xml:space="preserve">☐ </w:t>
-            </w:r>
-            <w:proofErr w:type="gramStart"/>
-            <w:r>
-              <w:rPr>
-                <w:sz w:val="20"/>
-                <w:szCs w:val="20"/>
-              </w:rPr>
-              <w:t>Yes  ☐</w:t>
-            </w:r>
-            <w:proofErr w:type="gramEnd"/>
-            <w:r>
-              <w:rPr>
-                <w:sz w:val="20"/>
-                <w:szCs w:val="20"/>
-              </w:rPr>
-              <w:t xml:space="preserve"> No</w:t>
+            <w:tcW w:type="dxa" w:w="1943"/>
+          </w:tcPr>
+          <w:p>
+            <w:r>
+              <w:t>☐ Yes  ☐ No</w:t>
             </w:r>
           </w:p>
         </w:tc>
@@ -1582,57 +1164,21 @@
       <w:tr>
         <w:tc>
           <w:tcPr>
-            <w:tcW w:w="8797" w:type="dxa"/>
-          </w:tcPr>
-          <w:p>
-            <w:pPr>
-              <w:rPr>
-                <w:sz w:val="20"/>
-                <w:szCs w:val="20"/>
-              </w:rPr>
-            </w:pPr>
-            <w:r>
-              <w:rPr>
-                <w:sz w:val="20"/>
-                <w:szCs w:val="20"/>
-              </w:rPr>
+            <w:tcW w:type="dxa" w:w="8797"/>
+          </w:tcPr>
+          <w:p>
+            <w:r>
               <w:t>A2 - §4.1 + §4.2 + §4.7 Build narrative — Foundation tier (IAM, network, security) — you described the IAM model, network topology, and security-group model, with cross-references to Appendix A screenshots and Appendix B configuration exports</w:t>
             </w:r>
           </w:p>
         </w:tc>
         <w:tc>
           <w:tcPr>
-            <w:tcW w:w="1943" w:type="dxa"/>
-          </w:tcPr>
-          <w:p>
-            <w:pPr>
-              <w:rPr>
-                <w:sz w:val="20"/>
-                <w:szCs w:val="20"/>
-              </w:rPr>
-            </w:pPr>
-            <w:r>
-              <w:rPr>
-                <w:sz w:val="20"/>
-                <w:szCs w:val="20"/>
-              </w:rPr>
-              <w:t xml:space="preserve">☐ </w:t>
-            </w:r>
-            <w:proofErr w:type="gramStart"/>
-            <w:r>
-              <w:rPr>
-                <w:sz w:val="20"/>
-                <w:szCs w:val="20"/>
-              </w:rPr>
-              <w:t>Yes  ☐</w:t>
-            </w:r>
-            <w:proofErr w:type="gramEnd"/>
-            <w:r>
-              <w:rPr>
-                <w:sz w:val="20"/>
-                <w:szCs w:val="20"/>
-              </w:rPr>
-              <w:t xml:space="preserve"> No</w:t>
+            <w:tcW w:type="dxa" w:w="1943"/>
+          </w:tcPr>
+          <w:p>
+            <w:r>
+              <w:t>☐ Yes  ☐ No</w:t>
             </w:r>
           </w:p>
         </w:tc>
@@ -1640,57 +1186,21 @@
       <w:tr>
         <w:tc>
           <w:tcPr>
-            <w:tcW w:w="8797" w:type="dxa"/>
-          </w:tcPr>
-          <w:p>
-            <w:pPr>
-              <w:rPr>
-                <w:sz w:val="20"/>
-                <w:szCs w:val="20"/>
-              </w:rPr>
-            </w:pPr>
-            <w:r>
-              <w:rPr>
-                <w:sz w:val="20"/>
-                <w:szCs w:val="20"/>
-              </w:rPr>
+            <w:tcW w:type="dxa" w:w="8797"/>
+          </w:tcPr>
+          <w:p>
+            <w:r>
               <w:t>A3 - §4.3 + §4.4 + §4.5 + §4.6 Build narrative — Workload tier (compute, load balancing, database, storage) — you described the EC2 + ALB + ASG, the RDS managed database, and the EBS + S3 storage</w:t>
             </w:r>
           </w:p>
         </w:tc>
         <w:tc>
           <w:tcPr>
-            <w:tcW w:w="1943" w:type="dxa"/>
-          </w:tcPr>
-          <w:p>
-            <w:pPr>
-              <w:rPr>
-                <w:sz w:val="20"/>
-                <w:szCs w:val="20"/>
-              </w:rPr>
-            </w:pPr>
-            <w:r>
-              <w:rPr>
-                <w:sz w:val="20"/>
-                <w:szCs w:val="20"/>
-              </w:rPr>
-              <w:t xml:space="preserve">☐ </w:t>
-            </w:r>
-            <w:proofErr w:type="gramStart"/>
-            <w:r>
-              <w:rPr>
-                <w:sz w:val="20"/>
-                <w:szCs w:val="20"/>
-              </w:rPr>
-              <w:t>Yes  ☐</w:t>
-            </w:r>
-            <w:proofErr w:type="gramEnd"/>
-            <w:r>
-              <w:rPr>
-                <w:sz w:val="20"/>
-                <w:szCs w:val="20"/>
-              </w:rPr>
-              <w:t xml:space="preserve"> No</w:t>
+            <w:tcW w:type="dxa" w:w="1943"/>
+          </w:tcPr>
+          <w:p>
+            <w:r>
+              <w:t>☐ Yes  ☐ No</w:t>
             </w:r>
           </w:p>
         </w:tc>
@@ -1698,57 +1208,21 @@
       <w:tr>
         <w:tc>
           <w:tcPr>
-            <w:tcW w:w="8797" w:type="dxa"/>
-          </w:tcPr>
-          <w:p>
-            <w:pPr>
-              <w:rPr>
-                <w:sz w:val="20"/>
-                <w:szCs w:val="20"/>
-              </w:rPr>
-            </w:pPr>
-            <w:r>
-              <w:rPr>
-                <w:sz w:val="20"/>
-                <w:szCs w:val="20"/>
-              </w:rPr>
+            <w:tcW w:type="dxa" w:w="8797"/>
+          </w:tcPr>
+          <w:p>
+            <w:r>
               <w:t>A4 - §4.8 Build narrative — Operability (autoscaling configuration, baseline monitoring) — you described the ASG scaling policy and the baseline CloudWatch alarms; you identified the shared security responsibility outcome of your build</w:t>
             </w:r>
           </w:p>
         </w:tc>
         <w:tc>
           <w:tcPr>
-            <w:tcW w:w="1943" w:type="dxa"/>
-          </w:tcPr>
-          <w:p>
-            <w:pPr>
-              <w:rPr>
-                <w:sz w:val="20"/>
-                <w:szCs w:val="20"/>
-              </w:rPr>
-            </w:pPr>
-            <w:r>
-              <w:rPr>
-                <w:sz w:val="20"/>
-                <w:szCs w:val="20"/>
-              </w:rPr>
-              <w:t xml:space="preserve">☐ </w:t>
-            </w:r>
-            <w:proofErr w:type="gramStart"/>
-            <w:r>
-              <w:rPr>
-                <w:sz w:val="20"/>
-                <w:szCs w:val="20"/>
-              </w:rPr>
-              <w:t>Yes  ☐</w:t>
-            </w:r>
-            <w:proofErr w:type="gramEnd"/>
-            <w:r>
-              <w:rPr>
-                <w:sz w:val="20"/>
-                <w:szCs w:val="20"/>
-              </w:rPr>
-              <w:t xml:space="preserve"> No</w:t>
+            <w:tcW w:type="dxa" w:w="1943"/>
+          </w:tcPr>
+          <w:p>
+            <w:r>
+              <w:t>☐ Yes  ☐ No</w:t>
             </w:r>
           </w:p>
         </w:tc>
@@ -1756,57 +1230,21 @@
       <w:tr>
         <w:tc>
           <w:tcPr>
-            <w:tcW w:w="8797" w:type="dxa"/>
-          </w:tcPr>
-          <w:p>
-            <w:pPr>
-              <w:rPr>
-                <w:sz w:val="20"/>
-                <w:szCs w:val="20"/>
-              </w:rPr>
-            </w:pPr>
-            <w:r>
-              <w:rPr>
-                <w:sz w:val="20"/>
-                <w:szCs w:val="20"/>
-              </w:rPr>
+            <w:tcW w:type="dxa" w:w="8797"/>
+          </w:tcPr>
+          <w:p>
+            <w:r>
               <w:t>A5 - §5 Configuration Decisions — you justified all 8 decision points (C1–C8 from the supplied design §14) with rationale tied to the YAT LMS workload</w:t>
             </w:r>
           </w:p>
         </w:tc>
         <w:tc>
           <w:tcPr>
-            <w:tcW w:w="1943" w:type="dxa"/>
-          </w:tcPr>
-          <w:p>
-            <w:pPr>
-              <w:rPr>
-                <w:sz w:val="20"/>
-                <w:szCs w:val="20"/>
-              </w:rPr>
-            </w:pPr>
-            <w:r>
-              <w:rPr>
-                <w:sz w:val="20"/>
-                <w:szCs w:val="20"/>
-              </w:rPr>
-              <w:t xml:space="preserve">☐ </w:t>
-            </w:r>
-            <w:proofErr w:type="gramStart"/>
-            <w:r>
-              <w:rPr>
-                <w:sz w:val="20"/>
-                <w:szCs w:val="20"/>
-              </w:rPr>
-              <w:t>Yes  ☐</w:t>
-            </w:r>
-            <w:proofErr w:type="gramEnd"/>
-            <w:r>
-              <w:rPr>
-                <w:sz w:val="20"/>
-                <w:szCs w:val="20"/>
-              </w:rPr>
-              <w:t xml:space="preserve"> No</w:t>
+            <w:tcW w:type="dxa" w:w="1943"/>
+          </w:tcPr>
+          <w:p>
+            <w:r>
+              <w:t>☐ Yes  ☐ No</w:t>
             </w:r>
           </w:p>
         </w:tc>
@@ -1814,57 +1252,21 @@
       <w:tr>
         <w:tc>
           <w:tcPr>
-            <w:tcW w:w="8797" w:type="dxa"/>
-          </w:tcPr>
-          <w:p>
-            <w:pPr>
-              <w:rPr>
-                <w:sz w:val="20"/>
-                <w:szCs w:val="20"/>
-              </w:rPr>
-            </w:pPr>
-            <w:r>
-              <w:rPr>
-                <w:sz w:val="20"/>
-                <w:szCs w:val="20"/>
-              </w:rPr>
+            <w:tcW w:type="dxa" w:w="8797"/>
+          </w:tcPr>
+          <w:p>
+            <w:r>
               <w:t>A6 - §6 Testing and Validation — you ran the four required test categories (connectivity, autoscaling, database connectivity, end-to-end smoke); results are documented with cross-reference to Appendix C evidence</w:t>
             </w:r>
           </w:p>
         </w:tc>
         <w:tc>
           <w:tcPr>
-            <w:tcW w:w="1943" w:type="dxa"/>
-          </w:tcPr>
-          <w:p>
-            <w:pPr>
-              <w:rPr>
-                <w:sz w:val="20"/>
-                <w:szCs w:val="20"/>
-              </w:rPr>
-            </w:pPr>
-            <w:r>
-              <w:rPr>
-                <w:sz w:val="20"/>
-                <w:szCs w:val="20"/>
-              </w:rPr>
-              <w:t xml:space="preserve">☐ </w:t>
-            </w:r>
-            <w:proofErr w:type="gramStart"/>
-            <w:r>
-              <w:rPr>
-                <w:sz w:val="20"/>
-                <w:szCs w:val="20"/>
-              </w:rPr>
-              <w:t>Yes  ☐</w:t>
-            </w:r>
-            <w:proofErr w:type="gramEnd"/>
-            <w:r>
-              <w:rPr>
-                <w:sz w:val="20"/>
-                <w:szCs w:val="20"/>
-              </w:rPr>
-              <w:t xml:space="preserve"> No</w:t>
+            <w:tcW w:type="dxa" w:w="1943"/>
+          </w:tcPr>
+          <w:p>
+            <w:r>
+              <w:t>☐ Yes  ☐ No</w:t>
             </w:r>
           </w:p>
         </w:tc>
@@ -1872,57 +1274,21 @@
       <w:tr>
         <w:tc>
           <w:tcPr>
-            <w:tcW w:w="8797" w:type="dxa"/>
-          </w:tcPr>
-          <w:p>
-            <w:pPr>
-              <w:rPr>
-                <w:sz w:val="20"/>
-                <w:szCs w:val="20"/>
-              </w:rPr>
-            </w:pPr>
-            <w:r>
-              <w:rPr>
-                <w:sz w:val="20"/>
-                <w:szCs w:val="20"/>
-              </w:rPr>
+            <w:tcW w:type="dxa" w:w="8797"/>
+          </w:tcPr>
+          <w:p>
+            <w:r>
               <w:t>A7 - §7 Operational Handover — you documented access information for YAT IT, named known limitations carried into AT3, and confirmed filing of the report per YAT's documented records procedures</w:t>
             </w:r>
           </w:p>
         </w:tc>
         <w:tc>
           <w:tcPr>
-            <w:tcW w:w="1943" w:type="dxa"/>
-          </w:tcPr>
-          <w:p>
-            <w:pPr>
-              <w:rPr>
-                <w:sz w:val="20"/>
-                <w:szCs w:val="20"/>
-              </w:rPr>
-            </w:pPr>
-            <w:r>
-              <w:rPr>
-                <w:sz w:val="20"/>
-                <w:szCs w:val="20"/>
-              </w:rPr>
-              <w:t xml:space="preserve">☐ </w:t>
-            </w:r>
-            <w:proofErr w:type="gramStart"/>
-            <w:r>
-              <w:rPr>
-                <w:sz w:val="20"/>
-                <w:szCs w:val="20"/>
-              </w:rPr>
-              <w:t>Yes  ☐</w:t>
-            </w:r>
-            <w:proofErr w:type="gramEnd"/>
-            <w:r>
-              <w:rPr>
-                <w:sz w:val="20"/>
-                <w:szCs w:val="20"/>
-              </w:rPr>
-              <w:t xml:space="preserve"> No</w:t>
+            <w:tcW w:type="dxa" w:w="1943"/>
+          </w:tcPr>
+          <w:p>
+            <w:r>
+              <w:t>☐ Yes  ☐ No</w:t>
             </w:r>
           </w:p>
         </w:tc>
@@ -1930,57 +1296,21 @@
       <w:tr>
         <w:tc>
           <w:tcPr>
-            <w:tcW w:w="8797" w:type="dxa"/>
-          </w:tcPr>
-          <w:p>
-            <w:pPr>
-              <w:rPr>
-                <w:sz w:val="20"/>
-                <w:szCs w:val="20"/>
-              </w:rPr>
-            </w:pPr>
-            <w:r>
-              <w:rPr>
-                <w:sz w:val="20"/>
-                <w:szCs w:val="20"/>
-              </w:rPr>
+            <w:tcW w:type="dxa" w:w="8797"/>
+          </w:tcPr>
+          <w:p>
+            <w:r>
               <w:t>A8 - §8 Knowledge Evidence Responses — you answered all 6 KE questions with specific reference to your own build, not generic textbook answers</w:t>
             </w:r>
           </w:p>
         </w:tc>
         <w:tc>
           <w:tcPr>
-            <w:tcW w:w="1943" w:type="dxa"/>
-          </w:tcPr>
-          <w:p>
-            <w:pPr>
-              <w:rPr>
-                <w:sz w:val="20"/>
-                <w:szCs w:val="20"/>
-              </w:rPr>
-            </w:pPr>
-            <w:r>
-              <w:rPr>
-                <w:sz w:val="20"/>
-                <w:szCs w:val="20"/>
-              </w:rPr>
-              <w:t xml:space="preserve">☐ </w:t>
-            </w:r>
-            <w:proofErr w:type="gramStart"/>
-            <w:r>
-              <w:rPr>
-                <w:sz w:val="20"/>
-                <w:szCs w:val="20"/>
-              </w:rPr>
-              <w:t>Yes  ☐</w:t>
-            </w:r>
-            <w:proofErr w:type="gramEnd"/>
-            <w:r>
-              <w:rPr>
-                <w:sz w:val="20"/>
-                <w:szCs w:val="20"/>
-              </w:rPr>
-              <w:t xml:space="preserve"> No</w:t>
+            <w:tcW w:type="dxa" w:w="1943"/>
+          </w:tcPr>
+          <w:p>
+            <w:r>
+              <w:t>☐ Yes  ☐ No</w:t>
             </w:r>
           </w:p>
         </w:tc>
@@ -1988,57 +1318,21 @@
       <w:tr>
         <w:tc>
           <w:tcPr>
-            <w:tcW w:w="8797" w:type="dxa"/>
-          </w:tcPr>
-          <w:p>
-            <w:pPr>
-              <w:rPr>
-                <w:sz w:val="20"/>
-                <w:szCs w:val="20"/>
-              </w:rPr>
-            </w:pPr>
-            <w:r>
-              <w:rPr>
-                <w:sz w:val="20"/>
-                <w:szCs w:val="20"/>
-              </w:rPr>
+            <w:tcW w:type="dxa" w:w="8797"/>
+          </w:tcPr>
+          <w:p>
+            <w:r>
               <w:t>A9 - Appendix A Build Evidence — all 17 named screenshots (A1–A17) are present, the AWS region indicator is visible, and the named items are visible per the template's requirements</w:t>
             </w:r>
           </w:p>
         </w:tc>
         <w:tc>
           <w:tcPr>
-            <w:tcW w:w="1943" w:type="dxa"/>
-          </w:tcPr>
-          <w:p>
-            <w:pPr>
-              <w:rPr>
-                <w:sz w:val="20"/>
-                <w:szCs w:val="20"/>
-              </w:rPr>
-            </w:pPr>
-            <w:r>
-              <w:rPr>
-                <w:sz w:val="20"/>
-                <w:szCs w:val="20"/>
-              </w:rPr>
-              <w:t xml:space="preserve">☐ </w:t>
-            </w:r>
-            <w:proofErr w:type="gramStart"/>
-            <w:r>
-              <w:rPr>
-                <w:sz w:val="20"/>
-                <w:szCs w:val="20"/>
-              </w:rPr>
-              <w:t>Yes  ☐</w:t>
-            </w:r>
-            <w:proofErr w:type="gramEnd"/>
-            <w:r>
-              <w:rPr>
-                <w:sz w:val="20"/>
-                <w:szCs w:val="20"/>
-              </w:rPr>
-              <w:t xml:space="preserve"> No</w:t>
+            <w:tcW w:type="dxa" w:w="1943"/>
+          </w:tcPr>
+          <w:p>
+            <w:r>
+              <w:t>☐ Yes  ☐ No</w:t>
             </w:r>
           </w:p>
         </w:tc>
@@ -2046,40 +1340,20 @@
       <w:tr>
         <w:tc>
           <w:tcPr>
-            <w:tcW w:w="8797" w:type="dxa"/>
-          </w:tcPr>
-          <w:p>
-            <w:pPr>
-              <w:rPr>
-                <w:sz w:val="20"/>
-                <w:szCs w:val="20"/>
-              </w:rPr>
-            </w:pPr>
-            <w:r>
-              <w:rPr>
-                <w:sz w:val="20"/>
-                <w:szCs w:val="20"/>
-              </w:rPr>
+            <w:tcW w:type="dxa" w:w="8797"/>
+          </w:tcPr>
+          <w:p>
+            <w:r>
               <w:t>A10 - Appendix B Configuration Exports — all 7 named exports (B1–B7) are present, exported from the actual deployed environment</w:t>
             </w:r>
           </w:p>
         </w:tc>
         <w:tc>
           <w:tcPr>
-            <w:tcW w:w="1943" w:type="dxa"/>
-          </w:tcPr>
-          <w:p>
-            <w:pPr>
-              <w:rPr>
-                <w:sz w:val="20"/>
-                <w:szCs w:val="20"/>
-              </w:rPr>
-            </w:pPr>
-            <w:r>
-              <w:rPr>
-                <w:sz w:val="20"/>
-                <w:szCs w:val="20"/>
-              </w:rPr>
+            <w:tcW w:type="dxa" w:w="1943"/>
+          </w:tcPr>
+          <w:p>
+            <w:r>
               <w:t>☐ Yes  ☐ No</w:t>
             </w:r>
           </w:p>
@@ -2088,40 +1362,20 @@
       <w:tr>
         <w:tc>
           <w:tcPr>
-            <w:tcW w:w="8797" w:type="dxa"/>
-          </w:tcPr>
-          <w:p>
-            <w:pPr>
-              <w:rPr>
-                <w:sz w:val="20"/>
-                <w:szCs w:val="20"/>
-              </w:rPr>
-            </w:pPr>
-            <w:r>
-              <w:rPr>
-                <w:sz w:val="20"/>
-                <w:szCs w:val="20"/>
-              </w:rPr>
+            <w:tcW w:type="dxa" w:w="8797"/>
+          </w:tcPr>
+          <w:p>
+            <w:r>
               <w:t>A11 - Appendix C Test Evidence — test outcomes are documented with supporting evidence; outcomes are consistent with §6</w:t>
             </w:r>
           </w:p>
         </w:tc>
         <w:tc>
           <w:tcPr>
-            <w:tcW w:w="1943" w:type="dxa"/>
-          </w:tcPr>
-          <w:p>
-            <w:pPr>
-              <w:rPr>
-                <w:sz w:val="20"/>
-                <w:szCs w:val="20"/>
-              </w:rPr>
-            </w:pPr>
-            <w:r>
-              <w:rPr>
-                <w:sz w:val="20"/>
-                <w:szCs w:val="20"/>
-              </w:rPr>
+            <w:tcW w:type="dxa" w:w="1943"/>
+          </w:tcPr>
+          <w:p>
+            <w:r>
               <w:t>☐ Yes  ☐ No</w:t>
             </w:r>
           </w:p>
@@ -2130,40 +1384,20 @@
       <w:tr>
         <w:tc>
           <w:tcPr>
-            <w:tcW w:w="8797" w:type="dxa"/>
-          </w:tcPr>
-          <w:p>
-            <w:pPr>
-              <w:rPr>
-                <w:sz w:val="20"/>
-                <w:szCs w:val="20"/>
-              </w:rPr>
-            </w:pPr>
-            <w:r>
-              <w:rPr>
-                <w:sz w:val="20"/>
-                <w:szCs w:val="20"/>
-              </w:rPr>
+            <w:tcW w:type="dxa" w:w="8797"/>
+          </w:tcPr>
+          <w:p>
+            <w:r>
               <w:t>A12 - Appendix D Reflections — two honest reflective responses are present, both specific to your own build experience</w:t>
             </w:r>
           </w:p>
         </w:tc>
         <w:tc>
           <w:tcPr>
-            <w:tcW w:w="1943" w:type="dxa"/>
-          </w:tcPr>
-          <w:p>
-            <w:pPr>
-              <w:rPr>
-                <w:sz w:val="20"/>
-                <w:szCs w:val="20"/>
-              </w:rPr>
-            </w:pPr>
-            <w:r>
-              <w:rPr>
-                <w:sz w:val="20"/>
-                <w:szCs w:val="20"/>
-              </w:rPr>
+            <w:tcW w:type="dxa" w:w="1943"/>
+          </w:tcPr>
+          <w:p>
+            <w:r>
               <w:t>☐ Yes  ☐ No</w:t>
             </w:r>
           </w:p>
@@ -2172,47 +1406,32 @@
       <w:tr>
         <w:tc>
           <w:tcPr>
-            <w:tcW w:w="8797" w:type="dxa"/>
-          </w:tcPr>
-          <w:p>
-            <w:pPr>
-              <w:rPr>
-                <w:sz w:val="20"/>
-                <w:szCs w:val="20"/>
-              </w:rPr>
-            </w:pPr>
-            <w:r>
-              <w:rPr>
-                <w:sz w:val="20"/>
-                <w:szCs w:val="20"/>
-              </w:rPr>
+            <w:tcW w:type="dxa" w:w="8797"/>
+          </w:tcPr>
+          <w:p>
+            <w:r>
               <w:t>A13 - Document quality — the Deployment Report uses plain English, appropriate technical vocabulary, structure, formatting, and depth relevant to a professional consulting deliverable for an RTO client</w:t>
             </w:r>
           </w:p>
         </w:tc>
         <w:tc>
           <w:tcPr>
-            <w:tcW w:w="1943" w:type="dxa"/>
-          </w:tcPr>
-          <w:p>
-            <w:pPr>
-              <w:rPr>
-                <w:sz w:val="20"/>
-                <w:szCs w:val="20"/>
-              </w:rPr>
-            </w:pPr>
-            <w:r>
-              <w:rPr>
-                <w:sz w:val="20"/>
-                <w:szCs w:val="20"/>
-              </w:rPr>
+            <w:tcW w:type="dxa" w:w="1943"/>
+          </w:tcPr>
+          <w:p>
+            <w:r>
               <w:t>☐ Yes  ☐ No</w:t>
             </w:r>
           </w:p>
         </w:tc>
       </w:tr>
-      <w:bookmarkEnd w:id="5"/>
     </w:tbl>
+    <w:p>
+      <w:pPr>
+        <w:pStyle w:val="Assessortext"/>
+      </w:pPr>
+    </w:p>
+    <w:bookmarkEnd w:id="5"/>
     <w:p/>
     <w:p>
       <w:pPr>
@@ -2224,260 +1443,206 @@
     </w:p>
     <w:p>
       <w:pPr>
-        <w:pStyle w:val="Assessortext"/>
-        <w:rPr>
-          <w:color w:val="000000" w:themeColor="text1"/>
-          <w:sz w:val="20"/>
-          <w:szCs w:val="20"/>
-        </w:rPr>
-      </w:pPr>
-      <w:r>
-        <w:rPr>
-          <w:color w:val="000000" w:themeColor="text1"/>
-          <w:sz w:val="20"/>
-          <w:szCs w:val="20"/>
-        </w:rPr>
+        <w:pStyle w:val="Heading2"/>
+        <w:spacing w:before="240" w:after="80"/>
+      </w:pPr>
+      <w:r>
+        <w:t>The engagement — picking up where AT1 left off</w:t>
+      </w:r>
+    </w:p>
+    <w:p>
+      <w:pPr>
+        <w:pStyle w:val="Assessortext"/>
+        <w:spacing w:after="160"/>
+      </w:pPr>
+      <w:r>
         <w:t>YAT College is migrating their mission-critical Learning Management System (LMS) from on-premises to AWS. You are an MTS Consultant on this engagement, reporting to Pat Lin (MTS Senior Consultant). Sam Walker (YAT IT Manager) is your primary YAT-side stakeholder.</w:t>
       </w:r>
     </w:p>
     <w:p>
       <w:pPr>
         <w:pStyle w:val="Assessortext"/>
-        <w:rPr>
-          <w:color w:val="000000" w:themeColor="text1"/>
-          <w:sz w:val="20"/>
-          <w:szCs w:val="20"/>
-        </w:rPr>
-      </w:pPr>
-    </w:p>
-    <w:p>
-      <w:pPr>
-        <w:pStyle w:val="Assessortext"/>
-        <w:rPr>
-          <w:color w:val="000000" w:themeColor="text1"/>
-          <w:sz w:val="20"/>
-          <w:szCs w:val="20"/>
-        </w:rPr>
-      </w:pPr>
-      <w:r>
-        <w:rPr>
-          <w:color w:val="000000" w:themeColor="text1"/>
-          <w:sz w:val="20"/>
-          <w:szCs w:val="20"/>
-        </w:rPr>
+        <w:spacing w:after="160"/>
+      </w:pPr>
+      <w:r>
         <w:t>At the end of the AT1 engagement, the YAT board approved your action plan. You then took planned annual leave. During that period, MTS Senior Architecture worked with YAT IT to translate the approved direction into a detailed cloud architecture design — the YAT LMS Cloud Architecture — Baseline Design, available from the Engagement Documents section of the YAT intranet.</w:t>
       </w:r>
     </w:p>
     <w:p>
       <w:pPr>
         <w:pStyle w:val="Assessortext"/>
-        <w:rPr>
-          <w:color w:val="000000" w:themeColor="text1"/>
-          <w:sz w:val="20"/>
-          <w:szCs w:val="20"/>
-        </w:rPr>
-      </w:pPr>
-    </w:p>
-    <w:p>
-      <w:pPr>
-        <w:pStyle w:val="Assessortext"/>
-        <w:rPr>
-          <w:color w:val="000000" w:themeColor="text1"/>
-          <w:sz w:val="20"/>
-          <w:szCs w:val="20"/>
-        </w:rPr>
-      </w:pPr>
-      <w:r>
-        <w:rPr>
-          <w:color w:val="000000" w:themeColor="text1"/>
-          <w:sz w:val="20"/>
-          <w:szCs w:val="20"/>
-        </w:rPr>
+        <w:spacing w:after="160"/>
+      </w:pPr>
+      <w:r>
         <w:t>You have returned to MTS, and your assignment is the foundation build phase of the engagement: stand up the supplied architecture in the AWS Academy lab environment, then hand it over to YAT IT with a Deployment Report.</w:t>
       </w:r>
     </w:p>
     <w:p>
       <w:pPr>
         <w:pStyle w:val="Heading2"/>
-        <w:rPr>
-          <w:color w:val="000000" w:themeColor="text1"/>
-          <w:sz w:val="20"/>
-          <w:szCs w:val="20"/>
-        </w:rPr>
-      </w:pPr>
-      <w:r>
-        <w:rPr>
-          <w:color w:val="000000" w:themeColor="text1"/>
-          <w:sz w:val="20"/>
-          <w:szCs w:val="20"/>
-        </w:rPr>
+        <w:spacing w:before="240" w:after="80"/>
+      </w:pPr>
+      <w:r>
         <w:t>Scope of your work in this assessment</w:t>
       </w:r>
     </w:p>
     <w:p>
       <w:pPr>
         <w:pStyle w:val="Assessortext"/>
-        <w:rPr>
-          <w:color w:val="000000" w:themeColor="text1"/>
-          <w:sz w:val="20"/>
-          <w:szCs w:val="20"/>
-        </w:rPr>
-      </w:pPr>
-      <w:r>
-        <w:rPr>
-          <w:color w:val="000000" w:themeColor="text1"/>
-          <w:sz w:val="20"/>
-          <w:szCs w:val="20"/>
-        </w:rPr>
+        <w:spacing w:after="160"/>
+      </w:pPr>
+      <w:r>
         <w:t>Per the LMS Migration Role Brief on the YAT intranet (§ Scope of the MTS consulting engagement), your assessment scope is cloud infrastructure provisioning only. The following activities are YAT in-house IT's responsibility, not yours:</w:t>
       </w:r>
     </w:p>
     <w:p>
       <w:pPr>
         <w:pStyle w:val="Assessortext"/>
-        <w:rPr>
-          <w:color w:val="000000" w:themeColor="text1"/>
-          <w:sz w:val="20"/>
-          <w:szCs w:val="20"/>
-        </w:rPr>
-      </w:pPr>
-    </w:p>
-    <w:p>
-      <w:pPr>
-        <w:pStyle w:val="Assessortext"/>
-        <w:numPr>
-          <w:ilvl w:val="0"/>
-          <w:numId w:val="4"/>
-        </w:numPr>
-        <w:rPr>
-          <w:color w:val="000000" w:themeColor="text1"/>
-          <w:sz w:val="20"/>
-          <w:szCs w:val="20"/>
-        </w:rPr>
-      </w:pPr>
-      <w:r>
-        <w:rPr>
-          <w:color w:val="000000" w:themeColor="text1"/>
-          <w:sz w:val="20"/>
-          <w:szCs w:val="20"/>
-        </w:rPr>
-        <w:t>LMS application installation on the AWS infrastructure you build</w:t>
-      </w:r>
-    </w:p>
-    <w:p>
-      <w:pPr>
-        <w:pStyle w:val="Assessortext"/>
-        <w:numPr>
-          <w:ilvl w:val="0"/>
-          <w:numId w:val="4"/>
-        </w:numPr>
-        <w:rPr>
-          <w:color w:val="000000" w:themeColor="text1"/>
-          <w:sz w:val="20"/>
-          <w:szCs w:val="20"/>
-        </w:rPr>
-      </w:pPr>
-      <w:r>
-        <w:rPr>
-          <w:color w:val="000000" w:themeColor="text1"/>
-          <w:sz w:val="20"/>
-          <w:szCs w:val="20"/>
-        </w:rPr>
-        <w:t>Migration of the MySQL database from on-prem to the AWS RDS instance</w:t>
-      </w:r>
-    </w:p>
-    <w:p>
-      <w:pPr>
-        <w:pStyle w:val="Assessortext"/>
-        <w:numPr>
-          <w:ilvl w:val="0"/>
-          <w:numId w:val="4"/>
-        </w:numPr>
-        <w:rPr>
-          <w:color w:val="000000" w:themeColor="text1"/>
-          <w:sz w:val="20"/>
-          <w:szCs w:val="20"/>
-        </w:rPr>
-      </w:pPr>
-      <w:r>
-        <w:rPr>
-          <w:color w:val="000000" w:themeColor="text1"/>
-          <w:sz w:val="20"/>
-          <w:szCs w:val="20"/>
-        </w:rPr>
-        <w:lastRenderedPageBreak/>
-        <w:t>Cutover from legacy to new (DNS switch, parallel running, decommissioning)</w:t>
-      </w:r>
-    </w:p>
-    <w:p>
-      <w:pPr>
-        <w:pStyle w:val="Assessortext"/>
-        <w:numPr>
-          <w:ilvl w:val="0"/>
-          <w:numId w:val="4"/>
-        </w:numPr>
-        <w:rPr>
-          <w:color w:val="000000" w:themeColor="text1"/>
-          <w:sz w:val="20"/>
-          <w:szCs w:val="20"/>
-        </w:rPr>
-      </w:pPr>
-      <w:r>
-        <w:rPr>
-          <w:color w:val="000000" w:themeColor="text1"/>
-          <w:sz w:val="20"/>
-          <w:szCs w:val="20"/>
-        </w:rPr>
-        <w:t>Organisational change management around the cutover (CAB process, end-user communications, training)</w:t>
-      </w:r>
-    </w:p>
-    <w:p>
-      <w:pPr>
-        <w:pStyle w:val="Assessortext"/>
-        <w:numPr>
-          <w:ilvl w:val="0"/>
-          <w:numId w:val="4"/>
-        </w:numPr>
-        <w:rPr>
-          <w:color w:val="000000" w:themeColor="text1"/>
-          <w:sz w:val="20"/>
-          <w:szCs w:val="20"/>
-        </w:rPr>
-      </w:pPr>
-      <w:r>
-        <w:rPr>
-          <w:color w:val="000000" w:themeColor="text1"/>
-          <w:sz w:val="20"/>
-          <w:szCs w:val="20"/>
-        </w:rPr>
-        <w:t>Ongoing application support post-handover</w:t>
-      </w:r>
-    </w:p>
-    <w:p>
-      <w:pPr>
-        <w:pStyle w:val="Assessortext"/>
-        <w:numPr>
-          <w:ilvl w:val="0"/>
-          <w:numId w:val="4"/>
-        </w:numPr>
-        <w:rPr>
-          <w:color w:val="000000" w:themeColor="text1"/>
-          <w:sz w:val="20"/>
-          <w:szCs w:val="20"/>
-        </w:rPr>
-      </w:pPr>
-      <w:r>
-        <w:rPr>
-          <w:color w:val="000000" w:themeColor="text1"/>
-          <w:sz w:val="20"/>
-          <w:szCs w:val="20"/>
-        </w:rPr>
+        <w:spacing w:after="120"/>
+        <w:ind w:left="360"/>
+      </w:pPr>
+      <w:r>
+        <w:t>• LMS application installation on the AWS infrastructure you build</w:t>
+      </w:r>
+    </w:p>
+    <w:p>
+      <w:pPr>
+        <w:pStyle w:val="Assessortext"/>
+        <w:spacing w:after="120"/>
+        <w:ind w:left="360"/>
+      </w:pPr>
+      <w:r>
+        <w:t>• Migration of the MySQL database from on-prem to the AWS RDS instance</w:t>
+      </w:r>
+    </w:p>
+    <w:p>
+      <w:pPr>
+        <w:pStyle w:val="Assessortext"/>
+        <w:spacing w:after="120"/>
+        <w:ind w:left="360"/>
+      </w:pPr>
+      <w:r>
+        <w:t>• Cutover from legacy to new (DNS switch, parallel running, decommissioning)</w:t>
+      </w:r>
+    </w:p>
+    <w:p>
+      <w:pPr>
+        <w:pStyle w:val="Assessortext"/>
+        <w:spacing w:after="120"/>
+        <w:ind w:left="360"/>
+      </w:pPr>
+      <w:r>
+        <w:t>• Organisational change management around the cutover (CAB process, end-user communications, training)</w:t>
+      </w:r>
+    </w:p>
+    <w:p>
+      <w:pPr>
+        <w:pStyle w:val="Assessortext"/>
+        <w:spacing w:after="120"/>
+        <w:ind w:left="360"/>
+      </w:pPr>
+      <w:r>
+        <w:t>• Ongoing application support post-handover</w:t>
+      </w:r>
+    </w:p>
+    <w:p>
+      <w:pPr>
+        <w:pStyle w:val="Assessortext"/>
+        <w:spacing w:after="160"/>
+      </w:pPr>
+      <w:r>
         <w:t>Your AT2 deliverable stops at infrastructure ready for application deployment. You hand the infrastructure over to YAT IT with the Deployment Report — they take it from there. Do not install the LMS application, migrate production data, or perform cutover activities as part of this assessment.</w:t>
       </w:r>
     </w:p>
     <w:p>
       <w:pPr>
         <w:pStyle w:val="Heading2"/>
+        <w:spacing w:before="240" w:after="80"/>
+      </w:pPr>
+      <w:r>
+        <w:t>Resources on the YAT intranet</w:t>
+      </w:r>
+    </w:p>
+    <w:p>
+      <w:pPr>
+        <w:pStyle w:val="Assessortext"/>
+        <w:spacing w:after="160"/>
+        <w:ind w:left="360"/>
+      </w:pPr>
+      <w:r>
+        <w:t xml:space="preserve">• </w:t>
+      </w:r>
+      <w:hyperlink r:id="rId17">
+        <w:r>
+          <w:rPr>
+            <w:color w:val="0563C1"/>
+            <w:u w:val="single"/>
+          </w:rPr>
+          <w:t>Supplied cloud architecture baseline design — the design you build</w:t>
+        </w:r>
+      </w:hyperlink>
+    </w:p>
+    <w:p>
+      <w:pPr>
+        <w:pStyle w:val="Assessortext"/>
+        <w:spacing w:after="160"/>
+        <w:ind w:left="360"/>
+      </w:pPr>
+      <w:r>
+        <w:t xml:space="preserve">• </w:t>
+      </w:r>
+      <w:hyperlink r:id="rId18">
+        <w:r>
+          <w:rPr>
+            <w:color w:val="0563C1"/>
+            <w:u w:val="single"/>
+          </w:rPr>
+          <w:t>LMS Application Specification — the workload your configuration decisions must suit</w:t>
+        </w:r>
+      </w:hyperlink>
+    </w:p>
+    <w:p>
+      <w:pPr>
+        <w:pStyle w:val="Assessortext"/>
+        <w:spacing w:after="160"/>
+        <w:ind w:left="360"/>
+      </w:pPr>
+      <w:r>
+        <w:t xml:space="preserve">• </w:t>
+      </w:r>
+      <w:hyperlink r:id="rId19">
+        <w:r>
+          <w:rPr>
+            <w:color w:val="0563C1"/>
+            <w:u w:val="single"/>
+          </w:rPr>
+          <w:t>LMS Migration Role Brief — the scope of the MTS engagement</w:t>
+        </w:r>
+      </w:hyperlink>
+    </w:p>
+    <w:p>
+      <w:pPr>
+        <w:pStyle w:val="Assessortext"/>
+        <w:spacing w:after="160"/>
+        <w:ind w:left="360"/>
+      </w:pPr>
+      <w:r>
+        <w:t xml:space="preserve">• </w:t>
+      </w:r>
+      <w:hyperlink r:id="rId20">
+        <w:r>
+          <w:rPr>
+            <w:color w:val="0563C1"/>
+            <w:u w:val="single"/>
+          </w:rPr>
+          <w:t>Records Management policy — how the report is filed at handover</w:t>
+        </w:r>
+      </w:hyperlink>
+    </w:p>
+    <w:p>
+      <w:pPr>
+        <w:pStyle w:val="Heading2"/>
+        <w:spacing w:before="240" w:after="80"/>
       </w:pPr>
       <w:r>
         <w:t>Part 1 — Build the supplied design</w:t>
@@ -2486,774 +1651,405 @@
     <w:p>
       <w:pPr>
         <w:pStyle w:val="Assessortext"/>
-        <w:rPr>
-          <w:color w:val="000000" w:themeColor="text1"/>
-          <w:sz w:val="20"/>
-          <w:szCs w:val="20"/>
-        </w:rPr>
-      </w:pPr>
-      <w:r>
-        <w:rPr>
-          <w:color w:val="000000" w:themeColor="text1"/>
-          <w:sz w:val="20"/>
-          <w:szCs w:val="20"/>
-        </w:rPr>
-        <w:t>Using AWS Academy, implement the architecture exactly as specified in the supplied design. The design is opinionated where it matters (region, network topology, IAM model, service categories, security controls, tagging) and intentionally silent where you must demonstrate professional judgement. The supplied design's §14 Configuration decisions left to the implementer enumerates the eight decisions you must make and justify (C1 through C8).</w:t>
-      </w:r>
-    </w:p>
-    <w:p>
-      <w:pPr>
-        <w:pStyle w:val="Assessortext"/>
-        <w:rPr>
-          <w:color w:val="000000" w:themeColor="text1"/>
-          <w:sz w:val="20"/>
-          <w:szCs w:val="20"/>
-        </w:rPr>
-      </w:pPr>
-    </w:p>
-    <w:p>
-      <w:pPr>
-        <w:pStyle w:val="Assessortext"/>
-        <w:rPr>
-          <w:color w:val="000000" w:themeColor="text1"/>
-          <w:sz w:val="20"/>
-          <w:szCs w:val="20"/>
-        </w:rPr>
-      </w:pPr>
-      <w:r>
-        <w:rPr>
-          <w:color w:val="000000" w:themeColor="text1"/>
-          <w:sz w:val="20"/>
-          <w:szCs w:val="20"/>
-        </w:rPr>
+        <w:spacing w:after="160"/>
+      </w:pPr>
+      <w:r>
+        <w:t>Using AWS Academy, implement the architecture exactly as specified in the supplied design. The design is opinionated where it matters — region, network topology, IAM model, service categories, security controls, tagging — and intentionally silent where you must demonstrate professional judgement (specific instance types, sizing, scaling thresholds, etc.). The supplied design's §14 Configuration decisions left to the implementer enumerates the eight decisions you must make and justify (C1 through C8).</w:t>
+      </w:r>
+    </w:p>
+    <w:p>
+      <w:pPr>
+        <w:pStyle w:val="Assessortext"/>
+        <w:spacing w:after="160"/>
+      </w:pPr>
+      <w:r>
         <w:t>For each of those configuration decisions, make a deliberate, justified choice based on the YAT LMS workload as described in the LMS Application Specification on the YAT intranet. You will document the choice and rationale in §5 of your Deployment Report.</w:t>
       </w:r>
     </w:p>
     <w:p>
       <w:pPr>
         <w:pStyle w:val="Assessortext"/>
-        <w:rPr>
-          <w:color w:val="000000" w:themeColor="text1"/>
-          <w:sz w:val="20"/>
-          <w:szCs w:val="20"/>
-        </w:rPr>
-      </w:pPr>
-    </w:p>
-    <w:p>
-      <w:pPr>
-        <w:pStyle w:val="Assessortext"/>
+        <w:spacing w:after="160"/>
+      </w:pPr>
+      <w:r>
+        <w:t>Important constraints on the build:</w:t>
+      </w:r>
+    </w:p>
+    <w:p>
+      <w:pPr>
+        <w:pStyle w:val="Assessortext"/>
+        <w:spacing w:after="120"/>
+        <w:ind w:left="360"/>
+      </w:pPr>
+      <w:r>
+        <w:t>• The deployment is single-AZ and non-HA by design. HA hardening is the next phase (AT3). Do not pre-empt that work — Multi-AZ database, cross-AZ subnets, cross-Region backup copies, failure simulation, DR runbook are all out of scope for this phase.</w:t>
+      </w:r>
+    </w:p>
+    <w:p>
+      <w:pPr>
+        <w:pStyle w:val="Assessortext"/>
+        <w:spacing w:after="120"/>
+        <w:ind w:left="360"/>
+      </w:pPr>
+      <w:r>
+        <w:t>• All security, encryption, tagging, and naming conventions in the supplied design are mandatory. These are non-negotiable.</w:t>
+      </w:r>
+    </w:p>
+    <w:p>
+      <w:pPr>
+        <w:pStyle w:val="Assessortext"/>
+        <w:spacing w:after="120"/>
+        <w:ind w:left="360"/>
+      </w:pPr>
+      <w:r>
+        <w:t>• Take the screenshots listed in Appendix A of the Deployment Report template as you go, not at the end. Trying to recreate the state for a screenshot after you've moved on is painful and sometimes impossible.</w:t>
+      </w:r>
+    </w:p>
+    <w:p>
+      <w:pPr>
+        <w:pStyle w:val="Assessortext"/>
+        <w:spacing w:after="120"/>
+        <w:ind w:left="360"/>
+      </w:pPr>
+      <w:r>
+        <w:t>• Test outcomes (§6 of the template) require you to actually run the tests — do not fabricate. Screenshot the test evidence as you run.</w:t>
+      </w:r>
+    </w:p>
+    <w:p>
+      <w:pPr>
+        <w:pStyle w:val="Heading2"/>
+        <w:spacing w:before="240" w:after="80"/>
+      </w:pPr>
+      <w:r>
+        <w:t>Part 2 — Produce the Deployment Report</w:t>
+      </w:r>
+    </w:p>
+    <w:p>
+      <w:pPr>
+        <w:pStyle w:val="Assessortext"/>
+        <w:spacing w:after="160"/>
+      </w:pPr>
+      <w:r>
+        <w:t>Use the YAT Deployment Report template:</w:t>
+      </w:r>
+    </w:p>
+    <w:p>
+      <w:pPr>
+        <w:pStyle w:val="Assessortext"/>
+        <w:spacing w:after="160"/>
+        <w:ind w:left="360"/>
+      </w:pPr>
+      <w:r>
+        <w:t xml:space="preserve">• </w:t>
+      </w:r>
+      <w:hyperlink r:id="rId21">
+        <w:r>
+          <w:rPr>
+            <w:color w:val="0563C1"/>
+            <w:u w:val="single"/>
+          </w:rPr>
+          <w:t>YAT intranet — Templates, where the Deployment Report template is available to download</w:t>
+        </w:r>
+      </w:hyperlink>
+    </w:p>
+    <w:p>
+      <w:pPr>
+        <w:pStyle w:val="Assessortext"/>
+        <w:spacing w:after="160"/>
+      </w:pPr>
+      <w:r>
+        <w:t>Refer to the Deployment Report MTS produced for a previous YAT engagement as an exemplar — read it before you start yours, as a reference for what a completed report looks like in style, depth and structure:</w:t>
+      </w:r>
+    </w:p>
+    <w:p>
+      <w:pPr>
+        <w:pStyle w:val="Assessortext"/>
+        <w:spacing w:after="160"/>
+        <w:ind w:left="360"/>
+      </w:pPr>
+      <w:r>
+        <w:t xml:space="preserve">• </w:t>
+      </w:r>
+      <w:hyperlink r:id="rId22">
+        <w:r>
+          <w:rPr>
+            <w:color w:val="0563C1"/>
+            <w:u w:val="single"/>
+          </w:rPr>
+          <w:t>Deployment Report — LMS Replacement (2022)</w:t>
+        </w:r>
+      </w:hyperlink>
+    </w:p>
+    <w:p>
+      <w:pPr>
+        <w:pStyle w:val="Assessortext"/>
+        <w:spacing w:after="160"/>
+      </w:pPr>
+      <w:r>
+        <w:t>Populate every section and every appendix of the Deployment Report template. The template provides explicit prompts in each section — follow them.</w:t>
+      </w:r>
+    </w:p>
+    <w:p>
+      <w:pPr>
+        <w:pStyle w:val="Assessortext"/>
+        <w:spacing w:after="160"/>
+      </w:pPr>
+      <w:r>
+        <w:t>Your report covers:</w:t>
+      </w:r>
+    </w:p>
+    <w:p>
+      <w:pPr>
+        <w:pStyle w:val="Assessortext"/>
+        <w:spacing w:after="120"/>
+        <w:ind w:left="360"/>
+      </w:pPr>
+      <w:r>
+        <w:t>• §1 Executive Summary (write this last)</w:t>
+      </w:r>
+    </w:p>
+    <w:p>
+      <w:pPr>
+        <w:pStyle w:val="Assessortext"/>
+        <w:spacing w:after="120"/>
+        <w:ind w:left="360"/>
+      </w:pPr>
+      <w:r>
+        <w:t>• §2 Engagement Context (referring back to your AT1 Business Case + the supplied design)</w:t>
+      </w:r>
+    </w:p>
+    <w:p>
+      <w:pPr>
+        <w:pStyle w:val="Assessortext"/>
+        <w:spacing w:after="120"/>
+        <w:ind w:left="360"/>
+      </w:pPr>
+      <w:r>
+        <w:t>• §3 Scope of Deployment (what's in this phase, what's deferred to AT3)</w:t>
+      </w:r>
+    </w:p>
+    <w:p>
+      <w:pPr>
+        <w:pStyle w:val="Assessortext"/>
+        <w:spacing w:after="120"/>
+        <w:ind w:left="360"/>
+      </w:pPr>
+      <w:r>
+        <w:t xml:space="preserve">• </w:t>
+      </w:r>
+      <w:r>
         <w:rPr>
           <w:b/>
-          <w:bCs/>
-          <w:color w:val="000000" w:themeColor="text1"/>
-          <w:sz w:val="20"/>
-          <w:szCs w:val="20"/>
         </w:rPr>
-      </w:pPr>
+        <w:t>§4 Build Narrative (chronological account by layer</w:t>
+      </w:r>
+      <w:r>
+        <w:t xml:space="preserve"> — IAM, network, compute, ALB, DB, storage, security, monitoring)</w:t>
+      </w:r>
+    </w:p>
+    <w:p>
+      <w:pPr>
+        <w:pStyle w:val="Assessortext"/>
+        <w:spacing w:after="120"/>
+        <w:ind w:left="360"/>
+      </w:pPr>
+      <w:r>
+        <w:t xml:space="preserve">• </w:t>
+      </w:r>
       <w:r>
         <w:rPr>
           <w:b/>
-          <w:bCs/>
-          <w:color w:val="000000" w:themeColor="text1"/>
-          <w:sz w:val="20"/>
-          <w:szCs w:val="20"/>
         </w:rPr>
-        <w:t>Important constraints on the build:</w:t>
-      </w:r>
-    </w:p>
-    <w:p>
-      <w:pPr>
-        <w:pStyle w:val="Assessortext"/>
-        <w:rPr>
-          <w:color w:val="000000" w:themeColor="text1"/>
-          <w:sz w:val="20"/>
-          <w:szCs w:val="20"/>
-        </w:rPr>
-      </w:pPr>
-      <w:r>
-        <w:rPr>
-          <w:color w:val="000000" w:themeColor="text1"/>
-          <w:sz w:val="20"/>
-          <w:szCs w:val="20"/>
-        </w:rPr>
-        <w:t>The deployment is single-AZ and non-HA by design. HA hardening is the next phase (AT3). Do not pre-empt that work.</w:t>
-      </w:r>
-    </w:p>
-    <w:p>
-      <w:pPr>
-        <w:pStyle w:val="Assessortext"/>
-        <w:rPr>
-          <w:color w:val="000000" w:themeColor="text1"/>
-          <w:sz w:val="20"/>
-          <w:szCs w:val="20"/>
-        </w:rPr>
-      </w:pPr>
-      <w:r>
-        <w:rPr>
-          <w:color w:val="000000" w:themeColor="text1"/>
-          <w:sz w:val="20"/>
-          <w:szCs w:val="20"/>
-        </w:rPr>
-        <w:t>All security, encryption, tagging, and naming conventions in the supplied design are mandatory. These are non-negotiable.</w:t>
-      </w:r>
-    </w:p>
-    <w:p>
-      <w:pPr>
-        <w:pStyle w:val="Assessortext"/>
-        <w:rPr>
-          <w:color w:val="000000" w:themeColor="text1"/>
-          <w:sz w:val="20"/>
-          <w:szCs w:val="20"/>
-        </w:rPr>
-      </w:pPr>
-      <w:r>
-        <w:rPr>
-          <w:color w:val="000000" w:themeColor="text1"/>
-          <w:sz w:val="20"/>
-          <w:szCs w:val="20"/>
-        </w:rPr>
-        <w:t>Take the screenshots listed in Appendix A of the Deployment Report template as you go, not at the end.</w:t>
-      </w:r>
-    </w:p>
-    <w:p>
-      <w:pPr>
-        <w:pStyle w:val="Assessortext"/>
-        <w:rPr>
-          <w:color w:val="000000" w:themeColor="text1"/>
-          <w:sz w:val="20"/>
-          <w:szCs w:val="20"/>
-        </w:rPr>
-      </w:pPr>
-      <w:r>
-        <w:rPr>
-          <w:color w:val="000000" w:themeColor="text1"/>
-          <w:sz w:val="20"/>
-          <w:szCs w:val="20"/>
-        </w:rPr>
-        <w:t>Test outcomes (§6 of the template) require you to actually run the tests — do not fabricate.</w:t>
-      </w:r>
-    </w:p>
-    <w:p>
-      <w:pPr>
-        <w:pStyle w:val="Assessortext"/>
-        <w:rPr>
-          <w:color w:val="000000" w:themeColor="text1"/>
-          <w:sz w:val="20"/>
-          <w:szCs w:val="20"/>
-        </w:rPr>
-      </w:pPr>
-    </w:p>
-    <w:p>
-      <w:pPr>
-        <w:pStyle w:val="Heading2"/>
-        <w:rPr>
-          <w:color w:val="000000" w:themeColor="text1"/>
-        </w:rPr>
-      </w:pPr>
-      <w:r>
-        <w:rPr>
-          <w:color w:val="000000" w:themeColor="text1"/>
-        </w:rPr>
-        <w:t>Part 2 — Produce the Deployment Report</w:t>
-      </w:r>
-    </w:p>
-    <w:p>
-      <w:pPr>
-        <w:pStyle w:val="Assessortext"/>
-        <w:rPr>
-          <w:color w:val="000000" w:themeColor="text1"/>
-          <w:sz w:val="20"/>
-          <w:szCs w:val="20"/>
-        </w:rPr>
-      </w:pPr>
-      <w:r>
-        <w:rPr>
-          <w:color w:val="000000" w:themeColor="text1"/>
-          <w:sz w:val="20"/>
-          <w:szCs w:val="20"/>
-        </w:rPr>
-        <w:t>Download the Deployment Report template from the YAT intranet's Templates section. Populate every section and every appendix. The template provides explicit prompts in each section — follow them.</w:t>
-      </w:r>
-    </w:p>
-    <w:p>
-      <w:pPr>
-        <w:pStyle w:val="Assessortext"/>
-        <w:rPr>
-          <w:color w:val="000000" w:themeColor="text1"/>
-          <w:sz w:val="20"/>
-          <w:szCs w:val="20"/>
-        </w:rPr>
-      </w:pPr>
-    </w:p>
-    <w:p>
-      <w:pPr>
-        <w:pStyle w:val="Assessortext"/>
+        <w:t>§5 Configuration Decisions (justifications for the eight points the design left to you</w:t>
+      </w:r>
+      <w:r>
+        <w:t xml:space="preserve"> — C1 through C8)</w:t>
+      </w:r>
+    </w:p>
+    <w:p>
+      <w:pPr>
+        <w:pStyle w:val="Assessortext"/>
+        <w:spacing w:after="120"/>
+        <w:ind w:left="360"/>
+      </w:pPr>
+      <w:r>
+        <w:t>• §6 Testing and Validation (results from the tests in §6 of the template)</w:t>
+      </w:r>
+    </w:p>
+    <w:p>
+      <w:pPr>
+        <w:pStyle w:val="Assessortext"/>
+        <w:spacing w:after="120"/>
+        <w:ind w:left="360"/>
+      </w:pPr>
+      <w:r>
+        <w:t>• §7 Operational Handover (information YAT IT needs to operate the environment, including filing the report per YAT's records procedures)</w:t>
+      </w:r>
+    </w:p>
+    <w:p>
+      <w:pPr>
+        <w:pStyle w:val="Assessortext"/>
+        <w:spacing w:after="120"/>
+        <w:ind w:left="360"/>
+      </w:pPr>
+      <w:r>
+        <w:t>• §8 Knowledge Evidence Responses (six contextual questions about choices in your own build)</w:t>
+      </w:r>
+    </w:p>
+    <w:p>
+      <w:pPr>
+        <w:pStyle w:val="Assessortext"/>
+        <w:spacing w:after="120"/>
+        <w:ind w:left="360"/>
+      </w:pPr>
+      <w:r>
+        <w:t xml:space="preserve">• </w:t>
+      </w:r>
+      <w:r>
         <w:rPr>
           <w:b/>
-          <w:bCs/>
-          <w:color w:val="000000" w:themeColor="text1"/>
-          <w:sz w:val="20"/>
-          <w:szCs w:val="20"/>
         </w:rPr>
-      </w:pPr>
+        <w:t>Appendix A</w:t>
+      </w:r>
+      <w:r>
+        <w:t xml:space="preserve"> — Build Evidence (17 named AWS console screenshots — the template lists them explicitly)</w:t>
+      </w:r>
+    </w:p>
+    <w:p>
+      <w:pPr>
+        <w:pStyle w:val="Assessortext"/>
+        <w:spacing w:after="120"/>
+        <w:ind w:left="360"/>
+      </w:pPr>
+      <w:r>
+        <w:t xml:space="preserve">• </w:t>
+      </w:r>
       <w:r>
         <w:rPr>
           <w:b/>
-          <w:bCs/>
-          <w:color w:val="000000" w:themeColor="text1"/>
-          <w:sz w:val="20"/>
-          <w:szCs w:val="20"/>
         </w:rPr>
-        <w:t>Your report covers:</w:t>
-      </w:r>
-    </w:p>
-    <w:p>
-      <w:pPr>
-        <w:pStyle w:val="Assessortext"/>
-        <w:rPr>
-          <w:color w:val="000000" w:themeColor="text1"/>
-          <w:sz w:val="20"/>
-          <w:szCs w:val="20"/>
-        </w:rPr>
-      </w:pPr>
-      <w:r>
-        <w:rPr>
-          <w:color w:val="000000" w:themeColor="text1"/>
-          <w:sz w:val="20"/>
-          <w:szCs w:val="20"/>
-        </w:rPr>
-        <w:t xml:space="preserve">§1 Executive Summary </w:t>
-      </w:r>
-      <w:r>
-        <w:rPr>
-          <w:color w:val="EE0000"/>
-          <w:sz w:val="20"/>
-          <w:szCs w:val="20"/>
-        </w:rPr>
-        <w:t>(write this last)</w:t>
-      </w:r>
-    </w:p>
-    <w:p>
-      <w:pPr>
-        <w:pStyle w:val="Assessortext"/>
-        <w:rPr>
-          <w:color w:val="000000" w:themeColor="text1"/>
-          <w:sz w:val="20"/>
-          <w:szCs w:val="20"/>
-        </w:rPr>
-      </w:pPr>
-      <w:r>
-        <w:rPr>
-          <w:color w:val="000000" w:themeColor="text1"/>
-          <w:sz w:val="20"/>
-          <w:szCs w:val="20"/>
-        </w:rPr>
-        <w:t>§2 Engagement Context (referring back to your AT1 Business Case + the supplied design)</w:t>
-      </w:r>
-    </w:p>
-    <w:p>
-      <w:pPr>
-        <w:pStyle w:val="Assessortext"/>
-        <w:rPr>
-          <w:color w:val="000000" w:themeColor="text1"/>
-          <w:sz w:val="20"/>
-          <w:szCs w:val="20"/>
-        </w:rPr>
-      </w:pPr>
-      <w:r>
-        <w:rPr>
-          <w:color w:val="000000" w:themeColor="text1"/>
-          <w:sz w:val="20"/>
-          <w:szCs w:val="20"/>
-        </w:rPr>
-        <w:t>§3 Scope of Deployment (what's in this phase, what's deferred to AT3)</w:t>
-      </w:r>
-    </w:p>
-    <w:p>
-      <w:pPr>
-        <w:pStyle w:val="Assessortext"/>
-        <w:rPr>
-          <w:color w:val="000000" w:themeColor="text1"/>
-          <w:sz w:val="20"/>
-          <w:szCs w:val="20"/>
-        </w:rPr>
-      </w:pPr>
-      <w:r>
-        <w:rPr>
-          <w:color w:val="000000" w:themeColor="text1"/>
-          <w:sz w:val="20"/>
-          <w:szCs w:val="20"/>
-        </w:rPr>
-        <w:t>§4 Build Narrative (chronological account by layer — IAM, network, compute, ALB, DB, storage, security, monitoring)</w:t>
-      </w:r>
-    </w:p>
-    <w:p>
-      <w:pPr>
-        <w:pStyle w:val="Assessortext"/>
-        <w:rPr>
-          <w:color w:val="000000" w:themeColor="text1"/>
-          <w:sz w:val="20"/>
-          <w:szCs w:val="20"/>
-        </w:rPr>
-      </w:pPr>
-      <w:r>
-        <w:rPr>
-          <w:color w:val="000000" w:themeColor="text1"/>
-          <w:sz w:val="20"/>
-          <w:szCs w:val="20"/>
-        </w:rPr>
-        <w:t>§5 Configuration Decisions (justifications for the eight points the design left to you — C1 through C8)</w:t>
-      </w:r>
-    </w:p>
-    <w:p>
-      <w:pPr>
-        <w:pStyle w:val="Assessortext"/>
-        <w:rPr>
-          <w:color w:val="000000" w:themeColor="text1"/>
-          <w:sz w:val="20"/>
-          <w:szCs w:val="20"/>
-        </w:rPr>
-      </w:pPr>
-      <w:r>
-        <w:rPr>
-          <w:color w:val="000000" w:themeColor="text1"/>
-          <w:sz w:val="20"/>
-          <w:szCs w:val="20"/>
-        </w:rPr>
-        <w:t>§6 Testing and Validation (results from the tests in §6 of the template)</w:t>
-      </w:r>
-    </w:p>
-    <w:p>
-      <w:pPr>
-        <w:pStyle w:val="Assessortext"/>
-        <w:rPr>
-          <w:color w:val="000000" w:themeColor="text1"/>
-          <w:sz w:val="20"/>
-          <w:szCs w:val="20"/>
-        </w:rPr>
-      </w:pPr>
-      <w:r>
-        <w:rPr>
-          <w:color w:val="000000" w:themeColor="text1"/>
-          <w:sz w:val="20"/>
-          <w:szCs w:val="20"/>
-        </w:rPr>
-        <w:t>§7 Operational Handover (information YAT IT needs to operate the environment, including filing the report per YAT's records procedures)</w:t>
-      </w:r>
-    </w:p>
-    <w:p>
-      <w:pPr>
-        <w:pStyle w:val="Assessortext"/>
-        <w:rPr>
-          <w:color w:val="000000" w:themeColor="text1"/>
-          <w:sz w:val="20"/>
-          <w:szCs w:val="20"/>
-        </w:rPr>
-      </w:pPr>
-      <w:r>
-        <w:rPr>
-          <w:color w:val="000000" w:themeColor="text1"/>
-          <w:sz w:val="20"/>
-          <w:szCs w:val="20"/>
-        </w:rPr>
-        <w:t>§8 Knowledge Evidence Responses (six contextual questions about choices in your own build)</w:t>
-      </w:r>
-    </w:p>
-    <w:p>
-      <w:pPr>
-        <w:pStyle w:val="Assessortext"/>
-        <w:rPr>
-          <w:i/>
-          <w:iCs/>
-          <w:color w:val="7F7F7F" w:themeColor="text1" w:themeTint="80"/>
-          <w:sz w:val="20"/>
-          <w:szCs w:val="20"/>
-        </w:rPr>
-      </w:pPr>
+        <w:t>Appendix B</w:t>
+      </w:r>
+      <w:r>
+        <w:t xml:space="preserve"> — Configuration Exports (IAM policies, security group rules, VPC config, etc.)</w:t>
+      </w:r>
+    </w:p>
+    <w:p>
+      <w:pPr>
+        <w:pStyle w:val="Assessortext"/>
+        <w:spacing w:after="120"/>
+        <w:ind w:left="360"/>
+      </w:pPr>
+      <w:r>
+        <w:t xml:space="preserve">• </w:t>
+      </w:r>
       <w:r>
         <w:rPr>
           <w:b/>
-          <w:bCs/>
-          <w:i/>
-          <w:iCs/>
-          <w:color w:val="7F7F7F" w:themeColor="text1" w:themeTint="80"/>
-          <w:sz w:val="20"/>
-          <w:szCs w:val="20"/>
         </w:rPr>
-        <w:t>NOTE:</w:t>
-      </w:r>
-      <w:r>
-        <w:rPr>
-          <w:i/>
-          <w:iCs/>
-          <w:color w:val="7F7F7F" w:themeColor="text1" w:themeTint="80"/>
-          <w:sz w:val="20"/>
-          <w:szCs w:val="20"/>
-        </w:rPr>
-        <w:t xml:space="preserve"> knowledge questions are in the </w:t>
-      </w:r>
-      <w:r>
-        <w:rPr>
-          <w:i/>
-          <w:iCs/>
-          <w:color w:val="7F7F7F" w:themeColor="text1" w:themeTint="80"/>
-          <w:sz w:val="20"/>
-          <w:szCs w:val="20"/>
-        </w:rPr>
-        <w:t>Deployment</w:t>
-      </w:r>
-      <w:r>
-        <w:rPr>
-          <w:i/>
-          <w:iCs/>
-          <w:color w:val="7F7F7F" w:themeColor="text1" w:themeTint="80"/>
-          <w:sz w:val="20"/>
-          <w:szCs w:val="20"/>
-        </w:rPr>
-        <w:t xml:space="preserve"> template used for this assessment and available on the YAT intranet </w:t>
-      </w:r>
-    </w:p>
-    <w:p>
-      <w:pPr>
-        <w:pStyle w:val="Assessortext"/>
-        <w:rPr>
-          <w:color w:val="000000" w:themeColor="text1"/>
-          <w:sz w:val="20"/>
-          <w:szCs w:val="20"/>
-        </w:rPr>
-      </w:pPr>
-      <w:r>
-        <w:rPr>
-          <w:color w:val="000000" w:themeColor="text1"/>
-          <w:sz w:val="20"/>
-          <w:szCs w:val="20"/>
-        </w:rPr>
-        <w:t>Appendix A — Build Evidence (17 named AWS console screenshots — the template lists them explicitly)</w:t>
-      </w:r>
-    </w:p>
-    <w:p>
-      <w:pPr>
-        <w:pStyle w:val="Assessortext"/>
-        <w:rPr>
-          <w:color w:val="000000" w:themeColor="text1"/>
-          <w:sz w:val="20"/>
-          <w:szCs w:val="20"/>
-        </w:rPr>
-      </w:pPr>
-      <w:r>
-        <w:rPr>
-          <w:color w:val="000000" w:themeColor="text1"/>
-          <w:sz w:val="20"/>
-          <w:szCs w:val="20"/>
-        </w:rPr>
-        <w:t>Appendix B — Configuration Exports (IAM policies, security group rules, VPC config, etc.)</w:t>
-      </w:r>
-    </w:p>
-    <w:p>
-      <w:pPr>
-        <w:pStyle w:val="Assessortext"/>
-        <w:rPr>
-          <w:color w:val="000000" w:themeColor="text1"/>
-          <w:sz w:val="20"/>
-          <w:szCs w:val="20"/>
-        </w:rPr>
-      </w:pPr>
-      <w:r>
-        <w:rPr>
-          <w:color w:val="000000" w:themeColor="text1"/>
-          <w:sz w:val="20"/>
-          <w:szCs w:val="20"/>
-        </w:rPr>
-        <w:t>Appendix C — Test Evidence (logs, screenshots of test outcomes)</w:t>
-      </w:r>
-    </w:p>
-    <w:p>
-      <w:pPr>
-        <w:pStyle w:val="Assessortext"/>
-        <w:rPr>
-          <w:color w:val="000000" w:themeColor="text1"/>
-          <w:sz w:val="20"/>
-          <w:szCs w:val="20"/>
-        </w:rPr>
-      </w:pPr>
-      <w:r>
-        <w:rPr>
-          <w:color w:val="000000" w:themeColor="text1"/>
-          <w:sz w:val="20"/>
-          <w:szCs w:val="20"/>
-        </w:rPr>
-        <w:t>Appendix D — Reflections (two short reflective responses on the build experience)</w:t>
-      </w:r>
-    </w:p>
-    <w:p>
-      <w:pPr>
-        <w:pStyle w:val="Assessortext"/>
-        <w:rPr>
-          <w:color w:val="000000" w:themeColor="text1"/>
-          <w:sz w:val="20"/>
-          <w:szCs w:val="20"/>
-        </w:rPr>
-      </w:pPr>
-    </w:p>
-    <w:p>
-      <w:pPr>
-        <w:pStyle w:val="Assessortext"/>
+        <w:t>Appendix C</w:t>
+      </w:r>
+      <w:r>
+        <w:t xml:space="preserve"> — Test Evidence (logs, screenshots of test outcomes)</w:t>
+      </w:r>
+    </w:p>
+    <w:p>
+      <w:pPr>
+        <w:pStyle w:val="Assessortext"/>
+        <w:spacing w:after="120"/>
+        <w:ind w:left="360"/>
+      </w:pPr>
+      <w:r>
+        <w:t xml:space="preserve">• </w:t>
+      </w:r>
+      <w:r>
         <w:rPr>
           <w:b/>
-          <w:bCs/>
-          <w:color w:val="000000" w:themeColor="text1"/>
-          <w:sz w:val="18"/>
-          <w:szCs w:val="18"/>
         </w:rPr>
-      </w:pPr>
-      <w:r>
-        <w:rPr>
-          <w:b/>
-          <w:bCs/>
-          <w:color w:val="000000" w:themeColor="text1"/>
-          <w:sz w:val="18"/>
-          <w:szCs w:val="18"/>
-        </w:rPr>
+        <w:t>Appendix D</w:t>
+      </w:r>
+      <w:r>
+        <w:t xml:space="preserve"> — Reflections (two short reflective responses on the build experience)</w:t>
+      </w:r>
+    </w:p>
+    <w:p>
+      <w:pPr>
+        <w:pStyle w:val="Heading2"/>
+        <w:spacing w:before="240" w:after="80"/>
+      </w:pPr>
+      <w:r>
         <w:t>Tips for success</w:t>
       </w:r>
     </w:p>
     <w:p>
       <w:pPr>
         <w:pStyle w:val="Assessortext"/>
-        <w:numPr>
-          <w:ilvl w:val="0"/>
-          <w:numId w:val="6"/>
-        </w:numPr>
-        <w:rPr>
-          <w:color w:val="000000" w:themeColor="text1"/>
-          <w:sz w:val="18"/>
-          <w:szCs w:val="18"/>
-        </w:rPr>
-      </w:pPr>
-      <w:r>
-        <w:rPr>
-          <w:color w:val="000000" w:themeColor="text1"/>
-          <w:sz w:val="18"/>
-          <w:szCs w:val="18"/>
-        </w:rPr>
-        <w:t>Write the Executive Summary last</w:t>
-      </w:r>
-    </w:p>
-    <w:p>
-      <w:pPr>
-        <w:pStyle w:val="Assessortext"/>
-        <w:numPr>
-          <w:ilvl w:val="0"/>
-          <w:numId w:val="5"/>
-        </w:numPr>
-        <w:rPr>
-          <w:color w:val="000000" w:themeColor="text1"/>
-          <w:sz w:val="18"/>
-          <w:szCs w:val="18"/>
-        </w:rPr>
-      </w:pPr>
-      <w:r>
-        <w:rPr>
-          <w:color w:val="000000" w:themeColor="text1"/>
-          <w:sz w:val="18"/>
-          <w:szCs w:val="18"/>
-        </w:rPr>
-        <w:t xml:space="preserve">Before starting your own report, review at least one Example previous Deployment Report from the YAT intranet's Document Archive section. The example shows what a completed report looks like in style, depth, and structure — model your work on </w:t>
-      </w:r>
-      <w:proofErr w:type="spellStart"/>
-      <w:proofErr w:type="gramStart"/>
-      <w:r>
-        <w:rPr>
-          <w:color w:val="000000" w:themeColor="text1"/>
-          <w:sz w:val="18"/>
-          <w:szCs w:val="18"/>
-        </w:rPr>
-        <w:t>it.r</w:t>
-      </w:r>
-      <w:proofErr w:type="spellEnd"/>
-      <w:proofErr w:type="gramEnd"/>
-      <w:r>
-        <w:rPr>
-          <w:color w:val="000000" w:themeColor="text1"/>
-          <w:sz w:val="18"/>
-          <w:szCs w:val="18"/>
-        </w:rPr>
-        <w:t xml:space="preserve"> success</w:t>
-      </w:r>
-    </w:p>
-    <w:p>
-      <w:pPr>
-        <w:pStyle w:val="Assessortext"/>
-        <w:numPr>
-          <w:ilvl w:val="0"/>
-          <w:numId w:val="5"/>
-        </w:numPr>
-        <w:rPr>
-          <w:color w:val="000000" w:themeColor="text1"/>
-          <w:sz w:val="18"/>
-          <w:szCs w:val="18"/>
-        </w:rPr>
-      </w:pPr>
-      <w:r>
-        <w:rPr>
-          <w:color w:val="000000" w:themeColor="text1"/>
-          <w:sz w:val="18"/>
-          <w:szCs w:val="18"/>
-        </w:rPr>
+        <w:spacing w:after="160"/>
+      </w:pPr>
+      <w:r>
         <w:t>Review the example past Deployment Report first. It shows what good looks like and saves you guessing about depth and structure.</w:t>
       </w:r>
     </w:p>
     <w:p>
       <w:pPr>
         <w:pStyle w:val="Assessortext"/>
-        <w:numPr>
-          <w:ilvl w:val="0"/>
-          <w:numId w:val="5"/>
-        </w:numPr>
-        <w:rPr>
-          <w:color w:val="000000" w:themeColor="text1"/>
-          <w:sz w:val="18"/>
-          <w:szCs w:val="18"/>
-        </w:rPr>
-      </w:pPr>
-      <w:r>
-        <w:rPr>
-          <w:color w:val="000000" w:themeColor="text1"/>
-          <w:sz w:val="18"/>
-          <w:szCs w:val="18"/>
-        </w:rPr>
+        <w:spacing w:after="160"/>
+      </w:pPr>
+      <w:r>
         <w:t>Read the supplied design end-to-end before building — including the "out of scope" section (§13) and the "configuration decisions left to the implementer" section (§14). The build is faster when you know the constraints upfront.</w:t>
       </w:r>
     </w:p>
     <w:p>
       <w:pPr>
         <w:pStyle w:val="Assessortext"/>
-        <w:numPr>
-          <w:ilvl w:val="0"/>
-          <w:numId w:val="5"/>
-        </w:numPr>
-        <w:rPr>
-          <w:color w:val="000000" w:themeColor="text1"/>
-          <w:sz w:val="18"/>
-          <w:szCs w:val="18"/>
-        </w:rPr>
-      </w:pPr>
-      <w:r>
-        <w:rPr>
-          <w:color w:val="000000" w:themeColor="text1"/>
-          <w:sz w:val="18"/>
-          <w:szCs w:val="18"/>
-        </w:rPr>
+        <w:spacing w:after="160"/>
+      </w:pPr>
+      <w:r>
         <w:t>Screenshots as you go, not at the end. This is the single most common failure mode in this assessment.</w:t>
       </w:r>
     </w:p>
     <w:p>
       <w:pPr>
         <w:pStyle w:val="Assessortext"/>
-        <w:numPr>
-          <w:ilvl w:val="0"/>
-          <w:numId w:val="5"/>
-        </w:numPr>
-        <w:rPr>
-          <w:color w:val="000000" w:themeColor="text1"/>
-          <w:sz w:val="18"/>
-          <w:szCs w:val="18"/>
-        </w:rPr>
-      </w:pPr>
-      <w:r>
-        <w:rPr>
-          <w:color w:val="000000" w:themeColor="text1"/>
-          <w:sz w:val="18"/>
-          <w:szCs w:val="18"/>
-        </w:rPr>
+        <w:spacing w:after="160"/>
+      </w:pPr>
+      <w:r>
         <w:t>Justify every configuration decision against the YAT workload. Generic justifications ("m6i.large is a good choice for general-purpose workloads") are not credible. Specific justifications ("m6i.large handles the expected 200–300 concurrent users with headroom for assessment-window peaks per the LMS application spec, at a unit cost consistent with the AT1 CBA Year-1 budget") are.</w:t>
       </w:r>
     </w:p>
     <w:p>
       <w:pPr>
         <w:pStyle w:val="Assessortext"/>
-        <w:numPr>
-          <w:ilvl w:val="0"/>
-          <w:numId w:val="5"/>
-        </w:numPr>
-        <w:rPr>
-          <w:color w:val="000000" w:themeColor="text1"/>
-          <w:sz w:val="18"/>
-          <w:szCs w:val="18"/>
-        </w:rPr>
-      </w:pPr>
-      <w:r>
-        <w:rPr>
-          <w:color w:val="000000" w:themeColor="text1"/>
-          <w:sz w:val="18"/>
-          <w:szCs w:val="18"/>
-        </w:rPr>
+        <w:spacing w:after="160"/>
+      </w:pPr>
+      <w:r>
         <w:t>Don't paper over the eight Configuration Decisions. The §5 table is one of the most-scrutinised sections.</w:t>
       </w:r>
     </w:p>
     <w:p>
       <w:pPr>
         <w:pStyle w:val="Assessortext"/>
-        <w:numPr>
-          <w:ilvl w:val="0"/>
-          <w:numId w:val="5"/>
-        </w:numPr>
-        <w:rPr>
-          <w:color w:val="000000" w:themeColor="text1"/>
-          <w:sz w:val="18"/>
-          <w:szCs w:val="18"/>
-        </w:rPr>
-      </w:pPr>
-      <w:r>
-        <w:rPr>
-          <w:color w:val="000000" w:themeColor="text1"/>
-          <w:sz w:val="18"/>
-          <w:szCs w:val="18"/>
-        </w:rPr>
+        <w:spacing w:after="160"/>
+      </w:pPr>
+      <w:r>
         <w:t>The Knowledge Evidence responses (§8) are about your own build. Every answer should reference specific sections, components, or decisions in your report. Generic textbook answers about cloud concepts won't pass.</w:t>
       </w:r>
     </w:p>
     <w:p>
       <w:pPr>
         <w:pStyle w:val="Assessortext"/>
-        <w:numPr>
-          <w:ilvl w:val="0"/>
-          <w:numId w:val="5"/>
-        </w:numPr>
-        <w:rPr>
-          <w:color w:val="000000" w:themeColor="text1"/>
-          <w:sz w:val="18"/>
-          <w:szCs w:val="18"/>
-        </w:rPr>
-      </w:pPr>
-      <w:r>
-        <w:rPr>
-          <w:color w:val="000000" w:themeColor="text1"/>
-          <w:sz w:val="18"/>
-          <w:szCs w:val="18"/>
-        </w:rPr>
+        <w:spacing w:after="160"/>
+      </w:pPr>
+      <w:r>
         <w:t>The reflections in Appendix D are honest, not promotional. A genuine "here's a decision I'd revise" earns more credit than a varnished "everything was perfect".</w:t>
       </w:r>
     </w:p>
     <w:p>
       <w:pPr>
         <w:pStyle w:val="Assessortext"/>
-        <w:numPr>
-          <w:ilvl w:val="0"/>
-          <w:numId w:val="5"/>
-        </w:numPr>
-        <w:rPr>
-          <w:color w:val="000000" w:themeColor="text1"/>
-          <w:sz w:val="18"/>
-          <w:szCs w:val="18"/>
-        </w:rPr>
-      </w:pPr>
-      <w:r>
-        <w:rPr>
-          <w:color w:val="000000" w:themeColor="text1"/>
-          <w:sz w:val="18"/>
-          <w:szCs w:val="18"/>
-        </w:rPr>
+        <w:spacing w:after="160"/>
+      </w:pPr>
+      <w:r>
         <w:t>File the report per YAT's records procedures (§7.4 of the template) — this is part of what's being assessed.</w:t>
       </w:r>
     </w:p>
@@ -3272,7 +2068,7 @@
 </file>
 
 <file path=word/endnotes.xml><?xml version="1.0" encoding="utf-8"?>
-<w:endnotes xmlns:wpc="http://schemas.microsoft.com/office/word/2010/wordprocessingCanvas" xmlns:cx="http://schemas.microsoft.com/office/drawing/2014/chartex" xmlns:cx1="http://schemas.microsoft.com/office/drawing/2015/9/8/chartex" xmlns:cx2="http://schemas.microsoft.com/office/drawing/2015/10/21/chartex" xmlns:cx3="http://schemas.microsoft.com/office/drawing/2016/5/9/chartex" xmlns:cx4="http://schemas.microsoft.com/office/drawing/2016/5/10/chartex" xmlns:cx5="http://schemas.microsoft.com/office/drawing/2016/5/11/chartex" xmlns:cx6="http://schemas.microsoft.com/office/drawing/2016/5/12/chartex" xmlns:cx7="http://schemas.microsoft.com/office/drawing/2016/5/13/chartex" xmlns:cx8="http://schemas.microsoft.com/office/drawing/2016/5/14/chartex" xmlns:mc="http://schemas.openxmlformats.org/markup-compatibility/2006" xmlns:m="http://schemas.openxmlformats.org/officeDocument/2006/math" xmlns:aink="http://schemas.microsoft.com/office/drawing/2016/ink" xmlns:am3d="http://schemas.microsoft.com/office/drawing/2017/model3d" xmlns:oel="http://schemas.microsoft.com/office/2019/extlst" xmlns:r="http://schemas.openxmlformats.org/officeDocument/2006/relationships" xmlns:wp14="http://schemas.microsoft.com/office/word/2010/wordprocessingDrawing" xmlns:wp="http://schemas.openxmlformats.org/drawingml/2006/wordprocessingDrawing" xmlns:wpg="http://schemas.microsoft.com/office/word/2010/wordprocessingGroup" xmlns:wpi="http://schemas.microsoft.com/office/word/2010/wordprocessingInk" xmlns:wps="http://schemas.microsoft.com/office/word/2010/wordprocessingShape" xmlns:o="urn:schemas-microsoft-com:office:office" xmlns:v="urn:schemas-microsoft-com:vml" xmlns:w10="urn:schemas-microsoft-com:office:word" xmlns:w="http://schemas.openxmlformats.org/wordprocessingml/2006/main" xmlns:w14="http://schemas.microsoft.com/office/word/2010/wordml" xmlns:w15="http://schemas.microsoft.com/office/word/2012/wordml" xmlns:w16cex="http://schemas.microsoft.com/office/word/2018/wordml/cex" xmlns:w16cid="http://schemas.microsoft.com/office/word/2016/wordml/cid" xmlns:w16="http://schemas.microsoft.com/office/word/2018/wordml" xmlns:w16sdtdh="http://schemas.microsoft.com/office/word/2020/wordml/sdtdatahash" xmlns:w16sdtfl="http://schemas.microsoft.com/office/word/2024/wordml/sdtformatlock" xmlns:w16se="http://schemas.microsoft.com/office/word/2015/wordml/symex" xmlns:w16du="http://schemas.microsoft.com/office/word/2023/wordml/word16du" xmlns:wne="http://schemas.microsoft.com/office/word/2006/wordml" mc:Ignorable="w14 w15 w16se w16cid w16 w16cex w16sdtdh w16sdtfl w16du wp14">
+<w:endnotes xmlns:wpc="http://schemas.microsoft.com/office/word/2010/wordprocessingCanvas" xmlns:cx="http://schemas.microsoft.com/office/drawing/2014/chartex" xmlns:cx1="http://schemas.microsoft.com/office/drawing/2015/9/8/chartex" xmlns:cx2="http://schemas.microsoft.com/office/drawing/2015/10/21/chartex" xmlns:cx3="http://schemas.microsoft.com/office/drawing/2016/5/9/chartex" xmlns:cx4="http://schemas.microsoft.com/office/drawing/2016/5/10/chartex" xmlns:cx5="http://schemas.microsoft.com/office/drawing/2016/5/11/chartex" xmlns:cx6="http://schemas.microsoft.com/office/drawing/2016/5/12/chartex" xmlns:cx7="http://schemas.microsoft.com/office/drawing/2016/5/13/chartex" xmlns:cx8="http://schemas.microsoft.com/office/drawing/2016/5/14/chartex" xmlns:mc="http://schemas.openxmlformats.org/markup-compatibility/2006" xmlns:aink="http://schemas.microsoft.com/office/drawing/2016/ink" xmlns:am3d="http://schemas.microsoft.com/office/drawing/2017/model3d" xmlns:o="urn:schemas-microsoft-com:office:office" xmlns:oel="http://schemas.microsoft.com/office/2019/extlst" xmlns:r="http://schemas.openxmlformats.org/officeDocument/2006/relationships" xmlns:m="http://schemas.openxmlformats.org/officeDocument/2006/math" xmlns:v="urn:schemas-microsoft-com:vml" xmlns:wp14="http://schemas.microsoft.com/office/word/2010/wordprocessingDrawing" xmlns:wp="http://schemas.openxmlformats.org/drawingml/2006/wordprocessingDrawing" xmlns:w10="urn:schemas-microsoft-com:office:word" xmlns:w="http://schemas.openxmlformats.org/wordprocessingml/2006/main" xmlns:w14="http://schemas.microsoft.com/office/word/2010/wordml" xmlns:w15="http://schemas.microsoft.com/office/word/2012/wordml" xmlns:w16cex="http://schemas.microsoft.com/office/word/2018/wordml/cex" xmlns:w16cid="http://schemas.microsoft.com/office/word/2016/wordml/cid" xmlns:w16="http://schemas.microsoft.com/office/word/2018/wordml" xmlns:w16sdtdh="http://schemas.microsoft.com/office/word/2020/wordml/sdtdatahash" xmlns:w16se="http://schemas.microsoft.com/office/word/2015/wordml/symex" xmlns:wpg="http://schemas.microsoft.com/office/word/2010/wordprocessingGroup" xmlns:wpi="http://schemas.microsoft.com/office/word/2010/wordprocessingInk" xmlns:wne="http://schemas.microsoft.com/office/word/2006/wordml" xmlns:wps="http://schemas.microsoft.com/office/word/2010/wordprocessingShape" mc:Ignorable="w14 w15 w16se w16cid w16 w16cex w16sdtdh wp14">
   <w:endnote w:type="separator" w:id="-1">
     <w:p>
       <w:r>
@@ -3291,7 +2087,7 @@
 </file>
 
 <file path=word/footer1.xml><?xml version="1.0" encoding="utf-8"?>
-<w:ftr xmlns:wpc="http://schemas.microsoft.com/office/word/2010/wordprocessingCanvas" xmlns:cx="http://schemas.microsoft.com/office/drawing/2014/chartex" xmlns:cx1="http://schemas.microsoft.com/office/drawing/2015/9/8/chartex" xmlns:cx2="http://schemas.microsoft.com/office/drawing/2015/10/21/chartex" xmlns:cx3="http://schemas.microsoft.com/office/drawing/2016/5/9/chartex" xmlns:cx4="http://schemas.microsoft.com/office/drawing/2016/5/10/chartex" xmlns:cx5="http://schemas.microsoft.com/office/drawing/2016/5/11/chartex" xmlns:cx6="http://schemas.microsoft.com/office/drawing/2016/5/12/chartex" xmlns:cx7="http://schemas.microsoft.com/office/drawing/2016/5/13/chartex" xmlns:cx8="http://schemas.microsoft.com/office/drawing/2016/5/14/chartex" xmlns:mc="http://schemas.openxmlformats.org/markup-compatibility/2006" xmlns:m="http://schemas.openxmlformats.org/officeDocument/2006/math" xmlns:aink="http://schemas.microsoft.com/office/drawing/2016/ink" xmlns:am3d="http://schemas.microsoft.com/office/drawing/2017/model3d" xmlns:oel="http://schemas.microsoft.com/office/2019/extlst" xmlns:r="http://schemas.openxmlformats.org/officeDocument/2006/relationships" xmlns:wp14="http://schemas.microsoft.com/office/word/2010/wordprocessingDrawing" xmlns:wp="http://schemas.openxmlformats.org/drawingml/2006/wordprocessingDrawing" xmlns:wpg="http://schemas.microsoft.com/office/word/2010/wordprocessingGroup" xmlns:wpi="http://schemas.microsoft.com/office/word/2010/wordprocessingInk" xmlns:wps="http://schemas.microsoft.com/office/word/2010/wordprocessingShape" xmlns:o="urn:schemas-microsoft-com:office:office" xmlns:v="urn:schemas-microsoft-com:vml" xmlns:w10="urn:schemas-microsoft-com:office:word" xmlns:w="http://schemas.openxmlformats.org/wordprocessingml/2006/main" xmlns:w14="http://schemas.microsoft.com/office/word/2010/wordml" xmlns:w15="http://schemas.microsoft.com/office/word/2012/wordml" xmlns:w16cex="http://schemas.microsoft.com/office/word/2018/wordml/cex" xmlns:w16cid="http://schemas.microsoft.com/office/word/2016/wordml/cid" xmlns:w16="http://schemas.microsoft.com/office/word/2018/wordml" xmlns:w16sdtdh="http://schemas.microsoft.com/office/word/2020/wordml/sdtdatahash" xmlns:w16sdtfl="http://schemas.microsoft.com/office/word/2024/wordml/sdtformatlock" xmlns:w16se="http://schemas.microsoft.com/office/word/2015/wordml/symex" xmlns:w16du="http://schemas.microsoft.com/office/word/2023/wordml/word16du" xmlns:wne="http://schemas.microsoft.com/office/word/2006/wordml" mc:Ignorable="w14 w15 w16se w16cid w16 w16cex w16sdtdh w16sdtfl w16du wp14">
+<w:ftr xmlns:wpc="http://schemas.microsoft.com/office/word/2010/wordprocessingCanvas" xmlns:cx="http://schemas.microsoft.com/office/drawing/2014/chartex" xmlns:cx1="http://schemas.microsoft.com/office/drawing/2015/9/8/chartex" xmlns:cx2="http://schemas.microsoft.com/office/drawing/2015/10/21/chartex" xmlns:cx3="http://schemas.microsoft.com/office/drawing/2016/5/9/chartex" xmlns:cx4="http://schemas.microsoft.com/office/drawing/2016/5/10/chartex" xmlns:cx5="http://schemas.microsoft.com/office/drawing/2016/5/11/chartex" xmlns:cx6="http://schemas.microsoft.com/office/drawing/2016/5/12/chartex" xmlns:cx7="http://schemas.microsoft.com/office/drawing/2016/5/13/chartex" xmlns:cx8="http://schemas.microsoft.com/office/drawing/2016/5/14/chartex" xmlns:mc="http://schemas.openxmlformats.org/markup-compatibility/2006" xmlns:aink="http://schemas.microsoft.com/office/drawing/2016/ink" xmlns:am3d="http://schemas.microsoft.com/office/drawing/2017/model3d" xmlns:o="urn:schemas-microsoft-com:office:office" xmlns:oel="http://schemas.microsoft.com/office/2019/extlst" xmlns:r="http://schemas.openxmlformats.org/officeDocument/2006/relationships" xmlns:m="http://schemas.openxmlformats.org/officeDocument/2006/math" xmlns:v="urn:schemas-microsoft-com:vml" xmlns:wp14="http://schemas.microsoft.com/office/word/2010/wordprocessingDrawing" xmlns:wp="http://schemas.openxmlformats.org/drawingml/2006/wordprocessingDrawing" xmlns:w10="urn:schemas-microsoft-com:office:word" xmlns:w="http://schemas.openxmlformats.org/wordprocessingml/2006/main" xmlns:w14="http://schemas.microsoft.com/office/word/2010/wordml" xmlns:w15="http://schemas.microsoft.com/office/word/2012/wordml" xmlns:w16cex="http://schemas.microsoft.com/office/word/2018/wordml/cex" xmlns:w16cid="http://schemas.microsoft.com/office/word/2016/wordml/cid" xmlns:w16="http://schemas.microsoft.com/office/word/2018/wordml" xmlns:w16sdtdh="http://schemas.microsoft.com/office/word/2020/wordml/sdtdatahash" xmlns:w16se="http://schemas.microsoft.com/office/word/2015/wordml/symex" xmlns:wpg="http://schemas.microsoft.com/office/word/2010/wordprocessingGroup" xmlns:wpi="http://schemas.microsoft.com/office/word/2010/wordprocessingInk" xmlns:wne="http://schemas.microsoft.com/office/word/2006/wordml" xmlns:wps="http://schemas.microsoft.com/office/word/2010/wordprocessingShape" mc:Ignorable="w14 w15 w16se w16cid w16 w16cex w16sdtdh wp14">
   <w:p>
     <w:pPr>
       <w:pStyle w:val="Footer"/>
@@ -3324,19 +2120,11 @@
     <w:r>
       <w:t>0</w:t>
     </w:r>
-    <w:proofErr w:type="gramStart"/>
     <w:r>
       <w:rPr>
         <w:rStyle w:val="FooterChar"/>
       </w:rPr>
-      <w:t xml:space="preserve">   (</w:t>
-    </w:r>
-    <w:proofErr w:type="gramEnd"/>
-    <w:r>
-      <w:rPr>
-        <w:rStyle w:val="FooterChar"/>
-      </w:rPr>
-      <w:t>Template Version 1.3)</w:t>
+      <w:t xml:space="preserve">   (Template Version 1.3)</w:t>
     </w:r>
     <w:r>
       <w:tab/>
@@ -3355,7 +2143,7 @@
       <w:rPr>
         <w:noProof/>
       </w:rPr>
-      <w:t>10 July 2026</w:t>
+      <w:t>13 April 2022</w:t>
     </w:r>
     <w:r>
       <w:fldChar w:fldCharType="end"/>
@@ -3398,7 +2186,7 @@
 </file>
 
 <file path=word/footnotes.xml><?xml version="1.0" encoding="utf-8"?>
-<w:footnotes xmlns:wpc="http://schemas.microsoft.com/office/word/2010/wordprocessingCanvas" xmlns:cx="http://schemas.microsoft.com/office/drawing/2014/chartex" xmlns:cx1="http://schemas.microsoft.com/office/drawing/2015/9/8/chartex" xmlns:cx2="http://schemas.microsoft.com/office/drawing/2015/10/21/chartex" xmlns:cx3="http://schemas.microsoft.com/office/drawing/2016/5/9/chartex" xmlns:cx4="http://schemas.microsoft.com/office/drawing/2016/5/10/chartex" xmlns:cx5="http://schemas.microsoft.com/office/drawing/2016/5/11/chartex" xmlns:cx6="http://schemas.microsoft.com/office/drawing/2016/5/12/chartex" xmlns:cx7="http://schemas.microsoft.com/office/drawing/2016/5/13/chartex" xmlns:cx8="http://schemas.microsoft.com/office/drawing/2016/5/14/chartex" xmlns:mc="http://schemas.openxmlformats.org/markup-compatibility/2006" xmlns:m="http://schemas.openxmlformats.org/officeDocument/2006/math" xmlns:aink="http://schemas.microsoft.com/office/drawing/2016/ink" xmlns:am3d="http://schemas.microsoft.com/office/drawing/2017/model3d" xmlns:oel="http://schemas.microsoft.com/office/2019/extlst" xmlns:r="http://schemas.openxmlformats.org/officeDocument/2006/relationships" xmlns:wp14="http://schemas.microsoft.com/office/word/2010/wordprocessingDrawing" xmlns:wp="http://schemas.openxmlformats.org/drawingml/2006/wordprocessingDrawing" xmlns:wpg="http://schemas.microsoft.com/office/word/2010/wordprocessingGroup" xmlns:wpi="http://schemas.microsoft.com/office/word/2010/wordprocessingInk" xmlns:wps="http://schemas.microsoft.com/office/word/2010/wordprocessingShape" xmlns:o="urn:schemas-microsoft-com:office:office" xmlns:v="urn:schemas-microsoft-com:vml" xmlns:w10="urn:schemas-microsoft-com:office:word" xmlns:w="http://schemas.openxmlformats.org/wordprocessingml/2006/main" xmlns:w14="http://schemas.microsoft.com/office/word/2010/wordml" xmlns:w15="http://schemas.microsoft.com/office/word/2012/wordml" xmlns:w16cex="http://schemas.microsoft.com/office/word/2018/wordml/cex" xmlns:w16cid="http://schemas.microsoft.com/office/word/2016/wordml/cid" xmlns:w16="http://schemas.microsoft.com/office/word/2018/wordml" xmlns:w16sdtdh="http://schemas.microsoft.com/office/word/2020/wordml/sdtdatahash" xmlns:w16sdtfl="http://schemas.microsoft.com/office/word/2024/wordml/sdtformatlock" xmlns:w16se="http://schemas.microsoft.com/office/word/2015/wordml/symex" xmlns:w16du="http://schemas.microsoft.com/office/word/2023/wordml/word16du" xmlns:wne="http://schemas.microsoft.com/office/word/2006/wordml" mc:Ignorable="w14 w15 w16se w16cid w16 w16cex w16sdtdh w16sdtfl w16du wp14">
+<w:footnotes xmlns:wpc="http://schemas.microsoft.com/office/word/2010/wordprocessingCanvas" xmlns:cx="http://schemas.microsoft.com/office/drawing/2014/chartex" xmlns:cx1="http://schemas.microsoft.com/office/drawing/2015/9/8/chartex" xmlns:cx2="http://schemas.microsoft.com/office/drawing/2015/10/21/chartex" xmlns:cx3="http://schemas.microsoft.com/office/drawing/2016/5/9/chartex" xmlns:cx4="http://schemas.microsoft.com/office/drawing/2016/5/10/chartex" xmlns:cx5="http://schemas.microsoft.com/office/drawing/2016/5/11/chartex" xmlns:cx6="http://schemas.microsoft.com/office/drawing/2016/5/12/chartex" xmlns:cx7="http://schemas.microsoft.com/office/drawing/2016/5/13/chartex" xmlns:cx8="http://schemas.microsoft.com/office/drawing/2016/5/14/chartex" xmlns:mc="http://schemas.openxmlformats.org/markup-compatibility/2006" xmlns:aink="http://schemas.microsoft.com/office/drawing/2016/ink" xmlns:am3d="http://schemas.microsoft.com/office/drawing/2017/model3d" xmlns:o="urn:schemas-microsoft-com:office:office" xmlns:oel="http://schemas.microsoft.com/office/2019/extlst" xmlns:r="http://schemas.openxmlformats.org/officeDocument/2006/relationships" xmlns:m="http://schemas.openxmlformats.org/officeDocument/2006/math" xmlns:v="urn:schemas-microsoft-com:vml" xmlns:wp14="http://schemas.microsoft.com/office/word/2010/wordprocessingDrawing" xmlns:wp="http://schemas.openxmlformats.org/drawingml/2006/wordprocessingDrawing" xmlns:w10="urn:schemas-microsoft-com:office:word" xmlns:w="http://schemas.openxmlformats.org/wordprocessingml/2006/main" xmlns:w14="http://schemas.microsoft.com/office/word/2010/wordml" xmlns:w15="http://schemas.microsoft.com/office/word/2012/wordml" xmlns:w16cex="http://schemas.microsoft.com/office/word/2018/wordml/cex" xmlns:w16cid="http://schemas.microsoft.com/office/word/2016/wordml/cid" xmlns:w16="http://schemas.microsoft.com/office/word/2018/wordml" xmlns:w16sdtdh="http://schemas.microsoft.com/office/word/2020/wordml/sdtdatahash" xmlns:w16se="http://schemas.microsoft.com/office/word/2015/wordml/symex" xmlns:wpg="http://schemas.microsoft.com/office/word/2010/wordprocessingGroup" xmlns:wpi="http://schemas.microsoft.com/office/word/2010/wordprocessingInk" xmlns:wne="http://schemas.microsoft.com/office/word/2006/wordml" xmlns:wps="http://schemas.microsoft.com/office/word/2010/wordprocessingShape" mc:Ignorable="w14 w15 w16se w16cid w16 w16cex w16sdtdh wp14">
   <w:footnote w:type="separator" w:id="-1">
     <w:p>
       <w:r>
@@ -3417,7 +2205,7 @@
 </file>
 
 <file path=word/header1.xml><?xml version="1.0" encoding="utf-8"?>
-<w:hdr xmlns:wpc="http://schemas.microsoft.com/office/word/2010/wordprocessingCanvas" xmlns:cx="http://schemas.microsoft.com/office/drawing/2014/chartex" xmlns:cx1="http://schemas.microsoft.com/office/drawing/2015/9/8/chartex" xmlns:cx2="http://schemas.microsoft.com/office/drawing/2015/10/21/chartex" xmlns:cx3="http://schemas.microsoft.com/office/drawing/2016/5/9/chartex" xmlns:cx4="http://schemas.microsoft.com/office/drawing/2016/5/10/chartex" xmlns:cx5="http://schemas.microsoft.com/office/drawing/2016/5/11/chartex" xmlns:cx6="http://schemas.microsoft.com/office/drawing/2016/5/12/chartex" xmlns:cx7="http://schemas.microsoft.com/office/drawing/2016/5/13/chartex" xmlns:cx8="http://schemas.microsoft.com/office/drawing/2016/5/14/chartex" xmlns:mc="http://schemas.openxmlformats.org/markup-compatibility/2006" xmlns:m="http://schemas.openxmlformats.org/officeDocument/2006/math" xmlns:aink="http://schemas.microsoft.com/office/drawing/2016/ink" xmlns:am3d="http://schemas.microsoft.com/office/drawing/2017/model3d" xmlns:oel="http://schemas.microsoft.com/office/2019/extlst" xmlns:r="http://schemas.openxmlformats.org/officeDocument/2006/relationships" xmlns:wp14="http://schemas.microsoft.com/office/word/2010/wordprocessingDrawing" xmlns:wp="http://schemas.openxmlformats.org/drawingml/2006/wordprocessingDrawing" xmlns:wpg="http://schemas.microsoft.com/office/word/2010/wordprocessingGroup" xmlns:wpi="http://schemas.microsoft.com/office/word/2010/wordprocessingInk" xmlns:wps="http://schemas.microsoft.com/office/word/2010/wordprocessingShape" xmlns:o="urn:schemas-microsoft-com:office:office" xmlns:v="urn:schemas-microsoft-com:vml" xmlns:w10="urn:schemas-microsoft-com:office:word" xmlns:w="http://schemas.openxmlformats.org/wordprocessingml/2006/main" xmlns:w14="http://schemas.microsoft.com/office/word/2010/wordml" xmlns:w15="http://schemas.microsoft.com/office/word/2012/wordml" xmlns:w16cex="http://schemas.microsoft.com/office/word/2018/wordml/cex" xmlns:w16cid="http://schemas.microsoft.com/office/word/2016/wordml/cid" xmlns:w16="http://schemas.microsoft.com/office/word/2018/wordml" xmlns:w16sdtdh="http://schemas.microsoft.com/office/word/2020/wordml/sdtdatahash" xmlns:w16sdtfl="http://schemas.microsoft.com/office/word/2024/wordml/sdtformatlock" xmlns:w16se="http://schemas.microsoft.com/office/word/2015/wordml/symex" xmlns:w16du="http://schemas.microsoft.com/office/word/2023/wordml/word16du" xmlns:wne="http://schemas.microsoft.com/office/word/2006/wordml" mc:Ignorable="w14 w15 w16se w16cid w16 w16cex w16sdtdh w16sdtfl w16du wp14">
+<w:hdr xmlns:wpc="http://schemas.microsoft.com/office/word/2010/wordprocessingCanvas" xmlns:cx="http://schemas.microsoft.com/office/drawing/2014/chartex" xmlns:cx1="http://schemas.microsoft.com/office/drawing/2015/9/8/chartex" xmlns:cx2="http://schemas.microsoft.com/office/drawing/2015/10/21/chartex" xmlns:cx3="http://schemas.microsoft.com/office/drawing/2016/5/9/chartex" xmlns:cx4="http://schemas.microsoft.com/office/drawing/2016/5/10/chartex" xmlns:cx5="http://schemas.microsoft.com/office/drawing/2016/5/11/chartex" xmlns:cx6="http://schemas.microsoft.com/office/drawing/2016/5/12/chartex" xmlns:cx7="http://schemas.microsoft.com/office/drawing/2016/5/13/chartex" xmlns:cx8="http://schemas.microsoft.com/office/drawing/2016/5/14/chartex" xmlns:mc="http://schemas.openxmlformats.org/markup-compatibility/2006" xmlns:aink="http://schemas.microsoft.com/office/drawing/2016/ink" xmlns:am3d="http://schemas.microsoft.com/office/drawing/2017/model3d" xmlns:o="urn:schemas-microsoft-com:office:office" xmlns:oel="http://schemas.microsoft.com/office/2019/extlst" xmlns:r="http://schemas.openxmlformats.org/officeDocument/2006/relationships" xmlns:m="http://schemas.openxmlformats.org/officeDocument/2006/math" xmlns:v="urn:schemas-microsoft-com:vml" xmlns:wp14="http://schemas.microsoft.com/office/word/2010/wordprocessingDrawing" xmlns:wp="http://schemas.openxmlformats.org/drawingml/2006/wordprocessingDrawing" xmlns:w10="urn:schemas-microsoft-com:office:word" xmlns:w="http://schemas.openxmlformats.org/wordprocessingml/2006/main" xmlns:w14="http://schemas.microsoft.com/office/word/2010/wordml" xmlns:w15="http://schemas.microsoft.com/office/word/2012/wordml" xmlns:w16cex="http://schemas.microsoft.com/office/word/2018/wordml/cex" xmlns:w16cid="http://schemas.microsoft.com/office/word/2016/wordml/cid" xmlns:w16="http://schemas.microsoft.com/office/word/2018/wordml" xmlns:w16sdtdh="http://schemas.microsoft.com/office/word/2020/wordml/sdtdatahash" xmlns:w16se="http://schemas.microsoft.com/office/word/2015/wordml/symex" xmlns:wpg="http://schemas.microsoft.com/office/word/2010/wordprocessingGroup" xmlns:wpi="http://schemas.microsoft.com/office/word/2010/wordprocessingInk" xmlns:wne="http://schemas.microsoft.com/office/word/2006/wordml" xmlns:wps="http://schemas.microsoft.com/office/word/2010/wordprocessingShape" mc:Ignorable="w14 w15 w16se w16cid w16 w16cex w16sdtdh wp14">
   <w:p>
     <w:pPr>
       <w:pStyle w:val="Header"/>
@@ -3508,7 +2296,8 @@
               <v:stroke joinstyle="miter"/>
               <v:path gradientshapeok="t" o:connecttype="rect"/>
             </v:shapetype>
-            <v:shape id="Text Box 2" o:spid="_x0000_s1026" type="#_x0000_t202" alt="OFFICIAL" style="position:absolute;margin-left:0;margin-top:0;width:34.95pt;height:34.95pt;z-index:251659264;visibility:visible;mso-wrap-style:none;mso-wrap-distance-left:0;mso-wrap-distance-top:0;mso-wrap-distance-right:0;mso-wrap-distance-bottom:0;mso-position-horizontal:center;mso-position-horizontal-relative:page;mso-position-vertical:top;mso-position-vertical-relative:page;v-text-anchor:top" o:gfxdata="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" filled="f" stroked="f">
+            <v:shape id="Text Box 2" o:spid="_x0000_s1026" type="#_x0000_t202" alt="OFFICIAL" style="position:absolute;margin-left:0;margin-top:0;width:34.95pt;height:34.95pt;z-index:251659264;visibility:visible;mso-wrap-style:none;mso-wrap-distance-left:0;mso-wrap-distance-top:0;mso-wrap-distance-right:0;mso-wrap-distance-bottom:0;mso-position-horizontal:center;mso-position-horizontal-relative:page;mso-position-vertical:top;mso-position-vertical-relative:page;v-text-anchor:top" o:gfxdata="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" filled="f" stroked="f">
+              <v:fill o:detectmouseclick="t"/>
               <v:textbox style="mso-fit-shape-to-text:t" inset="0,15pt,0,0">
                 <w:txbxContent>
                   <w:p>
@@ -3545,7 +2334,7 @@
 </file>
 
 <file path=word/header2.xml><?xml version="1.0" encoding="utf-8"?>
-<w:hdr xmlns:wpc="http://schemas.microsoft.com/office/word/2010/wordprocessingCanvas" xmlns:cx="http://schemas.microsoft.com/office/drawing/2014/chartex" xmlns:cx1="http://schemas.microsoft.com/office/drawing/2015/9/8/chartex" xmlns:cx2="http://schemas.microsoft.com/office/drawing/2015/10/21/chartex" xmlns:cx3="http://schemas.microsoft.com/office/drawing/2016/5/9/chartex" xmlns:cx4="http://schemas.microsoft.com/office/drawing/2016/5/10/chartex" xmlns:cx5="http://schemas.microsoft.com/office/drawing/2016/5/11/chartex" xmlns:cx6="http://schemas.microsoft.com/office/drawing/2016/5/12/chartex" xmlns:cx7="http://schemas.microsoft.com/office/drawing/2016/5/13/chartex" xmlns:cx8="http://schemas.microsoft.com/office/drawing/2016/5/14/chartex" xmlns:mc="http://schemas.openxmlformats.org/markup-compatibility/2006" xmlns:m="http://schemas.openxmlformats.org/officeDocument/2006/math" xmlns:aink="http://schemas.microsoft.com/office/drawing/2016/ink" xmlns:am3d="http://schemas.microsoft.com/office/drawing/2017/model3d" xmlns:oel="http://schemas.microsoft.com/office/2019/extlst" xmlns:r="http://schemas.openxmlformats.org/officeDocument/2006/relationships" xmlns:wp14="http://schemas.microsoft.com/office/word/2010/wordprocessingDrawing" xmlns:wp="http://schemas.openxmlformats.org/drawingml/2006/wordprocessingDrawing" xmlns:wpg="http://schemas.microsoft.com/office/word/2010/wordprocessingGroup" xmlns:wpi="http://schemas.microsoft.com/office/word/2010/wordprocessingInk" xmlns:wps="http://schemas.microsoft.com/office/word/2010/wordprocessingShape" xmlns:o="urn:schemas-microsoft-com:office:office" xmlns:v="urn:schemas-microsoft-com:vml" xmlns:w10="urn:schemas-microsoft-com:office:word" xmlns:w="http://schemas.openxmlformats.org/wordprocessingml/2006/main" xmlns:w14="http://schemas.microsoft.com/office/word/2010/wordml" xmlns:w15="http://schemas.microsoft.com/office/word/2012/wordml" xmlns:w16cex="http://schemas.microsoft.com/office/word/2018/wordml/cex" xmlns:w16cid="http://schemas.microsoft.com/office/word/2016/wordml/cid" xmlns:w16="http://schemas.microsoft.com/office/word/2018/wordml" xmlns:w16sdtdh="http://schemas.microsoft.com/office/word/2020/wordml/sdtdatahash" xmlns:w16sdtfl="http://schemas.microsoft.com/office/word/2024/wordml/sdtformatlock" xmlns:w16se="http://schemas.microsoft.com/office/word/2015/wordml/symex" xmlns:w16du="http://schemas.microsoft.com/office/word/2023/wordml/word16du" xmlns:wne="http://schemas.microsoft.com/office/word/2006/wordml" mc:Ignorable="w14 w15 w16se w16cid w16 w16cex w16sdtdh w16sdtfl w16du wp14">
+<w:hdr xmlns:wpc="http://schemas.microsoft.com/office/word/2010/wordprocessingCanvas" xmlns:cx="http://schemas.microsoft.com/office/drawing/2014/chartex" xmlns:cx1="http://schemas.microsoft.com/office/drawing/2015/9/8/chartex" xmlns:cx2="http://schemas.microsoft.com/office/drawing/2015/10/21/chartex" xmlns:cx3="http://schemas.microsoft.com/office/drawing/2016/5/9/chartex" xmlns:cx4="http://schemas.microsoft.com/office/drawing/2016/5/10/chartex" xmlns:cx5="http://schemas.microsoft.com/office/drawing/2016/5/11/chartex" xmlns:cx6="http://schemas.microsoft.com/office/drawing/2016/5/12/chartex" xmlns:cx7="http://schemas.microsoft.com/office/drawing/2016/5/13/chartex" xmlns:cx8="http://schemas.microsoft.com/office/drawing/2016/5/14/chartex" xmlns:mc="http://schemas.openxmlformats.org/markup-compatibility/2006" xmlns:aink="http://schemas.microsoft.com/office/drawing/2016/ink" xmlns:am3d="http://schemas.microsoft.com/office/drawing/2017/model3d" xmlns:o="urn:schemas-microsoft-com:office:office" xmlns:oel="http://schemas.microsoft.com/office/2019/extlst" xmlns:r="http://schemas.openxmlformats.org/officeDocument/2006/relationships" xmlns:m="http://schemas.openxmlformats.org/officeDocument/2006/math" xmlns:v="urn:schemas-microsoft-com:vml" xmlns:wp14="http://schemas.microsoft.com/office/word/2010/wordprocessingDrawing" xmlns:wp="http://schemas.openxmlformats.org/drawingml/2006/wordprocessingDrawing" xmlns:w10="urn:schemas-microsoft-com:office:word" xmlns:w="http://schemas.openxmlformats.org/wordprocessingml/2006/main" xmlns:w14="http://schemas.microsoft.com/office/word/2010/wordml" xmlns:w15="http://schemas.microsoft.com/office/word/2012/wordml" xmlns:w16cex="http://schemas.microsoft.com/office/word/2018/wordml/cex" xmlns:w16cid="http://schemas.microsoft.com/office/word/2016/wordml/cid" xmlns:w16="http://schemas.microsoft.com/office/word/2018/wordml" xmlns:w16sdtdh="http://schemas.microsoft.com/office/word/2020/wordml/sdtdatahash" xmlns:w16se="http://schemas.microsoft.com/office/word/2015/wordml/symex" xmlns:wpg="http://schemas.microsoft.com/office/word/2010/wordprocessingGroup" xmlns:wpi="http://schemas.microsoft.com/office/word/2010/wordprocessingInk" xmlns:wne="http://schemas.microsoft.com/office/word/2006/wordml" xmlns:wps="http://schemas.microsoft.com/office/word/2010/wordprocessingShape" mc:Ignorable="w14 w15 w16se w16cid w16 w16cex w16sdtdh wp14">
   <w:p>
     <w:pPr>
       <w:pStyle w:val="Header"/>
@@ -3636,7 +2425,8 @@
               <v:stroke joinstyle="miter"/>
               <v:path gradientshapeok="t" o:connecttype="rect"/>
             </v:shapetype>
-            <v:shape id="Text Box 3" o:spid="_x0000_s1027" type="#_x0000_t202" alt="OFFICIAL" style="position:absolute;margin-left:0;margin-top:0;width:34.95pt;height:34.95pt;z-index:251660288;visibility:visible;mso-wrap-style:none;mso-wrap-distance-left:0;mso-wrap-distance-top:0;mso-wrap-distance-right:0;mso-wrap-distance-bottom:0;mso-position-horizontal:center;mso-position-horizontal-relative:page;mso-position-vertical:top;mso-position-vertical-relative:page;v-text-anchor:top" o:gfxdata="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" filled="f" stroked="f">
+            <v:shape id="Text Box 3" o:spid="_x0000_s1027" type="#_x0000_t202" alt="OFFICIAL" style="position:absolute;margin-left:0;margin-top:0;width:34.95pt;height:34.95pt;z-index:251660288;visibility:visible;mso-wrap-style:none;mso-wrap-distance-left:0;mso-wrap-distance-top:0;mso-wrap-distance-right:0;mso-wrap-distance-bottom:0;mso-position-horizontal:center;mso-position-horizontal-relative:page;mso-position-vertical:top;mso-position-vertical-relative:page;v-text-anchor:top" o:gfxdata="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" filled="f" stroked="f">
+              <v:fill o:detectmouseclick="t"/>
               <v:textbox style="mso-fit-shape-to-text:t" inset="0,15pt,0,0">
                 <w:txbxContent>
                   <w:p>
@@ -3673,7 +2463,7 @@
 </file>
 
 <file path=word/header3.xml><?xml version="1.0" encoding="utf-8"?>
-<w:hdr xmlns:wpc="http://schemas.microsoft.com/office/word/2010/wordprocessingCanvas" xmlns:cx="http://schemas.microsoft.com/office/drawing/2014/chartex" xmlns:cx1="http://schemas.microsoft.com/office/drawing/2015/9/8/chartex" xmlns:cx2="http://schemas.microsoft.com/office/drawing/2015/10/21/chartex" xmlns:cx3="http://schemas.microsoft.com/office/drawing/2016/5/9/chartex" xmlns:cx4="http://schemas.microsoft.com/office/drawing/2016/5/10/chartex" xmlns:cx5="http://schemas.microsoft.com/office/drawing/2016/5/11/chartex" xmlns:cx6="http://schemas.microsoft.com/office/drawing/2016/5/12/chartex" xmlns:cx7="http://schemas.microsoft.com/office/drawing/2016/5/13/chartex" xmlns:cx8="http://schemas.microsoft.com/office/drawing/2016/5/14/chartex" xmlns:mc="http://schemas.openxmlformats.org/markup-compatibility/2006" xmlns:m="http://schemas.openxmlformats.org/officeDocument/2006/math" xmlns:aink="http://schemas.microsoft.com/office/drawing/2016/ink" xmlns:am3d="http://schemas.microsoft.com/office/drawing/2017/model3d" xmlns:oel="http://schemas.microsoft.com/office/2019/extlst" xmlns:r="http://schemas.openxmlformats.org/officeDocument/2006/relationships" xmlns:wp14="http://schemas.microsoft.com/office/word/2010/wordprocessingDrawing" xmlns:wp="http://schemas.openxmlformats.org/drawingml/2006/wordprocessingDrawing" xmlns:wpg="http://schemas.microsoft.com/office/word/2010/wordprocessingGroup" xmlns:wpi="http://schemas.microsoft.com/office/word/2010/wordprocessingInk" xmlns:wps="http://schemas.microsoft.com/office/word/2010/wordprocessingShape" xmlns:o="urn:schemas-microsoft-com:office:office" xmlns:v="urn:schemas-microsoft-com:vml" xmlns:w10="urn:schemas-microsoft-com:office:word" xmlns:w="http://schemas.openxmlformats.org/wordprocessingml/2006/main" xmlns:w14="http://schemas.microsoft.com/office/word/2010/wordml" xmlns:w15="http://schemas.microsoft.com/office/word/2012/wordml" xmlns:w16cex="http://schemas.microsoft.com/office/word/2018/wordml/cex" xmlns:w16cid="http://schemas.microsoft.com/office/word/2016/wordml/cid" xmlns:w16="http://schemas.microsoft.com/office/word/2018/wordml" xmlns:w16sdtdh="http://schemas.microsoft.com/office/word/2020/wordml/sdtdatahash" xmlns:w16sdtfl="http://schemas.microsoft.com/office/word/2024/wordml/sdtformatlock" xmlns:w16se="http://schemas.microsoft.com/office/word/2015/wordml/symex" xmlns:w16du="http://schemas.microsoft.com/office/word/2023/wordml/word16du" xmlns:wne="http://schemas.microsoft.com/office/word/2006/wordml" mc:Ignorable="w14 w15 w16se w16cid w16 w16cex w16sdtdh w16sdtfl w16du wp14">
+<w:hdr xmlns:wpc="http://schemas.microsoft.com/office/word/2010/wordprocessingCanvas" xmlns:cx="http://schemas.microsoft.com/office/drawing/2014/chartex" xmlns:cx1="http://schemas.microsoft.com/office/drawing/2015/9/8/chartex" xmlns:cx2="http://schemas.microsoft.com/office/drawing/2015/10/21/chartex" xmlns:cx3="http://schemas.microsoft.com/office/drawing/2016/5/9/chartex" xmlns:cx4="http://schemas.microsoft.com/office/drawing/2016/5/10/chartex" xmlns:cx5="http://schemas.microsoft.com/office/drawing/2016/5/11/chartex" xmlns:cx6="http://schemas.microsoft.com/office/drawing/2016/5/12/chartex" xmlns:cx7="http://schemas.microsoft.com/office/drawing/2016/5/13/chartex" xmlns:cx8="http://schemas.microsoft.com/office/drawing/2016/5/14/chartex" xmlns:mc="http://schemas.openxmlformats.org/markup-compatibility/2006" xmlns:aink="http://schemas.microsoft.com/office/drawing/2016/ink" xmlns:am3d="http://schemas.microsoft.com/office/drawing/2017/model3d" xmlns:o="urn:schemas-microsoft-com:office:office" xmlns:oel="http://schemas.microsoft.com/office/2019/extlst" xmlns:r="http://schemas.openxmlformats.org/officeDocument/2006/relationships" xmlns:m="http://schemas.openxmlformats.org/officeDocument/2006/math" xmlns:v="urn:schemas-microsoft-com:vml" xmlns:wp14="http://schemas.microsoft.com/office/word/2010/wordprocessingDrawing" xmlns:wp="http://schemas.openxmlformats.org/drawingml/2006/wordprocessingDrawing" xmlns:w10="urn:schemas-microsoft-com:office:word" xmlns:w="http://schemas.openxmlformats.org/wordprocessingml/2006/main" xmlns:w14="http://schemas.microsoft.com/office/word/2010/wordml" xmlns:w15="http://schemas.microsoft.com/office/word/2012/wordml" xmlns:w16cex="http://schemas.microsoft.com/office/word/2018/wordml/cex" xmlns:w16cid="http://schemas.microsoft.com/office/word/2016/wordml/cid" xmlns:w16="http://schemas.microsoft.com/office/word/2018/wordml" xmlns:w16sdtdh="http://schemas.microsoft.com/office/word/2020/wordml/sdtdatahash" xmlns:w16se="http://schemas.microsoft.com/office/word/2015/wordml/symex" xmlns:wpg="http://schemas.microsoft.com/office/word/2010/wordprocessingGroup" xmlns:wpi="http://schemas.microsoft.com/office/word/2010/wordprocessingInk" xmlns:wne="http://schemas.microsoft.com/office/word/2006/wordml" xmlns:wps="http://schemas.microsoft.com/office/word/2010/wordprocessingShape" mc:Ignorable="w14 w15 w16se w16cid w16 w16cex w16sdtdh wp14">
   <w:p>
     <w:pPr>
       <w:pStyle w:val="Header"/>
@@ -3764,7 +2554,8 @@
               <v:stroke joinstyle="miter"/>
               <v:path gradientshapeok="t" o:connecttype="rect"/>
             </v:shapetype>
-            <v:shape id="Text Box 1" o:spid="_x0000_s1028" type="#_x0000_t202" alt="OFFICIAL" style="position:absolute;margin-left:0;margin-top:0;width:34.95pt;height:34.95pt;z-index:251658240;visibility:visible;mso-wrap-style:none;mso-wrap-distance-left:0;mso-wrap-distance-top:0;mso-wrap-distance-right:0;mso-wrap-distance-bottom:0;mso-position-horizontal:center;mso-position-horizontal-relative:page;mso-position-vertical:top;mso-position-vertical-relative:page;v-text-anchor:top" o:gfxdata="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" filled="f" stroked="f">
+            <v:shape id="Text Box 1" o:spid="_x0000_s1028" type="#_x0000_t202" alt="OFFICIAL" style="position:absolute;margin-left:0;margin-top:0;width:34.95pt;height:34.95pt;z-index:251658240;visibility:visible;mso-wrap-style:none;mso-wrap-distance-left:0;mso-wrap-distance-top:0;mso-wrap-distance-right:0;mso-wrap-distance-bottom:0;mso-position-horizontal:center;mso-position-horizontal-relative:page;mso-position-vertical:top;mso-position-vertical-relative:page;v-text-anchor:top" o:gfxdata="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" filled="f" stroked="f">
+              <v:fill o:detectmouseclick="t"/>
               <v:textbox style="mso-fit-shape-to-text:t" inset="0,15pt,0,0">
                 <w:txbxContent>
                   <w:p>
@@ -3801,7 +2592,7 @@
 </file>
 
 <file path=word/numbering.xml><?xml version="1.0" encoding="utf-8"?>
-<w:numbering xmlns:wpc="http://schemas.microsoft.com/office/word/2010/wordprocessingCanvas" xmlns:cx="http://schemas.microsoft.com/office/drawing/2014/chartex" xmlns:cx1="http://schemas.microsoft.com/office/drawing/2015/9/8/chartex" xmlns:cx2="http://schemas.microsoft.com/office/drawing/2015/10/21/chartex" xmlns:cx3="http://schemas.microsoft.com/office/drawing/2016/5/9/chartex" xmlns:cx4="http://schemas.microsoft.com/office/drawing/2016/5/10/chartex" xmlns:cx5="http://schemas.microsoft.com/office/drawing/2016/5/11/chartex" xmlns:cx6="http://schemas.microsoft.com/office/drawing/2016/5/12/chartex" xmlns:cx7="http://schemas.microsoft.com/office/drawing/2016/5/13/chartex" xmlns:cx8="http://schemas.microsoft.com/office/drawing/2016/5/14/chartex" xmlns:mc="http://schemas.openxmlformats.org/markup-compatibility/2006" xmlns:m="http://schemas.openxmlformats.org/officeDocument/2006/math" xmlns:aink="http://schemas.microsoft.com/office/drawing/2016/ink" xmlns:am3d="http://schemas.microsoft.com/office/drawing/2017/model3d" xmlns:oel="http://schemas.microsoft.com/office/2019/extlst" xmlns:r="http://schemas.openxmlformats.org/officeDocument/2006/relationships" xmlns:wp14="http://schemas.microsoft.com/office/word/2010/wordprocessingDrawing" xmlns:wp="http://schemas.openxmlformats.org/drawingml/2006/wordprocessingDrawing" xmlns:wpg="http://schemas.microsoft.com/office/word/2010/wordprocessingGroup" xmlns:wpi="http://schemas.microsoft.com/office/word/2010/wordprocessingInk" xmlns:wps="http://schemas.microsoft.com/office/word/2010/wordprocessingShape" xmlns:o="urn:schemas-microsoft-com:office:office" xmlns:v="urn:schemas-microsoft-com:vml" xmlns:w10="urn:schemas-microsoft-com:office:word" xmlns:w="http://schemas.openxmlformats.org/wordprocessingml/2006/main" xmlns:w14="http://schemas.microsoft.com/office/word/2010/wordml" xmlns:w15="http://schemas.microsoft.com/office/word/2012/wordml" xmlns:w16cex="http://schemas.microsoft.com/office/word/2018/wordml/cex" xmlns:w16cid="http://schemas.microsoft.com/office/word/2016/wordml/cid" xmlns:w16="http://schemas.microsoft.com/office/word/2018/wordml" xmlns:w16sdtdh="http://schemas.microsoft.com/office/word/2020/wordml/sdtdatahash" xmlns:w16sdtfl="http://schemas.microsoft.com/office/word/2024/wordml/sdtformatlock" xmlns:w16se="http://schemas.microsoft.com/office/word/2015/wordml/symex" xmlns:w16du="http://schemas.microsoft.com/office/word/2023/wordml/word16du" xmlns:wne="http://schemas.microsoft.com/office/word/2006/wordml" mc:Ignorable="w14 w15 w16se w16cid w16 w16cex w16sdtdh w16sdtfl w16du wp14">
+<w:numbering xmlns:wpc="http://schemas.microsoft.com/office/word/2010/wordprocessingCanvas" xmlns:cx="http://schemas.microsoft.com/office/drawing/2014/chartex" xmlns:cx1="http://schemas.microsoft.com/office/drawing/2015/9/8/chartex" xmlns:cx2="http://schemas.microsoft.com/office/drawing/2015/10/21/chartex" xmlns:cx3="http://schemas.microsoft.com/office/drawing/2016/5/9/chartex" xmlns:cx4="http://schemas.microsoft.com/office/drawing/2016/5/10/chartex" xmlns:cx5="http://schemas.microsoft.com/office/drawing/2016/5/11/chartex" xmlns:cx6="http://schemas.microsoft.com/office/drawing/2016/5/12/chartex" xmlns:cx7="http://schemas.microsoft.com/office/drawing/2016/5/13/chartex" xmlns:cx8="http://schemas.microsoft.com/office/drawing/2016/5/14/chartex" xmlns:mc="http://schemas.openxmlformats.org/markup-compatibility/2006" xmlns:aink="http://schemas.microsoft.com/office/drawing/2016/ink" xmlns:am3d="http://schemas.microsoft.com/office/drawing/2017/model3d" xmlns:o="urn:schemas-microsoft-com:office:office" xmlns:oel="http://schemas.microsoft.com/office/2019/extlst" xmlns:r="http://schemas.openxmlformats.org/officeDocument/2006/relationships" xmlns:m="http://schemas.openxmlformats.org/officeDocument/2006/math" xmlns:v="urn:schemas-microsoft-com:vml" xmlns:wp14="http://schemas.microsoft.com/office/word/2010/wordprocessingDrawing" xmlns:wp="http://schemas.openxmlformats.org/drawingml/2006/wordprocessingDrawing" xmlns:w10="urn:schemas-microsoft-com:office:word" xmlns:w="http://schemas.openxmlformats.org/wordprocessingml/2006/main" xmlns:w14="http://schemas.microsoft.com/office/word/2010/wordml" xmlns:w15="http://schemas.microsoft.com/office/word/2012/wordml" xmlns:w16cex="http://schemas.microsoft.com/office/word/2018/wordml/cex" xmlns:w16cid="http://schemas.microsoft.com/office/word/2016/wordml/cid" xmlns:w16="http://schemas.microsoft.com/office/word/2018/wordml" xmlns:w16sdtdh="http://schemas.microsoft.com/office/word/2020/wordml/sdtdatahash" xmlns:w16se="http://schemas.microsoft.com/office/word/2015/wordml/symex" xmlns:wpg="http://schemas.microsoft.com/office/word/2010/wordprocessingGroup" xmlns:wpi="http://schemas.microsoft.com/office/word/2010/wordprocessingInk" xmlns:wne="http://schemas.microsoft.com/office/word/2006/wordml" xmlns:wps="http://schemas.microsoft.com/office/word/2010/wordprocessingShape" mc:Ignorable="w14 w15 w16se w16cid w16 w16cex w16sdtdh wp14">
   <w:abstractNum w:abstractNumId="0" w15:restartNumberingAfterBreak="0">
     <w:nsid w:val="006715F6"/>
     <w:multiLevelType w:val="hybridMultilevel"/>
@@ -3916,458 +2707,6 @@
     </w:lvl>
   </w:abstractNum>
   <w:abstractNum w:abstractNumId="1" w15:restartNumberingAfterBreak="0">
-    <w:nsid w:val="34EA33C1"/>
-    <w:multiLevelType w:val="hybridMultilevel"/>
-    <w:tmpl w:val="4962C712"/>
-    <w:lvl w:ilvl="0" w:tplc="08090001">
-      <w:start w:val="1"/>
-      <w:numFmt w:val="bullet"/>
-      <w:lvlText w:val=""/>
-      <w:lvlJc w:val="left"/>
-      <w:pPr>
-        <w:ind w:left="360" w:hanging="360"/>
-      </w:pPr>
-      <w:rPr>
-        <w:rFonts w:ascii="Symbol" w:hAnsi="Symbol" w:hint="default"/>
-      </w:rPr>
-    </w:lvl>
-    <w:lvl w:ilvl="1" w:tplc="08090003" w:tentative="1">
-      <w:start w:val="1"/>
-      <w:numFmt w:val="bullet"/>
-      <w:lvlText w:val="o"/>
-      <w:lvlJc w:val="left"/>
-      <w:pPr>
-        <w:ind w:left="1080" w:hanging="360"/>
-      </w:pPr>
-      <w:rPr>
-        <w:rFonts w:ascii="Courier New" w:hAnsi="Courier New" w:cs="Courier New" w:hint="default"/>
-      </w:rPr>
-    </w:lvl>
-    <w:lvl w:ilvl="2" w:tplc="08090005" w:tentative="1">
-      <w:start w:val="1"/>
-      <w:numFmt w:val="bullet"/>
-      <w:lvlText w:val=""/>
-      <w:lvlJc w:val="left"/>
-      <w:pPr>
-        <w:ind w:left="1800" w:hanging="360"/>
-      </w:pPr>
-      <w:rPr>
-        <w:rFonts w:ascii="Wingdings" w:hAnsi="Wingdings" w:hint="default"/>
-      </w:rPr>
-    </w:lvl>
-    <w:lvl w:ilvl="3" w:tplc="08090001" w:tentative="1">
-      <w:start w:val="1"/>
-      <w:numFmt w:val="bullet"/>
-      <w:lvlText w:val=""/>
-      <w:lvlJc w:val="left"/>
-      <w:pPr>
-        <w:ind w:left="2520" w:hanging="360"/>
-      </w:pPr>
-      <w:rPr>
-        <w:rFonts w:ascii="Symbol" w:hAnsi="Symbol" w:hint="default"/>
-      </w:rPr>
-    </w:lvl>
-    <w:lvl w:ilvl="4" w:tplc="08090003" w:tentative="1">
-      <w:start w:val="1"/>
-      <w:numFmt w:val="bullet"/>
-      <w:lvlText w:val="o"/>
-      <w:lvlJc w:val="left"/>
-      <w:pPr>
-        <w:ind w:left="3240" w:hanging="360"/>
-      </w:pPr>
-      <w:rPr>
-        <w:rFonts w:ascii="Courier New" w:hAnsi="Courier New" w:cs="Courier New" w:hint="default"/>
-      </w:rPr>
-    </w:lvl>
-    <w:lvl w:ilvl="5" w:tplc="08090005" w:tentative="1">
-      <w:start w:val="1"/>
-      <w:numFmt w:val="bullet"/>
-      <w:lvlText w:val=""/>
-      <w:lvlJc w:val="left"/>
-      <w:pPr>
-        <w:ind w:left="3960" w:hanging="360"/>
-      </w:pPr>
-      <w:rPr>
-        <w:rFonts w:ascii="Wingdings" w:hAnsi="Wingdings" w:hint="default"/>
-      </w:rPr>
-    </w:lvl>
-    <w:lvl w:ilvl="6" w:tplc="08090001" w:tentative="1">
-      <w:start w:val="1"/>
-      <w:numFmt w:val="bullet"/>
-      <w:lvlText w:val=""/>
-      <w:lvlJc w:val="left"/>
-      <w:pPr>
-        <w:ind w:left="4680" w:hanging="360"/>
-      </w:pPr>
-      <w:rPr>
-        <w:rFonts w:ascii="Symbol" w:hAnsi="Symbol" w:hint="default"/>
-      </w:rPr>
-    </w:lvl>
-    <w:lvl w:ilvl="7" w:tplc="08090003" w:tentative="1">
-      <w:start w:val="1"/>
-      <w:numFmt w:val="bullet"/>
-      <w:lvlText w:val="o"/>
-      <w:lvlJc w:val="left"/>
-      <w:pPr>
-        <w:ind w:left="5400" w:hanging="360"/>
-      </w:pPr>
-      <w:rPr>
-        <w:rFonts w:ascii="Courier New" w:hAnsi="Courier New" w:cs="Courier New" w:hint="default"/>
-      </w:rPr>
-    </w:lvl>
-    <w:lvl w:ilvl="8" w:tplc="08090005" w:tentative="1">
-      <w:start w:val="1"/>
-      <w:numFmt w:val="bullet"/>
-      <w:lvlText w:val=""/>
-      <w:lvlJc w:val="left"/>
-      <w:pPr>
-        <w:ind w:left="6120" w:hanging="360"/>
-      </w:pPr>
-      <w:rPr>
-        <w:rFonts w:ascii="Wingdings" w:hAnsi="Wingdings" w:hint="default"/>
-      </w:rPr>
-    </w:lvl>
-  </w:abstractNum>
-  <w:abstractNum w:abstractNumId="2" w15:restartNumberingAfterBreak="0">
-    <w:nsid w:val="4A0F6FDC"/>
-    <w:multiLevelType w:val="hybridMultilevel"/>
-    <w:tmpl w:val="52982CC4"/>
-    <w:lvl w:ilvl="0" w:tplc="08090001">
-      <w:start w:val="1"/>
-      <w:numFmt w:val="bullet"/>
-      <w:lvlText w:val=""/>
-      <w:lvlJc w:val="left"/>
-      <w:pPr>
-        <w:ind w:left="360" w:hanging="360"/>
-      </w:pPr>
-      <w:rPr>
-        <w:rFonts w:ascii="Symbol" w:hAnsi="Symbol" w:hint="default"/>
-      </w:rPr>
-    </w:lvl>
-    <w:lvl w:ilvl="1" w:tplc="08090003" w:tentative="1">
-      <w:start w:val="1"/>
-      <w:numFmt w:val="bullet"/>
-      <w:lvlText w:val="o"/>
-      <w:lvlJc w:val="left"/>
-      <w:pPr>
-        <w:ind w:left="1080" w:hanging="360"/>
-      </w:pPr>
-      <w:rPr>
-        <w:rFonts w:ascii="Courier New" w:hAnsi="Courier New" w:cs="Courier New" w:hint="default"/>
-      </w:rPr>
-    </w:lvl>
-    <w:lvl w:ilvl="2" w:tplc="08090005" w:tentative="1">
-      <w:start w:val="1"/>
-      <w:numFmt w:val="bullet"/>
-      <w:lvlText w:val=""/>
-      <w:lvlJc w:val="left"/>
-      <w:pPr>
-        <w:ind w:left="1800" w:hanging="360"/>
-      </w:pPr>
-      <w:rPr>
-        <w:rFonts w:ascii="Wingdings" w:hAnsi="Wingdings" w:hint="default"/>
-      </w:rPr>
-    </w:lvl>
-    <w:lvl w:ilvl="3" w:tplc="08090001" w:tentative="1">
-      <w:start w:val="1"/>
-      <w:numFmt w:val="bullet"/>
-      <w:lvlText w:val=""/>
-      <w:lvlJc w:val="left"/>
-      <w:pPr>
-        <w:ind w:left="2520" w:hanging="360"/>
-      </w:pPr>
-      <w:rPr>
-        <w:rFonts w:ascii="Symbol" w:hAnsi="Symbol" w:hint="default"/>
-      </w:rPr>
-    </w:lvl>
-    <w:lvl w:ilvl="4" w:tplc="08090003" w:tentative="1">
-      <w:start w:val="1"/>
-      <w:numFmt w:val="bullet"/>
-      <w:lvlText w:val="o"/>
-      <w:lvlJc w:val="left"/>
-      <w:pPr>
-        <w:ind w:left="3240" w:hanging="360"/>
-      </w:pPr>
-      <w:rPr>
-        <w:rFonts w:ascii="Courier New" w:hAnsi="Courier New" w:cs="Courier New" w:hint="default"/>
-      </w:rPr>
-    </w:lvl>
-    <w:lvl w:ilvl="5" w:tplc="08090005" w:tentative="1">
-      <w:start w:val="1"/>
-      <w:numFmt w:val="bullet"/>
-      <w:lvlText w:val=""/>
-      <w:lvlJc w:val="left"/>
-      <w:pPr>
-        <w:ind w:left="3960" w:hanging="360"/>
-      </w:pPr>
-      <w:rPr>
-        <w:rFonts w:ascii="Wingdings" w:hAnsi="Wingdings" w:hint="default"/>
-      </w:rPr>
-    </w:lvl>
-    <w:lvl w:ilvl="6" w:tplc="08090001" w:tentative="1">
-      <w:start w:val="1"/>
-      <w:numFmt w:val="bullet"/>
-      <w:lvlText w:val=""/>
-      <w:lvlJc w:val="left"/>
-      <w:pPr>
-        <w:ind w:left="4680" w:hanging="360"/>
-      </w:pPr>
-      <w:rPr>
-        <w:rFonts w:ascii="Symbol" w:hAnsi="Symbol" w:hint="default"/>
-      </w:rPr>
-    </w:lvl>
-    <w:lvl w:ilvl="7" w:tplc="08090003" w:tentative="1">
-      <w:start w:val="1"/>
-      <w:numFmt w:val="bullet"/>
-      <w:lvlText w:val="o"/>
-      <w:lvlJc w:val="left"/>
-      <w:pPr>
-        <w:ind w:left="5400" w:hanging="360"/>
-      </w:pPr>
-      <w:rPr>
-        <w:rFonts w:ascii="Courier New" w:hAnsi="Courier New" w:cs="Courier New" w:hint="default"/>
-      </w:rPr>
-    </w:lvl>
-    <w:lvl w:ilvl="8" w:tplc="08090005" w:tentative="1">
-      <w:start w:val="1"/>
-      <w:numFmt w:val="bullet"/>
-      <w:lvlText w:val=""/>
-      <w:lvlJc w:val="left"/>
-      <w:pPr>
-        <w:ind w:left="6120" w:hanging="360"/>
-      </w:pPr>
-      <w:rPr>
-        <w:rFonts w:ascii="Wingdings" w:hAnsi="Wingdings" w:hint="default"/>
-      </w:rPr>
-    </w:lvl>
-  </w:abstractNum>
-  <w:abstractNum w:abstractNumId="3" w15:restartNumberingAfterBreak="0">
-    <w:nsid w:val="580C10B1"/>
-    <w:multiLevelType w:val="hybridMultilevel"/>
-    <w:tmpl w:val="1298A45C"/>
-    <w:lvl w:ilvl="0" w:tplc="08090001">
-      <w:start w:val="1"/>
-      <w:numFmt w:val="bullet"/>
-      <w:lvlText w:val=""/>
-      <w:lvlJc w:val="left"/>
-      <w:pPr>
-        <w:ind w:left="360" w:hanging="360"/>
-      </w:pPr>
-      <w:rPr>
-        <w:rFonts w:ascii="Symbol" w:hAnsi="Symbol" w:hint="default"/>
-      </w:rPr>
-    </w:lvl>
-    <w:lvl w:ilvl="1" w:tplc="08090003" w:tentative="1">
-      <w:start w:val="1"/>
-      <w:numFmt w:val="bullet"/>
-      <w:lvlText w:val="o"/>
-      <w:lvlJc w:val="left"/>
-      <w:pPr>
-        <w:ind w:left="1080" w:hanging="360"/>
-      </w:pPr>
-      <w:rPr>
-        <w:rFonts w:ascii="Courier New" w:hAnsi="Courier New" w:cs="Courier New" w:hint="default"/>
-      </w:rPr>
-    </w:lvl>
-    <w:lvl w:ilvl="2" w:tplc="08090005" w:tentative="1">
-      <w:start w:val="1"/>
-      <w:numFmt w:val="bullet"/>
-      <w:lvlText w:val=""/>
-      <w:lvlJc w:val="left"/>
-      <w:pPr>
-        <w:ind w:left="1800" w:hanging="360"/>
-      </w:pPr>
-      <w:rPr>
-        <w:rFonts w:ascii="Wingdings" w:hAnsi="Wingdings" w:hint="default"/>
-      </w:rPr>
-    </w:lvl>
-    <w:lvl w:ilvl="3" w:tplc="08090001" w:tentative="1">
-      <w:start w:val="1"/>
-      <w:numFmt w:val="bullet"/>
-      <w:lvlText w:val=""/>
-      <w:lvlJc w:val="left"/>
-      <w:pPr>
-        <w:ind w:left="2520" w:hanging="360"/>
-      </w:pPr>
-      <w:rPr>
-        <w:rFonts w:ascii="Symbol" w:hAnsi="Symbol" w:hint="default"/>
-      </w:rPr>
-    </w:lvl>
-    <w:lvl w:ilvl="4" w:tplc="08090003" w:tentative="1">
-      <w:start w:val="1"/>
-      <w:numFmt w:val="bullet"/>
-      <w:lvlText w:val="o"/>
-      <w:lvlJc w:val="left"/>
-      <w:pPr>
-        <w:ind w:left="3240" w:hanging="360"/>
-      </w:pPr>
-      <w:rPr>
-        <w:rFonts w:ascii="Courier New" w:hAnsi="Courier New" w:cs="Courier New" w:hint="default"/>
-      </w:rPr>
-    </w:lvl>
-    <w:lvl w:ilvl="5" w:tplc="08090005" w:tentative="1">
-      <w:start w:val="1"/>
-      <w:numFmt w:val="bullet"/>
-      <w:lvlText w:val=""/>
-      <w:lvlJc w:val="left"/>
-      <w:pPr>
-        <w:ind w:left="3960" w:hanging="360"/>
-      </w:pPr>
-      <w:rPr>
-        <w:rFonts w:ascii="Wingdings" w:hAnsi="Wingdings" w:hint="default"/>
-      </w:rPr>
-    </w:lvl>
-    <w:lvl w:ilvl="6" w:tplc="08090001" w:tentative="1">
-      <w:start w:val="1"/>
-      <w:numFmt w:val="bullet"/>
-      <w:lvlText w:val=""/>
-      <w:lvlJc w:val="left"/>
-      <w:pPr>
-        <w:ind w:left="4680" w:hanging="360"/>
-      </w:pPr>
-      <w:rPr>
-        <w:rFonts w:ascii="Symbol" w:hAnsi="Symbol" w:hint="default"/>
-      </w:rPr>
-    </w:lvl>
-    <w:lvl w:ilvl="7" w:tplc="08090003" w:tentative="1">
-      <w:start w:val="1"/>
-      <w:numFmt w:val="bullet"/>
-      <w:lvlText w:val="o"/>
-      <w:lvlJc w:val="left"/>
-      <w:pPr>
-        <w:ind w:left="5400" w:hanging="360"/>
-      </w:pPr>
-      <w:rPr>
-        <w:rFonts w:ascii="Courier New" w:hAnsi="Courier New" w:cs="Courier New" w:hint="default"/>
-      </w:rPr>
-    </w:lvl>
-    <w:lvl w:ilvl="8" w:tplc="08090005" w:tentative="1">
-      <w:start w:val="1"/>
-      <w:numFmt w:val="bullet"/>
-      <w:lvlText w:val=""/>
-      <w:lvlJc w:val="left"/>
-      <w:pPr>
-        <w:ind w:left="6120" w:hanging="360"/>
-      </w:pPr>
-      <w:rPr>
-        <w:rFonts w:ascii="Wingdings" w:hAnsi="Wingdings" w:hint="default"/>
-      </w:rPr>
-    </w:lvl>
-  </w:abstractNum>
-  <w:abstractNum w:abstractNumId="4" w15:restartNumberingAfterBreak="0">
-    <w:nsid w:val="635D354B"/>
-    <w:multiLevelType w:val="hybridMultilevel"/>
-    <w:tmpl w:val="7D383EBA"/>
-    <w:lvl w:ilvl="0" w:tplc="08090001">
-      <w:start w:val="1"/>
-      <w:numFmt w:val="bullet"/>
-      <w:lvlText w:val=""/>
-      <w:lvlJc w:val="left"/>
-      <w:pPr>
-        <w:ind w:left="360" w:hanging="360"/>
-      </w:pPr>
-      <w:rPr>
-        <w:rFonts w:ascii="Symbol" w:hAnsi="Symbol" w:hint="default"/>
-      </w:rPr>
-    </w:lvl>
-    <w:lvl w:ilvl="1" w:tplc="08090003" w:tentative="1">
-      <w:start w:val="1"/>
-      <w:numFmt w:val="bullet"/>
-      <w:lvlText w:val="o"/>
-      <w:lvlJc w:val="left"/>
-      <w:pPr>
-        <w:ind w:left="1080" w:hanging="360"/>
-      </w:pPr>
-      <w:rPr>
-        <w:rFonts w:ascii="Courier New" w:hAnsi="Courier New" w:cs="Courier New" w:hint="default"/>
-      </w:rPr>
-    </w:lvl>
-    <w:lvl w:ilvl="2" w:tplc="08090005" w:tentative="1">
-      <w:start w:val="1"/>
-      <w:numFmt w:val="bullet"/>
-      <w:lvlText w:val=""/>
-      <w:lvlJc w:val="left"/>
-      <w:pPr>
-        <w:ind w:left="1800" w:hanging="360"/>
-      </w:pPr>
-      <w:rPr>
-        <w:rFonts w:ascii="Wingdings" w:hAnsi="Wingdings" w:hint="default"/>
-      </w:rPr>
-    </w:lvl>
-    <w:lvl w:ilvl="3" w:tplc="08090001" w:tentative="1">
-      <w:start w:val="1"/>
-      <w:numFmt w:val="bullet"/>
-      <w:lvlText w:val=""/>
-      <w:lvlJc w:val="left"/>
-      <w:pPr>
-        <w:ind w:left="2520" w:hanging="360"/>
-      </w:pPr>
-      <w:rPr>
-        <w:rFonts w:ascii="Symbol" w:hAnsi="Symbol" w:hint="default"/>
-      </w:rPr>
-    </w:lvl>
-    <w:lvl w:ilvl="4" w:tplc="08090003" w:tentative="1">
-      <w:start w:val="1"/>
-      <w:numFmt w:val="bullet"/>
-      <w:lvlText w:val="o"/>
-      <w:lvlJc w:val="left"/>
-      <w:pPr>
-        <w:ind w:left="3240" w:hanging="360"/>
-      </w:pPr>
-      <w:rPr>
-        <w:rFonts w:ascii="Courier New" w:hAnsi="Courier New" w:cs="Courier New" w:hint="default"/>
-      </w:rPr>
-    </w:lvl>
-    <w:lvl w:ilvl="5" w:tplc="08090005" w:tentative="1">
-      <w:start w:val="1"/>
-      <w:numFmt w:val="bullet"/>
-      <w:lvlText w:val=""/>
-      <w:lvlJc w:val="left"/>
-      <w:pPr>
-        <w:ind w:left="3960" w:hanging="360"/>
-      </w:pPr>
-      <w:rPr>
-        <w:rFonts w:ascii="Wingdings" w:hAnsi="Wingdings" w:hint="default"/>
-      </w:rPr>
-    </w:lvl>
-    <w:lvl w:ilvl="6" w:tplc="08090001" w:tentative="1">
-      <w:start w:val="1"/>
-      <w:numFmt w:val="bullet"/>
-      <w:lvlText w:val=""/>
-      <w:lvlJc w:val="left"/>
-      <w:pPr>
-        <w:ind w:left="4680" w:hanging="360"/>
-      </w:pPr>
-      <w:rPr>
-        <w:rFonts w:ascii="Symbol" w:hAnsi="Symbol" w:hint="default"/>
-      </w:rPr>
-    </w:lvl>
-    <w:lvl w:ilvl="7" w:tplc="08090003" w:tentative="1">
-      <w:start w:val="1"/>
-      <w:numFmt w:val="bullet"/>
-      <w:lvlText w:val="o"/>
-      <w:lvlJc w:val="left"/>
-      <w:pPr>
-        <w:ind w:left="5400" w:hanging="360"/>
-      </w:pPr>
-      <w:rPr>
-        <w:rFonts w:ascii="Courier New" w:hAnsi="Courier New" w:cs="Courier New" w:hint="default"/>
-      </w:rPr>
-    </w:lvl>
-    <w:lvl w:ilvl="8" w:tplc="08090005" w:tentative="1">
-      <w:start w:val="1"/>
-      <w:numFmt w:val="bullet"/>
-      <w:lvlText w:val=""/>
-      <w:lvlJc w:val="left"/>
-      <w:pPr>
-        <w:ind w:left="6120" w:hanging="360"/>
-      </w:pPr>
-      <w:rPr>
-        <w:rFonts w:ascii="Wingdings" w:hAnsi="Wingdings" w:hint="default"/>
-      </w:rPr>
-    </w:lvl>
-  </w:abstractNum>
-  <w:abstractNum w:abstractNumId="5" w15:restartNumberingAfterBreak="0">
     <w:nsid w:val="6AF16D4A"/>
     <w:multiLevelType w:val="hybridMultilevel"/>
     <w:tmpl w:val="170C928A"/>
@@ -4484,26 +2823,14 @@
     <w:abstractNumId w:val="0"/>
   </w:num>
   <w:num w:numId="2" w16cid:durableId="1511336736">
-    <w:abstractNumId w:val="5"/>
-  </w:num>
-  <w:num w:numId="3" w16cid:durableId="2033073330">
-    <w:abstractNumId w:val="2"/>
-  </w:num>
-  <w:num w:numId="4" w16cid:durableId="394862639">
-    <w:abstractNumId w:val="4"/>
-  </w:num>
-  <w:num w:numId="5" w16cid:durableId="935404296">
     <w:abstractNumId w:val="1"/>
-  </w:num>
-  <w:num w:numId="6" w16cid:durableId="935022479">
-    <w:abstractNumId w:val="3"/>
   </w:num>
   <w:numIdMacAtCleanup w:val="2"/>
 </w:numbering>
 </file>
 
 <file path=word/styles.xml><?xml version="1.0" encoding="utf-8"?>
-<w:styles xmlns:mc="http://schemas.openxmlformats.org/markup-compatibility/2006" xmlns:r="http://schemas.openxmlformats.org/officeDocument/2006/relationships" xmlns:w="http://schemas.openxmlformats.org/wordprocessingml/2006/main" xmlns:w14="http://schemas.microsoft.com/office/word/2010/wordml" xmlns:w15="http://schemas.microsoft.com/office/word/2012/wordml" xmlns:w16cex="http://schemas.microsoft.com/office/word/2018/wordml/cex" xmlns:w16cid="http://schemas.microsoft.com/office/word/2016/wordml/cid" xmlns:w16="http://schemas.microsoft.com/office/word/2018/wordml" xmlns:w16sdtdh="http://schemas.microsoft.com/office/word/2020/wordml/sdtdatahash" xmlns:w16sdtfl="http://schemas.microsoft.com/office/word/2024/wordml/sdtformatlock" xmlns:w16se="http://schemas.microsoft.com/office/word/2015/wordml/symex" xmlns:w16du="http://schemas.microsoft.com/office/word/2023/wordml/word16du" mc:Ignorable="w14 w15 w16se w16cid w16 w16cex w16sdtdh w16sdtfl w16du">
+<w:styles xmlns:mc="http://schemas.openxmlformats.org/markup-compatibility/2006" xmlns:r="http://schemas.openxmlformats.org/officeDocument/2006/relationships" xmlns:w="http://schemas.openxmlformats.org/wordprocessingml/2006/main" xmlns:w14="http://schemas.microsoft.com/office/word/2010/wordml" xmlns:w15="http://schemas.microsoft.com/office/word/2012/wordml" xmlns:w16cex="http://schemas.microsoft.com/office/word/2018/wordml/cex" xmlns:w16cid="http://schemas.microsoft.com/office/word/2016/wordml/cid" xmlns:w16="http://schemas.microsoft.com/office/word/2018/wordml" xmlns:w16sdtdh="http://schemas.microsoft.com/office/word/2020/wordml/sdtdatahash" xmlns:w16se="http://schemas.microsoft.com/office/word/2015/wordml/symex" mc:Ignorable="w14 w15 w16se w16cid w16 w16cex w16sdtdh">
   <w:docDefaults>
     <w:rPrDefault>
       <w:rPr>
@@ -5785,6 +4112,34 @@
 </file>
 
 <file path=customXml/item1.xml><?xml version="1.0" encoding="utf-8"?>
+<p:properties xmlns:p="http://schemas.microsoft.com/office/2006/metadata/properties" xmlns:xsi="http://www.w3.org/2001/XMLSchema-instance" xmlns:pc="http://schemas.microsoft.com/office/infopath/2007/PartnerControls">
+  <documentManagement>
+    <Category0 xmlns="bef73783-b83a-4f38-94d5-1aaaa1b3b0a2">1</Category0>
+    <i0f84bba906045b4af568ee102a52dcb xmlns="2933ac1b-cace-482f-bed9-bf9b7d80f34a">
+      <Terms xmlns="http://schemas.microsoft.com/office/infopath/2007/PartnerControls">
+        <TermInfo xmlns="http://schemas.microsoft.com/office/infopath/2007/PartnerControls">
+          <TermName xmlns="http://schemas.microsoft.com/office/infopath/2007/PartnerControls">Corporate Records</TermName>
+          <TermId xmlns="http://schemas.microsoft.com/office/infopath/2007/PartnerControls">2c702203-4f28-4769-bfc5-dad5ef3425c7</TermId>
+        </TermInfo>
+      </Terms>
+    </i0f84bba906045b4af568ee102a52dcb>
+    <TaxCatchAll xmlns="2933ac1b-cace-482f-bed9-bf9b7d80f34a">
+      <Value>1</Value>
+    </TaxCatchAll>
+  </documentManagement>
+</p:properties>
+</file>
+
+<file path=customXml/item2.xml><?xml version="1.0" encoding="utf-8"?>
+<?mso-contentType ?>
+<FormTemplates xmlns="http://schemas.microsoft.com/sharepoint/v3/contenttype/forms">
+  <Display>DocumentLibraryForm</Display>
+  <Edit>DocumentLibraryForm</Edit>
+  <New>DocumentLibraryForm</New>
+</FormTemplates>
+</file>
+
+<file path=customXml/item3.xml><?xml version="1.0" encoding="utf-8"?>
 <ct:contentTypeSchema xmlns:ct="http://schemas.microsoft.com/office/2006/metadata/contentType" xmlns:ma="http://schemas.microsoft.com/office/2006/metadata/properties/metaAttributes" ct:_="" ma:_="" ma:contentTypeName="Document" ma:contentTypeID="0x010100D17E1B4D89D91D49A316865B50B76B78" ma:contentTypeVersion="26" ma:contentTypeDescription="Create a new document." ma:contentTypeScope="" ma:versionID="2e43e94bda34b09537a48d601b321f81">
   <xsd:schema xmlns:xsd="http://www.w3.org/2001/XMLSchema" xmlns:xs="http://www.w3.org/2001/XMLSchema" xmlns:p="http://schemas.microsoft.com/office/2006/metadata/properties" xmlns:ns2="bef73783-b83a-4f38-94d5-1aaaa1b3b0a2" xmlns:ns3="2933ac1b-cace-482f-bed9-bf9b7d80f34a" targetNamespace="http://schemas.microsoft.com/office/2006/metadata/properties" ma:root="true" ma:fieldsID="68ad2338b471bae35515ce7eaf1f964b" ns2:_="" ns3:_="">
     <xsd:import namespace="bef73783-b83a-4f38-94d5-1aaaa1b3b0a2"/>
@@ -5999,66 +4354,11 @@
 </ct:contentTypeSchema>
 </file>
 
-<file path=customXml/item2.xml><?xml version="1.0" encoding="utf-8"?>
+<file path=customXml/item4.xml><?xml version="1.0" encoding="utf-8"?>
 <b:Sources xmlns:b="http://schemas.openxmlformats.org/officeDocument/2006/bibliography" xmlns="http://schemas.openxmlformats.org/officeDocument/2006/bibliography" SelectedStyle="\APA.XSL" StyleName="APA"/>
 </file>
 
-<file path=customXml/item3.xml><?xml version="1.0" encoding="utf-8"?>
-<p:properties xmlns:p="http://schemas.microsoft.com/office/2006/metadata/properties" xmlns:xsi="http://www.w3.org/2001/XMLSchema-instance" xmlns:pc="http://schemas.microsoft.com/office/infopath/2007/PartnerControls">
-  <documentManagement>
-    <Category0 xmlns="bef73783-b83a-4f38-94d5-1aaaa1b3b0a2">1</Category0>
-    <i0f84bba906045b4af568ee102a52dcb xmlns="2933ac1b-cace-482f-bed9-bf9b7d80f34a">
-      <Terms xmlns="http://schemas.microsoft.com/office/infopath/2007/PartnerControls">
-        <TermInfo xmlns="http://schemas.microsoft.com/office/infopath/2007/PartnerControls">
-          <TermName xmlns="http://schemas.microsoft.com/office/infopath/2007/PartnerControls">Corporate Records</TermName>
-          <TermId xmlns="http://schemas.microsoft.com/office/infopath/2007/PartnerControls">2c702203-4f28-4769-bfc5-dad5ef3425c7</TermId>
-        </TermInfo>
-      </Terms>
-    </i0f84bba906045b4af568ee102a52dcb>
-    <TaxCatchAll xmlns="2933ac1b-cace-482f-bed9-bf9b7d80f34a">
-      <Value>1</Value>
-    </TaxCatchAll>
-  </documentManagement>
-</p:properties>
-</file>
-
-<file path=customXml/item4.xml><?xml version="1.0" encoding="utf-8"?>
-<?mso-contentType ?>
-<FormTemplates xmlns="http://schemas.microsoft.com/sharepoint/v3/contenttype/forms">
-  <Display>DocumentLibraryForm</Display>
-  <Edit>DocumentLibraryForm</Edit>
-  <New>DocumentLibraryForm</New>
-</FormTemplates>
-</file>
-
 <file path=customXml/itemProps1.xml><?xml version="1.0" encoding="utf-8"?>
-<ds:datastoreItem xmlns:ds="http://schemas.openxmlformats.org/officeDocument/2006/customXml" ds:itemID="{A160A6A7-E4CF-4464-8769-5D74BD27FF60}">
-  <ds:schemaRefs>
-    <ds:schemaRef ds:uri="http://schemas.microsoft.com/office/2006/metadata/contentType"/>
-    <ds:schemaRef ds:uri="http://schemas.microsoft.com/office/2006/metadata/properties/metaAttributes"/>
-    <ds:schemaRef ds:uri="http://www.w3.org/2001/XMLSchema"/>
-    <ds:schemaRef ds:uri="http://schemas.microsoft.com/office/2006/metadata/properties"/>
-    <ds:schemaRef ds:uri="bef73783-b83a-4f38-94d5-1aaaa1b3b0a2"/>
-    <ds:schemaRef ds:uri="2933ac1b-cace-482f-bed9-bf9b7d80f34a"/>
-    <ds:schemaRef ds:uri="http://schemas.microsoft.com/office/2006/documentManagement/types"/>
-    <ds:schemaRef ds:uri="http://schemas.microsoft.com/office/infopath/2007/PartnerControls"/>
-    <ds:schemaRef ds:uri="http://schemas.openxmlformats.org/package/2006/metadata/core-properties"/>
-    <ds:schemaRef ds:uri="http://purl.org/dc/elements/1.1/"/>
-    <ds:schemaRef ds:uri="http://purl.org/dc/terms/"/>
-    <ds:schemaRef ds:uri="http://schemas.microsoft.com/internal/obd"/>
-  </ds:schemaRefs>
-</ds:datastoreItem>
-</file>
-
-<file path=customXml/itemProps2.xml><?xml version="1.0" encoding="utf-8"?>
-<ds:datastoreItem xmlns:ds="http://schemas.openxmlformats.org/officeDocument/2006/customXml" ds:itemID="{B00AC358-B62E-4B92-87CA-9C4642B1F30B}">
-  <ds:schemaRefs>
-    <ds:schemaRef ds:uri="http://schemas.openxmlformats.org/officeDocument/2006/bibliography"/>
-  </ds:schemaRefs>
-</ds:datastoreItem>
-</file>
-
-<file path=customXml/itemProps3.xml><?xml version="1.0" encoding="utf-8"?>
 <ds:datastoreItem xmlns:ds="http://schemas.openxmlformats.org/officeDocument/2006/customXml" ds:itemID="{964363DD-6ED8-48FA-9DAB-FFE1A6F5C7B6}">
   <ds:schemaRefs>
     <ds:schemaRef ds:uri="http://schemas.microsoft.com/office/2006/metadata/properties"/>
@@ -6069,10 +4369,22 @@
 </ds:datastoreItem>
 </file>
 
-<file path=customXml/itemProps4.xml><?xml version="1.0" encoding="utf-8"?>
+<file path=customXml/itemProps2.xml><?xml version="1.0" encoding="utf-8"?>
 <ds:datastoreItem xmlns:ds="http://schemas.openxmlformats.org/officeDocument/2006/customXml" ds:itemID="{4B9B4C3B-E5DA-4AAF-B815-18D3ADD5B483}">
   <ds:schemaRefs>
     <ds:schemaRef ds:uri="http://schemas.microsoft.com/sharepoint/v3/contenttype/forms"/>
   </ds:schemaRefs>
 </ds:datastoreItem>
+</file>
+
+<file path=customXml/itemProps3.xml><?xml version="1.0" encoding="utf-8"?>
+<ds:datastoreItem xmlns:ds="http://schemas.openxmlformats.org/officeDocument/2006/customXml" ds:itemID="{A160A6A7-E4CF-4464-8769-5D74BD27FF60}"/>
+</file>
+
+<file path=customXml/itemProps4.xml><?xml version="1.0" encoding="utf-8"?>
+<ds:datastoreItem xmlns:ds="http://schemas.openxmlformats.org/officeDocument/2006/customXml" ds:itemID="{B00AC358-B62E-4B92-87CA-9C4642B1F30B}">
+  <ds:schemaRefs>
+    <ds:schemaRef ds:uri="http://schemas.openxmlformats.org/officeDocument/2006/bibliography"/>
+  </ds:schemaRefs>
+</ds:datastoreItem>
 </file>
--- a/S1-CL1-Cloud-Design-Build/assessments/AT2/AT2-Deployment-Student.docx
+++ b/S1-CL1-Cloud-Design-Build/assessments/AT2/AT2-Deployment-Student.docx
@@ -633,7 +633,7 @@
               <w:ind w:left="280"/>
             </w:pPr>
             <w:r>
-              <w:t>• Produce a Deployment Report documenting your build, using the YAT-provided Deployment Report template. The report includes Configuration Decision justifications (where the supplied design left choices to you), testing outcomes, an operational handover for YAT IT, written responses to six Knowledge Evidence questions about your own build, and four appendices of evidence (build screenshots, configuration exports, test results, reflections).</w:t>
+              <w:t>• Produce a Deployment Report documenting your build, using the YAT-provided Deployment Report template. The report includes Configuration Decision justifications (where the supplied design left choices to you), testing outcomes, an operational handover for YAT IT, written responses to six Knowledge Evidence questions about your own build, and three appendices of evidence (build screenshots, test results, reflections).</w:t>
             </w:r>
           </w:p>
           <w:p>
@@ -642,7 +642,7 @@
               <w:spacing w:after="160"/>
             </w:pPr>
             <w:r>
-              <w:t>The Deployment Report is your single submitted deliverable. All build evidence (screenshots, configuration exports, test results) is captured in the report's appendices — there is no separate portfolio submission.</w:t>
+              <w:t>The Deployment Report is your single submitted deliverable. All build evidence (screenshots, test results) is captured in the report's appendices — there is no separate portfolio submission.</w:t>
             </w:r>
           </w:p>
           <w:p>
@@ -933,7 +933,7 @@
               <w:ind w:left="280"/>
             </w:pPr>
             <w:r>
-              <w:t>• Submit a completed Deployment Report (.docx) with every section and every appendix populated, using the YAT-provided Deployment Report template</w:t>
+              <w:t>• Submit a completed Deployment Report (.docx) with every section you are asked to write and every appendix populated, using the YAT-provided Deployment Report template</w:t>
             </w:r>
           </w:p>
         </w:tc>
@@ -1037,7 +1037,7 @@
               <w:spacing w:after="160"/>
             </w:pPr>
             <w:r>
-              <w:t>Submit the completed Deployment Report (.docx) to the LMS by the due date. The report includes all four appendices populated; no separate files are submitted.</w:t>
+              <w:t>Submit the completed Deployment Report (.docx) to the LMS by the due date. The report includes all three appendices populated; no separate files are submitted.</w:t>
             </w:r>
           </w:p>
         </w:tc>
@@ -1146,7 +1146,7 @@
           </w:tcPr>
           <w:p>
             <w:r>
-              <w:t>A1 - §1 Executive Summary — you produced a concise (≤ 1 page) summary of what was delivered, with explicit acknowledgement that HA hardening is deferred to AT3, and numbers/components reconcile with the body of the report</w:t>
+              <w:t>A2 - §4.1 + §4.2 + §4.7 Build narrative — Foundation tier (IAM, network, security) — you described the IAM model, network topology, and security-group model, and identified the shared security responsibility outcome of your build, with cross-references to the Appendix A screenshots</w:t>
             </w:r>
           </w:p>
         </w:tc>
@@ -1168,7 +1168,7 @@
           </w:tcPr>
           <w:p>
             <w:r>
-              <w:t>A2 - §4.1 + §4.2 + §4.7 Build narrative — Foundation tier (IAM, network, security) — you described the IAM model, network topology, and security-group model, with cross-references to Appendix A screenshots and Appendix B configuration exports</w:t>
+              <w:t>A3 - §4.3 + §4.4 + §4.5 + §4.6 Build narrative — Workload tier (compute, load balancing, database, storage) — you described the EC2 + ALB + ASG, the RDS managed database, and the EBS + S3 storage</w:t>
             </w:r>
           </w:p>
         </w:tc>
@@ -1190,7 +1190,7 @@
           </w:tcPr>
           <w:p>
             <w:r>
-              <w:t>A3 - §4.3 + §4.4 + §4.5 + §4.6 Build narrative — Workload tier (compute, load balancing, database, storage) — you described the EC2 + ALB + ASG, the RDS managed database, and the EBS + S3 storage</w:t>
+              <w:t>A4 - §4.8 Build narrative — Operability (autoscaling configuration, baseline monitoring) — you described the ASG scaling policy and the baseline CloudWatch alarms</w:t>
             </w:r>
           </w:p>
         </w:tc>
@@ -1212,7 +1212,7 @@
           </w:tcPr>
           <w:p>
             <w:r>
-              <w:t>A4 - §4.8 Build narrative — Operability (autoscaling configuration, baseline monitoring) — you described the ASG scaling policy and the baseline CloudWatch alarms; you identified the shared security responsibility outcome of your build</w:t>
+              <w:t>A5 - §5 Configuration Decisions — you justified all 8 decision points (C1–C8 from the supplied design §14) with rationale tied to the YAT LMS workload</w:t>
             </w:r>
           </w:p>
         </w:tc>
@@ -1234,7 +1234,7 @@
           </w:tcPr>
           <w:p>
             <w:r>
-              <w:t>A5 - §5 Configuration Decisions — you justified all 8 decision points (C1–C8 from the supplied design §14) with rationale tied to the YAT LMS workload</w:t>
+              <w:t>A6 - §6 Testing and Validation — you ran the four required test categories (connectivity, autoscaling, database connectivity, end-to-end smoke); results are documented with cross-reference to Appendix C evidence</w:t>
             </w:r>
           </w:p>
         </w:tc>
@@ -1256,7 +1256,7 @@
           </w:tcPr>
           <w:p>
             <w:r>
-              <w:t>A6 - §6 Testing and Validation — you ran the four required test categories (connectivity, autoscaling, database connectivity, end-to-end smoke); results are documented with cross-reference to Appendix C evidence</w:t>
+              <w:t>A7 - §7 Operational Handover — you documented access information for YAT IT, named known limitations carried into AT3, and confirmed filing of the report per YAT's documented records procedures</w:t>
             </w:r>
           </w:p>
         </w:tc>
@@ -1278,7 +1278,7 @@
           </w:tcPr>
           <w:p>
             <w:r>
-              <w:t>A7 - §7 Operational Handover — you documented access information for YAT IT, named known limitations carried into AT3, and confirmed filing of the report per YAT's documented records procedures</w:t>
+              <w:t>A8 - §8 Knowledge Evidence Responses — you answered all 6 KE questions with specific reference to your own build, not generic textbook answers</w:t>
             </w:r>
           </w:p>
         </w:tc>
@@ -1300,51 +1300,7 @@
           </w:tcPr>
           <w:p>
             <w:r>
-              <w:t>A8 - §8 Knowledge Evidence Responses — you answered all 6 KE questions with specific reference to your own build, not generic textbook answers</w:t>
-            </w:r>
-          </w:p>
-        </w:tc>
-        <w:tc>
-          <w:tcPr>
-            <w:tcW w:type="dxa" w:w="1943"/>
-          </w:tcPr>
-          <w:p>
-            <w:r>
-              <w:t>☐ Yes  ☐ No</w:t>
-            </w:r>
-          </w:p>
-        </w:tc>
-      </w:tr>
-      <w:tr>
-        <w:tc>
-          <w:tcPr>
-            <w:tcW w:type="dxa" w:w="8797"/>
-          </w:tcPr>
-          <w:p>
-            <w:r>
               <w:t>A9 - Appendix A Build Evidence — all 17 named screenshots (A1–A17) are present, the AWS region indicator is visible, and the named items are visible per the template's requirements</w:t>
-            </w:r>
-          </w:p>
-        </w:tc>
-        <w:tc>
-          <w:tcPr>
-            <w:tcW w:type="dxa" w:w="1943"/>
-          </w:tcPr>
-          <w:p>
-            <w:r>
-              <w:t>☐ Yes  ☐ No</w:t>
-            </w:r>
-          </w:p>
-        </w:tc>
-      </w:tr>
-      <w:tr>
-        <w:tc>
-          <w:tcPr>
-            <w:tcW w:type="dxa" w:w="8797"/>
-          </w:tcPr>
-          <w:p>
-            <w:r>
-              <w:t>A10 - Appendix B Configuration Exports — all 7 named exports (B1–B7) are present, exported from the actual deployed environment</w:t>
             </w:r>
           </w:p>
         </w:tc>
@@ -1786,7 +1742,7 @@
         <w:spacing w:after="160"/>
       </w:pPr>
       <w:r>
-        <w:t>Populate every section and every appendix of the Deployment Report template. The template provides explicit prompts in each section — follow them.</w:t>
+        <w:t>Complete every section of the Deployment Report template that asks you for a response, and populate every appendix. The template provides explicit prompts in each section — follow them. §2 and §3 are already written for you; leave them as supplied and delete the violet note above each.</w:t>
       </w:r>
     </w:p>
     <w:p>
@@ -1805,27 +1761,16 @@
         <w:ind w:left="360"/>
       </w:pPr>
       <w:r>
-        <w:t>• §1 Executive Summary (write this last)</w:t>
-      </w:r>
-    </w:p>
-    <w:p>
-      <w:pPr>
-        <w:pStyle w:val="Assessortext"/>
-        <w:spacing w:after="120"/>
-        <w:ind w:left="360"/>
-      </w:pPr>
-      <w:r>
-        <w:t>• §2 Engagement Context (referring back to your AT1 Business Case + the supplied design)</w:t>
-      </w:r>
-    </w:p>
-    <w:p>
-      <w:pPr>
-        <w:pStyle w:val="Assessortext"/>
-        <w:spacing w:after="120"/>
-        <w:ind w:left="360"/>
-      </w:pPr>
-      <w:r>
-        <w:t>• §3 Scope of Deployment (what's in this phase, what's deferred to AT3)</w:t>
+        <w:t xml:space="preserve">• </w:t>
+      </w:r>
+      <w:r>
+        <w:rPr>
+          <w:b/>
+        </w:rPr>
+        <w:t>§2 Engagement Context and §3 Scope of Deployment (supplied</w:t>
+      </w:r>
+      <w:r>
+        <w:t xml:space="preserve"> — already written for you)</w:t>
       </w:r>
     </w:p>
     <w:p>
@@ -1913,25 +1858,6 @@
       </w:r>
       <w:r>
         <w:t xml:space="preserve"> — Build Evidence (17 named AWS console screenshots — the template lists them explicitly)</w:t>
-      </w:r>
-    </w:p>
-    <w:p>
-      <w:pPr>
-        <w:pStyle w:val="Assessortext"/>
-        <w:spacing w:after="120"/>
-        <w:ind w:left="360"/>
-      </w:pPr>
-      <w:r>
-        <w:t xml:space="preserve">• </w:t>
-      </w:r>
-      <w:r>
-        <w:rPr>
-          <w:b/>
-        </w:rPr>
-        <w:t>Appendix B</w:t>
-      </w:r>
-      <w:r>
-        <w:t xml:space="preserve"> — Configuration Exports (IAM policies, security group rules, VPC config, etc.)</w:t>
       </w:r>
     </w:p>
     <w:p>

--- a/S1-CL1-Cloud-Design-Build/assessments/AT2/AT2-Deployment-Student.docx
+++ b/S1-CL1-Cloud-Design-Build/assessments/AT2/AT2-Deployment-Student.docx
@@ -633,7 +633,7 @@
               <w:ind w:left="280"/>
             </w:pPr>
             <w:r>
-              <w:t>• Produce a Deployment Report documenting your build, using the YAT-provided Deployment Report template. The report includes Configuration Decision justifications (where the supplied design left choices to you), testing outcomes, an operational handover for YAT IT, written responses to six Knowledge Evidence questions about your own build, and three appendices of evidence (build screenshots, test results, reflections).</w:t>
+              <w:t>• Produce a Deployment Report documenting your build, using the YAT-provided Deployment Report template. The report includes Configuration Decision justifications (where the supplied design left choices to you), testing outcomes, an operational handover for YAT IT, written responses to six Knowledge Evidence questions about your own build, and one appendix of evidence (build screenshots).</w:t>
             </w:r>
           </w:p>
           <w:p>
@@ -1037,7 +1037,7 @@
               <w:spacing w:after="160"/>
             </w:pPr>
             <w:r>
-              <w:t>Submit the completed Deployment Report (.docx) to the LMS by the due date. The report includes all three appendices populated; no separate files are submitted.</w:t>
+              <w:t>Submit the completed Deployment Report (.docx) to the LMS by the due date. The report includes the evidence appendix populated; no separate files are submitted.</w:t>
             </w:r>
           </w:p>
         </w:tc>
@@ -1212,7 +1212,7 @@
           </w:tcPr>
           <w:p>
             <w:r>
-              <w:t>A5 - §5 Configuration Decisions — you justified all 8 decision points (C1–C8 from the supplied design §14) with rationale tied to the YAT LMS workload</w:t>
+              <w:t>A5 - §5 Configuration Decisions — for each of the two decisions the supplied design leaves open, you named at least two options you considered, stated the choice you made, and justified it against the YAT LMS workload</w:t>
             </w:r>
           </w:p>
         </w:tc>
@@ -1234,7 +1234,7 @@
           </w:tcPr>
           <w:p>
             <w:r>
-              <w:t>A6 - §6 Testing and Validation — you ran the four required test categories (connectivity, autoscaling, database connectivity, end-to-end smoke); results are documented with cross-reference to Appendix C evidence</w:t>
+              <w:t>A6 - §6 Testing and Validation — you ran all five tests (connect to the application server; reach the internet; reach the database; reach the load balancer; automatic scaling), pasted the required screenshot into each test box, and noted anything that failed and how you fixed it</w:t>
             </w:r>
           </w:p>
         </w:tc>
@@ -1301,50 +1301,6 @@
           <w:p>
             <w:r>
               <w:t>A9 - Appendix A Build Evidence — all 17 named screenshots (A1–A17) are present, the AWS region indicator is visible, and the named items are visible per the template's requirements</w:t>
-            </w:r>
-          </w:p>
-        </w:tc>
-        <w:tc>
-          <w:tcPr>
-            <w:tcW w:type="dxa" w:w="1943"/>
-          </w:tcPr>
-          <w:p>
-            <w:r>
-              <w:t>☐ Yes  ☐ No</w:t>
-            </w:r>
-          </w:p>
-        </w:tc>
-      </w:tr>
-      <w:tr>
-        <w:tc>
-          <w:tcPr>
-            <w:tcW w:type="dxa" w:w="8797"/>
-          </w:tcPr>
-          <w:p>
-            <w:r>
-              <w:t>A11 - Appendix C Test Evidence — test outcomes are documented with supporting evidence; outcomes are consistent with §6</w:t>
-            </w:r>
-          </w:p>
-        </w:tc>
-        <w:tc>
-          <w:tcPr>
-            <w:tcW w:type="dxa" w:w="1943"/>
-          </w:tcPr>
-          <w:p>
-            <w:r>
-              <w:t>☐ Yes  ☐ No</w:t>
-            </w:r>
-          </w:p>
-        </w:tc>
-      </w:tr>
-      <w:tr>
-        <w:tc>
-          <w:tcPr>
-            <w:tcW w:type="dxa" w:w="8797"/>
-          </w:tcPr>
-          <w:p>
-            <w:r>
-              <w:t>A12 - Appendix D Reflections — two honest reflective responses are present, both specific to your own build experience</w:t>
             </w:r>
           </w:p>
         </w:tc>
@@ -1610,7 +1566,7 @@
         <w:spacing w:after="160"/>
       </w:pPr>
       <w:r>
-        <w:t>Using AWS Academy, implement the architecture exactly as specified in the supplied design. The design is opinionated where it matters — region, network topology, IAM model, service categories, security controls, tagging — and intentionally silent where you must demonstrate professional judgement (specific instance types, sizing, scaling thresholds, etc.). The supplied design's §14 Configuration decisions left to the implementer enumerates the eight decisions you must make and justify (C1 through C8).</w:t>
+        <w:t>Using AWS Academy, implement the architecture exactly as specified in the supplied design. The design is opinionated where it matters — region, network topology, IAM model, service categories, security controls, tagging — and intentionally silent where you must demonstrate professional judgement (specific instance types, sizing, scaling thresholds, etc.). The supplied design's §4.16 Configuration decisions left to the implementer names the two decisions you must make and justify.</w:t>
       </w:r>
     </w:p>
     <w:p>
@@ -1619,7 +1575,7 @@
         <w:spacing w:after="160"/>
       </w:pPr>
       <w:r>
-        <w:t>For each of those configuration decisions, make a deliberate, justified choice based on the YAT LMS workload as described in the LMS Application Specification on the YAT intranet. You will document the choice and rationale in §5 of your Deployment Report.</w:t>
+        <w:t>For each of those two decisions, consider at least two candidates, choose one, and justify the choice against the YAT LMS workload as described in the LMS Application Specification on the YAT intranet. You will document the choice and rationale in §5 of your Deployment Report.</w:t>
       </w:r>
     </w:p>
     <w:p>
@@ -1805,10 +1761,10 @@
         <w:rPr>
           <w:b/>
         </w:rPr>
-        <w:t>§5 Configuration Decisions (justifications for the eight points the design left to you</w:t>
-      </w:r>
-      <w:r>
-        <w:t xml:space="preserve"> — C1 through C8)</w:t>
+        <w:t>§5 Configuration Decisions (the two the design leaves open</w:t>
+      </w:r>
+      <w:r>
+        <w:t xml:space="preserve"> — options considered, your choice, and why)</w:t>
       </w:r>
     </w:p>
     <w:p>
@@ -1862,44 +1818,6 @@
     </w:p>
     <w:p>
       <w:pPr>
-        <w:pStyle w:val="Assessortext"/>
-        <w:spacing w:after="120"/>
-        <w:ind w:left="360"/>
-      </w:pPr>
-      <w:r>
-        <w:t xml:space="preserve">• </w:t>
-      </w:r>
-      <w:r>
-        <w:rPr>
-          <w:b/>
-        </w:rPr>
-        <w:t>Appendix C</w:t>
-      </w:r>
-      <w:r>
-        <w:t xml:space="preserve"> — Test Evidence (logs, screenshots of test outcomes)</w:t>
-      </w:r>
-    </w:p>
-    <w:p>
-      <w:pPr>
-        <w:pStyle w:val="Assessortext"/>
-        <w:spacing w:after="120"/>
-        <w:ind w:left="360"/>
-      </w:pPr>
-      <w:r>
-        <w:t xml:space="preserve">• </w:t>
-      </w:r>
-      <w:r>
-        <w:rPr>
-          <w:b/>
-        </w:rPr>
-        <w:t>Appendix D</w:t>
-      </w:r>
-      <w:r>
-        <w:t xml:space="preserve"> — Reflections (two short reflective responses on the build experience)</w:t>
-      </w:r>
-    </w:p>
-    <w:p>
-      <w:pPr>
         <w:pStyle w:val="Heading2"/>
         <w:spacing w:before="240" w:after="80"/>
       </w:pPr>
@@ -1949,7 +1867,7 @@
         <w:spacing w:after="160"/>
       </w:pPr>
       <w:r>
-        <w:t>Don't paper over the eight Configuration Decisions. The §5 table is one of the most-scrutinised sections.</w:t>
+        <w:t>For each Configuration Decision, name the alternative you considered as well as the one you chose. A choice with no alternative beside it is not a comparison.</w:t>
       </w:r>
     </w:p>
     <w:p>
@@ -1959,15 +1877,6 @@
       </w:pPr>
       <w:r>
         <w:t>The Knowledge Evidence responses (§8) are about your own build. Every answer should reference specific sections, components, or decisions in your report. Generic textbook answers about cloud concepts won't pass.</w:t>
-      </w:r>
-    </w:p>
-    <w:p>
-      <w:pPr>
-        <w:pStyle w:val="Assessortext"/>
-        <w:spacing w:after="160"/>
-      </w:pPr>
-      <w:r>
-        <w:t>The reflections in Appendix D are honest, not promotional. A genuine "here's a decision I'd revise" earns more credit than a varnished "everything was perfect".</w:t>
       </w:r>
     </w:p>
     <w:p>

--- a/S1-CL1-Cloud-Design-Build/assessments/AT2/AT2-Deployment-Student.docx
+++ b/S1-CL1-Cloud-Design-Build/assessments/AT2/AT2-Deployment-Student.docx
@@ -519,7 +519,7 @@
               <w:spacing w:after="160"/>
             </w:pPr>
             <w:r>
-              <w:t>You are being assessed on the implementation of a supplied AWS cloud architecture for the YAT LMS migration, and the production of a Deployment Report documenting your build.</w:t>
+              <w:t>You are assessed on building a cloud platform for the YAT LMS migration, following the build run sheet in the second half of this document, and on the evidence and answers you record in it as you go.</w:t>
             </w:r>
           </w:p>
           <w:p>
@@ -528,7 +528,7 @@
               <w:spacing w:after="160"/>
             </w:pPr>
             <w:r>
-              <w:t>This is an open-book practical assessment. You may use the YAT intranet, AWS Academy lab environments, AWS documentation, course reference materials, and external research (which must be cited) throughout.</w:t>
+              <w:t>This is an open-book practical assessment. You may use the YAT intranet, the AWS Academy lab environment, AWS documentation and course materials throughout.</w:t>
             </w:r>
           </w:p>
           <w:p>
@@ -537,7 +537,7 @@
               <w:spacing w:after="160"/>
             </w:pPr>
             <w:r>
-              <w:t>AT2 is the second of three assessment tasks in the S1-CL1 Cloud Design and Build cluster. It builds on AT1 (the Business Case engagement) and feeds into AT3 (HA hardening and project closure). You continue in the same MTS consultant role across all three.</w:t>
+              <w:t>AT2 is the second of three assessment tasks in the S1-CL1 Cloud Design and Build cluster. It follows AT1 (the Business Case engagement) and feeds into AT3 (high-availability hardening). You continue in the same MTS consultant role across all three.</w:t>
             </w:r>
           </w:p>
           <w:p>
@@ -546,7 +546,7 @@
               <w:spacing w:after="160"/>
             </w:pPr>
             <w:r>
-              <w:t>Submission: the completed Deployment Report (.docx) with all appendices populated, submitted via the LMS.</w:t>
+              <w:t>Submission: this document, completed — every screenshot box filled and every question answered — submitted via the LMS.</w:t>
             </w:r>
           </w:p>
           <w:p>
@@ -604,7 +604,7 @@
               <w:spacing w:after="160"/>
             </w:pPr>
             <w:r>
-              <w:t>Following the YAT board's approval of the action plan in your AT1 Business Case engagement, you took a period of planned annual leave. During that time MTS Senior Architecture worked with YAT IT to translate the approved direction into a detailed technical design — the YAT LMS Cloud Architecture — Baseline Design — which has been approved by Pat Lin and Sam Walker and is now your build specification.</w:t>
+              <w:t>Following the YAT board's approval of your action plan in AT1, MTS Senior Architecture worked with YAT IT to turn that direction into a cloud architecture design, and an MTS implementation lead turned the design into a build run sheet for the engagement.</w:t>
             </w:r>
           </w:p>
           <w:p>
@@ -613,7 +613,7 @@
               <w:spacing w:after="160"/>
             </w:pPr>
             <w:r>
-              <w:t>You have returned to MTS to lead the foundation-build phase of the engagement. Your task has two parts that combine into a single deliverable:</w:t>
+              <w:t>You are the implementer. Your work has three parts, all recorded in this one document:</w:t>
             </w:r>
           </w:p>
           <w:p>
@@ -623,7 +623,7 @@
               <w:ind w:left="280"/>
             </w:pPr>
             <w:r>
-              <w:t>• Implement the supplied AWS architecture for the YAT LMS migration foundation build, in the AWS Academy lab environment authorised for this engagement.</w:t>
+              <w:t>• Work through the build run sheet, creating each piece of the platform to the settings given, and paste the screenshot each task asks for into the box provided.</w:t>
             </w:r>
           </w:p>
           <w:p>
@@ -633,143 +633,7 @@
               <w:ind w:left="280"/>
             </w:pPr>
             <w:r>
-              <w:t>• Produce a Deployment Report documenting your build, using the YAT-provided Deployment Report template. The report includes Configuration Decision justifications (where the supplied design left choices to you), testing outcomes, an operational handover for YAT IT, written responses to six Knowledge Evidence questions about your own build, and one appendix of evidence (build screenshots).</w:t>
-            </w:r>
-          </w:p>
-          <w:p>
-            <w:pPr>
-              <w:pStyle w:val="Assessortext"/>
-              <w:spacing w:after="160"/>
-            </w:pPr>
-            <w:r>
-              <w:t>The Deployment Report is your single submitted deliverable. All build evidence (screenshots, test results) is captured in the report's appendices — there is no separate portfolio submission.</w:t>
-            </w:r>
-          </w:p>
-          <w:p>
-            <w:pPr>
-              <w:pStyle w:val="Assessortext"/>
-              <w:spacing w:after="160"/>
-            </w:pPr>
-            <w:r>
-              <w:t>This phase is the foundation build only. The architecture is intentionally non-HA at this stage — HA hardening is the next phase (AT3) and is out of scope here.</w:t>
-            </w:r>
-          </w:p>
-        </w:tc>
-      </w:tr>
-      <w:tr>
-        <w:trPr>
-          <w:cantSplit/>
-        </w:trPr>
-        <w:tc>
-          <w:tcPr>
-            <w:tcW w:w="2807" w:type="dxa"/>
-            <w:tcBorders>
-              <w:left w:val="nil"/>
-            </w:tcBorders>
-            <w:vAlign w:val="center"/>
-          </w:tcPr>
-          <w:p>
-            <w:pPr>
-              <w:pStyle w:val="Heading3"/>
-            </w:pPr>
-            <w:r>
-              <w:lastRenderedPageBreak/>
-              <w:t>Time allowed</w:t>
-            </w:r>
-          </w:p>
-        </w:tc>
-        <w:tc>
-          <w:tcPr>
-            <w:tcW w:w="7938" w:type="dxa"/>
-            <w:tcBorders>
-              <w:right w:val="nil"/>
-            </w:tcBorders>
-            <w:vAlign w:val="center"/>
-          </w:tcPr>
-          <w:p>
-            <w:pPr>
-              <w:pStyle w:val="Assessortext"/>
-            </w:pPr>
-            <w:r/>
-          </w:p>
-        </w:tc>
-      </w:tr>
-      <w:tr>
-        <w:trPr>
-          <w:cantSplit/>
-        </w:trPr>
-        <w:tc>
-          <w:tcPr>
-            <w:tcW w:w="2807" w:type="dxa"/>
-            <w:tcBorders>
-              <w:left w:val="nil"/>
-            </w:tcBorders>
-            <w:vAlign w:val="center"/>
-          </w:tcPr>
-          <w:p>
-            <w:pPr>
-              <w:pStyle w:val="Heading3"/>
-            </w:pPr>
-            <w:r>
-              <w:t>Location</w:t>
-            </w:r>
-          </w:p>
-        </w:tc>
-        <w:tc>
-          <w:tcPr>
-            <w:tcW w:w="7938" w:type="dxa"/>
-            <w:tcBorders>
-              <w:right w:val="nil"/>
-            </w:tcBorders>
-            <w:vAlign w:val="center"/>
-          </w:tcPr>
-          <w:p>
-            <w:pPr>
-              <w:pStyle w:val="Assessortext"/>
-            </w:pPr>
-            <w:r/>
-          </w:p>
-        </w:tc>
-      </w:tr>
-      <w:tr>
-        <w:trPr>
-          <w:cantSplit/>
-        </w:trPr>
-        <w:tc>
-          <w:tcPr>
-            <w:tcW w:w="2807" w:type="dxa"/>
-            <w:tcBorders>
-              <w:left w:val="nil"/>
-            </w:tcBorders>
-            <w:vAlign w:val="center"/>
-          </w:tcPr>
-          <w:p>
-            <w:pPr>
-              <w:pStyle w:val="Heading3"/>
-            </w:pPr>
-            <w:r>
-              <w:t>Resources required</w:t>
-            </w:r>
-          </w:p>
-        </w:tc>
-        <w:tc>
-          <w:tcPr>
-            <w:tcW w:w="7938" w:type="dxa"/>
-            <w:tcBorders>
-              <w:right w:val="nil"/>
-            </w:tcBorders>
-            <w:vAlign w:val="center"/>
-          </w:tcPr>
-          <w:p>
-            <w:pPr>
-              <w:pStyle w:val="Assessortext"/>
-              <w:spacing w:after="80" w:before="160"/>
-            </w:pPr>
-            <w:r>
-              <w:rPr>
-                <w:b/>
-              </w:rPr>
-              <w:t>Provided to you (download from the YAT intranet)</w:t>
+              <w:t>• Run the five tests and paste in what each one returned.</w:t>
             </w:r>
           </w:p>
           <w:p>
@@ -779,7 +643,134 @@
               <w:ind w:left="280"/>
             </w:pPr>
             <w:r>
-              <w:t>• YAT LMS Cloud Architecture — Baseline Design (intranet Engagement Documents section) — the design you implement</w:t>
+              <w:t>• Answer the six knowledge questions about the platform you built, then record where you filed the completed document.</w:t>
+            </w:r>
+          </w:p>
+          <w:p>
+            <w:pPr>
+              <w:pStyle w:val="Assessortext"/>
+              <w:spacing w:after="160"/>
+            </w:pPr>
+            <w:r>
+              <w:t>This phase is the foundation build only. The platform is deliberately single-zone at this stage — high-availability hardening is the next phase and is out of scope here.</w:t>
+            </w:r>
+          </w:p>
+        </w:tc>
+      </w:tr>
+      <w:tr>
+        <w:trPr>
+          <w:cantSplit/>
+        </w:trPr>
+        <w:tc>
+          <w:tcPr>
+            <w:tcW w:w="2807" w:type="dxa"/>
+            <w:tcBorders>
+              <w:left w:val="nil"/>
+            </w:tcBorders>
+            <w:vAlign w:val="center"/>
+          </w:tcPr>
+          <w:p>
+            <w:pPr>
+              <w:pStyle w:val="Heading3"/>
+            </w:pPr>
+            <w:r>
+              <w:lastRenderedPageBreak/>
+              <w:t>Time allowed</w:t>
+            </w:r>
+          </w:p>
+        </w:tc>
+        <w:tc>
+          <w:tcPr>
+            <w:tcW w:w="7938" w:type="dxa"/>
+            <w:tcBorders>
+              <w:right w:val="nil"/>
+            </w:tcBorders>
+            <w:vAlign w:val="center"/>
+          </w:tcPr>
+          <w:p>
+            <w:pPr>
+              <w:pStyle w:val="Assessortext"/>
+            </w:pPr>
+            <w:r/>
+          </w:p>
+        </w:tc>
+      </w:tr>
+      <w:tr>
+        <w:trPr>
+          <w:cantSplit/>
+        </w:trPr>
+        <w:tc>
+          <w:tcPr>
+            <w:tcW w:w="2807" w:type="dxa"/>
+            <w:tcBorders>
+              <w:left w:val="nil"/>
+            </w:tcBorders>
+            <w:vAlign w:val="center"/>
+          </w:tcPr>
+          <w:p>
+            <w:pPr>
+              <w:pStyle w:val="Heading3"/>
+            </w:pPr>
+            <w:r>
+              <w:t>Location</w:t>
+            </w:r>
+          </w:p>
+        </w:tc>
+        <w:tc>
+          <w:tcPr>
+            <w:tcW w:w="7938" w:type="dxa"/>
+            <w:tcBorders>
+              <w:right w:val="nil"/>
+            </w:tcBorders>
+            <w:vAlign w:val="center"/>
+          </w:tcPr>
+          <w:p>
+            <w:pPr>
+              <w:pStyle w:val="Assessortext"/>
+            </w:pPr>
+            <w:r/>
+          </w:p>
+        </w:tc>
+      </w:tr>
+      <w:tr>
+        <w:trPr>
+          <w:cantSplit/>
+        </w:trPr>
+        <w:tc>
+          <w:tcPr>
+            <w:tcW w:w="2807" w:type="dxa"/>
+            <w:tcBorders>
+              <w:left w:val="nil"/>
+            </w:tcBorders>
+            <w:vAlign w:val="center"/>
+          </w:tcPr>
+          <w:p>
+            <w:pPr>
+              <w:pStyle w:val="Heading3"/>
+            </w:pPr>
+            <w:r>
+              <w:t>Resources required</w:t>
+            </w:r>
+          </w:p>
+        </w:tc>
+        <w:tc>
+          <w:tcPr>
+            <w:tcW w:w="7938" w:type="dxa"/>
+            <w:tcBorders>
+              <w:right w:val="nil"/>
+            </w:tcBorders>
+            <w:vAlign w:val="center"/>
+          </w:tcPr>
+          <w:p>
+            <w:pPr>
+              <w:pStyle w:val="Assessortext"/>
+              <w:spacing w:after="80" w:before="160"/>
+            </w:pPr>
+            <w:r>
+              <w:rPr>
+                <w:b/>
+              </w:rPr>
+              <w:t>Provided to you</w:t>
             </w:r>
           </w:p>
           <w:p>
@@ -789,7 +780,7 @@
               <w:ind w:left="280"/>
             </w:pPr>
             <w:r>
-              <w:t>• Deployment Report template (intranet Templates section) — the template you fill in</w:t>
+              <w:t>• This document, containing the build run sheet you work through</w:t>
             </w:r>
           </w:p>
           <w:p>
@@ -799,7 +790,7 @@
               <w:ind w:left="280"/>
             </w:pPr>
             <w:r>
-              <w:t>• Example previous Deployment Report (intranet Document Archive section) — review at least one before starting your own</w:t>
+              <w:t>• LMS Application Specification (on the YAT intranet) — the workload your two sizing decisions are justified against</w:t>
             </w:r>
           </w:p>
           <w:p>
@@ -809,7 +800,7 @@
               <w:ind w:left="280"/>
             </w:pPr>
             <w:r>
-              <w:t>• All other scenario materials (LMS application spec, current ICT environment, organisational policies, your AT1 Business Case)</w:t>
+              <w:t>• Records Management Policy (on the YAT intranet) — where a completed engagement document has to be filed</w:t>
             </w:r>
           </w:p>
           <w:p>
@@ -831,7 +822,7 @@
               <w:ind w:left="280"/>
             </w:pPr>
             <w:r>
-              <w:t>• AWS Academy lab access — Cloud Foundations [104469] + Cloud Architecting [172221]</w:t>
+              <w:t>• AWS Academy lab access</w:t>
             </w:r>
           </w:p>
           <w:p>
@@ -853,7 +844,7 @@
               <w:ind w:left="280"/>
             </w:pPr>
             <w:r>
-              <w:t>• Computer with web browser</w:t>
+              <w:t>• Computer with a web browser</w:t>
             </w:r>
           </w:p>
           <w:p>
@@ -933,7 +924,25 @@
               <w:ind w:left="280"/>
             </w:pPr>
             <w:r>
-              <w:t>• Submit a completed Deployment Report (.docx) with every section you are asked to write and every appendix populated, using the YAT-provided Deployment Report template</w:t>
+              <w:t>• Complete every task in the run sheet, with the screenshot each one asks for</w:t>
+            </w:r>
+          </w:p>
+          <w:p>
+            <w:pPr>
+              <w:spacing w:after="80"/>
+              <w:ind w:left="280"/>
+            </w:pPr>
+            <w:r>
+              <w:t>• Run all five tests and record what each returned</w:t>
+            </w:r>
+          </w:p>
+          <w:p>
+            <w:pPr>
+              <w:spacing w:after="80"/>
+              <w:ind w:left="280"/>
+            </w:pPr>
+            <w:r>
+              <w:t>• Answer all six knowledge questions with reference to your own build</w:t>
             </w:r>
           </w:p>
         </w:tc>
@@ -1037,7 +1046,7 @@
               <w:spacing w:after="160"/>
             </w:pPr>
             <w:r>
-              <w:t>Submit the completed Deployment Report (.docx) to the LMS by the due date. The report includes the evidence appendix populated; no separate files are submitted.</w:t>
+              <w:t>Submit this completed document to the LMS by the due date. Everything is recorded in it — there are no separate files to submit.</w:t>
             </w:r>
           </w:p>
         </w:tc>
@@ -1146,7 +1155,7 @@
           </w:tcPr>
           <w:p>
             <w:r>
-              <w:t>A2 - §4.1 + §4.2 + §4.7 Build narrative — Foundation tier (IAM, network, security) — you described the IAM model, network topology, and security-group model, and identified the shared security responsibility outcome of your build, with cross-references to the Appendix A screenshots</w:t>
+              <w:t>A1 - Network foundation (tasks 2-7) — you built the VPC, the five subnets across two zones, the internet and NAT gateways, the route tables, and the three security groups with the database reachable only from the application tier</w:t>
             </w:r>
           </w:p>
         </w:tc>
@@ -1168,7 +1177,7 @@
           </w:tcPr>
           <w:p>
             <w:r>
-              <w:t>A3 - §4.3 + §4.4 + §4.5 + §4.6 Build narrative — Workload tier (compute, load balancing, database, storage) — you described the EC2 + ALB + ASG, the RDS managed database, and the EBS + S3 storage</w:t>
+              <w:t>A2 - Identity and access (tasks 1, 8-9) — you accessed the platform, worked through the group and user creation and captured the result, and reviewed the role your servers use</w:t>
             </w:r>
           </w:p>
         </w:tc>
@@ -1190,7 +1199,7 @@
           </w:tcPr>
           <w:p>
             <w:r>
-              <w:t>A4 - §4.8 Build narrative — Operability (autoscaling configuration, baseline monitoring) — you described the ASG scaling policy and the baseline CloudWatch alarms</w:t>
+              <w:t>A3 - Compute and load balancing (tasks 10-13) — you created the launch template, the target group, the load balancer and the Auto Scaling group, and the group is attached to the target group</w:t>
             </w:r>
           </w:p>
         </w:tc>
@@ -1212,7 +1221,7 @@
           </w:tcPr>
           <w:p>
             <w:r>
-              <w:t>A5 - §5 Configuration Decisions — for each of the two decisions the supplied design leaves open, you named at least two options you considered, stated the choice you made, and justified it against the YAT LMS workload</w:t>
+              <w:t>A4 - Database (tasks 14-15) — you created the subnet group across two zones and deployed the database: single-zone, encrypted, not publicly accessible, and in the database security group</w:t>
             </w:r>
           </w:p>
         </w:tc>
@@ -1234,7 +1243,7 @@
           </w:tcPr>
           <w:p>
             <w:r>
-              <w:t>A6 - §6 Testing and Validation — you ran all five tests (connect to the application server; reach the internet; reach the database; reach the load balancer; automatic scaling), pasted the required screenshot into each test box, and noted anything that failed and how you fixed it</w:t>
+              <w:t>A5 - Monitoring (task 16) — you created both alarms with the metrics and thresholds given</w:t>
             </w:r>
           </w:p>
         </w:tc>
@@ -1256,7 +1265,7 @@
           </w:tcPr>
           <w:p>
             <w:r>
-              <w:t>A7 - §7 Operational Handover — you documented access information for YAT IT, named known limitations carried into AT3, and confirmed filing of the report per YAT's documented records procedures</w:t>
+              <w:t>A6 - Configuration decisions (tasks 10 and 15) — for each of the two decisions the run sheet leaves open, you named the option you did not choose, stated the one you did, and justified it against the YAT LMS workload</w:t>
             </w:r>
           </w:p>
         </w:tc>
@@ -1278,7 +1287,7 @@
           </w:tcPr>
           <w:p>
             <w:r>
-              <w:t>A8 - §8 Knowledge Evidence Responses — you answered all 6 KE questions with specific reference to your own build, not generic textbook answers</w:t>
+              <w:t>A7 - Testing (tests 1-5) — you connected to the application server, reached the internet, the database and the load balancer, and demonstrated the Auto Scaling group scaling out and back in on its own. Each screenshot shows what its box asks for</w:t>
             </w:r>
           </w:p>
         </w:tc>
@@ -1300,7 +1309,7 @@
           </w:tcPr>
           <w:p>
             <w:r>
-              <w:t>A9 - Appendix A Build Evidence — all 17 named screenshots (A1–A17) are present, the AWS region indicator is visible, and the named items are visible per the template's requirements</w:t>
+              <w:t>A8 - Knowledge questions (Q1-Q6) — you answered all six with reference to your own build, not in general terms, in clear written English</w:t>
             </w:r>
           </w:p>
         </w:tc>
@@ -1322,7 +1331,7 @@
           </w:tcPr>
           <w:p>
             <w:r>
-              <w:t>A13 - Document quality — the Deployment Report uses plain English, appropriate technical vocabulary, structure, formatting, and depth relevant to a professional consulting deliverable for an RTO client</w:t>
+              <w:t>A9 - Handover — you stated where you filed the completed document and which YAT policy required that location</w:t>
             </w:r>
           </w:p>
         </w:tc>
@@ -1350,544 +1359,8644 @@
         <w:pStyle w:val="Heading1"/>
       </w:pPr>
       <w:r>
-        <w:t>Instructions</w:t>
-      </w:r>
-    </w:p>
-    <w:p>
-      <w:pPr>
-        <w:pStyle w:val="Heading2"/>
-        <w:spacing w:before="240" w:after="80"/>
-      </w:pPr>
-      <w:r>
-        <w:t>The engagement — picking up where AT1 left off</w:t>
-      </w:r>
-    </w:p>
-    <w:p>
-      <w:pPr>
-        <w:pStyle w:val="Assessortext"/>
+        <w:t>Scenario</w:t>
+      </w:r>
+    </w:p>
+    <w:p>
+      <w:pPr>
         <w:spacing w:after="160"/>
       </w:pPr>
       <w:r>
-        <w:t>YAT College is migrating their mission-critical Learning Management System (LMS) from on-premises to AWS. You are an MTS Consultant on this engagement, reporting to Pat Lin (MTS Senior Consultant). Sam Walker (YAT IT Manager) is your primary YAT-side stakeholder.</w:t>
-      </w:r>
-    </w:p>
-    <w:p>
-      <w:pPr>
-        <w:pStyle w:val="Assessortext"/>
+        <w:rPr>
+          <w:b w:val="0"/>
+          <w:i w:val="0"/>
+          <w:sz w:val="21"/>
+        </w:rPr>
+        <w:t>YAT College is migrating their Learning Management System from on-premises to AWS. You are an MTS Consultant on this engagement, reporting to Pat Lin (MTS Senior Consultant). Sam Walker (YAT IT Manager) is your primary YAT-side stakeholder.</w:t>
+      </w:r>
+    </w:p>
+    <w:p>
+      <w:pPr>
         <w:spacing w:after="160"/>
       </w:pPr>
       <w:r>
-        <w:t>At the end of the AT1 engagement, the YAT board approved your action plan. You then took planned annual leave. During that period, MTS Senior Architecture worked with YAT IT to translate the approved direction into a detailed cloud architecture design — the YAT LMS Cloud Architecture — Baseline Design, available from the Engagement Documents section of the YAT intranet.</w:t>
-      </w:r>
-    </w:p>
-    <w:p>
-      <w:pPr>
-        <w:pStyle w:val="Assessortext"/>
+        <w:rPr>
+          <w:b w:val="0"/>
+          <w:i w:val="0"/>
+          <w:sz w:val="21"/>
+        </w:rPr>
+        <w:t>At the end of the AT1 engagement the YAT board approved your action plan. MTS Senior Architecture then worked with YAT IT to turn that direction into a cloud architecture design, and an MTS implementation lead turned the design into the build run sheet that forms the second half of this document.</w:t>
+      </w:r>
+    </w:p>
+    <w:p>
+      <w:pPr>
         <w:spacing w:after="160"/>
       </w:pPr>
       <w:r>
-        <w:t>You have returned to MTS, and your assignment is the foundation build phase of the engagement: stand up the supplied architecture in the AWS Academy lab environment, then hand it over to YAT IT with a Deployment Report.</w:t>
-      </w:r>
-    </w:p>
-    <w:p>
-      <w:pPr>
-        <w:pStyle w:val="Heading2"/>
-        <w:spacing w:before="240" w:after="80"/>
-      </w:pPr>
-      <w:r>
-        <w:t>Scope of your work in this assessment</w:t>
-      </w:r>
-    </w:p>
-    <w:p>
-      <w:pPr>
-        <w:pStyle w:val="Assessortext"/>
-        <w:spacing w:after="160"/>
-      </w:pPr>
-      <w:r>
-        <w:t>Per the LMS Migration Role Brief on the YAT intranet (§ Scope of the MTS consulting engagement), your assessment scope is cloud infrastructure provisioning only. The following activities are YAT in-house IT's responsibility, not yours:</w:t>
-      </w:r>
-    </w:p>
-    <w:p>
-      <w:pPr>
-        <w:pStyle w:val="Assessortext"/>
+        <w:rPr>
+          <w:b w:val="0"/>
+          <w:i w:val="0"/>
+          <w:sz w:val="21"/>
+        </w:rPr>
+        <w:t>Your job is to work through that run sheet and stand up the infrastructure. You are the implementer: the design decisions have been made, and the run sheet tells you what to build and what to build it to.</w:t>
+      </w:r>
+    </w:p>
+    <w:p>
+      <w:pPr>
+        <w:pStyle w:val="Heading1"/>
+      </w:pPr>
+      <w:r>
+        <w:t>Required resources (assessment conditions)</w:t>
+      </w:r>
+    </w:p>
+    <w:p>
+      <w:pPr>
         <w:spacing w:after="120"/>
-        <w:ind w:left="360"/>
-      </w:pPr>
-      <w:r>
-        <w:t>• LMS application installation on the AWS infrastructure you build</w:t>
-      </w:r>
-    </w:p>
-    <w:p>
-      <w:pPr>
-        <w:pStyle w:val="Assessortext"/>
-        <w:spacing w:after="120"/>
-        <w:ind w:left="360"/>
-      </w:pPr>
-      <w:r>
-        <w:t>• Migration of the MySQL database from on-prem to the AWS RDS instance</w:t>
-      </w:r>
-    </w:p>
-    <w:p>
-      <w:pPr>
-        <w:pStyle w:val="Assessortext"/>
-        <w:spacing w:after="120"/>
-        <w:ind w:left="360"/>
-      </w:pPr>
-      <w:r>
-        <w:t>• Cutover from legacy to new (DNS switch, parallel running, decommissioning)</w:t>
-      </w:r>
-    </w:p>
-    <w:p>
-      <w:pPr>
-        <w:pStyle w:val="Assessortext"/>
-        <w:spacing w:after="120"/>
-        <w:ind w:left="360"/>
-      </w:pPr>
-      <w:r>
-        <w:t>• Organisational change management around the cutover (CAB process, end-user communications, training)</w:t>
-      </w:r>
-    </w:p>
-    <w:p>
-      <w:pPr>
-        <w:pStyle w:val="Assessortext"/>
-        <w:spacing w:after="120"/>
-        <w:ind w:left="360"/>
-      </w:pPr>
-      <w:r>
-        <w:t>• Ongoing application support post-handover</w:t>
-      </w:r>
-    </w:p>
-    <w:p>
-      <w:pPr>
-        <w:pStyle w:val="Assessortext"/>
-        <w:spacing w:after="160"/>
-      </w:pPr>
-      <w:r>
-        <w:t>Your AT2 deliverable stops at infrastructure ready for application deployment. You hand the infrastructure over to YAT IT with the Deployment Report — they take it from there. Do not install the LMS application, migrate production data, or perform cutover activities as part of this assessment.</w:t>
-      </w:r>
-    </w:p>
-    <w:p>
-      <w:pPr>
-        <w:pStyle w:val="Heading2"/>
-        <w:spacing w:before="240" w:after="80"/>
-      </w:pPr>
-      <w:r>
-        <w:t>Resources on the YAT intranet</w:t>
-      </w:r>
-    </w:p>
-    <w:p>
-      <w:pPr>
-        <w:pStyle w:val="Assessortext"/>
-        <w:spacing w:after="160"/>
-        <w:ind w:left="360"/>
-      </w:pPr>
-      <w:r>
-        <w:t xml:space="preserve">• </w:t>
+        <w:ind w:left="340"/>
+      </w:pPr>
+      <w:r>
+        <w:rPr>
+          <w:sz w:val="21"/>
+        </w:rPr>
+        <w:t xml:space="preserve">•  </w:t>
       </w:r>
       <w:hyperlink r:id="rId17">
         <w:r>
           <w:rPr>
+            <w:sz w:val="21"/>
             <w:color w:val="0563C1"/>
             <w:u w:val="single"/>
           </w:rPr>
-          <w:t>Supplied cloud architecture baseline design — the design you build</w:t>
+          <w:t>LMS Application Specification — the workload your two sizing decisions are justified against</w:t>
         </w:r>
       </w:hyperlink>
     </w:p>
     <w:p>
       <w:pPr>
-        <w:pStyle w:val="Assessortext"/>
-        <w:spacing w:after="160"/>
-        <w:ind w:left="360"/>
-      </w:pPr>
-      <w:r>
-        <w:t xml:space="preserve">• </w:t>
+        <w:spacing w:after="120"/>
+        <w:ind w:left="340"/>
+      </w:pPr>
+      <w:r>
+        <w:rPr>
+          <w:sz w:val="21"/>
+        </w:rPr>
+        <w:t xml:space="preserve">•  </w:t>
       </w:r>
       <w:hyperlink r:id="rId18">
         <w:r>
           <w:rPr>
+            <w:sz w:val="21"/>
             <w:color w:val="0563C1"/>
             <w:u w:val="single"/>
           </w:rPr>
-          <w:t>LMS Application Specification — the workload your configuration decisions must suit</w:t>
+          <w:t>Records Management Policy — where a completed engagement document has to be filed</w:t>
         </w:r>
       </w:hyperlink>
     </w:p>
     <w:p>
       <w:pPr>
-        <w:pStyle w:val="Assessortext"/>
+        <w:pStyle w:val="Heading1"/>
+      </w:pPr>
+      <w:r>
+        <w:t>Instructions to Student</w:t>
+      </w:r>
+    </w:p>
+    <w:p>
+      <w:pPr>
         <w:spacing w:after="160"/>
-        <w:ind w:left="360"/>
-      </w:pPr>
-      <w:r>
-        <w:t xml:space="preserve">• </w:t>
-      </w:r>
-      <w:hyperlink r:id="rId19">
-        <w:r>
-          <w:rPr>
-            <w:color w:val="0563C1"/>
-            <w:u w:val="single"/>
-          </w:rPr>
-          <w:t>LMS Migration Role Brief — the scope of the MTS engagement</w:t>
-        </w:r>
-      </w:hyperlink>
-    </w:p>
-    <w:p>
-      <w:pPr>
-        <w:pStyle w:val="Assessortext"/>
+      </w:pPr>
+      <w:r>
+        <w:rPr>
+          <w:b w:val="0"/>
+          <w:i w:val="0"/>
+          <w:sz w:val="21"/>
+        </w:rPr>
+        <w:t>Work the tasks in order. Each one tells you what to build and the settings to build it to; finding your way around the console is left to you.</w:t>
+      </w:r>
+    </w:p>
+    <w:p>
+      <w:pPr>
         <w:spacing w:after="160"/>
-        <w:ind w:left="360"/>
-      </w:pPr>
-      <w:r>
-        <w:t xml:space="preserve">• </w:t>
-      </w:r>
-      <w:hyperlink r:id="rId20">
-        <w:r>
-          <w:rPr>
-            <w:color w:val="0563C1"/>
-            <w:u w:val="single"/>
-          </w:rPr>
-          <w:t>Records Management policy — how the report is filed at handover</w:t>
-        </w:r>
-      </w:hyperlink>
+      </w:pPr>
+      <w:r>
+        <w:rPr>
+          <w:b w:val="0"/>
+          <w:i w:val="0"/>
+          <w:sz w:val="21"/>
+        </w:rPr>
+        <w:t>Take each screenshot as you finish the task, not at the end. Recreating a screen after you have moved on is painful and sometimes impossible — this is the single most common way students lose marks here.</w:t>
+      </w:r>
+    </w:p>
+    <w:p>
+      <w:pPr>
+        <w:spacing w:after="160"/>
+      </w:pPr>
+      <w:r>
+        <w:rPr>
+          <w:b w:val="0"/>
+          <w:i w:val="0"/>
+          <w:sz w:val="21"/>
+        </w:rPr>
+        <w:t>Two tasks ask you to choose between two options. Name the one you did not pick as well as the one you did — a choice with no alternative beside it is not a comparison.</w:t>
+      </w:r>
+    </w:p>
+    <w:p>
+      <w:pPr>
+        <w:spacing w:after="160"/>
+      </w:pPr>
+      <w:r>
+        <w:rPr>
+          <w:b w:val="0"/>
+          <w:i w:val="0"/>
+          <w:sz w:val="21"/>
+        </w:rPr>
+        <w:t>Run the tests yourself and screenshot what actually happened. If a test fails, fix it, run it again, and say what you changed.</w:t>
+      </w:r>
+    </w:p>
+    <w:p>
+      <w:pPr>
+        <w:spacing w:after="160"/>
+      </w:pPr>
+      <w:r>
+        <w:rPr>
+          <w:b w:val="0"/>
+          <w:i w:val="0"/>
+          <w:sz w:val="21"/>
+        </w:rPr>
+        <w:t>Answer the knowledge questions about your own build. Generic answers about cloud computing will not pass.</w:t>
+      </w:r>
+    </w:p>
+    <w:p>
+      <w:pPr>
+        <w:spacing w:after="200"/>
+      </w:pPr>
+      <w:r>
+        <w:rPr>
+          <w:b w:val="0"/>
+          <w:i w:val="0"/>
+          <w:sz w:val="21"/>
+        </w:rPr>
+        <w:t>This engagement's production region is ap-southeast-2 (Sydney). The build environment for this work is us-east-1 — build there, and treat it as standing in for Sydney throughout.</w:t>
+      </w:r>
+    </w:p>
+    <w:p>
+      <w:pPr>
+        <w:spacing w:before="200" w:after="0"/>
+      </w:pPr>
+      <w:r>
+        <w:rPr>
+          <w:b/>
+          <w:color w:val="1F5A5C"/>
+          <w:sz w:val="16"/>
+        </w:rPr>
+        <w:t>TASK 1</w:t>
+      </w:r>
     </w:p>
     <w:p>
       <w:pPr>
         <w:pStyle w:val="Heading2"/>
-        <w:spacing w:before="240" w:after="80"/>
-      </w:pPr>
-      <w:r>
-        <w:t>Part 1 — Build the supplied design</w:t>
-      </w:r>
-    </w:p>
-    <w:p>
-      <w:pPr>
-        <w:pStyle w:val="Assessortext"/>
-        <w:spacing w:after="160"/>
-      </w:pPr>
-      <w:r>
-        <w:t>Using AWS Academy, implement the architecture exactly as specified in the supplied design. The design is opinionated where it matters — region, network topology, IAM model, service categories, security controls, tagging — and intentionally silent where you must demonstrate professional judgement (specific instance types, sizing, scaling thresholds, etc.). The supplied design's §4.16 Configuration decisions left to the implementer names the two decisions you must make and justify.</w:t>
-      </w:r>
-    </w:p>
-    <w:p>
-      <w:pPr>
-        <w:pStyle w:val="Assessortext"/>
-        <w:spacing w:after="160"/>
-      </w:pPr>
-      <w:r>
-        <w:t>For each of those two decisions, consider at least two candidates, choose one, and justify the choice against the YAT LMS workload as described in the LMS Application Specification on the YAT intranet. You will document the choice and rationale in §5 of your Deployment Report.</w:t>
-      </w:r>
-    </w:p>
-    <w:p>
-      <w:pPr>
-        <w:pStyle w:val="Assessortext"/>
-        <w:spacing w:after="160"/>
-      </w:pPr>
-      <w:r>
-        <w:t>Important constraints on the build:</w:t>
-      </w:r>
-    </w:p>
-    <w:p>
-      <w:pPr>
-        <w:pStyle w:val="Assessortext"/>
+      </w:pPr>
+      <w:r>
+        <w:t>Sign in and confirm your working region</w:t>
+      </w:r>
+    </w:p>
+    <w:p>
+      <w:pPr>
         <w:spacing w:after="120"/>
-        <w:ind w:left="360"/>
-      </w:pPr>
-      <w:r>
-        <w:t>• The deployment is single-AZ and non-HA by design. HA hardening is the next phase (AT3). Do not pre-empt that work — Multi-AZ database, cross-AZ subnets, cross-Region backup copies, failure simulation, DR runbook are all out of scope for this phase.</w:t>
-      </w:r>
-    </w:p>
-    <w:p>
-      <w:pPr>
-        <w:pStyle w:val="Assessortext"/>
+      </w:pPr>
+      <w:r>
+        <w:rPr>
+          <w:b w:val="0"/>
+          <w:i w:val="0"/>
+          <w:sz w:val="21"/>
+        </w:rPr>
+        <w:t>Sign in to the AWS console for this engagement and set your region.</w:t>
+      </w:r>
+    </w:p>
+    <w:tbl>
+      <w:tblPr>
+        <w:tblW w:type="auto" w:w="0"/>
+        <w:tblLook w:firstColumn="1" w:firstRow="1" w:lastColumn="0" w:lastRow="0" w:noHBand="0" w:noVBand="1" w:val="04A0"/>
+      </w:tblPr>
+      <w:tblGrid>
+        <w:gridCol w:w="5233"/>
+        <w:gridCol w:w="5233"/>
+      </w:tblGrid>
+      <w:tr>
+        <w:tc>
+          <w:tcPr>
+            <w:tcW w:type="dxa" w:w="2381"/>
+            <w:tcBorders>
+              <w:top w:val="single" w:sz="4" w:space="0" w:color="E4DED3"/>
+              <w:left w:val="single" w:sz="4" w:space="0" w:color="E4DED3"/>
+              <w:bottom w:val="single" w:sz="4" w:space="0" w:color="E4DED3"/>
+              <w:right w:val="single" w:sz="4" w:space="0" w:color="E4DED3"/>
+            </w:tcBorders>
+            <w:shd w:val="clear" w:color="auto" w:fill="F8F4ED"/>
+          </w:tcPr>
+          <w:p>
+            <w:r>
+              <w:rPr>
+                <w:b/>
+                <w:sz w:val="19"/>
+              </w:rPr>
+              <w:t>Region</w:t>
+            </w:r>
+          </w:p>
+        </w:tc>
+        <w:tc>
+          <w:tcPr>
+            <w:tcW w:type="dxa" w:w="6576"/>
+            <w:tcBorders>
+              <w:top w:val="single" w:sz="4" w:space="0" w:color="E4DED3"/>
+              <w:left w:val="single" w:sz="4" w:space="0" w:color="E4DED3"/>
+              <w:bottom w:val="single" w:sz="4" w:space="0" w:color="E4DED3"/>
+              <w:right w:val="single" w:sz="4" w:space="0" w:color="E4DED3"/>
+            </w:tcBorders>
+          </w:tcPr>
+          <w:p>
+            <w:r>
+              <w:rPr>
+                <w:sz w:val="19"/>
+              </w:rPr>
+              <w:t>us-east-1</w:t>
+            </w:r>
+          </w:p>
+        </w:tc>
+      </w:tr>
+    </w:tbl>
+    <w:p/>
+    <w:p>
+      <w:pPr>
+        <w:spacing w:after="60"/>
+      </w:pPr>
+      <w:r>
+        <w:rPr>
+          <w:b/>
+          <w:i w:val="0"/>
+          <w:sz w:val="21"/>
+        </w:rPr>
+        <w:t>Evidence</w:t>
+      </w:r>
+    </w:p>
+    <w:tbl>
+      <w:tblPr>
+        <w:tblW w:type="auto" w:w="0"/>
+        <w:tblLook w:firstColumn="1" w:firstRow="1" w:lastColumn="0" w:lastRow="0" w:noHBand="0" w:noVBand="1" w:val="04A0"/>
+      </w:tblPr>
+      <w:tblGrid>
+        <w:gridCol w:w="10466"/>
+      </w:tblGrid>
+      <w:tr>
+        <w:tc>
+          <w:tcPr>
+            <w:tcW w:type="dxa" w:w="9411"/>
+            <w:tcBorders>
+              <w:top w:val="single" w:sz="4" w:space="0" w:color="E4DED3"/>
+              <w:left w:val="single" w:sz="4" w:space="0" w:color="E4DED3"/>
+              <w:bottom w:val="single" w:sz="4" w:space="0" w:color="E4DED3"/>
+              <w:right w:val="single" w:sz="4" w:space="0" w:color="E4DED3"/>
+            </w:tcBorders>
+            <w:shd w:val="clear" w:color="auto" w:fill="F8F4ED"/>
+          </w:tcPr>
+          <w:p>
+            <w:pPr>
+              <w:jc w:val="center"/>
+            </w:pPr>
+            <w:r>
+              <w:rPr>
+                <w:b/>
+                <w:i w:val="0"/>
+                <w:sz w:val="20"/>
+              </w:rPr>
+              <w:t>[ PASTE YOUR SCREENSHOT HERE ]</w:t>
+            </w:r>
+          </w:p>
+          <w:p>
+            <w:pPr>
+              <w:jc w:val="left"/>
+            </w:pPr>
+            <w:r>
+              <w:rPr>
+                <w:b w:val="0"/>
+                <w:i/>
+                <w:color w:val="6B6660"/>
+                <w:sz w:val="19"/>
+              </w:rPr>
+              <w:t>the console with the region selector visible, showing the correct region.</w:t>
+            </w:r>
+          </w:p>
+        </w:tc>
+      </w:tr>
+    </w:tbl>
+    <w:p/>
+    <w:p>
+      <w:pPr>
+        <w:spacing w:before="200" w:after="0"/>
+      </w:pPr>
+      <w:r>
+        <w:rPr>
+          <w:b/>
+          <w:color w:val="1F5A5C"/>
+          <w:sz w:val="16"/>
+        </w:rPr>
+        <w:t>TASK 2</w:t>
+      </w:r>
+    </w:p>
+    <w:p>
+      <w:pPr>
+        <w:pStyle w:val="Heading2"/>
+      </w:pPr>
+      <w:r>
+        <w:t>Create the VPC</w:t>
+      </w:r>
+    </w:p>
+    <w:p>
+      <w:pPr>
         <w:spacing w:after="120"/>
-        <w:ind w:left="360"/>
-      </w:pPr>
-      <w:r>
-        <w:t>• All security, encryption, tagging, and naming conventions in the supplied design are mandatory. These are non-negotiable.</w:t>
-      </w:r>
-    </w:p>
-    <w:p>
-      <w:pPr>
-        <w:pStyle w:val="Assessortext"/>
+      </w:pPr>
+      <w:r>
+        <w:rPr>
+          <w:b w:val="0"/>
+          <w:i w:val="0"/>
+          <w:sz w:val="21"/>
+        </w:rPr>
+        <w:t>Create the virtual private cloud all of this engagement's infrastructure sits in.</w:t>
+      </w:r>
+    </w:p>
+    <w:tbl>
+      <w:tblPr>
+        <w:tblW w:type="auto" w:w="0"/>
+        <w:tblLook w:firstColumn="1" w:firstRow="1" w:lastColumn="0" w:lastRow="0" w:noHBand="0" w:noVBand="1" w:val="04A0"/>
+      </w:tblPr>
+      <w:tblGrid>
+        <w:gridCol w:w="5233"/>
+        <w:gridCol w:w="5233"/>
+      </w:tblGrid>
+      <w:tr>
+        <w:tc>
+          <w:tcPr>
+            <w:tcW w:type="dxa" w:w="2381"/>
+            <w:tcBorders>
+              <w:top w:val="single" w:sz="4" w:space="0" w:color="E4DED3"/>
+              <w:left w:val="single" w:sz="4" w:space="0" w:color="E4DED3"/>
+              <w:bottom w:val="single" w:sz="4" w:space="0" w:color="E4DED3"/>
+              <w:right w:val="single" w:sz="4" w:space="0" w:color="E4DED3"/>
+            </w:tcBorders>
+            <w:shd w:val="clear" w:color="auto" w:fill="F8F4ED"/>
+          </w:tcPr>
+          <w:p>
+            <w:r>
+              <w:rPr>
+                <w:b/>
+                <w:sz w:val="19"/>
+              </w:rPr>
+              <w:t>Name</w:t>
+            </w:r>
+          </w:p>
+        </w:tc>
+        <w:tc>
+          <w:tcPr>
+            <w:tcW w:type="dxa" w:w="6576"/>
+            <w:tcBorders>
+              <w:top w:val="single" w:sz="4" w:space="0" w:color="E4DED3"/>
+              <w:left w:val="single" w:sz="4" w:space="0" w:color="E4DED3"/>
+              <w:bottom w:val="single" w:sz="4" w:space="0" w:color="E4DED3"/>
+              <w:right w:val="single" w:sz="4" w:space="0" w:color="E4DED3"/>
+            </w:tcBorders>
+          </w:tcPr>
+          <w:p>
+            <w:r>
+              <w:rPr>
+                <w:sz w:val="19"/>
+              </w:rPr>
+              <w:t>yat-lms-vpc</w:t>
+            </w:r>
+          </w:p>
+        </w:tc>
+      </w:tr>
+      <w:tr>
+        <w:tc>
+          <w:tcPr>
+            <w:tcW w:type="dxa" w:w="2381"/>
+            <w:tcBorders>
+              <w:top w:val="single" w:sz="4" w:space="0" w:color="E4DED3"/>
+              <w:left w:val="single" w:sz="4" w:space="0" w:color="E4DED3"/>
+              <w:bottom w:val="single" w:sz="4" w:space="0" w:color="E4DED3"/>
+              <w:right w:val="single" w:sz="4" w:space="0" w:color="E4DED3"/>
+            </w:tcBorders>
+            <w:shd w:val="clear" w:color="auto" w:fill="F8F4ED"/>
+          </w:tcPr>
+          <w:p>
+            <w:r>
+              <w:rPr>
+                <w:b/>
+                <w:sz w:val="19"/>
+              </w:rPr>
+              <w:t>IPv4 CIDR</w:t>
+            </w:r>
+          </w:p>
+        </w:tc>
+        <w:tc>
+          <w:tcPr>
+            <w:tcW w:type="dxa" w:w="6576"/>
+            <w:tcBorders>
+              <w:top w:val="single" w:sz="4" w:space="0" w:color="E4DED3"/>
+              <w:left w:val="single" w:sz="4" w:space="0" w:color="E4DED3"/>
+              <w:bottom w:val="single" w:sz="4" w:space="0" w:color="E4DED3"/>
+              <w:right w:val="single" w:sz="4" w:space="0" w:color="E4DED3"/>
+            </w:tcBorders>
+          </w:tcPr>
+          <w:p>
+            <w:r>
+              <w:rPr>
+                <w:sz w:val="19"/>
+              </w:rPr>
+              <w:t>10.0.0.0/16</w:t>
+            </w:r>
+          </w:p>
+        </w:tc>
+      </w:tr>
+      <w:tr>
+        <w:tc>
+          <w:tcPr>
+            <w:tcW w:type="dxa" w:w="2381"/>
+            <w:tcBorders>
+              <w:top w:val="single" w:sz="4" w:space="0" w:color="E4DED3"/>
+              <w:left w:val="single" w:sz="4" w:space="0" w:color="E4DED3"/>
+              <w:bottom w:val="single" w:sz="4" w:space="0" w:color="E4DED3"/>
+              <w:right w:val="single" w:sz="4" w:space="0" w:color="E4DED3"/>
+            </w:tcBorders>
+            <w:shd w:val="clear" w:color="auto" w:fill="F8F4ED"/>
+          </w:tcPr>
+          <w:p>
+            <w:r>
+              <w:rPr>
+                <w:b/>
+                <w:sz w:val="19"/>
+              </w:rPr>
+              <w:t>DNS hostnames</w:t>
+            </w:r>
+          </w:p>
+        </w:tc>
+        <w:tc>
+          <w:tcPr>
+            <w:tcW w:type="dxa" w:w="6576"/>
+            <w:tcBorders>
+              <w:top w:val="single" w:sz="4" w:space="0" w:color="E4DED3"/>
+              <w:left w:val="single" w:sz="4" w:space="0" w:color="E4DED3"/>
+              <w:bottom w:val="single" w:sz="4" w:space="0" w:color="E4DED3"/>
+              <w:right w:val="single" w:sz="4" w:space="0" w:color="E4DED3"/>
+            </w:tcBorders>
+          </w:tcPr>
+          <w:p>
+            <w:r>
+              <w:rPr>
+                <w:sz w:val="19"/>
+              </w:rPr>
+              <w:t>Enabled</w:t>
+            </w:r>
+          </w:p>
+        </w:tc>
+      </w:tr>
+      <w:tr>
+        <w:tc>
+          <w:tcPr>
+            <w:tcW w:type="dxa" w:w="2381"/>
+            <w:tcBorders>
+              <w:top w:val="single" w:sz="4" w:space="0" w:color="E4DED3"/>
+              <w:left w:val="single" w:sz="4" w:space="0" w:color="E4DED3"/>
+              <w:bottom w:val="single" w:sz="4" w:space="0" w:color="E4DED3"/>
+              <w:right w:val="single" w:sz="4" w:space="0" w:color="E4DED3"/>
+            </w:tcBorders>
+            <w:shd w:val="clear" w:color="auto" w:fill="F8F4ED"/>
+          </w:tcPr>
+          <w:p>
+            <w:r>
+              <w:rPr>
+                <w:b/>
+                <w:sz w:val="19"/>
+              </w:rPr>
+              <w:t>DNS resolution</w:t>
+            </w:r>
+          </w:p>
+        </w:tc>
+        <w:tc>
+          <w:tcPr>
+            <w:tcW w:type="dxa" w:w="6576"/>
+            <w:tcBorders>
+              <w:top w:val="single" w:sz="4" w:space="0" w:color="E4DED3"/>
+              <w:left w:val="single" w:sz="4" w:space="0" w:color="E4DED3"/>
+              <w:bottom w:val="single" w:sz="4" w:space="0" w:color="E4DED3"/>
+              <w:right w:val="single" w:sz="4" w:space="0" w:color="E4DED3"/>
+            </w:tcBorders>
+          </w:tcPr>
+          <w:p>
+            <w:r>
+              <w:rPr>
+                <w:sz w:val="19"/>
+              </w:rPr>
+              <w:t>Enabled</w:t>
+            </w:r>
+          </w:p>
+        </w:tc>
+      </w:tr>
+    </w:tbl>
+    <w:p/>
+    <w:p>
+      <w:pPr>
+        <w:spacing w:after="60"/>
+      </w:pPr>
+      <w:r>
+        <w:rPr>
+          <w:b/>
+          <w:i w:val="0"/>
+          <w:sz w:val="21"/>
+        </w:rPr>
+        <w:t>Evidence</w:t>
+      </w:r>
+    </w:p>
+    <w:tbl>
+      <w:tblPr>
+        <w:tblW w:type="auto" w:w="0"/>
+        <w:tblLook w:firstColumn="1" w:firstRow="1" w:lastColumn="0" w:lastRow="0" w:noHBand="0" w:noVBand="1" w:val="04A0"/>
+      </w:tblPr>
+      <w:tblGrid>
+        <w:gridCol w:w="10466"/>
+      </w:tblGrid>
+      <w:tr>
+        <w:tc>
+          <w:tcPr>
+            <w:tcW w:type="dxa" w:w="9411"/>
+            <w:tcBorders>
+              <w:top w:val="single" w:sz="4" w:space="0" w:color="E4DED3"/>
+              <w:left w:val="single" w:sz="4" w:space="0" w:color="E4DED3"/>
+              <w:bottom w:val="single" w:sz="4" w:space="0" w:color="E4DED3"/>
+              <w:right w:val="single" w:sz="4" w:space="0" w:color="E4DED3"/>
+            </w:tcBorders>
+            <w:shd w:val="clear" w:color="auto" w:fill="F8F4ED"/>
+          </w:tcPr>
+          <w:p>
+            <w:pPr>
+              <w:jc w:val="center"/>
+            </w:pPr>
+            <w:r>
+              <w:rPr>
+                <w:b/>
+                <w:i w:val="0"/>
+                <w:sz w:val="20"/>
+              </w:rPr>
+              <w:t>[ PASTE YOUR SCREENSHOT HERE ]</w:t>
+            </w:r>
+          </w:p>
+          <w:p>
+            <w:pPr>
+              <w:jc w:val="left"/>
+            </w:pPr>
+            <w:r>
+              <w:rPr>
+                <w:b w:val="0"/>
+                <w:i/>
+                <w:color w:val="6B6660"/>
+                <w:sz w:val="19"/>
+              </w:rPr>
+              <w:t>the VPC details page, showing the name, the CIDR and both DNS settings enabled.</w:t>
+            </w:r>
+          </w:p>
+        </w:tc>
+      </w:tr>
+    </w:tbl>
+    <w:p/>
+    <w:p>
+      <w:pPr>
+        <w:spacing w:before="200" w:after="0"/>
+      </w:pPr>
+      <w:r>
+        <w:rPr>
+          <w:b/>
+          <w:color w:val="1F5A5C"/>
+          <w:sz w:val="16"/>
+        </w:rPr>
+        <w:t>TASK 3</w:t>
+      </w:r>
+    </w:p>
+    <w:p>
+      <w:pPr>
+        <w:pStyle w:val="Heading2"/>
+      </w:pPr>
+      <w:r>
+        <w:t>Create the subnets</w:t>
+      </w:r>
+    </w:p>
+    <w:p>
+      <w:pPr>
         <w:spacing w:after="120"/>
-        <w:ind w:left="360"/>
-      </w:pPr>
-      <w:r>
-        <w:t>• Take the screenshots listed in Appendix A of the Deployment Report template as you go, not at the end. Trying to recreate the state for a screenshot after you've moved on is painful and sometimes impossible.</w:t>
-      </w:r>
-    </w:p>
-    <w:p>
-      <w:pPr>
-        <w:pStyle w:val="Assessortext"/>
+      </w:pPr>
+      <w:r>
+        <w:rPr>
+          <w:b w:val="0"/>
+          <w:i w:val="0"/>
+          <w:sz w:val="21"/>
+        </w:rPr>
+        <w:t>Create five subnets, using the names, address ranges and zones below. Set the zone yourself on every one — the console picks a default, and if two subnets that are meant to be in different zones end up in the same one, the load balancer and the database will both refuse to create later.</w:t>
+      </w:r>
+    </w:p>
+    <w:tbl>
+      <w:tblPr>
+        <w:tblW w:type="auto" w:w="0"/>
+        <w:tblLook w:firstColumn="1" w:firstRow="1" w:lastColumn="0" w:lastRow="0" w:noHBand="0" w:noVBand="1" w:val="04A0"/>
+      </w:tblPr>
+      <w:tblGrid>
+        <w:gridCol w:w="5233"/>
+        <w:gridCol w:w="5233"/>
+      </w:tblGrid>
+      <w:tr>
+        <w:tc>
+          <w:tcPr>
+            <w:tcW w:type="dxa" w:w="2381"/>
+            <w:tcBorders>
+              <w:top w:val="single" w:sz="4" w:space="0" w:color="E4DED3"/>
+              <w:left w:val="single" w:sz="4" w:space="0" w:color="E4DED3"/>
+              <w:bottom w:val="single" w:sz="4" w:space="0" w:color="E4DED3"/>
+              <w:right w:val="single" w:sz="4" w:space="0" w:color="E4DED3"/>
+            </w:tcBorders>
+            <w:shd w:val="clear" w:color="auto" w:fill="F8F4ED"/>
+          </w:tcPr>
+          <w:p>
+            <w:r>
+              <w:rPr>
+                <w:b/>
+                <w:sz w:val="19"/>
+              </w:rPr>
+              <w:t>public-web-a</w:t>
+            </w:r>
+          </w:p>
+        </w:tc>
+        <w:tc>
+          <w:tcPr>
+            <w:tcW w:type="dxa" w:w="6576"/>
+            <w:tcBorders>
+              <w:top w:val="single" w:sz="4" w:space="0" w:color="E4DED3"/>
+              <w:left w:val="single" w:sz="4" w:space="0" w:color="E4DED3"/>
+              <w:bottom w:val="single" w:sz="4" w:space="0" w:color="E4DED3"/>
+              <w:right w:val="single" w:sz="4" w:space="0" w:color="E4DED3"/>
+            </w:tcBorders>
+          </w:tcPr>
+          <w:p>
+            <w:r>
+              <w:rPr>
+                <w:sz w:val="19"/>
+              </w:rPr>
+              <w:t>10.0.1.0/24  —  zone  us-east-1a</w:t>
+            </w:r>
+          </w:p>
+        </w:tc>
+      </w:tr>
+      <w:tr>
+        <w:tc>
+          <w:tcPr>
+            <w:tcW w:type="dxa" w:w="2381"/>
+            <w:tcBorders>
+              <w:top w:val="single" w:sz="4" w:space="0" w:color="E4DED3"/>
+              <w:left w:val="single" w:sz="4" w:space="0" w:color="E4DED3"/>
+              <w:bottom w:val="single" w:sz="4" w:space="0" w:color="E4DED3"/>
+              <w:right w:val="single" w:sz="4" w:space="0" w:color="E4DED3"/>
+            </w:tcBorders>
+            <w:shd w:val="clear" w:color="auto" w:fill="F8F4ED"/>
+          </w:tcPr>
+          <w:p>
+            <w:r>
+              <w:rPr>
+                <w:b/>
+                <w:sz w:val="19"/>
+              </w:rPr>
+              <w:t>public-web-b</w:t>
+            </w:r>
+          </w:p>
+        </w:tc>
+        <w:tc>
+          <w:tcPr>
+            <w:tcW w:type="dxa" w:w="6576"/>
+            <w:tcBorders>
+              <w:top w:val="single" w:sz="4" w:space="0" w:color="E4DED3"/>
+              <w:left w:val="single" w:sz="4" w:space="0" w:color="E4DED3"/>
+              <w:bottom w:val="single" w:sz="4" w:space="0" w:color="E4DED3"/>
+              <w:right w:val="single" w:sz="4" w:space="0" w:color="E4DED3"/>
+            </w:tcBorders>
+          </w:tcPr>
+          <w:p>
+            <w:r>
+              <w:rPr>
+                <w:sz w:val="19"/>
+              </w:rPr>
+              <w:t>10.0.2.0/24  —  zone  us-east-1b</w:t>
+            </w:r>
+          </w:p>
+        </w:tc>
+      </w:tr>
+      <w:tr>
+        <w:tc>
+          <w:tcPr>
+            <w:tcW w:type="dxa" w:w="2381"/>
+            <w:tcBorders>
+              <w:top w:val="single" w:sz="4" w:space="0" w:color="E4DED3"/>
+              <w:left w:val="single" w:sz="4" w:space="0" w:color="E4DED3"/>
+              <w:bottom w:val="single" w:sz="4" w:space="0" w:color="E4DED3"/>
+              <w:right w:val="single" w:sz="4" w:space="0" w:color="E4DED3"/>
+            </w:tcBorders>
+            <w:shd w:val="clear" w:color="auto" w:fill="F8F4ED"/>
+          </w:tcPr>
+          <w:p>
+            <w:r>
+              <w:rPr>
+                <w:b/>
+                <w:sz w:val="19"/>
+              </w:rPr>
+              <w:t>private-app-a</w:t>
+            </w:r>
+          </w:p>
+        </w:tc>
+        <w:tc>
+          <w:tcPr>
+            <w:tcW w:type="dxa" w:w="6576"/>
+            <w:tcBorders>
+              <w:top w:val="single" w:sz="4" w:space="0" w:color="E4DED3"/>
+              <w:left w:val="single" w:sz="4" w:space="0" w:color="E4DED3"/>
+              <w:bottom w:val="single" w:sz="4" w:space="0" w:color="E4DED3"/>
+              <w:right w:val="single" w:sz="4" w:space="0" w:color="E4DED3"/>
+            </w:tcBorders>
+          </w:tcPr>
+          <w:p>
+            <w:r>
+              <w:rPr>
+                <w:sz w:val="19"/>
+              </w:rPr>
+              <w:t>10.0.11.0/24  —  zone  us-east-1a</w:t>
+            </w:r>
+          </w:p>
+        </w:tc>
+      </w:tr>
+      <w:tr>
+        <w:tc>
+          <w:tcPr>
+            <w:tcW w:type="dxa" w:w="2381"/>
+            <w:tcBorders>
+              <w:top w:val="single" w:sz="4" w:space="0" w:color="E4DED3"/>
+              <w:left w:val="single" w:sz="4" w:space="0" w:color="E4DED3"/>
+              <w:bottom w:val="single" w:sz="4" w:space="0" w:color="E4DED3"/>
+              <w:right w:val="single" w:sz="4" w:space="0" w:color="E4DED3"/>
+            </w:tcBorders>
+            <w:shd w:val="clear" w:color="auto" w:fill="F8F4ED"/>
+          </w:tcPr>
+          <w:p>
+            <w:r>
+              <w:rPr>
+                <w:b/>
+                <w:sz w:val="19"/>
+              </w:rPr>
+              <w:t>private-data-a</w:t>
+            </w:r>
+          </w:p>
+        </w:tc>
+        <w:tc>
+          <w:tcPr>
+            <w:tcW w:type="dxa" w:w="6576"/>
+            <w:tcBorders>
+              <w:top w:val="single" w:sz="4" w:space="0" w:color="E4DED3"/>
+              <w:left w:val="single" w:sz="4" w:space="0" w:color="E4DED3"/>
+              <w:bottom w:val="single" w:sz="4" w:space="0" w:color="E4DED3"/>
+              <w:right w:val="single" w:sz="4" w:space="0" w:color="E4DED3"/>
+            </w:tcBorders>
+          </w:tcPr>
+          <w:p>
+            <w:r>
+              <w:rPr>
+                <w:sz w:val="19"/>
+              </w:rPr>
+              <w:t>10.0.21.0/24  —  zone  us-east-1a</w:t>
+            </w:r>
+          </w:p>
+        </w:tc>
+      </w:tr>
+      <w:tr>
+        <w:tc>
+          <w:tcPr>
+            <w:tcW w:type="dxa" w:w="2381"/>
+            <w:tcBorders>
+              <w:top w:val="single" w:sz="4" w:space="0" w:color="E4DED3"/>
+              <w:left w:val="single" w:sz="4" w:space="0" w:color="E4DED3"/>
+              <w:bottom w:val="single" w:sz="4" w:space="0" w:color="E4DED3"/>
+              <w:right w:val="single" w:sz="4" w:space="0" w:color="E4DED3"/>
+            </w:tcBorders>
+            <w:shd w:val="clear" w:color="auto" w:fill="F8F4ED"/>
+          </w:tcPr>
+          <w:p>
+            <w:r>
+              <w:rPr>
+                <w:b/>
+                <w:sz w:val="19"/>
+              </w:rPr>
+              <w:t>private-data-b</w:t>
+            </w:r>
+          </w:p>
+        </w:tc>
+        <w:tc>
+          <w:tcPr>
+            <w:tcW w:type="dxa" w:w="6576"/>
+            <w:tcBorders>
+              <w:top w:val="single" w:sz="4" w:space="0" w:color="E4DED3"/>
+              <w:left w:val="single" w:sz="4" w:space="0" w:color="E4DED3"/>
+              <w:bottom w:val="single" w:sz="4" w:space="0" w:color="E4DED3"/>
+              <w:right w:val="single" w:sz="4" w:space="0" w:color="E4DED3"/>
+            </w:tcBorders>
+          </w:tcPr>
+          <w:p>
+            <w:r>
+              <w:rPr>
+                <w:sz w:val="19"/>
+              </w:rPr>
+              <w:t>10.0.22.0/24  —  zone  us-east-1b</w:t>
+            </w:r>
+          </w:p>
+        </w:tc>
+      </w:tr>
+      <w:tr>
+        <w:tc>
+          <w:tcPr>
+            <w:tcW w:type="dxa" w:w="2381"/>
+            <w:tcBorders>
+              <w:top w:val="single" w:sz="4" w:space="0" w:color="E4DED3"/>
+              <w:left w:val="single" w:sz="4" w:space="0" w:color="E4DED3"/>
+              <w:bottom w:val="single" w:sz="4" w:space="0" w:color="E4DED3"/>
+              <w:right w:val="single" w:sz="4" w:space="0" w:color="E4DED3"/>
+            </w:tcBorders>
+            <w:shd w:val="clear" w:color="auto" w:fill="F8F4ED"/>
+          </w:tcPr>
+          <w:p>
+            <w:r>
+              <w:rPr>
+                <w:b/>
+                <w:sz w:val="19"/>
+              </w:rPr>
+              <w:t>Why five</w:t>
+            </w:r>
+          </w:p>
+        </w:tc>
+        <w:tc>
+          <w:tcPr>
+            <w:tcW w:type="dxa" w:w="6576"/>
+            <w:tcBorders>
+              <w:top w:val="single" w:sz="4" w:space="0" w:color="E4DED3"/>
+              <w:left w:val="single" w:sz="4" w:space="0" w:color="E4DED3"/>
+              <w:bottom w:val="single" w:sz="4" w:space="0" w:color="E4DED3"/>
+              <w:right w:val="single" w:sz="4" w:space="0" w:color="E4DED3"/>
+            </w:tcBorders>
+          </w:tcPr>
+          <w:p>
+            <w:r>
+              <w:rPr>
+                <w:sz w:val="19"/>
+              </w:rPr>
+              <w:t>three carry your workload, all in us-east-1a. The two in us-east-1b exist only because the load balancer and the database subnet group each refuse to be created unless you give them subnets in two zones. Nothing is placed in those two</w:t>
+            </w:r>
+          </w:p>
+        </w:tc>
+      </w:tr>
+    </w:tbl>
+    <w:p/>
+    <w:p>
+      <w:pPr>
+        <w:spacing w:after="60"/>
+      </w:pPr>
+      <w:r>
+        <w:rPr>
+          <w:b/>
+          <w:i w:val="0"/>
+          <w:sz w:val="21"/>
+        </w:rPr>
+        <w:t>Evidence</w:t>
+      </w:r>
+    </w:p>
+    <w:tbl>
+      <w:tblPr>
+        <w:tblW w:type="auto" w:w="0"/>
+        <w:tblLook w:firstColumn="1" w:firstRow="1" w:lastColumn="0" w:lastRow="0" w:noHBand="0" w:noVBand="1" w:val="04A0"/>
+      </w:tblPr>
+      <w:tblGrid>
+        <w:gridCol w:w="10466"/>
+      </w:tblGrid>
+      <w:tr>
+        <w:tc>
+          <w:tcPr>
+            <w:tcW w:type="dxa" w:w="9411"/>
+            <w:tcBorders>
+              <w:top w:val="single" w:sz="4" w:space="0" w:color="E4DED3"/>
+              <w:left w:val="single" w:sz="4" w:space="0" w:color="E4DED3"/>
+              <w:bottom w:val="single" w:sz="4" w:space="0" w:color="E4DED3"/>
+              <w:right w:val="single" w:sz="4" w:space="0" w:color="E4DED3"/>
+            </w:tcBorders>
+            <w:shd w:val="clear" w:color="auto" w:fill="F8F4ED"/>
+          </w:tcPr>
+          <w:p>
+            <w:pPr>
+              <w:jc w:val="center"/>
+            </w:pPr>
+            <w:r>
+              <w:rPr>
+                <w:b/>
+                <w:i w:val="0"/>
+                <w:sz w:val="20"/>
+              </w:rPr>
+              <w:t>[ PASTE YOUR SCREENSHOT HERE ]</w:t>
+            </w:r>
+          </w:p>
+          <w:p>
+            <w:pPr>
+              <w:jc w:val="left"/>
+            </w:pPr>
+            <w:r>
+              <w:rPr>
+                <w:b w:val="0"/>
+                <w:i/>
+                <w:color w:val="6B6660"/>
+                <w:sz w:val="19"/>
+              </w:rPr>
+              <w:t>the subnet list filtered to your VPC, showing all five with their address ranges and, in particular, the Availability Zone column.</w:t>
+            </w:r>
+          </w:p>
+        </w:tc>
+      </w:tr>
+    </w:tbl>
+    <w:p/>
+    <w:p>
+      <w:pPr>
+        <w:spacing w:before="200" w:after="0"/>
+      </w:pPr>
+      <w:r>
+        <w:rPr>
+          <w:b/>
+          <w:color w:val="1F5A5C"/>
+          <w:sz w:val="16"/>
+        </w:rPr>
+        <w:t>TASK 4</w:t>
+      </w:r>
+    </w:p>
+    <w:p>
+      <w:pPr>
+        <w:pStyle w:val="Heading2"/>
+      </w:pPr>
+      <w:r>
+        <w:t>Create the internet gateway</w:t>
+      </w:r>
+    </w:p>
+    <w:p>
+      <w:pPr>
         <w:spacing w:after="120"/>
-        <w:ind w:left="360"/>
-      </w:pPr>
-      <w:r>
-        <w:t>• Test outcomes (§6 of the template) require you to actually run the tests — do not fabricate. Screenshot the test evidence as you run.</w:t>
+      </w:pPr>
+      <w:r>
+        <w:rPr>
+          <w:b w:val="0"/>
+          <w:i w:val="0"/>
+          <w:sz w:val="21"/>
+        </w:rPr>
+        <w:t>Create the gateway that gives the public subnet a path to the internet, and attach it to your VPC.</w:t>
+      </w:r>
+    </w:p>
+    <w:tbl>
+      <w:tblPr>
+        <w:tblW w:type="auto" w:w="0"/>
+        <w:tblLook w:firstColumn="1" w:firstRow="1" w:lastColumn="0" w:lastRow="0" w:noHBand="0" w:noVBand="1" w:val="04A0"/>
+      </w:tblPr>
+      <w:tblGrid>
+        <w:gridCol w:w="5233"/>
+        <w:gridCol w:w="5233"/>
+      </w:tblGrid>
+      <w:tr>
+        <w:tc>
+          <w:tcPr>
+            <w:tcW w:type="dxa" w:w="2381"/>
+            <w:tcBorders>
+              <w:top w:val="single" w:sz="4" w:space="0" w:color="E4DED3"/>
+              <w:left w:val="single" w:sz="4" w:space="0" w:color="E4DED3"/>
+              <w:bottom w:val="single" w:sz="4" w:space="0" w:color="E4DED3"/>
+              <w:right w:val="single" w:sz="4" w:space="0" w:color="E4DED3"/>
+            </w:tcBorders>
+            <w:shd w:val="clear" w:color="auto" w:fill="F8F4ED"/>
+          </w:tcPr>
+          <w:p>
+            <w:r>
+              <w:rPr>
+                <w:b/>
+                <w:sz w:val="19"/>
+              </w:rPr>
+              <w:t>Name</w:t>
+            </w:r>
+          </w:p>
+        </w:tc>
+        <w:tc>
+          <w:tcPr>
+            <w:tcW w:type="dxa" w:w="6576"/>
+            <w:tcBorders>
+              <w:top w:val="single" w:sz="4" w:space="0" w:color="E4DED3"/>
+              <w:left w:val="single" w:sz="4" w:space="0" w:color="E4DED3"/>
+              <w:bottom w:val="single" w:sz="4" w:space="0" w:color="E4DED3"/>
+              <w:right w:val="single" w:sz="4" w:space="0" w:color="E4DED3"/>
+            </w:tcBorders>
+          </w:tcPr>
+          <w:p>
+            <w:r>
+              <w:rPr>
+                <w:sz w:val="19"/>
+              </w:rPr>
+              <w:t>yat-lms-igw</w:t>
+            </w:r>
+          </w:p>
+        </w:tc>
+      </w:tr>
+      <w:tr>
+        <w:tc>
+          <w:tcPr>
+            <w:tcW w:type="dxa" w:w="2381"/>
+            <w:tcBorders>
+              <w:top w:val="single" w:sz="4" w:space="0" w:color="E4DED3"/>
+              <w:left w:val="single" w:sz="4" w:space="0" w:color="E4DED3"/>
+              <w:bottom w:val="single" w:sz="4" w:space="0" w:color="E4DED3"/>
+              <w:right w:val="single" w:sz="4" w:space="0" w:color="E4DED3"/>
+            </w:tcBorders>
+            <w:shd w:val="clear" w:color="auto" w:fill="F8F4ED"/>
+          </w:tcPr>
+          <w:p>
+            <w:r>
+              <w:rPr>
+                <w:b/>
+                <w:sz w:val="19"/>
+              </w:rPr>
+              <w:t>Attach to</w:t>
+            </w:r>
+          </w:p>
+        </w:tc>
+        <w:tc>
+          <w:tcPr>
+            <w:tcW w:type="dxa" w:w="6576"/>
+            <w:tcBorders>
+              <w:top w:val="single" w:sz="4" w:space="0" w:color="E4DED3"/>
+              <w:left w:val="single" w:sz="4" w:space="0" w:color="E4DED3"/>
+              <w:bottom w:val="single" w:sz="4" w:space="0" w:color="E4DED3"/>
+              <w:right w:val="single" w:sz="4" w:space="0" w:color="E4DED3"/>
+            </w:tcBorders>
+          </w:tcPr>
+          <w:p>
+            <w:r>
+              <w:rPr>
+                <w:sz w:val="19"/>
+              </w:rPr>
+              <w:t>yat-lms-vpc</w:t>
+            </w:r>
+          </w:p>
+        </w:tc>
+      </w:tr>
+    </w:tbl>
+    <w:p/>
+    <w:p>
+      <w:pPr>
+        <w:spacing w:after="60"/>
+      </w:pPr>
+      <w:r>
+        <w:rPr>
+          <w:b/>
+          <w:i w:val="0"/>
+          <w:sz w:val="21"/>
+        </w:rPr>
+        <w:t>Evidence</w:t>
+      </w:r>
+    </w:p>
+    <w:tbl>
+      <w:tblPr>
+        <w:tblW w:type="auto" w:w="0"/>
+        <w:tblLook w:firstColumn="1" w:firstRow="1" w:lastColumn="0" w:lastRow="0" w:noHBand="0" w:noVBand="1" w:val="04A0"/>
+      </w:tblPr>
+      <w:tblGrid>
+        <w:gridCol w:w="10466"/>
+      </w:tblGrid>
+      <w:tr>
+        <w:tc>
+          <w:tcPr>
+            <w:tcW w:type="dxa" w:w="9411"/>
+            <w:tcBorders>
+              <w:top w:val="single" w:sz="4" w:space="0" w:color="E4DED3"/>
+              <w:left w:val="single" w:sz="4" w:space="0" w:color="E4DED3"/>
+              <w:bottom w:val="single" w:sz="4" w:space="0" w:color="E4DED3"/>
+              <w:right w:val="single" w:sz="4" w:space="0" w:color="E4DED3"/>
+            </w:tcBorders>
+            <w:shd w:val="clear" w:color="auto" w:fill="F8F4ED"/>
+          </w:tcPr>
+          <w:p>
+            <w:pPr>
+              <w:jc w:val="center"/>
+            </w:pPr>
+            <w:r>
+              <w:rPr>
+                <w:b/>
+                <w:i w:val="0"/>
+                <w:sz w:val="20"/>
+              </w:rPr>
+              <w:t>[ PASTE YOUR SCREENSHOT HERE ]</w:t>
+            </w:r>
+          </w:p>
+          <w:p>
+            <w:pPr>
+              <w:jc w:val="left"/>
+            </w:pPr>
+            <w:r>
+              <w:rPr>
+                <w:b w:val="0"/>
+                <w:i/>
+                <w:color w:val="6B6660"/>
+                <w:sz w:val="19"/>
+              </w:rPr>
+              <w:t>the internet gateway showing State: Attached, and the VPC it is attached to.</w:t>
+            </w:r>
+          </w:p>
+        </w:tc>
+      </w:tr>
+    </w:tbl>
+    <w:p/>
+    <w:p>
+      <w:pPr>
+        <w:spacing w:before="200" w:after="0"/>
+      </w:pPr>
+      <w:r>
+        <w:rPr>
+          <w:b/>
+          <w:color w:val="1F5A5C"/>
+          <w:sz w:val="16"/>
+        </w:rPr>
+        <w:t>TASK 5</w:t>
       </w:r>
     </w:p>
     <w:p>
       <w:pPr>
         <w:pStyle w:val="Heading2"/>
-        <w:spacing w:before="240" w:after="80"/>
-      </w:pPr>
-      <w:r>
-        <w:t>Part 2 — Produce the Deployment Report</w:t>
-      </w:r>
-    </w:p>
-    <w:p>
-      <w:pPr>
-        <w:pStyle w:val="Assessortext"/>
-        <w:spacing w:after="160"/>
-      </w:pPr>
-      <w:r>
-        <w:t>Use the YAT Deployment Report template:</w:t>
-      </w:r>
-    </w:p>
-    <w:p>
-      <w:pPr>
-        <w:pStyle w:val="Assessortext"/>
-        <w:spacing w:after="160"/>
-        <w:ind w:left="360"/>
-      </w:pPr>
-      <w:r>
-        <w:t xml:space="preserve">• </w:t>
-      </w:r>
-      <w:hyperlink r:id="rId21">
-        <w:r>
-          <w:rPr>
-            <w:color w:val="0563C1"/>
-            <w:u w:val="single"/>
-          </w:rPr>
-          <w:t>YAT intranet — Templates, where the Deployment Report template is available to download</w:t>
-        </w:r>
-      </w:hyperlink>
-    </w:p>
-    <w:p>
-      <w:pPr>
-        <w:pStyle w:val="Assessortext"/>
-        <w:spacing w:after="160"/>
-      </w:pPr>
-      <w:r>
-        <w:t>Refer to the Deployment Report MTS produced for a previous YAT engagement as an exemplar — read it before you start yours, as a reference for what a completed report looks like in style, depth and structure:</w:t>
-      </w:r>
-    </w:p>
-    <w:p>
-      <w:pPr>
-        <w:pStyle w:val="Assessortext"/>
-        <w:spacing w:after="160"/>
-        <w:ind w:left="360"/>
-      </w:pPr>
-      <w:r>
-        <w:t xml:space="preserve">• </w:t>
-      </w:r>
-      <w:hyperlink r:id="rId22">
-        <w:r>
-          <w:rPr>
-            <w:color w:val="0563C1"/>
-            <w:u w:val="single"/>
-          </w:rPr>
-          <w:t>Deployment Report — LMS Replacement (2022)</w:t>
-        </w:r>
-      </w:hyperlink>
-    </w:p>
-    <w:p>
-      <w:pPr>
-        <w:pStyle w:val="Assessortext"/>
-        <w:spacing w:after="160"/>
-      </w:pPr>
-      <w:r>
-        <w:t>Complete every section of the Deployment Report template that asks you for a response, and populate every appendix. The template provides explicit prompts in each section — follow them. §2 and §3 are already written for you; leave them as supplied and delete the violet note above each.</w:t>
-      </w:r>
-    </w:p>
-    <w:p>
-      <w:pPr>
-        <w:pStyle w:val="Assessortext"/>
-        <w:spacing w:after="160"/>
-      </w:pPr>
-      <w:r>
-        <w:t>Your report covers:</w:t>
-      </w:r>
-    </w:p>
-    <w:p>
-      <w:pPr>
-        <w:pStyle w:val="Assessortext"/>
+      </w:pPr>
+      <w:r>
+        <w:t>Create the NAT gateway</w:t>
+      </w:r>
+    </w:p>
+    <w:p>
+      <w:pPr>
         <w:spacing w:after="120"/>
-        <w:ind w:left="360"/>
-      </w:pPr>
-      <w:r>
-        <w:t xml:space="preserve">• </w:t>
-      </w:r>
+      </w:pPr>
+      <w:r>
+        <w:rPr>
+          <w:b w:val="0"/>
+          <w:i w:val="0"/>
+          <w:sz w:val="21"/>
+        </w:rPr>
+        <w:t>Create a NAT gateway, using the settings below. It lets the application servers reach out to the internet for updates and external services without anything on the internet being able to reach them. It sits in the public subnet and takes a few minutes to become available.</w:t>
+      </w:r>
+    </w:p>
+    <w:tbl>
+      <w:tblPr>
+        <w:tblW w:type="auto" w:w="0"/>
+        <w:tblLook w:firstColumn="1" w:firstRow="1" w:lastColumn="0" w:lastRow="0" w:noHBand="0" w:noVBand="1" w:val="04A0"/>
+      </w:tblPr>
+      <w:tblGrid>
+        <w:gridCol w:w="5233"/>
+        <w:gridCol w:w="5233"/>
+      </w:tblGrid>
+      <w:tr>
+        <w:tc>
+          <w:tcPr>
+            <w:tcW w:type="dxa" w:w="2381"/>
+            <w:tcBorders>
+              <w:top w:val="single" w:sz="4" w:space="0" w:color="E4DED3"/>
+              <w:left w:val="single" w:sz="4" w:space="0" w:color="E4DED3"/>
+              <w:bottom w:val="single" w:sz="4" w:space="0" w:color="E4DED3"/>
+              <w:right w:val="single" w:sz="4" w:space="0" w:color="E4DED3"/>
+            </w:tcBorders>
+            <w:shd w:val="clear" w:color="auto" w:fill="F8F4ED"/>
+          </w:tcPr>
+          <w:p>
+            <w:r>
+              <w:rPr>
+                <w:b/>
+                <w:sz w:val="19"/>
+              </w:rPr>
+              <w:t>Name</w:t>
+            </w:r>
+          </w:p>
+        </w:tc>
+        <w:tc>
+          <w:tcPr>
+            <w:tcW w:type="dxa" w:w="6576"/>
+            <w:tcBorders>
+              <w:top w:val="single" w:sz="4" w:space="0" w:color="E4DED3"/>
+              <w:left w:val="single" w:sz="4" w:space="0" w:color="E4DED3"/>
+              <w:bottom w:val="single" w:sz="4" w:space="0" w:color="E4DED3"/>
+              <w:right w:val="single" w:sz="4" w:space="0" w:color="E4DED3"/>
+            </w:tcBorders>
+          </w:tcPr>
+          <w:p>
+            <w:r>
+              <w:rPr>
+                <w:sz w:val="19"/>
+              </w:rPr>
+              <w:t>yat-lms-nat</w:t>
+            </w:r>
+          </w:p>
+        </w:tc>
+      </w:tr>
+      <w:tr>
+        <w:tc>
+          <w:tcPr>
+            <w:tcW w:type="dxa" w:w="2381"/>
+            <w:tcBorders>
+              <w:top w:val="single" w:sz="4" w:space="0" w:color="E4DED3"/>
+              <w:left w:val="single" w:sz="4" w:space="0" w:color="E4DED3"/>
+              <w:bottom w:val="single" w:sz="4" w:space="0" w:color="E4DED3"/>
+              <w:right w:val="single" w:sz="4" w:space="0" w:color="E4DED3"/>
+            </w:tcBorders>
+            <w:shd w:val="clear" w:color="auto" w:fill="F8F4ED"/>
+          </w:tcPr>
+          <w:p>
+            <w:r>
+              <w:rPr>
+                <w:b/>
+                <w:sz w:val="19"/>
+              </w:rPr>
+              <w:t>Subnet</w:t>
+            </w:r>
+          </w:p>
+        </w:tc>
+        <w:tc>
+          <w:tcPr>
+            <w:tcW w:type="dxa" w:w="6576"/>
+            <w:tcBorders>
+              <w:top w:val="single" w:sz="4" w:space="0" w:color="E4DED3"/>
+              <w:left w:val="single" w:sz="4" w:space="0" w:color="E4DED3"/>
+              <w:bottom w:val="single" w:sz="4" w:space="0" w:color="E4DED3"/>
+              <w:right w:val="single" w:sz="4" w:space="0" w:color="E4DED3"/>
+            </w:tcBorders>
+          </w:tcPr>
+          <w:p>
+            <w:r>
+              <w:rPr>
+                <w:sz w:val="19"/>
+              </w:rPr>
+              <w:t>public-web-a — the NAT gateway goes in the public subnet, not the one it serves</w:t>
+            </w:r>
+          </w:p>
+        </w:tc>
+      </w:tr>
+      <w:tr>
+        <w:tc>
+          <w:tcPr>
+            <w:tcW w:type="dxa" w:w="2381"/>
+            <w:tcBorders>
+              <w:top w:val="single" w:sz="4" w:space="0" w:color="E4DED3"/>
+              <w:left w:val="single" w:sz="4" w:space="0" w:color="E4DED3"/>
+              <w:bottom w:val="single" w:sz="4" w:space="0" w:color="E4DED3"/>
+              <w:right w:val="single" w:sz="4" w:space="0" w:color="E4DED3"/>
+            </w:tcBorders>
+            <w:shd w:val="clear" w:color="auto" w:fill="F8F4ED"/>
+          </w:tcPr>
+          <w:p>
+            <w:r>
+              <w:rPr>
+                <w:b/>
+                <w:sz w:val="19"/>
+              </w:rPr>
+              <w:t>Connectivity type</w:t>
+            </w:r>
+          </w:p>
+        </w:tc>
+        <w:tc>
+          <w:tcPr>
+            <w:tcW w:type="dxa" w:w="6576"/>
+            <w:tcBorders>
+              <w:top w:val="single" w:sz="4" w:space="0" w:color="E4DED3"/>
+              <w:left w:val="single" w:sz="4" w:space="0" w:color="E4DED3"/>
+              <w:bottom w:val="single" w:sz="4" w:space="0" w:color="E4DED3"/>
+              <w:right w:val="single" w:sz="4" w:space="0" w:color="E4DED3"/>
+            </w:tcBorders>
+          </w:tcPr>
+          <w:p>
+            <w:r>
+              <w:rPr>
+                <w:sz w:val="19"/>
+              </w:rPr>
+              <w:t>Public</w:t>
+            </w:r>
+          </w:p>
+        </w:tc>
+      </w:tr>
+      <w:tr>
+        <w:tc>
+          <w:tcPr>
+            <w:tcW w:type="dxa" w:w="2381"/>
+            <w:tcBorders>
+              <w:top w:val="single" w:sz="4" w:space="0" w:color="E4DED3"/>
+              <w:left w:val="single" w:sz="4" w:space="0" w:color="E4DED3"/>
+              <w:bottom w:val="single" w:sz="4" w:space="0" w:color="E4DED3"/>
+              <w:right w:val="single" w:sz="4" w:space="0" w:color="E4DED3"/>
+            </w:tcBorders>
+            <w:shd w:val="clear" w:color="auto" w:fill="F8F4ED"/>
+          </w:tcPr>
+          <w:p>
+            <w:r>
+              <w:rPr>
+                <w:b/>
+                <w:sz w:val="19"/>
+              </w:rPr>
+              <w:t>Elastic IP</w:t>
+            </w:r>
+          </w:p>
+        </w:tc>
+        <w:tc>
+          <w:tcPr>
+            <w:tcW w:type="dxa" w:w="6576"/>
+            <w:tcBorders>
+              <w:top w:val="single" w:sz="4" w:space="0" w:color="E4DED3"/>
+              <w:left w:val="single" w:sz="4" w:space="0" w:color="E4DED3"/>
+              <w:bottom w:val="single" w:sz="4" w:space="0" w:color="E4DED3"/>
+              <w:right w:val="single" w:sz="4" w:space="0" w:color="E4DED3"/>
+            </w:tcBorders>
+          </w:tcPr>
+          <w:p>
+            <w:r>
+              <w:rPr>
+                <w:sz w:val="19"/>
+              </w:rPr>
+              <w:t>allocate a new one here</w:t>
+            </w:r>
+          </w:p>
+        </w:tc>
+      </w:tr>
+      <w:tr>
+        <w:tc>
+          <w:tcPr>
+            <w:tcW w:type="dxa" w:w="2381"/>
+            <w:tcBorders>
+              <w:top w:val="single" w:sz="4" w:space="0" w:color="E4DED3"/>
+              <w:left w:val="single" w:sz="4" w:space="0" w:color="E4DED3"/>
+              <w:bottom w:val="single" w:sz="4" w:space="0" w:color="E4DED3"/>
+              <w:right w:val="single" w:sz="4" w:space="0" w:color="E4DED3"/>
+            </w:tcBorders>
+            <w:shd w:val="clear" w:color="auto" w:fill="F8F4ED"/>
+          </w:tcPr>
+          <w:p>
+            <w:r>
+              <w:rPr>
+                <w:b/>
+                <w:sz w:val="19"/>
+              </w:rPr>
+              <w:t>Before moving on</w:t>
+            </w:r>
+          </w:p>
+        </w:tc>
+        <w:tc>
+          <w:tcPr>
+            <w:tcW w:type="dxa" w:w="6576"/>
+            <w:tcBorders>
+              <w:top w:val="single" w:sz="4" w:space="0" w:color="E4DED3"/>
+              <w:left w:val="single" w:sz="4" w:space="0" w:color="E4DED3"/>
+              <w:bottom w:val="single" w:sz="4" w:space="0" w:color="E4DED3"/>
+              <w:right w:val="single" w:sz="4" w:space="0" w:color="E4DED3"/>
+            </w:tcBorders>
+          </w:tcPr>
+          <w:p>
+            <w:r>
+              <w:rPr>
+                <w:sz w:val="19"/>
+              </w:rPr>
+              <w:t>wait until its state reads Available — you cannot route to it until then</w:t>
+            </w:r>
+          </w:p>
+        </w:tc>
+      </w:tr>
+    </w:tbl>
+    <w:p/>
+    <w:p>
+      <w:pPr>
+        <w:spacing w:after="60"/>
+      </w:pPr>
       <w:r>
         <w:rPr>
           <w:b/>
-        </w:rPr>
-        <w:t>§2 Engagement Context and §3 Scope of Deployment (supplied</w:t>
-      </w:r>
-      <w:r>
-        <w:t xml:space="preserve"> — already written for you)</w:t>
-      </w:r>
-    </w:p>
-    <w:p>
-      <w:pPr>
-        <w:pStyle w:val="Assessortext"/>
+          <w:i w:val="0"/>
+          <w:sz w:val="21"/>
+        </w:rPr>
+        <w:t>Evidence</w:t>
+      </w:r>
+    </w:p>
+    <w:tbl>
+      <w:tblPr>
+        <w:tblW w:type="auto" w:w="0"/>
+        <w:tblLook w:firstColumn="1" w:firstRow="1" w:lastColumn="0" w:lastRow="0" w:noHBand="0" w:noVBand="1" w:val="04A0"/>
+      </w:tblPr>
+      <w:tblGrid>
+        <w:gridCol w:w="10466"/>
+      </w:tblGrid>
+      <w:tr>
+        <w:tc>
+          <w:tcPr>
+            <w:tcW w:type="dxa" w:w="9411"/>
+            <w:tcBorders>
+              <w:top w:val="single" w:sz="4" w:space="0" w:color="E4DED3"/>
+              <w:left w:val="single" w:sz="4" w:space="0" w:color="E4DED3"/>
+              <w:bottom w:val="single" w:sz="4" w:space="0" w:color="E4DED3"/>
+              <w:right w:val="single" w:sz="4" w:space="0" w:color="E4DED3"/>
+            </w:tcBorders>
+            <w:shd w:val="clear" w:color="auto" w:fill="F8F4ED"/>
+          </w:tcPr>
+          <w:p>
+            <w:pPr>
+              <w:jc w:val="center"/>
+            </w:pPr>
+            <w:r>
+              <w:rPr>
+                <w:b/>
+                <w:i w:val="0"/>
+                <w:sz w:val="20"/>
+              </w:rPr>
+              <w:t>[ PASTE YOUR SCREENSHOT HERE ]</w:t>
+            </w:r>
+          </w:p>
+          <w:p>
+            <w:pPr>
+              <w:jc w:val="left"/>
+            </w:pPr>
+            <w:r>
+              <w:rPr>
+                <w:b w:val="0"/>
+                <w:i/>
+                <w:color w:val="6B6660"/>
+                <w:sz w:val="19"/>
+              </w:rPr>
+              <w:t>the NAT gateway showing State: Available, its subnet and its Elastic IP.</w:t>
+            </w:r>
+          </w:p>
+        </w:tc>
+      </w:tr>
+    </w:tbl>
+    <w:p/>
+    <w:p>
+      <w:pPr>
+        <w:spacing w:before="200" w:after="0"/>
+      </w:pPr>
+      <w:r>
+        <w:rPr>
+          <w:b/>
+          <w:color w:val="1F5A5C"/>
+          <w:sz w:val="16"/>
+        </w:rPr>
+        <w:t>TASK 6</w:t>
+      </w:r>
+    </w:p>
+    <w:p>
+      <w:pPr>
+        <w:pStyle w:val="Heading2"/>
+      </w:pPr>
+      <w:r>
+        <w:t>Create the route tables</w:t>
+      </w:r>
+    </w:p>
+    <w:p>
+      <w:pPr>
         <w:spacing w:after="120"/>
-        <w:ind w:left="360"/>
-      </w:pPr>
-      <w:r>
-        <w:t xml:space="preserve">• </w:t>
-      </w:r>
+      </w:pPr>
+      <w:r>
+        <w:rPr>
+          <w:b w:val="0"/>
+          <w:i w:val="0"/>
+          <w:sz w:val="21"/>
+        </w:rPr>
+        <w:t>Create two route tables, using the settings below. The data subnets are deliberately left on the default route table the VPC already has, which carries no internet route at all — which is exactly what a database tier should have.</w:t>
+      </w:r>
+    </w:p>
+    <w:tbl>
+      <w:tblPr>
+        <w:tblW w:type="auto" w:w="0"/>
+        <w:tblLook w:firstColumn="1" w:firstRow="1" w:lastColumn="0" w:lastRow="0" w:noHBand="0" w:noVBand="1" w:val="04A0"/>
+      </w:tblPr>
+      <w:tblGrid>
+        <w:gridCol w:w="5233"/>
+        <w:gridCol w:w="5233"/>
+      </w:tblGrid>
+      <w:tr>
+        <w:tc>
+          <w:tcPr>
+            <w:tcW w:type="dxa" w:w="2381"/>
+            <w:tcBorders>
+              <w:top w:val="single" w:sz="4" w:space="0" w:color="E4DED3"/>
+              <w:left w:val="single" w:sz="4" w:space="0" w:color="E4DED3"/>
+              <w:bottom w:val="single" w:sz="4" w:space="0" w:color="E4DED3"/>
+              <w:right w:val="single" w:sz="4" w:space="0" w:color="E4DED3"/>
+            </w:tcBorders>
+            <w:shd w:val="clear" w:color="auto" w:fill="F8F4ED"/>
+          </w:tcPr>
+          <w:p>
+            <w:r>
+              <w:rPr>
+                <w:b/>
+                <w:sz w:val="19"/>
+              </w:rPr>
+              <w:t>public-rt</w:t>
+            </w:r>
+          </w:p>
+        </w:tc>
+        <w:tc>
+          <w:tcPr>
+            <w:tcW w:type="dxa" w:w="6576"/>
+            <w:tcBorders>
+              <w:top w:val="single" w:sz="4" w:space="0" w:color="E4DED3"/>
+              <w:left w:val="single" w:sz="4" w:space="0" w:color="E4DED3"/>
+              <w:bottom w:val="single" w:sz="4" w:space="0" w:color="E4DED3"/>
+              <w:right w:val="single" w:sz="4" w:space="0" w:color="E4DED3"/>
+            </w:tcBorders>
+          </w:tcPr>
+          <w:p>
+            <w:r>
+              <w:rPr>
+                <w:sz w:val="19"/>
+              </w:rPr>
+              <w:t>associated with public-web-a AND public-web-b; 0.0.0.0/0 → the internet gateway</w:t>
+            </w:r>
+          </w:p>
+        </w:tc>
+      </w:tr>
+      <w:tr>
+        <w:tc>
+          <w:tcPr>
+            <w:tcW w:type="dxa" w:w="2381"/>
+            <w:tcBorders>
+              <w:top w:val="single" w:sz="4" w:space="0" w:color="E4DED3"/>
+              <w:left w:val="single" w:sz="4" w:space="0" w:color="E4DED3"/>
+              <w:bottom w:val="single" w:sz="4" w:space="0" w:color="E4DED3"/>
+              <w:right w:val="single" w:sz="4" w:space="0" w:color="E4DED3"/>
+            </w:tcBorders>
+            <w:shd w:val="clear" w:color="auto" w:fill="F8F4ED"/>
+          </w:tcPr>
+          <w:p>
+            <w:r>
+              <w:rPr>
+                <w:b/>
+                <w:sz w:val="19"/>
+              </w:rPr>
+              <w:t>private-app-rt</w:t>
+            </w:r>
+          </w:p>
+        </w:tc>
+        <w:tc>
+          <w:tcPr>
+            <w:tcW w:type="dxa" w:w="6576"/>
+            <w:tcBorders>
+              <w:top w:val="single" w:sz="4" w:space="0" w:color="E4DED3"/>
+              <w:left w:val="single" w:sz="4" w:space="0" w:color="E4DED3"/>
+              <w:bottom w:val="single" w:sz="4" w:space="0" w:color="E4DED3"/>
+              <w:right w:val="single" w:sz="4" w:space="0" w:color="E4DED3"/>
+            </w:tcBorders>
+          </w:tcPr>
+          <w:p>
+            <w:r>
+              <w:rPr>
+                <w:sz w:val="19"/>
+              </w:rPr>
+              <w:t>associated with private-app-a; 0.0.0.0/0 → the NAT gateway</w:t>
+            </w:r>
+          </w:p>
+        </w:tc>
+      </w:tr>
+      <w:tr>
+        <w:tc>
+          <w:tcPr>
+            <w:tcW w:type="dxa" w:w="2381"/>
+            <w:tcBorders>
+              <w:top w:val="single" w:sz="4" w:space="0" w:color="E4DED3"/>
+              <w:left w:val="single" w:sz="4" w:space="0" w:color="E4DED3"/>
+              <w:bottom w:val="single" w:sz="4" w:space="0" w:color="E4DED3"/>
+              <w:right w:val="single" w:sz="4" w:space="0" w:color="E4DED3"/>
+            </w:tcBorders>
+            <w:shd w:val="clear" w:color="auto" w:fill="F8F4ED"/>
+          </w:tcPr>
+          <w:p>
+            <w:r>
+              <w:rPr>
+                <w:b/>
+                <w:sz w:val="19"/>
+              </w:rPr>
+              <w:t>The data subnets</w:t>
+            </w:r>
+          </w:p>
+        </w:tc>
+        <w:tc>
+          <w:tcPr>
+            <w:tcW w:type="dxa" w:w="6576"/>
+            <w:tcBorders>
+              <w:top w:val="single" w:sz="4" w:space="0" w:color="E4DED3"/>
+              <w:left w:val="single" w:sz="4" w:space="0" w:color="E4DED3"/>
+              <w:bottom w:val="single" w:sz="4" w:space="0" w:color="E4DED3"/>
+              <w:right w:val="single" w:sz="4" w:space="0" w:color="E4DED3"/>
+            </w:tcBorders>
+          </w:tcPr>
+          <w:p>
+            <w:r>
+              <w:rPr>
+                <w:sz w:val="19"/>
+              </w:rPr>
+              <w:t>leave them alone — no route table of your own</w:t>
+            </w:r>
+          </w:p>
+        </w:tc>
+      </w:tr>
+    </w:tbl>
+    <w:p/>
+    <w:p>
+      <w:pPr>
+        <w:spacing w:after="60"/>
+      </w:pPr>
       <w:r>
         <w:rPr>
           <w:b/>
-        </w:rPr>
-        <w:t>§4 Build Narrative (chronological account by layer</w:t>
-      </w:r>
-      <w:r>
-        <w:t xml:space="preserve"> — IAM, network, compute, ALB, DB, storage, security, monitoring)</w:t>
-      </w:r>
-    </w:p>
-    <w:p>
-      <w:pPr>
-        <w:pStyle w:val="Assessortext"/>
+          <w:i w:val="0"/>
+          <w:sz w:val="21"/>
+        </w:rPr>
+        <w:t>Evidence</w:t>
+      </w:r>
+    </w:p>
+    <w:tbl>
+      <w:tblPr>
+        <w:tblW w:type="auto" w:w="0"/>
+        <w:tblLook w:firstColumn="1" w:firstRow="1" w:lastColumn="0" w:lastRow="0" w:noHBand="0" w:noVBand="1" w:val="04A0"/>
+      </w:tblPr>
+      <w:tblGrid>
+        <w:gridCol w:w="10466"/>
+      </w:tblGrid>
+      <w:tr>
+        <w:tc>
+          <w:tcPr>
+            <w:tcW w:type="dxa" w:w="9411"/>
+            <w:tcBorders>
+              <w:top w:val="single" w:sz="4" w:space="0" w:color="E4DED3"/>
+              <w:left w:val="single" w:sz="4" w:space="0" w:color="E4DED3"/>
+              <w:bottom w:val="single" w:sz="4" w:space="0" w:color="E4DED3"/>
+              <w:right w:val="single" w:sz="4" w:space="0" w:color="E4DED3"/>
+            </w:tcBorders>
+            <w:shd w:val="clear" w:color="auto" w:fill="F8F4ED"/>
+          </w:tcPr>
+          <w:p>
+            <w:pPr>
+              <w:jc w:val="center"/>
+            </w:pPr>
+            <w:r>
+              <w:rPr>
+                <w:b/>
+                <w:i w:val="0"/>
+                <w:sz w:val="20"/>
+              </w:rPr>
+              <w:t>[ PASTE YOUR SCREENSHOT HERE ]</w:t>
+            </w:r>
+          </w:p>
+          <w:p>
+            <w:pPr>
+              <w:jc w:val="left"/>
+            </w:pPr>
+            <w:r>
+              <w:rPr>
+                <w:b w:val="0"/>
+                <w:i/>
+                <w:color w:val="6B6660"/>
+                <w:sz w:val="19"/>
+              </w:rPr>
+              <w:t>both route tables, showing their routes and their subnet associations.</w:t>
+            </w:r>
+          </w:p>
+        </w:tc>
+      </w:tr>
+    </w:tbl>
+    <w:p/>
+    <w:p>
+      <w:pPr>
+        <w:spacing w:before="200" w:after="0"/>
+      </w:pPr>
+      <w:r>
+        <w:rPr>
+          <w:b/>
+          <w:color w:val="1F5A5C"/>
+          <w:sz w:val="16"/>
+        </w:rPr>
+        <w:t>TASK 7</w:t>
+      </w:r>
+    </w:p>
+    <w:p>
+      <w:pPr>
+        <w:pStyle w:val="Heading2"/>
+      </w:pPr>
+      <w:r>
+        <w:t>Create the three security groups</w:t>
+      </w:r>
+    </w:p>
+    <w:p>
+      <w:pPr>
         <w:spacing w:after="120"/>
-        <w:ind w:left="360"/>
-      </w:pPr>
-      <w:r>
-        <w:t xml:space="preserve">• </w:t>
-      </w:r>
+      </w:pPr>
+      <w:r>
+        <w:rPr>
+          <w:b w:val="0"/>
+          <w:i w:val="0"/>
+          <w:sz w:val="21"/>
+        </w:rPr>
+        <w:t>Create three security groups, using the names and rules below. Create all three as empty shells first, then go back and add the rules — each one names the others as a source, which you cannot do until they exist. AWS will not accept a name starting with sg- : that prefix is reserved for the IDs it generates.</w:t>
+      </w:r>
+    </w:p>
+    <w:tbl>
+      <w:tblPr>
+        <w:tblW w:type="auto" w:w="0"/>
+        <w:tblLook w:firstColumn="1" w:firstRow="1" w:lastColumn="0" w:lastRow="0" w:noHBand="0" w:noVBand="1" w:val="04A0"/>
+      </w:tblPr>
+      <w:tblGrid>
+        <w:gridCol w:w="5233"/>
+        <w:gridCol w:w="5233"/>
+      </w:tblGrid>
+      <w:tr>
+        <w:tc>
+          <w:tcPr>
+            <w:tcW w:type="dxa" w:w="2381"/>
+            <w:tcBorders>
+              <w:top w:val="single" w:sz="4" w:space="0" w:color="E4DED3"/>
+              <w:left w:val="single" w:sz="4" w:space="0" w:color="E4DED3"/>
+              <w:bottom w:val="single" w:sz="4" w:space="0" w:color="E4DED3"/>
+              <w:right w:val="single" w:sz="4" w:space="0" w:color="E4DED3"/>
+            </w:tcBorders>
+            <w:shd w:val="clear" w:color="auto" w:fill="F8F4ED"/>
+          </w:tcPr>
+          <w:p>
+            <w:r>
+              <w:rPr>
+                <w:b/>
+                <w:sz w:val="19"/>
+              </w:rPr>
+              <w:t>yat-lms-alb-sg</w:t>
+            </w:r>
+          </w:p>
+        </w:tc>
+        <w:tc>
+          <w:tcPr>
+            <w:tcW w:type="dxa" w:w="6576"/>
+            <w:tcBorders>
+              <w:top w:val="single" w:sz="4" w:space="0" w:color="E4DED3"/>
+              <w:left w:val="single" w:sz="4" w:space="0" w:color="E4DED3"/>
+              <w:bottom w:val="single" w:sz="4" w:space="0" w:color="E4DED3"/>
+              <w:right w:val="single" w:sz="4" w:space="0" w:color="E4DED3"/>
+            </w:tcBorders>
+          </w:tcPr>
+          <w:p>
+            <w:r>
+              <w:rPr>
+                <w:sz w:val="19"/>
+              </w:rPr>
+              <w:t>inbound HTTP 80 from 0.0.0.0/0</w:t>
+            </w:r>
+          </w:p>
+        </w:tc>
+      </w:tr>
+      <w:tr>
+        <w:tc>
+          <w:tcPr>
+            <w:tcW w:type="dxa" w:w="2381"/>
+            <w:tcBorders>
+              <w:top w:val="single" w:sz="4" w:space="0" w:color="E4DED3"/>
+              <w:left w:val="single" w:sz="4" w:space="0" w:color="E4DED3"/>
+              <w:bottom w:val="single" w:sz="4" w:space="0" w:color="E4DED3"/>
+              <w:right w:val="single" w:sz="4" w:space="0" w:color="E4DED3"/>
+            </w:tcBorders>
+            <w:shd w:val="clear" w:color="auto" w:fill="F8F4ED"/>
+          </w:tcPr>
+          <w:p>
+            <w:r>
+              <w:rPr>
+                <w:b/>
+                <w:sz w:val="19"/>
+              </w:rPr>
+              <w:t>yat-lms-app-sg</w:t>
+            </w:r>
+          </w:p>
+        </w:tc>
+        <w:tc>
+          <w:tcPr>
+            <w:tcW w:type="dxa" w:w="6576"/>
+            <w:tcBorders>
+              <w:top w:val="single" w:sz="4" w:space="0" w:color="E4DED3"/>
+              <w:left w:val="single" w:sz="4" w:space="0" w:color="E4DED3"/>
+              <w:bottom w:val="single" w:sz="4" w:space="0" w:color="E4DED3"/>
+              <w:right w:val="single" w:sz="4" w:space="0" w:color="E4DED3"/>
+            </w:tcBorders>
+          </w:tcPr>
+          <w:p>
+            <w:r>
+              <w:rPr>
+                <w:sz w:val="19"/>
+              </w:rPr>
+              <w:t>inbound HTTP 80 from yat-lms-alb-sg</w:t>
+            </w:r>
+          </w:p>
+        </w:tc>
+      </w:tr>
+      <w:tr>
+        <w:tc>
+          <w:tcPr>
+            <w:tcW w:type="dxa" w:w="2381"/>
+            <w:tcBorders>
+              <w:top w:val="single" w:sz="4" w:space="0" w:color="E4DED3"/>
+              <w:left w:val="single" w:sz="4" w:space="0" w:color="E4DED3"/>
+              <w:bottom w:val="single" w:sz="4" w:space="0" w:color="E4DED3"/>
+              <w:right w:val="single" w:sz="4" w:space="0" w:color="E4DED3"/>
+            </w:tcBorders>
+            <w:shd w:val="clear" w:color="auto" w:fill="F8F4ED"/>
+          </w:tcPr>
+          <w:p>
+            <w:r>
+              <w:rPr>
+                <w:b/>
+                <w:sz w:val="19"/>
+              </w:rPr>
+              <w:t>yat-lms-db-sg</w:t>
+            </w:r>
+          </w:p>
+        </w:tc>
+        <w:tc>
+          <w:tcPr>
+            <w:tcW w:type="dxa" w:w="6576"/>
+            <w:tcBorders>
+              <w:top w:val="single" w:sz="4" w:space="0" w:color="E4DED3"/>
+              <w:left w:val="single" w:sz="4" w:space="0" w:color="E4DED3"/>
+              <w:bottom w:val="single" w:sz="4" w:space="0" w:color="E4DED3"/>
+              <w:right w:val="single" w:sz="4" w:space="0" w:color="E4DED3"/>
+            </w:tcBorders>
+          </w:tcPr>
+          <w:p>
+            <w:r>
+              <w:rPr>
+                <w:sz w:val="19"/>
+              </w:rPr>
+              <w:t>inbound MySQL 3306 from yat-lms-app-sg only</w:t>
+            </w:r>
+          </w:p>
+        </w:tc>
+      </w:tr>
+      <w:tr>
+        <w:tc>
+          <w:tcPr>
+            <w:tcW w:type="dxa" w:w="2381"/>
+            <w:tcBorders>
+              <w:top w:val="single" w:sz="4" w:space="0" w:color="E4DED3"/>
+              <w:left w:val="single" w:sz="4" w:space="0" w:color="E4DED3"/>
+              <w:bottom w:val="single" w:sz="4" w:space="0" w:color="E4DED3"/>
+              <w:right w:val="single" w:sz="4" w:space="0" w:color="E4DED3"/>
+            </w:tcBorders>
+            <w:shd w:val="clear" w:color="auto" w:fill="F8F4ED"/>
+          </w:tcPr>
+          <w:p>
+            <w:r>
+              <w:rPr>
+                <w:b/>
+                <w:sz w:val="19"/>
+              </w:rPr>
+              <w:t>Outbound</w:t>
+            </w:r>
+          </w:p>
+        </w:tc>
+        <w:tc>
+          <w:tcPr>
+            <w:tcW w:type="dxa" w:w="6576"/>
+            <w:tcBorders>
+              <w:top w:val="single" w:sz="4" w:space="0" w:color="E4DED3"/>
+              <w:left w:val="single" w:sz="4" w:space="0" w:color="E4DED3"/>
+              <w:bottom w:val="single" w:sz="4" w:space="0" w:color="E4DED3"/>
+              <w:right w:val="single" w:sz="4" w:space="0" w:color="E4DED3"/>
+            </w:tcBorders>
+          </w:tcPr>
+          <w:p>
+            <w:r>
+              <w:rPr>
+                <w:sz w:val="19"/>
+              </w:rPr>
+              <w:t>leave the default allow-all on all three</w:t>
+            </w:r>
+          </w:p>
+        </w:tc>
+      </w:tr>
+    </w:tbl>
+    <w:p/>
+    <w:p>
+      <w:pPr>
+        <w:spacing w:after="60"/>
+      </w:pPr>
       <w:r>
         <w:rPr>
           <w:b/>
-        </w:rPr>
-        <w:t>§5 Configuration Decisions (the two the design leaves open</w:t>
-      </w:r>
-      <w:r>
-        <w:t xml:space="preserve"> — options considered, your choice, and why)</w:t>
-      </w:r>
-    </w:p>
-    <w:p>
-      <w:pPr>
-        <w:pStyle w:val="Assessortext"/>
+          <w:i w:val="0"/>
+          <w:sz w:val="21"/>
+        </w:rPr>
+        <w:t>Evidence</w:t>
+      </w:r>
+    </w:p>
+    <w:tbl>
+      <w:tblPr>
+        <w:tblW w:type="auto" w:w="0"/>
+        <w:tblLook w:firstColumn="1" w:firstRow="1" w:lastColumn="0" w:lastRow="0" w:noHBand="0" w:noVBand="1" w:val="04A0"/>
+      </w:tblPr>
+      <w:tblGrid>
+        <w:gridCol w:w="10466"/>
+      </w:tblGrid>
+      <w:tr>
+        <w:tc>
+          <w:tcPr>
+            <w:tcW w:type="dxa" w:w="9411"/>
+            <w:tcBorders>
+              <w:top w:val="single" w:sz="4" w:space="0" w:color="E4DED3"/>
+              <w:left w:val="single" w:sz="4" w:space="0" w:color="E4DED3"/>
+              <w:bottom w:val="single" w:sz="4" w:space="0" w:color="E4DED3"/>
+              <w:right w:val="single" w:sz="4" w:space="0" w:color="E4DED3"/>
+            </w:tcBorders>
+            <w:shd w:val="clear" w:color="auto" w:fill="F8F4ED"/>
+          </w:tcPr>
+          <w:p>
+            <w:pPr>
+              <w:jc w:val="center"/>
+            </w:pPr>
+            <w:r>
+              <w:rPr>
+                <w:b/>
+                <w:i w:val="0"/>
+                <w:sz w:val="20"/>
+              </w:rPr>
+              <w:t>[ PASTE YOUR SCREENSHOT HERE ]</w:t>
+            </w:r>
+          </w:p>
+          <w:p>
+            <w:pPr>
+              <w:jc w:val="left"/>
+            </w:pPr>
+            <w:r>
+              <w:rPr>
+                <w:b w:val="0"/>
+                <w:i/>
+                <w:color w:val="6B6660"/>
+                <w:sz w:val="19"/>
+              </w:rPr>
+              <w:t>all three security groups with their inbound rules expanded.</w:t>
+            </w:r>
+          </w:p>
+        </w:tc>
+      </w:tr>
+    </w:tbl>
+    <w:p/>
+    <w:p>
+      <w:pPr>
+        <w:spacing w:before="200" w:after="0"/>
+      </w:pPr>
+      <w:r>
+        <w:rPr>
+          <w:b/>
+          <w:color w:val="1F5A5C"/>
+          <w:sz w:val="16"/>
+        </w:rPr>
+        <w:t>TASK 8</w:t>
+      </w:r>
+    </w:p>
+    <w:p>
+      <w:pPr>
+        <w:pStyle w:val="Heading2"/>
+      </w:pPr>
+      <w:r>
+        <w:t>Configure the access model</w:t>
+      </w:r>
+    </w:p>
+    <w:p>
+      <w:pPr>
         <w:spacing w:after="120"/>
-        <w:ind w:left="360"/>
-      </w:pPr>
-      <w:r>
-        <w:t>• §6 Testing and Validation (results from the tests in §6 of the template)</w:t>
-      </w:r>
-    </w:p>
-    <w:p>
-      <w:pPr>
-        <w:pStyle w:val="Assessortext"/>
+      </w:pPr>
+      <w:r>
+        <w:rPr>
+          <w:b w:val="0"/>
+          <w:i w:val="0"/>
+          <w:sz w:val="21"/>
+        </w:rPr>
+        <w:t>Create the group that will operate the platform after handover, and a user in it. Complete each form with the values below, submit it, and capture the result.</w:t>
+      </w:r>
+    </w:p>
+    <w:p>
+      <w:pPr>
+        <w:spacing w:before="80" w:after="160"/>
+        <w:ind w:left="227"/>
+      </w:pPr>
+      <w:r>
+        <w:rPr>
+          <w:b/>
+          <w:color w:val="C5613B"/>
+          <w:sz w:val="19"/>
+        </w:rPr>
+        <w:t xml:space="preserve">Environment constraint </w:t>
+      </w:r>
+      <w:r>
+        <w:rPr>
+          <w:i/>
+          <w:color w:val="C5613B"/>
+          <w:sz w:val="19"/>
+        </w:rPr>
+        <w:t>the lab environment does not permit groups or users to be created. This is a known constraint of the AWS educational environment, not a fault in your work — you will be refused, and the refusal is what you capture.</w:t>
+      </w:r>
+    </w:p>
+    <w:tbl>
+      <w:tblPr>
+        <w:tblW w:type="auto" w:w="0"/>
+        <w:tblLook w:firstColumn="1" w:firstRow="1" w:lastColumn="0" w:lastRow="0" w:noHBand="0" w:noVBand="1" w:val="04A0"/>
+      </w:tblPr>
+      <w:tblGrid>
+        <w:gridCol w:w="5233"/>
+        <w:gridCol w:w="5233"/>
+      </w:tblGrid>
+      <w:tr>
+        <w:tc>
+          <w:tcPr>
+            <w:tcW w:type="dxa" w:w="2381"/>
+            <w:tcBorders>
+              <w:top w:val="single" w:sz="4" w:space="0" w:color="E4DED3"/>
+              <w:left w:val="single" w:sz="4" w:space="0" w:color="E4DED3"/>
+              <w:bottom w:val="single" w:sz="4" w:space="0" w:color="E4DED3"/>
+              <w:right w:val="single" w:sz="4" w:space="0" w:color="E4DED3"/>
+            </w:tcBorders>
+            <w:shd w:val="clear" w:color="auto" w:fill="F8F4ED"/>
+          </w:tcPr>
+          <w:p>
+            <w:r>
+              <w:rPr>
+                <w:b/>
+                <w:sz w:val="19"/>
+              </w:rPr>
+              <w:t>Group name</w:t>
+            </w:r>
+          </w:p>
+        </w:tc>
+        <w:tc>
+          <w:tcPr>
+            <w:tcW w:type="dxa" w:w="6576"/>
+            <w:tcBorders>
+              <w:top w:val="single" w:sz="4" w:space="0" w:color="E4DED3"/>
+              <w:left w:val="single" w:sz="4" w:space="0" w:color="E4DED3"/>
+              <w:bottom w:val="single" w:sz="4" w:space="0" w:color="E4DED3"/>
+              <w:right w:val="single" w:sz="4" w:space="0" w:color="E4DED3"/>
+            </w:tcBorders>
+          </w:tcPr>
+          <w:p>
+            <w:r>
+              <w:rPr>
+                <w:sz w:val="19"/>
+              </w:rPr>
+              <w:t>YAT-ICT-Admins</w:t>
+            </w:r>
+          </w:p>
+        </w:tc>
+      </w:tr>
+      <w:tr>
+        <w:tc>
+          <w:tcPr>
+            <w:tcW w:type="dxa" w:w="2381"/>
+            <w:tcBorders>
+              <w:top w:val="single" w:sz="4" w:space="0" w:color="E4DED3"/>
+              <w:left w:val="single" w:sz="4" w:space="0" w:color="E4DED3"/>
+              <w:bottom w:val="single" w:sz="4" w:space="0" w:color="E4DED3"/>
+              <w:right w:val="single" w:sz="4" w:space="0" w:color="E4DED3"/>
+            </w:tcBorders>
+            <w:shd w:val="clear" w:color="auto" w:fill="F8F4ED"/>
+          </w:tcPr>
+          <w:p>
+            <w:r>
+              <w:rPr>
+                <w:b/>
+                <w:sz w:val="19"/>
+              </w:rPr>
+              <w:t>Policy on the group</w:t>
+            </w:r>
+          </w:p>
+        </w:tc>
+        <w:tc>
+          <w:tcPr>
+            <w:tcW w:type="dxa" w:w="6576"/>
+            <w:tcBorders>
+              <w:top w:val="single" w:sz="4" w:space="0" w:color="E4DED3"/>
+              <w:left w:val="single" w:sz="4" w:space="0" w:color="E4DED3"/>
+              <w:bottom w:val="single" w:sz="4" w:space="0" w:color="E4DED3"/>
+              <w:right w:val="single" w:sz="4" w:space="0" w:color="E4DED3"/>
+            </w:tcBorders>
+          </w:tcPr>
+          <w:p>
+            <w:r>
+              <w:rPr>
+                <w:sz w:val="19"/>
+              </w:rPr>
+              <w:t>ReadOnlyAccess  — filter for it and pick the policy named exactly that, not one of the service-specific ones</w:t>
+            </w:r>
+          </w:p>
+        </w:tc>
+      </w:tr>
+      <w:tr>
+        <w:tc>
+          <w:tcPr>
+            <w:tcW w:type="dxa" w:w="2381"/>
+            <w:tcBorders>
+              <w:top w:val="single" w:sz="4" w:space="0" w:color="E4DED3"/>
+              <w:left w:val="single" w:sz="4" w:space="0" w:color="E4DED3"/>
+              <w:bottom w:val="single" w:sz="4" w:space="0" w:color="E4DED3"/>
+              <w:right w:val="single" w:sz="4" w:space="0" w:color="E4DED3"/>
+            </w:tcBorders>
+            <w:shd w:val="clear" w:color="auto" w:fill="F8F4ED"/>
+          </w:tcPr>
+          <w:p>
+            <w:r>
+              <w:rPr>
+                <w:b/>
+                <w:sz w:val="19"/>
+              </w:rPr>
+              <w:t>User name</w:t>
+            </w:r>
+          </w:p>
+        </w:tc>
+        <w:tc>
+          <w:tcPr>
+            <w:tcW w:type="dxa" w:w="6576"/>
+            <w:tcBorders>
+              <w:top w:val="single" w:sz="4" w:space="0" w:color="E4DED3"/>
+              <w:left w:val="single" w:sz="4" w:space="0" w:color="E4DED3"/>
+              <w:bottom w:val="single" w:sz="4" w:space="0" w:color="E4DED3"/>
+              <w:right w:val="single" w:sz="4" w:space="0" w:color="E4DED3"/>
+            </w:tcBorders>
+          </w:tcPr>
+          <w:p>
+            <w:r>
+              <w:rPr>
+                <w:sz w:val="19"/>
+              </w:rPr>
+              <w:t>swalker  (Sam Walker, YAT IT Manager)</w:t>
+            </w:r>
+          </w:p>
+        </w:tc>
+      </w:tr>
+      <w:tr>
+        <w:tc>
+          <w:tcPr>
+            <w:tcW w:type="dxa" w:w="2381"/>
+            <w:tcBorders>
+              <w:top w:val="single" w:sz="4" w:space="0" w:color="E4DED3"/>
+              <w:left w:val="single" w:sz="4" w:space="0" w:color="E4DED3"/>
+              <w:bottom w:val="single" w:sz="4" w:space="0" w:color="E4DED3"/>
+              <w:right w:val="single" w:sz="4" w:space="0" w:color="E4DED3"/>
+            </w:tcBorders>
+            <w:shd w:val="clear" w:color="auto" w:fill="F8F4ED"/>
+          </w:tcPr>
+          <w:p>
+            <w:r>
+              <w:rPr>
+                <w:b/>
+                <w:sz w:val="19"/>
+              </w:rPr>
+              <w:t>Policy on the user</w:t>
+            </w:r>
+          </w:p>
+        </w:tc>
+        <w:tc>
+          <w:tcPr>
+            <w:tcW w:type="dxa" w:w="6576"/>
+            <w:tcBorders>
+              <w:top w:val="single" w:sz="4" w:space="0" w:color="E4DED3"/>
+              <w:left w:val="single" w:sz="4" w:space="0" w:color="E4DED3"/>
+              <w:bottom w:val="single" w:sz="4" w:space="0" w:color="E4DED3"/>
+              <w:right w:val="single" w:sz="4" w:space="0" w:color="E4DED3"/>
+            </w:tcBorders>
+          </w:tcPr>
+          <w:p>
+            <w:r>
+              <w:rPr>
+                <w:sz w:val="19"/>
+              </w:rPr>
+              <w:t>CloudWatchFullAccess</w:t>
+            </w:r>
+          </w:p>
+        </w:tc>
+      </w:tr>
+      <w:tr>
+        <w:tc>
+          <w:tcPr>
+            <w:tcW w:type="dxa" w:w="2381"/>
+            <w:tcBorders>
+              <w:top w:val="single" w:sz="4" w:space="0" w:color="E4DED3"/>
+              <w:left w:val="single" w:sz="4" w:space="0" w:color="E4DED3"/>
+              <w:bottom w:val="single" w:sz="4" w:space="0" w:color="E4DED3"/>
+              <w:right w:val="single" w:sz="4" w:space="0" w:color="E4DED3"/>
+            </w:tcBorders>
+            <w:shd w:val="clear" w:color="auto" w:fill="F8F4ED"/>
+          </w:tcPr>
+          <w:p>
+            <w:r>
+              <w:rPr>
+                <w:b/>
+                <w:sz w:val="19"/>
+              </w:rPr>
+              <w:t>Expected result</w:t>
+            </w:r>
+          </w:p>
+        </w:tc>
+        <w:tc>
+          <w:tcPr>
+            <w:tcW w:type="dxa" w:w="6576"/>
+            <w:tcBorders>
+              <w:top w:val="single" w:sz="4" w:space="0" w:color="E4DED3"/>
+              <w:left w:val="single" w:sz="4" w:space="0" w:color="E4DED3"/>
+              <w:bottom w:val="single" w:sz="4" w:space="0" w:color="E4DED3"/>
+              <w:right w:val="single" w:sz="4" w:space="0" w:color="E4DED3"/>
+            </w:tcBorders>
+          </w:tcPr>
+          <w:p>
+            <w:r>
+              <w:rPr>
+                <w:sz w:val="19"/>
+              </w:rPr>
+              <w:t>both submissions are refused with a permissions error</w:t>
+            </w:r>
+          </w:p>
+        </w:tc>
+      </w:tr>
+    </w:tbl>
+    <w:p/>
+    <w:p>
+      <w:pPr>
+        <w:spacing w:after="60"/>
+      </w:pPr>
+      <w:r>
+        <w:rPr>
+          <w:b/>
+          <w:i w:val="0"/>
+          <w:sz w:val="21"/>
+        </w:rPr>
+        <w:t>Your decision</w:t>
+      </w:r>
+    </w:p>
+    <w:p>
+      <w:pPr>
         <w:spacing w:after="120"/>
-        <w:ind w:left="360"/>
-      </w:pPr>
-      <w:r>
-        <w:t>• §7 Operational Handover (information YAT IT needs to operate the environment, including filing the report per YAT's records procedures)</w:t>
-      </w:r>
-    </w:p>
-    <w:p>
-      <w:pPr>
-        <w:pStyle w:val="Assessortext"/>
+      </w:pPr>
+      <w:r>
+        <w:rPr>
+          <w:b w:val="0"/>
+          <w:i/>
+          <w:color w:val="6B6660"/>
+          <w:sz w:val="19"/>
+        </w:rPr>
+        <w:t>Why does this group get read access to everything but no ability to change identity settings, when it is the group that operates the whole platform?</w:t>
+      </w:r>
+    </w:p>
+    <w:tbl>
+      <w:tblPr>
+        <w:tblW w:type="auto" w:w="0"/>
+        <w:tblLook w:firstColumn="1" w:firstRow="1" w:lastColumn="0" w:lastRow="0" w:noHBand="0" w:noVBand="1" w:val="04A0"/>
+      </w:tblPr>
+      <w:tblGrid>
+        <w:gridCol w:w="10466"/>
+      </w:tblGrid>
+      <w:tr>
+        <w:tc>
+          <w:tcPr>
+            <w:tcW w:type="dxa" w:w="9411"/>
+            <w:tcBorders>
+              <w:top w:val="single" w:sz="4" w:space="0" w:color="E4DED3"/>
+              <w:left w:val="single" w:sz="4" w:space="0" w:color="E4DED3"/>
+              <w:bottom w:val="single" w:sz="4" w:space="0" w:color="E4DED3"/>
+              <w:right w:val="single" w:sz="4" w:space="0" w:color="E4DED3"/>
+            </w:tcBorders>
+            <w:shd w:val="clear" w:color="auto" w:fill="F8F4ED"/>
+          </w:tcPr>
+          <w:p>
+            <w:pPr>
+              <w:jc w:val="center"/>
+            </w:pPr>
+            <w:r>
+              <w:rPr>
+                <w:b/>
+                <w:i w:val="0"/>
+                <w:sz w:val="20"/>
+              </w:rPr>
+              <w:t>[ WRITE YOUR ANSWER HERE ]</w:t>
+            </w:r>
+          </w:p>
+        </w:tc>
+      </w:tr>
+    </w:tbl>
+    <w:p/>
+    <w:p>
+      <w:pPr>
+        <w:spacing w:after="60"/>
+      </w:pPr>
+      <w:r>
+        <w:rPr>
+          <w:b/>
+          <w:i w:val="0"/>
+          <w:sz w:val="21"/>
+        </w:rPr>
+        <w:t>Evidence</w:t>
+      </w:r>
+    </w:p>
+    <w:tbl>
+      <w:tblPr>
+        <w:tblW w:type="auto" w:w="0"/>
+        <w:tblLook w:firstColumn="1" w:firstRow="1" w:lastColumn="0" w:lastRow="0" w:noHBand="0" w:noVBand="1" w:val="04A0"/>
+      </w:tblPr>
+      <w:tblGrid>
+        <w:gridCol w:w="10466"/>
+      </w:tblGrid>
+      <w:tr>
+        <w:tc>
+          <w:tcPr>
+            <w:tcW w:type="dxa" w:w="9411"/>
+            <w:tcBorders>
+              <w:top w:val="single" w:sz="4" w:space="0" w:color="E4DED3"/>
+              <w:left w:val="single" w:sz="4" w:space="0" w:color="E4DED3"/>
+              <w:bottom w:val="single" w:sz="4" w:space="0" w:color="E4DED3"/>
+              <w:right w:val="single" w:sz="4" w:space="0" w:color="E4DED3"/>
+            </w:tcBorders>
+            <w:shd w:val="clear" w:color="auto" w:fill="F8F4ED"/>
+          </w:tcPr>
+          <w:p>
+            <w:pPr>
+              <w:jc w:val="center"/>
+            </w:pPr>
+            <w:r>
+              <w:rPr>
+                <w:b/>
+                <w:i w:val="0"/>
+                <w:sz w:val="20"/>
+              </w:rPr>
+              <w:t>[ PASTE YOUR SCREENSHOT HERE ]</w:t>
+            </w:r>
+          </w:p>
+          <w:p>
+            <w:pPr>
+              <w:jc w:val="left"/>
+            </w:pPr>
+            <w:r>
+              <w:rPr>
+                <w:b w:val="0"/>
+                <w:i/>
+                <w:color w:val="6B6660"/>
+                <w:sz w:val="19"/>
+              </w:rPr>
+              <w:t>the completed group form — YAT-ICT-Admins with ReadOnlyAccess attached — and the error returned.</w:t>
+            </w:r>
+          </w:p>
+        </w:tc>
+      </w:tr>
+    </w:tbl>
+    <w:p/>
+    <w:tbl>
+      <w:tblPr>
+        <w:tblW w:type="auto" w:w="0"/>
+        <w:tblLook w:firstColumn="1" w:firstRow="1" w:lastColumn="0" w:lastRow="0" w:noHBand="0" w:noVBand="1" w:val="04A0"/>
+      </w:tblPr>
+      <w:tblGrid>
+        <w:gridCol w:w="10466"/>
+      </w:tblGrid>
+      <w:tr>
+        <w:tc>
+          <w:tcPr>
+            <w:tcW w:type="dxa" w:w="9411"/>
+            <w:tcBorders>
+              <w:top w:val="single" w:sz="4" w:space="0" w:color="E4DED3"/>
+              <w:left w:val="single" w:sz="4" w:space="0" w:color="E4DED3"/>
+              <w:bottom w:val="single" w:sz="4" w:space="0" w:color="E4DED3"/>
+              <w:right w:val="single" w:sz="4" w:space="0" w:color="E4DED3"/>
+            </w:tcBorders>
+            <w:shd w:val="clear" w:color="auto" w:fill="F8F4ED"/>
+          </w:tcPr>
+          <w:p>
+            <w:pPr>
+              <w:jc w:val="center"/>
+            </w:pPr>
+            <w:r>
+              <w:rPr>
+                <w:b/>
+                <w:i w:val="0"/>
+                <w:sz w:val="20"/>
+              </w:rPr>
+              <w:t>[ PASTE YOUR SCREENSHOT HERE ]</w:t>
+            </w:r>
+          </w:p>
+          <w:p>
+            <w:pPr>
+              <w:jc w:val="left"/>
+            </w:pPr>
+            <w:r>
+              <w:rPr>
+                <w:b w:val="0"/>
+                <w:i/>
+                <w:color w:val="6B6660"/>
+                <w:sz w:val="19"/>
+              </w:rPr>
+              <w:t>the completed user form — swalker with CloudWatchFullAccess attached — and the error returned.</w:t>
+            </w:r>
+          </w:p>
+        </w:tc>
+      </w:tr>
+    </w:tbl>
+    <w:p/>
+    <w:p>
+      <w:pPr>
+        <w:spacing w:before="200" w:after="0"/>
+      </w:pPr>
+      <w:r>
+        <w:rPr>
+          <w:b/>
+          <w:color w:val="1F5A5C"/>
+          <w:sz w:val="16"/>
+        </w:rPr>
+        <w:t>TASK 9</w:t>
+      </w:r>
+    </w:p>
+    <w:p>
+      <w:pPr>
+        <w:pStyle w:val="Heading2"/>
+      </w:pPr>
+      <w:r>
+        <w:t>Review the instance role</w:t>
+      </w:r>
+    </w:p>
+    <w:p>
+      <w:pPr>
         <w:spacing w:after="120"/>
-        <w:ind w:left="360"/>
-      </w:pPr>
-      <w:r>
-        <w:t>• §8 Knowledge Evidence Responses (six contextual questions about choices in your own build)</w:t>
-      </w:r>
-    </w:p>
-    <w:p>
-      <w:pPr>
-        <w:pStyle w:val="Assessortext"/>
+      </w:pPr>
+      <w:r>
+        <w:rPr>
+          <w:b w:val="0"/>
+          <w:i w:val="0"/>
+          <w:sz w:val="21"/>
+        </w:rPr>
+        <w:t>Open the role named below and look at the policies attached to it, then write its name down. Your servers reach the storage buckets and the logging service through this role, so no credentials are ever stored on a server. You select it in the next task.</w:t>
+      </w:r>
+    </w:p>
+    <w:p>
+      <w:pPr>
+        <w:spacing w:before="80" w:after="160"/>
+        <w:ind w:left="227"/>
+      </w:pPr>
+      <w:r>
+        <w:rPr>
+          <w:b/>
+          <w:color w:val="C5613B"/>
+          <w:sz w:val="19"/>
+        </w:rPr>
+        <w:t xml:space="preserve">Environment constraint </w:t>
+      </w:r>
+      <w:r>
+        <w:rPr>
+          <w:i/>
+          <w:color w:val="C5613B"/>
+          <w:sz w:val="19"/>
+        </w:rPr>
+        <w:t>the lab environment supplies this role ready-made and does not permit you to create your own, so this task is a review rather than a build.</w:t>
+      </w:r>
+    </w:p>
+    <w:tbl>
+      <w:tblPr>
+        <w:tblW w:type="auto" w:w="0"/>
+        <w:tblLook w:firstColumn="1" w:firstRow="1" w:lastColumn="0" w:lastRow="0" w:noHBand="0" w:noVBand="1" w:val="04A0"/>
+      </w:tblPr>
+      <w:tblGrid>
+        <w:gridCol w:w="5233"/>
+        <w:gridCol w:w="5233"/>
+      </w:tblGrid>
+      <w:tr>
+        <w:tc>
+          <w:tcPr>
+            <w:tcW w:type="dxa" w:w="2381"/>
+            <w:tcBorders>
+              <w:top w:val="single" w:sz="4" w:space="0" w:color="E4DED3"/>
+              <w:left w:val="single" w:sz="4" w:space="0" w:color="E4DED3"/>
+              <w:bottom w:val="single" w:sz="4" w:space="0" w:color="E4DED3"/>
+              <w:right w:val="single" w:sz="4" w:space="0" w:color="E4DED3"/>
+            </w:tcBorders>
+            <w:shd w:val="clear" w:color="auto" w:fill="F8F4ED"/>
+          </w:tcPr>
+          <w:p>
+            <w:r>
+              <w:rPr>
+                <w:b/>
+                <w:sz w:val="19"/>
+              </w:rPr>
+              <w:t>Go to</w:t>
+            </w:r>
+          </w:p>
+        </w:tc>
+        <w:tc>
+          <w:tcPr>
+            <w:tcW w:type="dxa" w:w="6576"/>
+            <w:tcBorders>
+              <w:top w:val="single" w:sz="4" w:space="0" w:color="E4DED3"/>
+              <w:left w:val="single" w:sz="4" w:space="0" w:color="E4DED3"/>
+              <w:bottom w:val="single" w:sz="4" w:space="0" w:color="E4DED3"/>
+              <w:right w:val="single" w:sz="4" w:space="0" w:color="E4DED3"/>
+            </w:tcBorders>
+          </w:tcPr>
+          <w:p>
+            <w:r>
+              <w:rPr>
+                <w:sz w:val="19"/>
+              </w:rPr>
+              <w:t>IAM → Roles</w:t>
+            </w:r>
+          </w:p>
+        </w:tc>
+      </w:tr>
+      <w:tr>
+        <w:tc>
+          <w:tcPr>
+            <w:tcW w:type="dxa" w:w="2381"/>
+            <w:tcBorders>
+              <w:top w:val="single" w:sz="4" w:space="0" w:color="E4DED3"/>
+              <w:left w:val="single" w:sz="4" w:space="0" w:color="E4DED3"/>
+              <w:bottom w:val="single" w:sz="4" w:space="0" w:color="E4DED3"/>
+              <w:right w:val="single" w:sz="4" w:space="0" w:color="E4DED3"/>
+            </w:tcBorders>
+            <w:shd w:val="clear" w:color="auto" w:fill="F8F4ED"/>
+          </w:tcPr>
+          <w:p>
+            <w:r>
+              <w:rPr>
+                <w:b/>
+                <w:sz w:val="19"/>
+              </w:rPr>
+              <w:t>Open</w:t>
+            </w:r>
+          </w:p>
+        </w:tc>
+        <w:tc>
+          <w:tcPr>
+            <w:tcW w:type="dxa" w:w="6576"/>
+            <w:tcBorders>
+              <w:top w:val="single" w:sz="4" w:space="0" w:color="E4DED3"/>
+              <w:left w:val="single" w:sz="4" w:space="0" w:color="E4DED3"/>
+              <w:bottom w:val="single" w:sz="4" w:space="0" w:color="E4DED3"/>
+              <w:right w:val="single" w:sz="4" w:space="0" w:color="E4DED3"/>
+            </w:tcBorders>
+          </w:tcPr>
+          <w:p>
+            <w:r>
+              <w:rPr>
+                <w:sz w:val="19"/>
+              </w:rPr>
+              <w:t>LabRole  (the role the environment provides)</w:t>
+            </w:r>
+          </w:p>
+        </w:tc>
+      </w:tr>
+      <w:tr>
+        <w:tc>
+          <w:tcPr>
+            <w:tcW w:type="dxa" w:w="2381"/>
+            <w:tcBorders>
+              <w:top w:val="single" w:sz="4" w:space="0" w:color="E4DED3"/>
+              <w:left w:val="single" w:sz="4" w:space="0" w:color="E4DED3"/>
+              <w:bottom w:val="single" w:sz="4" w:space="0" w:color="E4DED3"/>
+              <w:right w:val="single" w:sz="4" w:space="0" w:color="E4DED3"/>
+            </w:tcBorders>
+            <w:shd w:val="clear" w:color="auto" w:fill="F8F4ED"/>
+          </w:tcPr>
+          <w:p>
+            <w:r>
+              <w:rPr>
+                <w:b/>
+                <w:sz w:val="19"/>
+              </w:rPr>
+              <w:t>Look at</w:t>
+            </w:r>
+          </w:p>
+        </w:tc>
+        <w:tc>
+          <w:tcPr>
+            <w:tcW w:type="dxa" w:w="6576"/>
+            <w:tcBorders>
+              <w:top w:val="single" w:sz="4" w:space="0" w:color="E4DED3"/>
+              <w:left w:val="single" w:sz="4" w:space="0" w:color="E4DED3"/>
+              <w:bottom w:val="single" w:sz="4" w:space="0" w:color="E4DED3"/>
+              <w:right w:val="single" w:sz="4" w:space="0" w:color="E4DED3"/>
+            </w:tcBorders>
+          </w:tcPr>
+          <w:p>
+            <w:r>
+              <w:rPr>
+                <w:sz w:val="19"/>
+              </w:rPr>
+              <w:t>the Permissions tab — the policies attached to it</w:t>
+            </w:r>
+          </w:p>
+        </w:tc>
+      </w:tr>
+      <w:tr>
+        <w:tc>
+          <w:tcPr>
+            <w:tcW w:type="dxa" w:w="2381"/>
+            <w:tcBorders>
+              <w:top w:val="single" w:sz="4" w:space="0" w:color="E4DED3"/>
+              <w:left w:val="single" w:sz="4" w:space="0" w:color="E4DED3"/>
+              <w:bottom w:val="single" w:sz="4" w:space="0" w:color="E4DED3"/>
+              <w:right w:val="single" w:sz="4" w:space="0" w:color="E4DED3"/>
+            </w:tcBorders>
+            <w:shd w:val="clear" w:color="auto" w:fill="F8F4ED"/>
+          </w:tcPr>
+          <w:p>
+            <w:r>
+              <w:rPr>
+                <w:b/>
+                <w:sz w:val="19"/>
+              </w:rPr>
+              <w:t>Answer for yourself</w:t>
+            </w:r>
+          </w:p>
+        </w:tc>
+        <w:tc>
+          <w:tcPr>
+            <w:tcW w:type="dxa" w:w="6576"/>
+            <w:tcBorders>
+              <w:top w:val="single" w:sz="4" w:space="0" w:color="E4DED3"/>
+              <w:left w:val="single" w:sz="4" w:space="0" w:color="E4DED3"/>
+              <w:bottom w:val="single" w:sz="4" w:space="0" w:color="E4DED3"/>
+              <w:right w:val="single" w:sz="4" w:space="0" w:color="E4DED3"/>
+            </w:tcBorders>
+          </w:tcPr>
+          <w:p>
+            <w:r>
+              <w:rPr>
+                <w:sz w:val="19"/>
+              </w:rPr>
+              <w:t>which services does it let your servers reach?</w:t>
+            </w:r>
+          </w:p>
+        </w:tc>
+      </w:tr>
+      <w:tr>
+        <w:tc>
+          <w:tcPr>
+            <w:tcW w:type="dxa" w:w="2381"/>
+            <w:tcBorders>
+              <w:top w:val="single" w:sz="4" w:space="0" w:color="E4DED3"/>
+              <w:left w:val="single" w:sz="4" w:space="0" w:color="E4DED3"/>
+              <w:bottom w:val="single" w:sz="4" w:space="0" w:color="E4DED3"/>
+              <w:right w:val="single" w:sz="4" w:space="0" w:color="E4DED3"/>
+            </w:tcBorders>
+            <w:shd w:val="clear" w:color="auto" w:fill="F8F4ED"/>
+          </w:tcPr>
+          <w:p>
+            <w:r>
+              <w:rPr>
+                <w:b/>
+                <w:sz w:val="19"/>
+              </w:rPr>
+              <w:t>Write down</w:t>
+            </w:r>
+          </w:p>
+        </w:tc>
+        <w:tc>
+          <w:tcPr>
+            <w:tcW w:type="dxa" w:w="6576"/>
+            <w:tcBorders>
+              <w:top w:val="single" w:sz="4" w:space="0" w:color="E4DED3"/>
+              <w:left w:val="single" w:sz="4" w:space="0" w:color="E4DED3"/>
+              <w:bottom w:val="single" w:sz="4" w:space="0" w:color="E4DED3"/>
+              <w:right w:val="single" w:sz="4" w:space="0" w:color="E4DED3"/>
+            </w:tcBorders>
+          </w:tcPr>
+          <w:p>
+            <w:r>
+              <w:rPr>
+                <w:sz w:val="19"/>
+              </w:rPr>
+              <w:t>the role name, exactly as shown — task 10 asks for it</w:t>
+            </w:r>
+          </w:p>
+        </w:tc>
+      </w:tr>
+    </w:tbl>
+    <w:p/>
+    <w:p>
+      <w:pPr>
+        <w:spacing w:after="60"/>
+      </w:pPr>
+      <w:r>
+        <w:rPr>
+          <w:b/>
+          <w:i w:val="0"/>
+          <w:sz w:val="21"/>
+        </w:rPr>
+        <w:t>Evidence</w:t>
+      </w:r>
+    </w:p>
+    <w:tbl>
+      <w:tblPr>
+        <w:tblW w:type="auto" w:w="0"/>
+        <w:tblLook w:firstColumn="1" w:firstRow="1" w:lastColumn="0" w:lastRow="0" w:noHBand="0" w:noVBand="1" w:val="04A0"/>
+      </w:tblPr>
+      <w:tblGrid>
+        <w:gridCol w:w="10466"/>
+      </w:tblGrid>
+      <w:tr>
+        <w:tc>
+          <w:tcPr>
+            <w:tcW w:type="dxa" w:w="9411"/>
+            <w:tcBorders>
+              <w:top w:val="single" w:sz="4" w:space="0" w:color="E4DED3"/>
+              <w:left w:val="single" w:sz="4" w:space="0" w:color="E4DED3"/>
+              <w:bottom w:val="single" w:sz="4" w:space="0" w:color="E4DED3"/>
+              <w:right w:val="single" w:sz="4" w:space="0" w:color="E4DED3"/>
+            </w:tcBorders>
+            <w:shd w:val="clear" w:color="auto" w:fill="F8F4ED"/>
+          </w:tcPr>
+          <w:p>
+            <w:pPr>
+              <w:jc w:val="center"/>
+            </w:pPr>
+            <w:r>
+              <w:rPr>
+                <w:b/>
+                <w:i w:val="0"/>
+                <w:sz w:val="20"/>
+              </w:rPr>
+              <w:t>[ PASTE YOUR SCREENSHOT HERE ]</w:t>
+            </w:r>
+          </w:p>
+          <w:p>
+            <w:pPr>
+              <w:jc w:val="left"/>
+            </w:pPr>
+            <w:r>
+              <w:rPr>
+                <w:b w:val="0"/>
+                <w:i/>
+                <w:color w:val="6B6660"/>
+                <w:sz w:val="19"/>
+              </w:rPr>
+              <w:t>the LabRole summary page with the Permissions tab open, showing the policies attached to it.</w:t>
+            </w:r>
+          </w:p>
+        </w:tc>
+      </w:tr>
+    </w:tbl>
+    <w:p/>
+    <w:p>
+      <w:pPr>
+        <w:spacing w:before="200" w:after="0"/>
+      </w:pPr>
+      <w:r>
+        <w:rPr>
+          <w:b/>
+          <w:color w:val="1F5A5C"/>
+          <w:sz w:val="16"/>
+        </w:rPr>
+        <w:t>TASK 10</w:t>
+      </w:r>
+    </w:p>
+    <w:p>
+      <w:pPr>
+        <w:pStyle w:val="Heading2"/>
+      </w:pPr>
+      <w:r>
+        <w:t>Create the launch template</w:t>
+      </w:r>
+    </w:p>
+    <w:p>
+      <w:pPr>
         <w:spacing w:after="120"/>
-        <w:ind w:left="360"/>
-      </w:pPr>
-      <w:r>
-        <w:t xml:space="preserve">• </w:t>
-      </w:r>
+      </w:pPr>
+      <w:r>
+        <w:rPr>
+          <w:b w:val="0"/>
+          <w:i w:val="0"/>
+          <w:sz w:val="21"/>
+        </w:rPr>
+        <w:t>Create a launch template, using the settings below. It defines how every application server is built. The Auto Scaling group creates servers from it, so nothing is configured on a server by hand.</w:t>
+      </w:r>
+    </w:p>
+    <w:tbl>
+      <w:tblPr>
+        <w:tblW w:type="auto" w:w="0"/>
+        <w:tblLook w:firstColumn="1" w:firstRow="1" w:lastColumn="0" w:lastRow="0" w:noHBand="0" w:noVBand="1" w:val="04A0"/>
+      </w:tblPr>
+      <w:tblGrid>
+        <w:gridCol w:w="5233"/>
+        <w:gridCol w:w="5233"/>
+      </w:tblGrid>
+      <w:tr>
+        <w:tc>
+          <w:tcPr>
+            <w:tcW w:type="dxa" w:w="2381"/>
+            <w:tcBorders>
+              <w:top w:val="single" w:sz="4" w:space="0" w:color="E4DED3"/>
+              <w:left w:val="single" w:sz="4" w:space="0" w:color="E4DED3"/>
+              <w:bottom w:val="single" w:sz="4" w:space="0" w:color="E4DED3"/>
+              <w:right w:val="single" w:sz="4" w:space="0" w:color="E4DED3"/>
+            </w:tcBorders>
+            <w:shd w:val="clear" w:color="auto" w:fill="F8F4ED"/>
+          </w:tcPr>
+          <w:p>
+            <w:r>
+              <w:rPr>
+                <w:b/>
+                <w:sz w:val="19"/>
+              </w:rPr>
+              <w:t>Name</w:t>
+            </w:r>
+          </w:p>
+        </w:tc>
+        <w:tc>
+          <w:tcPr>
+            <w:tcW w:type="dxa" w:w="6576"/>
+            <w:tcBorders>
+              <w:top w:val="single" w:sz="4" w:space="0" w:color="E4DED3"/>
+              <w:left w:val="single" w:sz="4" w:space="0" w:color="E4DED3"/>
+              <w:bottom w:val="single" w:sz="4" w:space="0" w:color="E4DED3"/>
+              <w:right w:val="single" w:sz="4" w:space="0" w:color="E4DED3"/>
+            </w:tcBorders>
+          </w:tcPr>
+          <w:p>
+            <w:r>
+              <w:rPr>
+                <w:sz w:val="19"/>
+              </w:rPr>
+              <w:t>yat-lms-lt</w:t>
+            </w:r>
+          </w:p>
+        </w:tc>
+      </w:tr>
+      <w:tr>
+        <w:tc>
+          <w:tcPr>
+            <w:tcW w:type="dxa" w:w="2381"/>
+            <w:tcBorders>
+              <w:top w:val="single" w:sz="4" w:space="0" w:color="E4DED3"/>
+              <w:left w:val="single" w:sz="4" w:space="0" w:color="E4DED3"/>
+              <w:bottom w:val="single" w:sz="4" w:space="0" w:color="E4DED3"/>
+              <w:right w:val="single" w:sz="4" w:space="0" w:color="E4DED3"/>
+            </w:tcBorders>
+            <w:shd w:val="clear" w:color="auto" w:fill="F8F4ED"/>
+          </w:tcPr>
+          <w:p>
+            <w:r>
+              <w:rPr>
+                <w:b/>
+                <w:sz w:val="19"/>
+              </w:rPr>
+              <w:t>AMI</w:t>
+            </w:r>
+          </w:p>
+        </w:tc>
+        <w:tc>
+          <w:tcPr>
+            <w:tcW w:type="dxa" w:w="6576"/>
+            <w:tcBorders>
+              <w:top w:val="single" w:sz="4" w:space="0" w:color="E4DED3"/>
+              <w:left w:val="single" w:sz="4" w:space="0" w:color="E4DED3"/>
+              <w:bottom w:val="single" w:sz="4" w:space="0" w:color="E4DED3"/>
+              <w:right w:val="single" w:sz="4" w:space="0" w:color="E4DED3"/>
+            </w:tcBorders>
+          </w:tcPr>
+          <w:p>
+            <w:r>
+              <w:rPr>
+                <w:sz w:val="19"/>
+              </w:rPr>
+              <w:t>Windows Server (latest available)</w:t>
+            </w:r>
+          </w:p>
+        </w:tc>
+      </w:tr>
+      <w:tr>
+        <w:tc>
+          <w:tcPr>
+            <w:tcW w:type="dxa" w:w="2381"/>
+            <w:tcBorders>
+              <w:top w:val="single" w:sz="4" w:space="0" w:color="E4DED3"/>
+              <w:left w:val="single" w:sz="4" w:space="0" w:color="E4DED3"/>
+              <w:bottom w:val="single" w:sz="4" w:space="0" w:color="E4DED3"/>
+              <w:right w:val="single" w:sz="4" w:space="0" w:color="E4DED3"/>
+            </w:tcBorders>
+            <w:shd w:val="clear" w:color="auto" w:fill="F8F4ED"/>
+          </w:tcPr>
+          <w:p>
+            <w:r>
+              <w:rPr>
+                <w:b/>
+                <w:sz w:val="19"/>
+              </w:rPr>
+              <w:t>Instance type</w:t>
+            </w:r>
+          </w:p>
+        </w:tc>
+        <w:tc>
+          <w:tcPr>
+            <w:tcW w:type="dxa" w:w="6576"/>
+            <w:tcBorders>
+              <w:top w:val="single" w:sz="4" w:space="0" w:color="E4DED3"/>
+              <w:left w:val="single" w:sz="4" w:space="0" w:color="E4DED3"/>
+              <w:bottom w:val="single" w:sz="4" w:space="0" w:color="E4DED3"/>
+              <w:right w:val="single" w:sz="4" w:space="0" w:color="E4DED3"/>
+            </w:tcBorders>
+          </w:tcPr>
+          <w:p>
+            <w:r>
+              <w:rPr>
+                <w:sz w:val="19"/>
+              </w:rPr>
+              <w:t>your choice — see the decision below</w:t>
+            </w:r>
+          </w:p>
+        </w:tc>
+      </w:tr>
+      <w:tr>
+        <w:tc>
+          <w:tcPr>
+            <w:tcW w:type="dxa" w:w="2381"/>
+            <w:tcBorders>
+              <w:top w:val="single" w:sz="4" w:space="0" w:color="E4DED3"/>
+              <w:left w:val="single" w:sz="4" w:space="0" w:color="E4DED3"/>
+              <w:bottom w:val="single" w:sz="4" w:space="0" w:color="E4DED3"/>
+              <w:right w:val="single" w:sz="4" w:space="0" w:color="E4DED3"/>
+            </w:tcBorders>
+            <w:shd w:val="clear" w:color="auto" w:fill="F8F4ED"/>
+          </w:tcPr>
+          <w:p>
+            <w:r>
+              <w:rPr>
+                <w:b/>
+                <w:sz w:val="19"/>
+              </w:rPr>
+              <w:t>Key pair</w:t>
+            </w:r>
+          </w:p>
+        </w:tc>
+        <w:tc>
+          <w:tcPr>
+            <w:tcW w:type="dxa" w:w="6576"/>
+            <w:tcBorders>
+              <w:top w:val="single" w:sz="4" w:space="0" w:color="E4DED3"/>
+              <w:left w:val="single" w:sz="4" w:space="0" w:color="E4DED3"/>
+              <w:bottom w:val="single" w:sz="4" w:space="0" w:color="E4DED3"/>
+              <w:right w:val="single" w:sz="4" w:space="0" w:color="E4DED3"/>
+            </w:tcBorders>
+          </w:tcPr>
+          <w:p>
+            <w:r>
+              <w:rPr>
+                <w:sz w:val="19"/>
+              </w:rPr>
+              <w:t>do not include one</w:t>
+            </w:r>
+          </w:p>
+        </w:tc>
+      </w:tr>
+      <w:tr>
+        <w:tc>
+          <w:tcPr>
+            <w:tcW w:type="dxa" w:w="2381"/>
+            <w:tcBorders>
+              <w:top w:val="single" w:sz="4" w:space="0" w:color="E4DED3"/>
+              <w:left w:val="single" w:sz="4" w:space="0" w:color="E4DED3"/>
+              <w:bottom w:val="single" w:sz="4" w:space="0" w:color="E4DED3"/>
+              <w:right w:val="single" w:sz="4" w:space="0" w:color="E4DED3"/>
+            </w:tcBorders>
+            <w:shd w:val="clear" w:color="auto" w:fill="F8F4ED"/>
+          </w:tcPr>
+          <w:p>
+            <w:r>
+              <w:rPr>
+                <w:b/>
+                <w:sz w:val="19"/>
+              </w:rPr>
+              <w:t>Subnet</w:t>
+            </w:r>
+          </w:p>
+        </w:tc>
+        <w:tc>
+          <w:tcPr>
+            <w:tcW w:type="dxa" w:w="6576"/>
+            <w:tcBorders>
+              <w:top w:val="single" w:sz="4" w:space="0" w:color="E4DED3"/>
+              <w:left w:val="single" w:sz="4" w:space="0" w:color="E4DED3"/>
+              <w:bottom w:val="single" w:sz="4" w:space="0" w:color="E4DED3"/>
+              <w:right w:val="single" w:sz="4" w:space="0" w:color="E4DED3"/>
+            </w:tcBorders>
+          </w:tcPr>
+          <w:p>
+            <w:r>
+              <w:rPr>
+                <w:sz w:val="19"/>
+              </w:rPr>
+              <w:t>do not include one — the Auto Scaling group supplies it</w:t>
+            </w:r>
+          </w:p>
+        </w:tc>
+      </w:tr>
+      <w:tr>
+        <w:tc>
+          <w:tcPr>
+            <w:tcW w:type="dxa" w:w="2381"/>
+            <w:tcBorders>
+              <w:top w:val="single" w:sz="4" w:space="0" w:color="E4DED3"/>
+              <w:left w:val="single" w:sz="4" w:space="0" w:color="E4DED3"/>
+              <w:bottom w:val="single" w:sz="4" w:space="0" w:color="E4DED3"/>
+              <w:right w:val="single" w:sz="4" w:space="0" w:color="E4DED3"/>
+            </w:tcBorders>
+            <w:shd w:val="clear" w:color="auto" w:fill="F8F4ED"/>
+          </w:tcPr>
+          <w:p>
+            <w:r>
+              <w:rPr>
+                <w:b/>
+                <w:sz w:val="19"/>
+              </w:rPr>
+              <w:t>Security group</w:t>
+            </w:r>
+          </w:p>
+        </w:tc>
+        <w:tc>
+          <w:tcPr>
+            <w:tcW w:type="dxa" w:w="6576"/>
+            <w:tcBorders>
+              <w:top w:val="single" w:sz="4" w:space="0" w:color="E4DED3"/>
+              <w:left w:val="single" w:sz="4" w:space="0" w:color="E4DED3"/>
+              <w:bottom w:val="single" w:sz="4" w:space="0" w:color="E4DED3"/>
+              <w:right w:val="single" w:sz="4" w:space="0" w:color="E4DED3"/>
+            </w:tcBorders>
+          </w:tcPr>
+          <w:p>
+            <w:r>
+              <w:rPr>
+                <w:sz w:val="19"/>
+              </w:rPr>
+              <w:t>yat-lms-app-sg</w:t>
+            </w:r>
+          </w:p>
+        </w:tc>
+      </w:tr>
+      <w:tr>
+        <w:tc>
+          <w:tcPr>
+            <w:tcW w:type="dxa" w:w="2381"/>
+            <w:tcBorders>
+              <w:top w:val="single" w:sz="4" w:space="0" w:color="E4DED3"/>
+              <w:left w:val="single" w:sz="4" w:space="0" w:color="E4DED3"/>
+              <w:bottom w:val="single" w:sz="4" w:space="0" w:color="E4DED3"/>
+              <w:right w:val="single" w:sz="4" w:space="0" w:color="E4DED3"/>
+            </w:tcBorders>
+            <w:shd w:val="clear" w:color="auto" w:fill="F8F4ED"/>
+          </w:tcPr>
+          <w:p>
+            <w:r>
+              <w:rPr>
+                <w:b/>
+                <w:sz w:val="19"/>
+              </w:rPr>
+              <w:t>Root volume</w:t>
+            </w:r>
+          </w:p>
+        </w:tc>
+        <w:tc>
+          <w:tcPr>
+            <w:tcW w:type="dxa" w:w="6576"/>
+            <w:tcBorders>
+              <w:top w:val="single" w:sz="4" w:space="0" w:color="E4DED3"/>
+              <w:left w:val="single" w:sz="4" w:space="0" w:color="E4DED3"/>
+              <w:bottom w:val="single" w:sz="4" w:space="0" w:color="E4DED3"/>
+              <w:right w:val="single" w:sz="4" w:space="0" w:color="E4DED3"/>
+            </w:tcBorders>
+          </w:tcPr>
+          <w:p>
+            <w:r>
+              <w:rPr>
+                <w:sz w:val="19"/>
+              </w:rPr>
+              <w:t>gp3, 30 GB</w:t>
+            </w:r>
+          </w:p>
+        </w:tc>
+      </w:tr>
+      <w:tr>
+        <w:tc>
+          <w:tcPr>
+            <w:tcW w:type="dxa" w:w="2381"/>
+            <w:tcBorders>
+              <w:top w:val="single" w:sz="4" w:space="0" w:color="E4DED3"/>
+              <w:left w:val="single" w:sz="4" w:space="0" w:color="E4DED3"/>
+              <w:bottom w:val="single" w:sz="4" w:space="0" w:color="E4DED3"/>
+              <w:right w:val="single" w:sz="4" w:space="0" w:color="E4DED3"/>
+            </w:tcBorders>
+            <w:shd w:val="clear" w:color="auto" w:fill="F8F4ED"/>
+          </w:tcPr>
+          <w:p>
+            <w:r>
+              <w:rPr>
+                <w:b/>
+                <w:sz w:val="19"/>
+              </w:rPr>
+              <w:t>Data volume</w:t>
+            </w:r>
+          </w:p>
+        </w:tc>
+        <w:tc>
+          <w:tcPr>
+            <w:tcW w:type="dxa" w:w="6576"/>
+            <w:tcBorders>
+              <w:top w:val="single" w:sz="4" w:space="0" w:color="E4DED3"/>
+              <w:left w:val="single" w:sz="4" w:space="0" w:color="E4DED3"/>
+              <w:bottom w:val="single" w:sz="4" w:space="0" w:color="E4DED3"/>
+              <w:right w:val="single" w:sz="4" w:space="0" w:color="E4DED3"/>
+            </w:tcBorders>
+          </w:tcPr>
+          <w:p>
+            <w:r>
+              <w:rPr>
+                <w:sz w:val="19"/>
+              </w:rPr>
+              <w:t>add a second volume: gp3, 8 GB, device name xvdb. The console will not accept the volume without a device name, and the /dev/sd... names are greyed out because this is a Windows image</w:t>
+            </w:r>
+          </w:p>
+        </w:tc>
+      </w:tr>
+      <w:tr>
+        <w:tc>
+          <w:tcPr>
+            <w:tcW w:type="dxa" w:w="2381"/>
+            <w:tcBorders>
+              <w:top w:val="single" w:sz="4" w:space="0" w:color="E4DED3"/>
+              <w:left w:val="single" w:sz="4" w:space="0" w:color="E4DED3"/>
+              <w:bottom w:val="single" w:sz="4" w:space="0" w:color="E4DED3"/>
+              <w:right w:val="single" w:sz="4" w:space="0" w:color="E4DED3"/>
+            </w:tcBorders>
+            <w:shd w:val="clear" w:color="auto" w:fill="F8F4ED"/>
+          </w:tcPr>
+          <w:p>
+            <w:r>
+              <w:rPr>
+                <w:b/>
+                <w:sz w:val="19"/>
+              </w:rPr>
+              <w:t>Advanced details → IAM instance profile</w:t>
+            </w:r>
+          </w:p>
+        </w:tc>
+        <w:tc>
+          <w:tcPr>
+            <w:tcW w:type="dxa" w:w="6576"/>
+            <w:tcBorders>
+              <w:top w:val="single" w:sz="4" w:space="0" w:color="E4DED3"/>
+              <w:left w:val="single" w:sz="4" w:space="0" w:color="E4DED3"/>
+              <w:bottom w:val="single" w:sz="4" w:space="0" w:color="E4DED3"/>
+              <w:right w:val="single" w:sz="4" w:space="0" w:color="E4DED3"/>
+            </w:tcBorders>
+          </w:tcPr>
+          <w:p>
+            <w:r>
+              <w:rPr>
+                <w:sz w:val="19"/>
+              </w:rPr>
+              <w:t>LabInstanceProfile</w:t>
+            </w:r>
+          </w:p>
+        </w:tc>
+      </w:tr>
+      <w:tr>
+        <w:tc>
+          <w:tcPr>
+            <w:tcW w:type="dxa" w:w="2381"/>
+            <w:tcBorders>
+              <w:top w:val="single" w:sz="4" w:space="0" w:color="E4DED3"/>
+              <w:left w:val="single" w:sz="4" w:space="0" w:color="E4DED3"/>
+              <w:bottom w:val="single" w:sz="4" w:space="0" w:color="E4DED3"/>
+              <w:right w:val="single" w:sz="4" w:space="0" w:color="E4DED3"/>
+            </w:tcBorders>
+            <w:shd w:val="clear" w:color="auto" w:fill="F8F4ED"/>
+          </w:tcPr>
+          <w:p>
+            <w:r>
+              <w:rPr>
+                <w:b/>
+                <w:sz w:val="19"/>
+              </w:rPr>
+              <w:t>Advanced details → User data</w:t>
+            </w:r>
+          </w:p>
+        </w:tc>
+        <w:tc>
+          <w:tcPr>
+            <w:tcW w:type="dxa" w:w="6576"/>
+            <w:tcBorders>
+              <w:top w:val="single" w:sz="4" w:space="0" w:color="E4DED3"/>
+              <w:left w:val="single" w:sz="4" w:space="0" w:color="E4DED3"/>
+              <w:bottom w:val="single" w:sz="4" w:space="0" w:color="E4DED3"/>
+              <w:right w:val="single" w:sz="4" w:space="0" w:color="E4DED3"/>
+            </w:tcBorders>
+          </w:tcPr>
+          <w:p>
+            <w:r>
+              <w:rPr>
+                <w:sz w:val="19"/>
+              </w:rPr>
+              <w:t>the script below, exactly as written</w:t>
+            </w:r>
+          </w:p>
+        </w:tc>
+      </w:tr>
+    </w:tbl>
+    <w:p/>
+    <w:p>
+      <w:pPr>
+        <w:spacing w:after="60"/>
+      </w:pPr>
       <w:r>
         <w:rPr>
           <w:b/>
-        </w:rPr>
-        <w:t>Appendix A</w:t>
-      </w:r>
-      <w:r>
-        <w:t xml:space="preserve"> — Build Evidence (17 named AWS console screenshots — the template lists them explicitly)</w:t>
+          <w:i w:val="0"/>
+          <w:sz w:val="21"/>
+        </w:rPr>
+        <w:t>User data</w:t>
+      </w:r>
+    </w:p>
+    <w:tbl>
+      <w:tblPr>
+        <w:tblW w:type="auto" w:w="0"/>
+        <w:tblLook w:firstColumn="1" w:firstRow="1" w:lastColumn="0" w:lastRow="0" w:noHBand="0" w:noVBand="1" w:val="04A0"/>
+      </w:tblPr>
+      <w:tblGrid>
+        <w:gridCol w:w="10466"/>
+      </w:tblGrid>
+      <w:tr>
+        <w:tc>
+          <w:tcPr>
+            <w:tcW w:type="dxa" w:w="9411"/>
+            <w:tcBorders>
+              <w:top w:val="single" w:sz="4" w:space="0" w:color="E4DED3"/>
+              <w:left w:val="single" w:sz="4" w:space="0" w:color="E4DED3"/>
+              <w:bottom w:val="single" w:sz="4" w:space="0" w:color="E4DED3"/>
+              <w:right w:val="single" w:sz="4" w:space="0" w:color="E4DED3"/>
+            </w:tcBorders>
+            <w:shd w:val="clear" w:color="auto" w:fill="F8F4ED"/>
+          </w:tcPr>
+          <w:p>
+            <w:pPr>
+              <w:spacing w:after="0"/>
+            </w:pPr>
+            <w:r>
+              <w:rPr>
+                <w:rFonts w:ascii="Consolas" w:hAnsi="Consolas"/>
+                <w:sz w:val="18"/>
+              </w:rPr>
+              <w:t>&lt;powershell&gt;</w:t>
+            </w:r>
+          </w:p>
+          <w:p>
+            <w:pPr>
+              <w:spacing w:after="0"/>
+            </w:pPr>
+            <w:r>
+              <w:rPr>
+                <w:rFonts w:ascii="Consolas" w:hAnsi="Consolas"/>
+                <w:sz w:val="18"/>
+              </w:rPr>
+              <w:t>Install-WindowsFeature -Name Web-Server -IncludeManagementTools</w:t>
+            </w:r>
+          </w:p>
+          <w:p>
+            <w:pPr>
+              <w:spacing w:after="0"/>
+            </w:pPr>
+            <w:r>
+              <w:rPr>
+                <w:rFonts w:ascii="Consolas" w:hAnsi="Consolas"/>
+                <w:sz w:val="18"/>
+              </w:rPr>
+              <w:t>Set-Content -Path "C:\inetpub\wwwroot\index.html" -Value "&lt;html&gt;&lt;body&gt;</w:t>
+            </w:r>
+          </w:p>
+          <w:p>
+            <w:pPr>
+              <w:spacing w:after="0"/>
+            </w:pPr>
+            <w:r>
+              <w:rPr>
+                <w:rFonts w:ascii="Consolas" w:hAnsi="Consolas"/>
+                <w:sz w:val="18"/>
+              </w:rPr>
+              <w:t>&lt;h1&gt;YAT LMS&lt;/h1&gt;&lt;p&gt;Infrastructure ready - awaiting application</w:t>
+            </w:r>
+          </w:p>
+          <w:p>
+            <w:pPr>
+              <w:spacing w:after="0"/>
+            </w:pPr>
+            <w:r>
+              <w:rPr>
+                <w:rFonts w:ascii="Consolas" w:hAnsi="Consolas"/>
+                <w:sz w:val="18"/>
+              </w:rPr>
+              <w:t>deployment.&lt;/p&gt;&lt;/body&gt;&lt;/html&gt;"</w:t>
+            </w:r>
+          </w:p>
+          <w:p>
+            <w:pPr>
+              <w:spacing w:after="0"/>
+            </w:pPr>
+            <w:r>
+              <w:rPr>
+                <w:rFonts w:ascii="Consolas" w:hAnsi="Consolas"/>
+                <w:sz w:val="18"/>
+              </w:rPr>
+              <w:t>&lt;/powershell&gt;</w:t>
+            </w:r>
+          </w:p>
+        </w:tc>
+      </w:tr>
+    </w:tbl>
+    <w:p/>
+    <w:p>
+      <w:pPr>
+        <w:spacing w:after="60"/>
+      </w:pPr>
+      <w:r>
+        <w:rPr>
+          <w:b/>
+          <w:i w:val="0"/>
+          <w:sz w:val="21"/>
+        </w:rPr>
+        <w:t>Your decision</w:t>
+      </w:r>
+    </w:p>
+    <w:p>
+      <w:pPr>
+        <w:spacing w:after="120"/>
+      </w:pPr>
+      <w:r>
+        <w:rPr>
+          <w:b w:val="0"/>
+          <w:i/>
+          <w:color w:val="6B6660"/>
+          <w:sz w:val="19"/>
+        </w:rPr>
+        <w:t>Choose the instance type for the application tier: t3.micro or t3.small. Name the one you did not choose, say which you chose, and explain why against the LMS workload described in the LMS Application Specification.</w:t>
+      </w:r>
+    </w:p>
+    <w:tbl>
+      <w:tblPr>
+        <w:tblW w:type="auto" w:w="0"/>
+        <w:tblLook w:firstColumn="1" w:firstRow="1" w:lastColumn="0" w:lastRow="0" w:noHBand="0" w:noVBand="1" w:val="04A0"/>
+      </w:tblPr>
+      <w:tblGrid>
+        <w:gridCol w:w="10466"/>
+      </w:tblGrid>
+      <w:tr>
+        <w:tc>
+          <w:tcPr>
+            <w:tcW w:type="dxa" w:w="9411"/>
+            <w:tcBorders>
+              <w:top w:val="single" w:sz="4" w:space="0" w:color="E4DED3"/>
+              <w:left w:val="single" w:sz="4" w:space="0" w:color="E4DED3"/>
+              <w:bottom w:val="single" w:sz="4" w:space="0" w:color="E4DED3"/>
+              <w:right w:val="single" w:sz="4" w:space="0" w:color="E4DED3"/>
+            </w:tcBorders>
+            <w:shd w:val="clear" w:color="auto" w:fill="F8F4ED"/>
+          </w:tcPr>
+          <w:p>
+            <w:pPr>
+              <w:jc w:val="center"/>
+            </w:pPr>
+            <w:r>
+              <w:rPr>
+                <w:b/>
+                <w:i w:val="0"/>
+                <w:sz w:val="20"/>
+              </w:rPr>
+              <w:t>[ WRITE YOUR ANSWER HERE ]</w:t>
+            </w:r>
+          </w:p>
+        </w:tc>
+      </w:tr>
+    </w:tbl>
+    <w:p/>
+    <w:p>
+      <w:pPr>
+        <w:spacing w:after="60"/>
+      </w:pPr>
+      <w:r>
+        <w:rPr>
+          <w:b/>
+          <w:i w:val="0"/>
+          <w:sz w:val="21"/>
+        </w:rPr>
+        <w:t>Evidence</w:t>
+      </w:r>
+    </w:p>
+    <w:tbl>
+      <w:tblPr>
+        <w:tblW w:type="auto" w:w="0"/>
+        <w:tblLook w:firstColumn="1" w:firstRow="1" w:lastColumn="0" w:lastRow="0" w:noHBand="0" w:noVBand="1" w:val="04A0"/>
+      </w:tblPr>
+      <w:tblGrid>
+        <w:gridCol w:w="10466"/>
+      </w:tblGrid>
+      <w:tr>
+        <w:tc>
+          <w:tcPr>
+            <w:tcW w:type="dxa" w:w="9411"/>
+            <w:tcBorders>
+              <w:top w:val="single" w:sz="4" w:space="0" w:color="E4DED3"/>
+              <w:left w:val="single" w:sz="4" w:space="0" w:color="E4DED3"/>
+              <w:bottom w:val="single" w:sz="4" w:space="0" w:color="E4DED3"/>
+              <w:right w:val="single" w:sz="4" w:space="0" w:color="E4DED3"/>
+            </w:tcBorders>
+            <w:shd w:val="clear" w:color="auto" w:fill="F8F4ED"/>
+          </w:tcPr>
+          <w:p>
+            <w:pPr>
+              <w:jc w:val="center"/>
+            </w:pPr>
+            <w:r>
+              <w:rPr>
+                <w:b/>
+                <w:i w:val="0"/>
+                <w:sz w:val="20"/>
+              </w:rPr>
+              <w:t>[ PASTE YOUR SCREENSHOT HERE ]</w:t>
+            </w:r>
+          </w:p>
+          <w:p>
+            <w:pPr>
+              <w:jc w:val="left"/>
+            </w:pPr>
+            <w:r>
+              <w:rPr>
+                <w:b w:val="0"/>
+                <w:i/>
+                <w:color w:val="6B6660"/>
+                <w:sz w:val="19"/>
+              </w:rPr>
+              <w:t>the launch template summary, showing the AMI, instance type, instance profile, security group and both volumes.</w:t>
+            </w:r>
+          </w:p>
+        </w:tc>
+      </w:tr>
+    </w:tbl>
+    <w:p/>
+    <w:p>
+      <w:pPr>
+        <w:spacing w:before="200" w:after="0"/>
+      </w:pPr>
+      <w:r>
+        <w:rPr>
+          <w:b/>
+          <w:color w:val="1F5A5C"/>
+          <w:sz w:val="16"/>
+        </w:rPr>
+        <w:t>TASK 11</w:t>
       </w:r>
     </w:p>
     <w:p>
       <w:pPr>
         <w:pStyle w:val="Heading2"/>
-        <w:spacing w:before="240" w:after="80"/>
-      </w:pPr>
-      <w:r>
-        <w:t>Tips for success</w:t>
-      </w:r>
-    </w:p>
-    <w:p>
-      <w:pPr>
-        <w:pStyle w:val="Assessortext"/>
-        <w:spacing w:after="160"/>
-      </w:pPr>
-      <w:r>
-        <w:t>Review the example past Deployment Report first. It shows what good looks like and saves you guessing about depth and structure.</w:t>
-      </w:r>
-    </w:p>
-    <w:p>
-      <w:pPr>
-        <w:pStyle w:val="Assessortext"/>
-        <w:spacing w:after="160"/>
-      </w:pPr>
-      <w:r>
-        <w:t>Read the supplied design end-to-end before building — including the "out of scope" section (§13) and the "configuration decisions left to the implementer" section (§14). The build is faster when you know the constraints upfront.</w:t>
-      </w:r>
-    </w:p>
-    <w:p>
-      <w:pPr>
-        <w:pStyle w:val="Assessortext"/>
-        <w:spacing w:after="160"/>
-      </w:pPr>
-      <w:r>
-        <w:t>Screenshots as you go, not at the end. This is the single most common failure mode in this assessment.</w:t>
-      </w:r>
-    </w:p>
-    <w:p>
-      <w:pPr>
-        <w:pStyle w:val="Assessortext"/>
-        <w:spacing w:after="160"/>
-      </w:pPr>
-      <w:r>
-        <w:t>Justify every configuration decision against the YAT workload. Generic justifications ("m6i.large is a good choice for general-purpose workloads") are not credible. Specific justifications ("m6i.large handles the expected 200–300 concurrent users with headroom for assessment-window peaks per the LMS application spec, at a unit cost consistent with the AT1 CBA Year-1 budget") are.</w:t>
-      </w:r>
-    </w:p>
-    <w:p>
-      <w:pPr>
-        <w:pStyle w:val="Assessortext"/>
-        <w:spacing w:after="160"/>
-      </w:pPr>
-      <w:r>
-        <w:t>For each Configuration Decision, name the alternative you considered as well as the one you chose. A choice with no alternative beside it is not a comparison.</w:t>
-      </w:r>
-    </w:p>
-    <w:p>
-      <w:pPr>
-        <w:pStyle w:val="Assessortext"/>
-        <w:spacing w:after="160"/>
-      </w:pPr>
-      <w:r>
-        <w:t>The Knowledge Evidence responses (§8) are about your own build. Every answer should reference specific sections, components, or decisions in your report. Generic textbook answers about cloud concepts won't pass.</w:t>
-      </w:r>
-    </w:p>
-    <w:p>
-      <w:pPr>
-        <w:pStyle w:val="Assessortext"/>
-        <w:spacing w:after="160"/>
-      </w:pPr>
-      <w:r>
-        <w:t>File the report per YAT's records procedures (§7.4 of the template) — this is part of what's being assessed.</w:t>
-      </w:r>
-    </w:p>
+      </w:pPr>
+      <w:r>
+        <w:t>Create the target group</w:t>
+      </w:r>
+    </w:p>
+    <w:p>
+      <w:pPr>
+        <w:spacing w:after="120"/>
+      </w:pPr>
+      <w:r>
+        <w:rPr>
+          <w:b w:val="0"/>
+          <w:i w:val="0"/>
+          <w:sz w:val="21"/>
+        </w:rPr>
+        <w:t>Create a target group, using the settings below. It is the list of servers the load balancer will send traffic to, and the health check that decides which of them are fit to receive it.</w:t>
+      </w:r>
+    </w:p>
+    <w:tbl>
+      <w:tblPr>
+        <w:tblW w:type="auto" w:w="0"/>
+        <w:tblLook w:firstColumn="1" w:firstRow="1" w:lastColumn="0" w:lastRow="0" w:noHBand="0" w:noVBand="1" w:val="04A0"/>
+      </w:tblPr>
+      <w:tblGrid>
+        <w:gridCol w:w="5233"/>
+        <w:gridCol w:w="5233"/>
+      </w:tblGrid>
+      <w:tr>
+        <w:tc>
+          <w:tcPr>
+            <w:tcW w:type="dxa" w:w="2381"/>
+            <w:tcBorders>
+              <w:top w:val="single" w:sz="4" w:space="0" w:color="E4DED3"/>
+              <w:left w:val="single" w:sz="4" w:space="0" w:color="E4DED3"/>
+              <w:bottom w:val="single" w:sz="4" w:space="0" w:color="E4DED3"/>
+              <w:right w:val="single" w:sz="4" w:space="0" w:color="E4DED3"/>
+            </w:tcBorders>
+            <w:shd w:val="clear" w:color="auto" w:fill="F8F4ED"/>
+          </w:tcPr>
+          <w:p>
+            <w:r>
+              <w:rPr>
+                <w:b/>
+                <w:sz w:val="19"/>
+              </w:rPr>
+              <w:t>Name</w:t>
+            </w:r>
+          </w:p>
+        </w:tc>
+        <w:tc>
+          <w:tcPr>
+            <w:tcW w:type="dxa" w:w="6576"/>
+            <w:tcBorders>
+              <w:top w:val="single" w:sz="4" w:space="0" w:color="E4DED3"/>
+              <w:left w:val="single" w:sz="4" w:space="0" w:color="E4DED3"/>
+              <w:bottom w:val="single" w:sz="4" w:space="0" w:color="E4DED3"/>
+              <w:right w:val="single" w:sz="4" w:space="0" w:color="E4DED3"/>
+            </w:tcBorders>
+          </w:tcPr>
+          <w:p>
+            <w:r>
+              <w:rPr>
+                <w:sz w:val="19"/>
+              </w:rPr>
+              <w:t>yat-lms-tg</w:t>
+            </w:r>
+          </w:p>
+        </w:tc>
+      </w:tr>
+      <w:tr>
+        <w:tc>
+          <w:tcPr>
+            <w:tcW w:type="dxa" w:w="2381"/>
+            <w:tcBorders>
+              <w:top w:val="single" w:sz="4" w:space="0" w:color="E4DED3"/>
+              <w:left w:val="single" w:sz="4" w:space="0" w:color="E4DED3"/>
+              <w:bottom w:val="single" w:sz="4" w:space="0" w:color="E4DED3"/>
+              <w:right w:val="single" w:sz="4" w:space="0" w:color="E4DED3"/>
+            </w:tcBorders>
+            <w:shd w:val="clear" w:color="auto" w:fill="F8F4ED"/>
+          </w:tcPr>
+          <w:p>
+            <w:r>
+              <w:rPr>
+                <w:b/>
+                <w:sz w:val="19"/>
+              </w:rPr>
+              <w:t>Target type</w:t>
+            </w:r>
+          </w:p>
+        </w:tc>
+        <w:tc>
+          <w:tcPr>
+            <w:tcW w:type="dxa" w:w="6576"/>
+            <w:tcBorders>
+              <w:top w:val="single" w:sz="4" w:space="0" w:color="E4DED3"/>
+              <w:left w:val="single" w:sz="4" w:space="0" w:color="E4DED3"/>
+              <w:bottom w:val="single" w:sz="4" w:space="0" w:color="E4DED3"/>
+              <w:right w:val="single" w:sz="4" w:space="0" w:color="E4DED3"/>
+            </w:tcBorders>
+          </w:tcPr>
+          <w:p>
+            <w:r>
+              <w:rPr>
+                <w:sz w:val="19"/>
+              </w:rPr>
+              <w:t>Instances</w:t>
+            </w:r>
+          </w:p>
+        </w:tc>
+      </w:tr>
+      <w:tr>
+        <w:tc>
+          <w:tcPr>
+            <w:tcW w:type="dxa" w:w="2381"/>
+            <w:tcBorders>
+              <w:top w:val="single" w:sz="4" w:space="0" w:color="E4DED3"/>
+              <w:left w:val="single" w:sz="4" w:space="0" w:color="E4DED3"/>
+              <w:bottom w:val="single" w:sz="4" w:space="0" w:color="E4DED3"/>
+              <w:right w:val="single" w:sz="4" w:space="0" w:color="E4DED3"/>
+            </w:tcBorders>
+            <w:shd w:val="clear" w:color="auto" w:fill="F8F4ED"/>
+          </w:tcPr>
+          <w:p>
+            <w:r>
+              <w:rPr>
+                <w:b/>
+                <w:sz w:val="19"/>
+              </w:rPr>
+              <w:t>Protocol and port</w:t>
+            </w:r>
+          </w:p>
+        </w:tc>
+        <w:tc>
+          <w:tcPr>
+            <w:tcW w:type="dxa" w:w="6576"/>
+            <w:tcBorders>
+              <w:top w:val="single" w:sz="4" w:space="0" w:color="E4DED3"/>
+              <w:left w:val="single" w:sz="4" w:space="0" w:color="E4DED3"/>
+              <w:bottom w:val="single" w:sz="4" w:space="0" w:color="E4DED3"/>
+              <w:right w:val="single" w:sz="4" w:space="0" w:color="E4DED3"/>
+            </w:tcBorders>
+          </w:tcPr>
+          <w:p>
+            <w:r>
+              <w:rPr>
+                <w:sz w:val="19"/>
+              </w:rPr>
+              <w:t>HTTP, port 80</w:t>
+            </w:r>
+          </w:p>
+        </w:tc>
+      </w:tr>
+      <w:tr>
+        <w:tc>
+          <w:tcPr>
+            <w:tcW w:type="dxa" w:w="2381"/>
+            <w:tcBorders>
+              <w:top w:val="single" w:sz="4" w:space="0" w:color="E4DED3"/>
+              <w:left w:val="single" w:sz="4" w:space="0" w:color="E4DED3"/>
+              <w:bottom w:val="single" w:sz="4" w:space="0" w:color="E4DED3"/>
+              <w:right w:val="single" w:sz="4" w:space="0" w:color="E4DED3"/>
+            </w:tcBorders>
+            <w:shd w:val="clear" w:color="auto" w:fill="F8F4ED"/>
+          </w:tcPr>
+          <w:p>
+            <w:r>
+              <w:rPr>
+                <w:b/>
+                <w:sz w:val="19"/>
+              </w:rPr>
+              <w:t>VPC</w:t>
+            </w:r>
+          </w:p>
+        </w:tc>
+        <w:tc>
+          <w:tcPr>
+            <w:tcW w:type="dxa" w:w="6576"/>
+            <w:tcBorders>
+              <w:top w:val="single" w:sz="4" w:space="0" w:color="E4DED3"/>
+              <w:left w:val="single" w:sz="4" w:space="0" w:color="E4DED3"/>
+              <w:bottom w:val="single" w:sz="4" w:space="0" w:color="E4DED3"/>
+              <w:right w:val="single" w:sz="4" w:space="0" w:color="E4DED3"/>
+            </w:tcBorders>
+          </w:tcPr>
+          <w:p>
+            <w:r>
+              <w:rPr>
+                <w:sz w:val="19"/>
+              </w:rPr>
+              <w:t>yat-lms-vpc</w:t>
+            </w:r>
+          </w:p>
+        </w:tc>
+      </w:tr>
+      <w:tr>
+        <w:tc>
+          <w:tcPr>
+            <w:tcW w:type="dxa" w:w="2381"/>
+            <w:tcBorders>
+              <w:top w:val="single" w:sz="4" w:space="0" w:color="E4DED3"/>
+              <w:left w:val="single" w:sz="4" w:space="0" w:color="E4DED3"/>
+              <w:bottom w:val="single" w:sz="4" w:space="0" w:color="E4DED3"/>
+              <w:right w:val="single" w:sz="4" w:space="0" w:color="E4DED3"/>
+            </w:tcBorders>
+            <w:shd w:val="clear" w:color="auto" w:fill="F8F4ED"/>
+          </w:tcPr>
+          <w:p>
+            <w:r>
+              <w:rPr>
+                <w:b/>
+                <w:sz w:val="19"/>
+              </w:rPr>
+              <w:t>Health check protocol</w:t>
+            </w:r>
+          </w:p>
+        </w:tc>
+        <w:tc>
+          <w:tcPr>
+            <w:tcW w:type="dxa" w:w="6576"/>
+            <w:tcBorders>
+              <w:top w:val="single" w:sz="4" w:space="0" w:color="E4DED3"/>
+              <w:left w:val="single" w:sz="4" w:space="0" w:color="E4DED3"/>
+              <w:bottom w:val="single" w:sz="4" w:space="0" w:color="E4DED3"/>
+              <w:right w:val="single" w:sz="4" w:space="0" w:color="E4DED3"/>
+            </w:tcBorders>
+          </w:tcPr>
+          <w:p>
+            <w:r>
+              <w:rPr>
+                <w:sz w:val="19"/>
+              </w:rPr>
+              <w:t>HTTP</w:t>
+            </w:r>
+          </w:p>
+        </w:tc>
+      </w:tr>
+      <w:tr>
+        <w:tc>
+          <w:tcPr>
+            <w:tcW w:type="dxa" w:w="2381"/>
+            <w:tcBorders>
+              <w:top w:val="single" w:sz="4" w:space="0" w:color="E4DED3"/>
+              <w:left w:val="single" w:sz="4" w:space="0" w:color="E4DED3"/>
+              <w:bottom w:val="single" w:sz="4" w:space="0" w:color="E4DED3"/>
+              <w:right w:val="single" w:sz="4" w:space="0" w:color="E4DED3"/>
+            </w:tcBorders>
+            <w:shd w:val="clear" w:color="auto" w:fill="F8F4ED"/>
+          </w:tcPr>
+          <w:p>
+            <w:r>
+              <w:rPr>
+                <w:b/>
+                <w:sz w:val="19"/>
+              </w:rPr>
+              <w:t>Health check path</w:t>
+            </w:r>
+          </w:p>
+        </w:tc>
+        <w:tc>
+          <w:tcPr>
+            <w:tcW w:type="dxa" w:w="6576"/>
+            <w:tcBorders>
+              <w:top w:val="single" w:sz="4" w:space="0" w:color="E4DED3"/>
+              <w:left w:val="single" w:sz="4" w:space="0" w:color="E4DED3"/>
+              <w:bottom w:val="single" w:sz="4" w:space="0" w:color="E4DED3"/>
+              <w:right w:val="single" w:sz="4" w:space="0" w:color="E4DED3"/>
+            </w:tcBorders>
+          </w:tcPr>
+          <w:p>
+            <w:r>
+              <w:rPr>
+                <w:sz w:val="19"/>
+              </w:rPr>
+              <w:t>/</w:t>
+            </w:r>
+          </w:p>
+        </w:tc>
+      </w:tr>
+      <w:tr>
+        <w:tc>
+          <w:tcPr>
+            <w:tcW w:type="dxa" w:w="2381"/>
+            <w:tcBorders>
+              <w:top w:val="single" w:sz="4" w:space="0" w:color="E4DED3"/>
+              <w:left w:val="single" w:sz="4" w:space="0" w:color="E4DED3"/>
+              <w:bottom w:val="single" w:sz="4" w:space="0" w:color="E4DED3"/>
+              <w:right w:val="single" w:sz="4" w:space="0" w:color="E4DED3"/>
+            </w:tcBorders>
+            <w:shd w:val="clear" w:color="auto" w:fill="F8F4ED"/>
+          </w:tcPr>
+          <w:p>
+            <w:r>
+              <w:rPr>
+                <w:b/>
+                <w:sz w:val="19"/>
+              </w:rPr>
+              <w:t>Interval</w:t>
+            </w:r>
+          </w:p>
+        </w:tc>
+        <w:tc>
+          <w:tcPr>
+            <w:tcW w:type="dxa" w:w="6576"/>
+            <w:tcBorders>
+              <w:top w:val="single" w:sz="4" w:space="0" w:color="E4DED3"/>
+              <w:left w:val="single" w:sz="4" w:space="0" w:color="E4DED3"/>
+              <w:bottom w:val="single" w:sz="4" w:space="0" w:color="E4DED3"/>
+              <w:right w:val="single" w:sz="4" w:space="0" w:color="E4DED3"/>
+            </w:tcBorders>
+          </w:tcPr>
+          <w:p>
+            <w:r>
+              <w:rPr>
+                <w:sz w:val="19"/>
+              </w:rPr>
+              <w:t>30 seconds</w:t>
+            </w:r>
+          </w:p>
+        </w:tc>
+      </w:tr>
+      <w:tr>
+        <w:tc>
+          <w:tcPr>
+            <w:tcW w:type="dxa" w:w="2381"/>
+            <w:tcBorders>
+              <w:top w:val="single" w:sz="4" w:space="0" w:color="E4DED3"/>
+              <w:left w:val="single" w:sz="4" w:space="0" w:color="E4DED3"/>
+              <w:bottom w:val="single" w:sz="4" w:space="0" w:color="E4DED3"/>
+              <w:right w:val="single" w:sz="4" w:space="0" w:color="E4DED3"/>
+            </w:tcBorders>
+            <w:shd w:val="clear" w:color="auto" w:fill="F8F4ED"/>
+          </w:tcPr>
+          <w:p>
+            <w:r>
+              <w:rPr>
+                <w:b/>
+                <w:sz w:val="19"/>
+              </w:rPr>
+              <w:t>Unhealthy threshold</w:t>
+            </w:r>
+          </w:p>
+        </w:tc>
+        <w:tc>
+          <w:tcPr>
+            <w:tcW w:type="dxa" w:w="6576"/>
+            <w:tcBorders>
+              <w:top w:val="single" w:sz="4" w:space="0" w:color="E4DED3"/>
+              <w:left w:val="single" w:sz="4" w:space="0" w:color="E4DED3"/>
+              <w:bottom w:val="single" w:sz="4" w:space="0" w:color="E4DED3"/>
+              <w:right w:val="single" w:sz="4" w:space="0" w:color="E4DED3"/>
+            </w:tcBorders>
+          </w:tcPr>
+          <w:p>
+            <w:r>
+              <w:rPr>
+                <w:sz w:val="19"/>
+              </w:rPr>
+              <w:t>2</w:t>
+            </w:r>
+          </w:p>
+        </w:tc>
+      </w:tr>
+      <w:tr>
+        <w:tc>
+          <w:tcPr>
+            <w:tcW w:type="dxa" w:w="2381"/>
+            <w:tcBorders>
+              <w:top w:val="single" w:sz="4" w:space="0" w:color="E4DED3"/>
+              <w:left w:val="single" w:sz="4" w:space="0" w:color="E4DED3"/>
+              <w:bottom w:val="single" w:sz="4" w:space="0" w:color="E4DED3"/>
+              <w:right w:val="single" w:sz="4" w:space="0" w:color="E4DED3"/>
+            </w:tcBorders>
+            <w:shd w:val="clear" w:color="auto" w:fill="F8F4ED"/>
+          </w:tcPr>
+          <w:p>
+            <w:r>
+              <w:rPr>
+                <w:b/>
+                <w:sz w:val="19"/>
+              </w:rPr>
+              <w:t>Register targets</w:t>
+            </w:r>
+          </w:p>
+        </w:tc>
+        <w:tc>
+          <w:tcPr>
+            <w:tcW w:type="dxa" w:w="6576"/>
+            <w:tcBorders>
+              <w:top w:val="single" w:sz="4" w:space="0" w:color="E4DED3"/>
+              <w:left w:val="single" w:sz="4" w:space="0" w:color="E4DED3"/>
+              <w:bottom w:val="single" w:sz="4" w:space="0" w:color="E4DED3"/>
+              <w:right w:val="single" w:sz="4" w:space="0" w:color="E4DED3"/>
+            </w:tcBorders>
+          </w:tcPr>
+          <w:p>
+            <w:r>
+              <w:rPr>
+                <w:sz w:val="19"/>
+              </w:rPr>
+              <w:t>skip this step and create the group with no targets. The Auto Scaling group registers them for you in task 13</w:t>
+            </w:r>
+          </w:p>
+        </w:tc>
+      </w:tr>
+    </w:tbl>
+    <w:p/>
+    <w:p>
+      <w:pPr>
+        <w:spacing w:after="60"/>
+      </w:pPr>
+      <w:r>
+        <w:rPr>
+          <w:b/>
+          <w:i w:val="0"/>
+          <w:sz w:val="21"/>
+        </w:rPr>
+        <w:t>Evidence</w:t>
+      </w:r>
+    </w:p>
+    <w:tbl>
+      <w:tblPr>
+        <w:tblW w:type="auto" w:w="0"/>
+        <w:tblLook w:firstColumn="1" w:firstRow="1" w:lastColumn="0" w:lastRow="0" w:noHBand="0" w:noVBand="1" w:val="04A0"/>
+      </w:tblPr>
+      <w:tblGrid>
+        <w:gridCol w:w="10466"/>
+      </w:tblGrid>
+      <w:tr>
+        <w:tc>
+          <w:tcPr>
+            <w:tcW w:type="dxa" w:w="9411"/>
+            <w:tcBorders>
+              <w:top w:val="single" w:sz="4" w:space="0" w:color="E4DED3"/>
+              <w:left w:val="single" w:sz="4" w:space="0" w:color="E4DED3"/>
+              <w:bottom w:val="single" w:sz="4" w:space="0" w:color="E4DED3"/>
+              <w:right w:val="single" w:sz="4" w:space="0" w:color="E4DED3"/>
+            </w:tcBorders>
+            <w:shd w:val="clear" w:color="auto" w:fill="F8F4ED"/>
+          </w:tcPr>
+          <w:p>
+            <w:pPr>
+              <w:jc w:val="center"/>
+            </w:pPr>
+            <w:r>
+              <w:rPr>
+                <w:b/>
+                <w:i w:val="0"/>
+                <w:sz w:val="20"/>
+              </w:rPr>
+              <w:t>[ PASTE YOUR SCREENSHOT HERE ]</w:t>
+            </w:r>
+          </w:p>
+          <w:p>
+            <w:pPr>
+              <w:jc w:val="left"/>
+            </w:pPr>
+            <w:r>
+              <w:rPr>
+                <w:b w:val="0"/>
+                <w:i/>
+                <w:color w:val="6B6660"/>
+                <w:sz w:val="19"/>
+              </w:rPr>
+              <w:t>the target group summary, showing its protocol, port, VPC and health-check settings.</w:t>
+            </w:r>
+          </w:p>
+        </w:tc>
+      </w:tr>
+    </w:tbl>
+    <w:p/>
+    <w:p>
+      <w:pPr>
+        <w:spacing w:before="200" w:after="0"/>
+      </w:pPr>
+      <w:r>
+        <w:rPr>
+          <w:b/>
+          <w:color w:val="1F5A5C"/>
+          <w:sz w:val="16"/>
+        </w:rPr>
+        <w:t>TASK 12</w:t>
+      </w:r>
+    </w:p>
+    <w:p>
+      <w:pPr>
+        <w:pStyle w:val="Heading2"/>
+      </w:pPr>
+      <w:r>
+        <w:t>Create the load balancer</w:t>
+      </w:r>
+    </w:p>
+    <w:p>
+      <w:pPr>
+        <w:spacing w:after="120"/>
+      </w:pPr>
+      <w:r>
+        <w:rPr>
+          <w:b w:val="0"/>
+          <w:i w:val="0"/>
+          <w:sz w:val="21"/>
+        </w:rPr>
+        <w:t>Create an Application Load Balancer, using the settings below. It sits in front of the application tier and sends traffic only to servers the target group reports as healthy.</w:t>
+      </w:r>
+    </w:p>
+    <w:tbl>
+      <w:tblPr>
+        <w:tblW w:type="auto" w:w="0"/>
+        <w:tblLook w:firstColumn="1" w:firstRow="1" w:lastColumn="0" w:lastRow="0" w:noHBand="0" w:noVBand="1" w:val="04A0"/>
+      </w:tblPr>
+      <w:tblGrid>
+        <w:gridCol w:w="5233"/>
+        <w:gridCol w:w="5233"/>
+      </w:tblGrid>
+      <w:tr>
+        <w:tc>
+          <w:tcPr>
+            <w:tcW w:type="dxa" w:w="2381"/>
+            <w:tcBorders>
+              <w:top w:val="single" w:sz="4" w:space="0" w:color="E4DED3"/>
+              <w:left w:val="single" w:sz="4" w:space="0" w:color="E4DED3"/>
+              <w:bottom w:val="single" w:sz="4" w:space="0" w:color="E4DED3"/>
+              <w:right w:val="single" w:sz="4" w:space="0" w:color="E4DED3"/>
+            </w:tcBorders>
+            <w:shd w:val="clear" w:color="auto" w:fill="F8F4ED"/>
+          </w:tcPr>
+          <w:p>
+            <w:r>
+              <w:rPr>
+                <w:b/>
+                <w:sz w:val="19"/>
+              </w:rPr>
+              <w:t>Type</w:t>
+            </w:r>
+          </w:p>
+        </w:tc>
+        <w:tc>
+          <w:tcPr>
+            <w:tcW w:type="dxa" w:w="6576"/>
+            <w:tcBorders>
+              <w:top w:val="single" w:sz="4" w:space="0" w:color="E4DED3"/>
+              <w:left w:val="single" w:sz="4" w:space="0" w:color="E4DED3"/>
+              <w:bottom w:val="single" w:sz="4" w:space="0" w:color="E4DED3"/>
+              <w:right w:val="single" w:sz="4" w:space="0" w:color="E4DED3"/>
+            </w:tcBorders>
+          </w:tcPr>
+          <w:p>
+            <w:r>
+              <w:rPr>
+                <w:sz w:val="19"/>
+              </w:rPr>
+              <w:t>Application Load Balancer</w:t>
+            </w:r>
+          </w:p>
+        </w:tc>
+      </w:tr>
+      <w:tr>
+        <w:tc>
+          <w:tcPr>
+            <w:tcW w:type="dxa" w:w="2381"/>
+            <w:tcBorders>
+              <w:top w:val="single" w:sz="4" w:space="0" w:color="E4DED3"/>
+              <w:left w:val="single" w:sz="4" w:space="0" w:color="E4DED3"/>
+              <w:bottom w:val="single" w:sz="4" w:space="0" w:color="E4DED3"/>
+              <w:right w:val="single" w:sz="4" w:space="0" w:color="E4DED3"/>
+            </w:tcBorders>
+            <w:shd w:val="clear" w:color="auto" w:fill="F8F4ED"/>
+          </w:tcPr>
+          <w:p>
+            <w:r>
+              <w:rPr>
+                <w:b/>
+                <w:sz w:val="19"/>
+              </w:rPr>
+              <w:t>Name</w:t>
+            </w:r>
+          </w:p>
+        </w:tc>
+        <w:tc>
+          <w:tcPr>
+            <w:tcW w:type="dxa" w:w="6576"/>
+            <w:tcBorders>
+              <w:top w:val="single" w:sz="4" w:space="0" w:color="E4DED3"/>
+              <w:left w:val="single" w:sz="4" w:space="0" w:color="E4DED3"/>
+              <w:bottom w:val="single" w:sz="4" w:space="0" w:color="E4DED3"/>
+              <w:right w:val="single" w:sz="4" w:space="0" w:color="E4DED3"/>
+            </w:tcBorders>
+          </w:tcPr>
+          <w:p>
+            <w:r>
+              <w:rPr>
+                <w:sz w:val="19"/>
+              </w:rPr>
+              <w:t>yat-lms-alb</w:t>
+            </w:r>
+          </w:p>
+        </w:tc>
+      </w:tr>
+      <w:tr>
+        <w:tc>
+          <w:tcPr>
+            <w:tcW w:type="dxa" w:w="2381"/>
+            <w:tcBorders>
+              <w:top w:val="single" w:sz="4" w:space="0" w:color="E4DED3"/>
+              <w:left w:val="single" w:sz="4" w:space="0" w:color="E4DED3"/>
+              <w:bottom w:val="single" w:sz="4" w:space="0" w:color="E4DED3"/>
+              <w:right w:val="single" w:sz="4" w:space="0" w:color="E4DED3"/>
+            </w:tcBorders>
+            <w:shd w:val="clear" w:color="auto" w:fill="F8F4ED"/>
+          </w:tcPr>
+          <w:p>
+            <w:r>
+              <w:rPr>
+                <w:b/>
+                <w:sz w:val="19"/>
+              </w:rPr>
+              <w:t>Scheme</w:t>
+            </w:r>
+          </w:p>
+        </w:tc>
+        <w:tc>
+          <w:tcPr>
+            <w:tcW w:type="dxa" w:w="6576"/>
+            <w:tcBorders>
+              <w:top w:val="single" w:sz="4" w:space="0" w:color="E4DED3"/>
+              <w:left w:val="single" w:sz="4" w:space="0" w:color="E4DED3"/>
+              <w:bottom w:val="single" w:sz="4" w:space="0" w:color="E4DED3"/>
+              <w:right w:val="single" w:sz="4" w:space="0" w:color="E4DED3"/>
+            </w:tcBorders>
+          </w:tcPr>
+          <w:p>
+            <w:r>
+              <w:rPr>
+                <w:sz w:val="19"/>
+              </w:rPr>
+              <w:t>Internet-facing</w:t>
+            </w:r>
+          </w:p>
+        </w:tc>
+      </w:tr>
+      <w:tr>
+        <w:tc>
+          <w:tcPr>
+            <w:tcW w:type="dxa" w:w="2381"/>
+            <w:tcBorders>
+              <w:top w:val="single" w:sz="4" w:space="0" w:color="E4DED3"/>
+              <w:left w:val="single" w:sz="4" w:space="0" w:color="E4DED3"/>
+              <w:bottom w:val="single" w:sz="4" w:space="0" w:color="E4DED3"/>
+              <w:right w:val="single" w:sz="4" w:space="0" w:color="E4DED3"/>
+            </w:tcBorders>
+            <w:shd w:val="clear" w:color="auto" w:fill="F8F4ED"/>
+          </w:tcPr>
+          <w:p>
+            <w:r>
+              <w:rPr>
+                <w:b/>
+                <w:sz w:val="19"/>
+              </w:rPr>
+              <w:t>VPC</w:t>
+            </w:r>
+          </w:p>
+        </w:tc>
+        <w:tc>
+          <w:tcPr>
+            <w:tcW w:type="dxa" w:w="6576"/>
+            <w:tcBorders>
+              <w:top w:val="single" w:sz="4" w:space="0" w:color="E4DED3"/>
+              <w:left w:val="single" w:sz="4" w:space="0" w:color="E4DED3"/>
+              <w:bottom w:val="single" w:sz="4" w:space="0" w:color="E4DED3"/>
+              <w:right w:val="single" w:sz="4" w:space="0" w:color="E4DED3"/>
+            </w:tcBorders>
+          </w:tcPr>
+          <w:p>
+            <w:r>
+              <w:rPr>
+                <w:sz w:val="19"/>
+              </w:rPr>
+              <w:t>yat-lms-vpc</w:t>
+            </w:r>
+          </w:p>
+        </w:tc>
+      </w:tr>
+      <w:tr>
+        <w:tc>
+          <w:tcPr>
+            <w:tcW w:type="dxa" w:w="2381"/>
+            <w:tcBorders>
+              <w:top w:val="single" w:sz="4" w:space="0" w:color="E4DED3"/>
+              <w:left w:val="single" w:sz="4" w:space="0" w:color="E4DED3"/>
+              <w:bottom w:val="single" w:sz="4" w:space="0" w:color="E4DED3"/>
+              <w:right w:val="single" w:sz="4" w:space="0" w:color="E4DED3"/>
+            </w:tcBorders>
+            <w:shd w:val="clear" w:color="auto" w:fill="F8F4ED"/>
+          </w:tcPr>
+          <w:p>
+            <w:r>
+              <w:rPr>
+                <w:b/>
+                <w:sz w:val="19"/>
+              </w:rPr>
+              <w:t>Subnets</w:t>
+            </w:r>
+          </w:p>
+        </w:tc>
+        <w:tc>
+          <w:tcPr>
+            <w:tcW w:type="dxa" w:w="6576"/>
+            <w:tcBorders>
+              <w:top w:val="single" w:sz="4" w:space="0" w:color="E4DED3"/>
+              <w:left w:val="single" w:sz="4" w:space="0" w:color="E4DED3"/>
+              <w:bottom w:val="single" w:sz="4" w:space="0" w:color="E4DED3"/>
+              <w:right w:val="single" w:sz="4" w:space="0" w:color="E4DED3"/>
+            </w:tcBorders>
+          </w:tcPr>
+          <w:p>
+            <w:r>
+              <w:rPr>
+                <w:sz w:val="19"/>
+              </w:rPr>
+              <w:t>public-web-a and public-web-b. It requires two zones and will not create with only one</w:t>
+            </w:r>
+          </w:p>
+        </w:tc>
+      </w:tr>
+      <w:tr>
+        <w:tc>
+          <w:tcPr>
+            <w:tcW w:type="dxa" w:w="2381"/>
+            <w:tcBorders>
+              <w:top w:val="single" w:sz="4" w:space="0" w:color="E4DED3"/>
+              <w:left w:val="single" w:sz="4" w:space="0" w:color="E4DED3"/>
+              <w:bottom w:val="single" w:sz="4" w:space="0" w:color="E4DED3"/>
+              <w:right w:val="single" w:sz="4" w:space="0" w:color="E4DED3"/>
+            </w:tcBorders>
+            <w:shd w:val="clear" w:color="auto" w:fill="F8F4ED"/>
+          </w:tcPr>
+          <w:p>
+            <w:r>
+              <w:rPr>
+                <w:b/>
+                <w:sz w:val="19"/>
+              </w:rPr>
+              <w:t>Security group</w:t>
+            </w:r>
+          </w:p>
+        </w:tc>
+        <w:tc>
+          <w:tcPr>
+            <w:tcW w:type="dxa" w:w="6576"/>
+            <w:tcBorders>
+              <w:top w:val="single" w:sz="4" w:space="0" w:color="E4DED3"/>
+              <w:left w:val="single" w:sz="4" w:space="0" w:color="E4DED3"/>
+              <w:bottom w:val="single" w:sz="4" w:space="0" w:color="E4DED3"/>
+              <w:right w:val="single" w:sz="4" w:space="0" w:color="E4DED3"/>
+            </w:tcBorders>
+          </w:tcPr>
+          <w:p>
+            <w:r>
+              <w:rPr>
+                <w:sz w:val="19"/>
+              </w:rPr>
+              <w:t>yat-lms-alb-sg. Remove the default group if the console adds it</w:t>
+            </w:r>
+          </w:p>
+        </w:tc>
+      </w:tr>
+      <w:tr>
+        <w:tc>
+          <w:tcPr>
+            <w:tcW w:type="dxa" w:w="2381"/>
+            <w:tcBorders>
+              <w:top w:val="single" w:sz="4" w:space="0" w:color="E4DED3"/>
+              <w:left w:val="single" w:sz="4" w:space="0" w:color="E4DED3"/>
+              <w:bottom w:val="single" w:sz="4" w:space="0" w:color="E4DED3"/>
+              <w:right w:val="single" w:sz="4" w:space="0" w:color="E4DED3"/>
+            </w:tcBorders>
+            <w:shd w:val="clear" w:color="auto" w:fill="F8F4ED"/>
+          </w:tcPr>
+          <w:p>
+            <w:r>
+              <w:rPr>
+                <w:b/>
+                <w:sz w:val="19"/>
+              </w:rPr>
+              <w:t>Listener</w:t>
+            </w:r>
+          </w:p>
+        </w:tc>
+        <w:tc>
+          <w:tcPr>
+            <w:tcW w:type="dxa" w:w="6576"/>
+            <w:tcBorders>
+              <w:top w:val="single" w:sz="4" w:space="0" w:color="E4DED3"/>
+              <w:left w:val="single" w:sz="4" w:space="0" w:color="E4DED3"/>
+              <w:bottom w:val="single" w:sz="4" w:space="0" w:color="E4DED3"/>
+              <w:right w:val="single" w:sz="4" w:space="0" w:color="E4DED3"/>
+            </w:tcBorders>
+          </w:tcPr>
+          <w:p>
+            <w:r>
+              <w:rPr>
+                <w:sz w:val="19"/>
+              </w:rPr>
+              <w:t>HTTP on port 80</w:t>
+            </w:r>
+          </w:p>
+        </w:tc>
+      </w:tr>
+      <w:tr>
+        <w:tc>
+          <w:tcPr>
+            <w:tcW w:type="dxa" w:w="2381"/>
+            <w:tcBorders>
+              <w:top w:val="single" w:sz="4" w:space="0" w:color="E4DED3"/>
+              <w:left w:val="single" w:sz="4" w:space="0" w:color="E4DED3"/>
+              <w:bottom w:val="single" w:sz="4" w:space="0" w:color="E4DED3"/>
+              <w:right w:val="single" w:sz="4" w:space="0" w:color="E4DED3"/>
+            </w:tcBorders>
+            <w:shd w:val="clear" w:color="auto" w:fill="F8F4ED"/>
+          </w:tcPr>
+          <w:p>
+            <w:r>
+              <w:rPr>
+                <w:b/>
+                <w:sz w:val="19"/>
+              </w:rPr>
+              <w:t>Listener forwards to</w:t>
+            </w:r>
+          </w:p>
+        </w:tc>
+        <w:tc>
+          <w:tcPr>
+            <w:tcW w:type="dxa" w:w="6576"/>
+            <w:tcBorders>
+              <w:top w:val="single" w:sz="4" w:space="0" w:color="E4DED3"/>
+              <w:left w:val="single" w:sz="4" w:space="0" w:color="E4DED3"/>
+              <w:bottom w:val="single" w:sz="4" w:space="0" w:color="E4DED3"/>
+              <w:right w:val="single" w:sz="4" w:space="0" w:color="E4DED3"/>
+            </w:tcBorders>
+          </w:tcPr>
+          <w:p>
+            <w:r>
+              <w:rPr>
+                <w:sz w:val="19"/>
+              </w:rPr>
+              <w:t>yat-lms-tg</w:t>
+            </w:r>
+          </w:p>
+        </w:tc>
+      </w:tr>
+    </w:tbl>
+    <w:p/>
+    <w:p>
+      <w:pPr>
+        <w:spacing w:after="60"/>
+      </w:pPr>
+      <w:r>
+        <w:rPr>
+          <w:b/>
+          <w:i w:val="0"/>
+          <w:sz w:val="21"/>
+        </w:rPr>
+        <w:t>Evidence</w:t>
+      </w:r>
+    </w:p>
+    <w:tbl>
+      <w:tblPr>
+        <w:tblW w:type="auto" w:w="0"/>
+        <w:tblLook w:firstColumn="1" w:firstRow="1" w:lastColumn="0" w:lastRow="0" w:noHBand="0" w:noVBand="1" w:val="04A0"/>
+      </w:tblPr>
+      <w:tblGrid>
+        <w:gridCol w:w="10466"/>
+      </w:tblGrid>
+      <w:tr>
+        <w:tc>
+          <w:tcPr>
+            <w:tcW w:type="dxa" w:w="9411"/>
+            <w:tcBorders>
+              <w:top w:val="single" w:sz="4" w:space="0" w:color="E4DED3"/>
+              <w:left w:val="single" w:sz="4" w:space="0" w:color="E4DED3"/>
+              <w:bottom w:val="single" w:sz="4" w:space="0" w:color="E4DED3"/>
+              <w:right w:val="single" w:sz="4" w:space="0" w:color="E4DED3"/>
+            </w:tcBorders>
+            <w:shd w:val="clear" w:color="auto" w:fill="F8F4ED"/>
+          </w:tcPr>
+          <w:p>
+            <w:pPr>
+              <w:jc w:val="center"/>
+            </w:pPr>
+            <w:r>
+              <w:rPr>
+                <w:b/>
+                <w:i w:val="0"/>
+                <w:sz w:val="20"/>
+              </w:rPr>
+              <w:t>[ PASTE YOUR SCREENSHOT HERE ]</w:t>
+            </w:r>
+          </w:p>
+          <w:p>
+            <w:pPr>
+              <w:jc w:val="left"/>
+            </w:pPr>
+            <w:r>
+              <w:rPr>
+                <w:b w:val="0"/>
+                <w:i/>
+                <w:color w:val="6B6660"/>
+                <w:sz w:val="19"/>
+              </w:rPr>
+              <w:t>the load balancer summary, showing its scheme, DNS name, subnets and security group.</w:t>
+            </w:r>
+          </w:p>
+        </w:tc>
+      </w:tr>
+    </w:tbl>
+    <w:p/>
+    <w:p>
+      <w:pPr>
+        <w:spacing w:before="200" w:after="0"/>
+      </w:pPr>
+      <w:r>
+        <w:rPr>
+          <w:b/>
+          <w:color w:val="1F5A5C"/>
+          <w:sz w:val="16"/>
+        </w:rPr>
+        <w:t>TASK 13</w:t>
+      </w:r>
+    </w:p>
+    <w:p>
+      <w:pPr>
+        <w:pStyle w:val="Heading2"/>
+      </w:pPr>
+      <w:r>
+        <w:t>Create the Auto Scaling group</w:t>
+      </w:r>
+    </w:p>
+    <w:p>
+      <w:pPr>
+        <w:spacing w:after="120"/>
+      </w:pPr>
+      <w:r>
+        <w:rPr>
+          <w:b w:val="0"/>
+          <w:i w:val="0"/>
+          <w:sz w:val="21"/>
+        </w:rPr>
+        <w:t>Create an Auto Scaling group, using the settings below. It adds and removes application servers on its own, without anyone touching the instance count.</w:t>
+      </w:r>
+    </w:p>
+    <w:tbl>
+      <w:tblPr>
+        <w:tblW w:type="auto" w:w="0"/>
+        <w:tblLook w:firstColumn="1" w:firstRow="1" w:lastColumn="0" w:lastRow="0" w:noHBand="0" w:noVBand="1" w:val="04A0"/>
+      </w:tblPr>
+      <w:tblGrid>
+        <w:gridCol w:w="5233"/>
+        <w:gridCol w:w="5233"/>
+      </w:tblGrid>
+      <w:tr>
+        <w:tc>
+          <w:tcPr>
+            <w:tcW w:type="dxa" w:w="2381"/>
+            <w:tcBorders>
+              <w:top w:val="single" w:sz="4" w:space="0" w:color="E4DED3"/>
+              <w:left w:val="single" w:sz="4" w:space="0" w:color="E4DED3"/>
+              <w:bottom w:val="single" w:sz="4" w:space="0" w:color="E4DED3"/>
+              <w:right w:val="single" w:sz="4" w:space="0" w:color="E4DED3"/>
+            </w:tcBorders>
+            <w:shd w:val="clear" w:color="auto" w:fill="F8F4ED"/>
+          </w:tcPr>
+          <w:p>
+            <w:r>
+              <w:rPr>
+                <w:b/>
+                <w:sz w:val="19"/>
+              </w:rPr>
+              <w:t>Step 1 — Launch template</w:t>
+            </w:r>
+          </w:p>
+        </w:tc>
+        <w:tc>
+          <w:tcPr>
+            <w:tcW w:type="dxa" w:w="6576"/>
+            <w:tcBorders>
+              <w:top w:val="single" w:sz="4" w:space="0" w:color="E4DED3"/>
+              <w:left w:val="single" w:sz="4" w:space="0" w:color="E4DED3"/>
+              <w:bottom w:val="single" w:sz="4" w:space="0" w:color="E4DED3"/>
+              <w:right w:val="single" w:sz="4" w:space="0" w:color="E4DED3"/>
+            </w:tcBorders>
+          </w:tcPr>
+          <w:p>
+            <w:r>
+              <w:rPr>
+                <w:sz w:val="19"/>
+              </w:rPr>
+              <w:t>yat-lms-lt</w:t>
+            </w:r>
+          </w:p>
+        </w:tc>
+      </w:tr>
+      <w:tr>
+        <w:tc>
+          <w:tcPr>
+            <w:tcW w:type="dxa" w:w="2381"/>
+            <w:tcBorders>
+              <w:top w:val="single" w:sz="4" w:space="0" w:color="E4DED3"/>
+              <w:left w:val="single" w:sz="4" w:space="0" w:color="E4DED3"/>
+              <w:bottom w:val="single" w:sz="4" w:space="0" w:color="E4DED3"/>
+              <w:right w:val="single" w:sz="4" w:space="0" w:color="E4DED3"/>
+            </w:tcBorders>
+            <w:shd w:val="clear" w:color="auto" w:fill="F8F4ED"/>
+          </w:tcPr>
+          <w:p>
+            <w:r>
+              <w:rPr>
+                <w:b/>
+                <w:sz w:val="19"/>
+              </w:rPr>
+              <w:t>Step 2 — VPC</w:t>
+            </w:r>
+          </w:p>
+        </w:tc>
+        <w:tc>
+          <w:tcPr>
+            <w:tcW w:type="dxa" w:w="6576"/>
+            <w:tcBorders>
+              <w:top w:val="single" w:sz="4" w:space="0" w:color="E4DED3"/>
+              <w:left w:val="single" w:sz="4" w:space="0" w:color="E4DED3"/>
+              <w:bottom w:val="single" w:sz="4" w:space="0" w:color="E4DED3"/>
+              <w:right w:val="single" w:sz="4" w:space="0" w:color="E4DED3"/>
+            </w:tcBorders>
+          </w:tcPr>
+          <w:p>
+            <w:r>
+              <w:rPr>
+                <w:sz w:val="19"/>
+              </w:rPr>
+              <w:t>yat-lms-vpc</w:t>
+            </w:r>
+          </w:p>
+        </w:tc>
+      </w:tr>
+      <w:tr>
+        <w:tc>
+          <w:tcPr>
+            <w:tcW w:type="dxa" w:w="2381"/>
+            <w:tcBorders>
+              <w:top w:val="single" w:sz="4" w:space="0" w:color="E4DED3"/>
+              <w:left w:val="single" w:sz="4" w:space="0" w:color="E4DED3"/>
+              <w:bottom w:val="single" w:sz="4" w:space="0" w:color="E4DED3"/>
+              <w:right w:val="single" w:sz="4" w:space="0" w:color="E4DED3"/>
+            </w:tcBorders>
+            <w:shd w:val="clear" w:color="auto" w:fill="F8F4ED"/>
+          </w:tcPr>
+          <w:p>
+            <w:r>
+              <w:rPr>
+                <w:b/>
+                <w:sz w:val="19"/>
+              </w:rPr>
+              <w:t>Step 2 — Subnet</w:t>
+            </w:r>
+          </w:p>
+        </w:tc>
+        <w:tc>
+          <w:tcPr>
+            <w:tcW w:type="dxa" w:w="6576"/>
+            <w:tcBorders>
+              <w:top w:val="single" w:sz="4" w:space="0" w:color="E4DED3"/>
+              <w:left w:val="single" w:sz="4" w:space="0" w:color="E4DED3"/>
+              <w:bottom w:val="single" w:sz="4" w:space="0" w:color="E4DED3"/>
+              <w:right w:val="single" w:sz="4" w:space="0" w:color="E4DED3"/>
+            </w:tcBorders>
+          </w:tcPr>
+          <w:p>
+            <w:r>
+              <w:rPr>
+                <w:sz w:val="19"/>
+              </w:rPr>
+              <w:t>private-app-a only</w:t>
+            </w:r>
+          </w:p>
+        </w:tc>
+      </w:tr>
+      <w:tr>
+        <w:tc>
+          <w:tcPr>
+            <w:tcW w:type="dxa" w:w="2381"/>
+            <w:tcBorders>
+              <w:top w:val="single" w:sz="4" w:space="0" w:color="E4DED3"/>
+              <w:left w:val="single" w:sz="4" w:space="0" w:color="E4DED3"/>
+              <w:bottom w:val="single" w:sz="4" w:space="0" w:color="E4DED3"/>
+              <w:right w:val="single" w:sz="4" w:space="0" w:color="E4DED3"/>
+            </w:tcBorders>
+            <w:shd w:val="clear" w:color="auto" w:fill="F8F4ED"/>
+          </w:tcPr>
+          <w:p>
+            <w:r>
+              <w:rPr>
+                <w:b/>
+                <w:sz w:val="19"/>
+              </w:rPr>
+              <w:t>Step 3 — Load balancing</w:t>
+            </w:r>
+          </w:p>
+        </w:tc>
+        <w:tc>
+          <w:tcPr>
+            <w:tcW w:type="dxa" w:w="6576"/>
+            <w:tcBorders>
+              <w:top w:val="single" w:sz="4" w:space="0" w:color="E4DED3"/>
+              <w:left w:val="single" w:sz="4" w:space="0" w:color="E4DED3"/>
+              <w:bottom w:val="single" w:sz="4" w:space="0" w:color="E4DED3"/>
+              <w:right w:val="single" w:sz="4" w:space="0" w:color="E4DED3"/>
+            </w:tcBorders>
+          </w:tcPr>
+          <w:p>
+            <w:r>
+              <w:rPr>
+                <w:sz w:val="19"/>
+              </w:rPr>
+              <w:t>choose Attach to an existing load balancer, then Choose from your load balancer target groups, and select yat-lms-tg. This step defaults to No load balancer, so it is easily skipped</w:t>
+            </w:r>
+          </w:p>
+        </w:tc>
+      </w:tr>
+      <w:tr>
+        <w:tc>
+          <w:tcPr>
+            <w:tcW w:type="dxa" w:w="2381"/>
+            <w:tcBorders>
+              <w:top w:val="single" w:sz="4" w:space="0" w:color="E4DED3"/>
+              <w:left w:val="single" w:sz="4" w:space="0" w:color="E4DED3"/>
+              <w:bottom w:val="single" w:sz="4" w:space="0" w:color="E4DED3"/>
+              <w:right w:val="single" w:sz="4" w:space="0" w:color="E4DED3"/>
+            </w:tcBorders>
+            <w:shd w:val="clear" w:color="auto" w:fill="F8F4ED"/>
+          </w:tcPr>
+          <w:p>
+            <w:r>
+              <w:rPr>
+                <w:b/>
+                <w:sz w:val="19"/>
+              </w:rPr>
+              <w:t>Step 3 — Health check type</w:t>
+            </w:r>
+          </w:p>
+        </w:tc>
+        <w:tc>
+          <w:tcPr>
+            <w:tcW w:type="dxa" w:w="6576"/>
+            <w:tcBorders>
+              <w:top w:val="single" w:sz="4" w:space="0" w:color="E4DED3"/>
+              <w:left w:val="single" w:sz="4" w:space="0" w:color="E4DED3"/>
+              <w:bottom w:val="single" w:sz="4" w:space="0" w:color="E4DED3"/>
+              <w:right w:val="single" w:sz="4" w:space="0" w:color="E4DED3"/>
+            </w:tcBorders>
+          </w:tcPr>
+          <w:p>
+            <w:r>
+              <w:rPr>
+                <w:sz w:val="19"/>
+              </w:rPr>
+              <w:t>tick Turn on Elastic Load Balancing health checks; grace period 300 seconds</w:t>
+            </w:r>
+          </w:p>
+        </w:tc>
+      </w:tr>
+      <w:tr>
+        <w:tc>
+          <w:tcPr>
+            <w:tcW w:type="dxa" w:w="2381"/>
+            <w:tcBorders>
+              <w:top w:val="single" w:sz="4" w:space="0" w:color="E4DED3"/>
+              <w:left w:val="single" w:sz="4" w:space="0" w:color="E4DED3"/>
+              <w:bottom w:val="single" w:sz="4" w:space="0" w:color="E4DED3"/>
+              <w:right w:val="single" w:sz="4" w:space="0" w:color="E4DED3"/>
+            </w:tcBorders>
+            <w:shd w:val="clear" w:color="auto" w:fill="F8F4ED"/>
+          </w:tcPr>
+          <w:p>
+            <w:r>
+              <w:rPr>
+                <w:b/>
+                <w:sz w:val="19"/>
+              </w:rPr>
+              <w:t>Step 4 — Group size</w:t>
+            </w:r>
+          </w:p>
+        </w:tc>
+        <w:tc>
+          <w:tcPr>
+            <w:tcW w:type="dxa" w:w="6576"/>
+            <w:tcBorders>
+              <w:top w:val="single" w:sz="4" w:space="0" w:color="E4DED3"/>
+              <w:left w:val="single" w:sz="4" w:space="0" w:color="E4DED3"/>
+              <w:bottom w:val="single" w:sz="4" w:space="0" w:color="E4DED3"/>
+              <w:right w:val="single" w:sz="4" w:space="0" w:color="E4DED3"/>
+            </w:tcBorders>
+          </w:tcPr>
+          <w:p>
+            <w:r>
+              <w:rPr>
+                <w:sz w:val="19"/>
+              </w:rPr>
+              <w:t>desired 1, minimum 1, maximum 2</w:t>
+            </w:r>
+          </w:p>
+        </w:tc>
+      </w:tr>
+      <w:tr>
+        <w:tc>
+          <w:tcPr>
+            <w:tcW w:type="dxa" w:w="2381"/>
+            <w:tcBorders>
+              <w:top w:val="single" w:sz="4" w:space="0" w:color="E4DED3"/>
+              <w:left w:val="single" w:sz="4" w:space="0" w:color="E4DED3"/>
+              <w:bottom w:val="single" w:sz="4" w:space="0" w:color="E4DED3"/>
+              <w:right w:val="single" w:sz="4" w:space="0" w:color="E4DED3"/>
+            </w:tcBorders>
+            <w:shd w:val="clear" w:color="auto" w:fill="F8F4ED"/>
+          </w:tcPr>
+          <w:p>
+            <w:r>
+              <w:rPr>
+                <w:b/>
+                <w:sz w:val="19"/>
+              </w:rPr>
+              <w:t>Step 4 — Scaling policy</w:t>
+            </w:r>
+          </w:p>
+        </w:tc>
+        <w:tc>
+          <w:tcPr>
+            <w:tcW w:type="dxa" w:w="6576"/>
+            <w:tcBorders>
+              <w:top w:val="single" w:sz="4" w:space="0" w:color="E4DED3"/>
+              <w:left w:val="single" w:sz="4" w:space="0" w:color="E4DED3"/>
+              <w:bottom w:val="single" w:sz="4" w:space="0" w:color="E4DED3"/>
+              <w:right w:val="single" w:sz="4" w:space="0" w:color="E4DED3"/>
+            </w:tcBorders>
+          </w:tcPr>
+          <w:p>
+            <w:r>
+              <w:rPr>
+                <w:sz w:val="19"/>
+              </w:rPr>
+              <w:t>Target tracking, Average CPU utilization, target value 70</w:t>
+            </w:r>
+          </w:p>
+        </w:tc>
+      </w:tr>
+      <w:tr>
+        <w:tc>
+          <w:tcPr>
+            <w:tcW w:type="dxa" w:w="2381"/>
+            <w:tcBorders>
+              <w:top w:val="single" w:sz="4" w:space="0" w:color="E4DED3"/>
+              <w:left w:val="single" w:sz="4" w:space="0" w:color="E4DED3"/>
+              <w:bottom w:val="single" w:sz="4" w:space="0" w:color="E4DED3"/>
+              <w:right w:val="single" w:sz="4" w:space="0" w:color="E4DED3"/>
+            </w:tcBorders>
+            <w:shd w:val="clear" w:color="auto" w:fill="F8F4ED"/>
+          </w:tcPr>
+          <w:p>
+            <w:r>
+              <w:rPr>
+                <w:b/>
+                <w:sz w:val="19"/>
+              </w:rPr>
+              <w:t>Step 4 — Warm-up</w:t>
+            </w:r>
+          </w:p>
+        </w:tc>
+        <w:tc>
+          <w:tcPr>
+            <w:tcW w:type="dxa" w:w="6576"/>
+            <w:tcBorders>
+              <w:top w:val="single" w:sz="4" w:space="0" w:color="E4DED3"/>
+              <w:left w:val="single" w:sz="4" w:space="0" w:color="E4DED3"/>
+              <w:bottom w:val="single" w:sz="4" w:space="0" w:color="E4DED3"/>
+              <w:right w:val="single" w:sz="4" w:space="0" w:color="E4DED3"/>
+            </w:tcBorders>
+          </w:tcPr>
+          <w:p>
+            <w:r>
+              <w:rPr>
+                <w:sz w:val="19"/>
+              </w:rPr>
+              <w:t>60 seconds</w:t>
+            </w:r>
+          </w:p>
+        </w:tc>
+      </w:tr>
+    </w:tbl>
+    <w:p/>
+    <w:p>
+      <w:pPr>
+        <w:spacing w:after="60"/>
+      </w:pPr>
+      <w:r>
+        <w:rPr>
+          <w:b/>
+          <w:i w:val="0"/>
+          <w:sz w:val="21"/>
+        </w:rPr>
+        <w:t>Evidence</w:t>
+      </w:r>
+    </w:p>
+    <w:tbl>
+      <w:tblPr>
+        <w:tblW w:type="auto" w:w="0"/>
+        <w:tblLook w:firstColumn="1" w:firstRow="1" w:lastColumn="0" w:lastRow="0" w:noHBand="0" w:noVBand="1" w:val="04A0"/>
+      </w:tblPr>
+      <w:tblGrid>
+        <w:gridCol w:w="10466"/>
+      </w:tblGrid>
+      <w:tr>
+        <w:tc>
+          <w:tcPr>
+            <w:tcW w:type="dxa" w:w="9411"/>
+            <w:tcBorders>
+              <w:top w:val="single" w:sz="4" w:space="0" w:color="E4DED3"/>
+              <w:left w:val="single" w:sz="4" w:space="0" w:color="E4DED3"/>
+              <w:bottom w:val="single" w:sz="4" w:space="0" w:color="E4DED3"/>
+              <w:right w:val="single" w:sz="4" w:space="0" w:color="E4DED3"/>
+            </w:tcBorders>
+            <w:shd w:val="clear" w:color="auto" w:fill="F8F4ED"/>
+          </w:tcPr>
+          <w:p>
+            <w:pPr>
+              <w:jc w:val="center"/>
+            </w:pPr>
+            <w:r>
+              <w:rPr>
+                <w:b/>
+                <w:i w:val="0"/>
+                <w:sz w:val="20"/>
+              </w:rPr>
+              <w:t>[ PASTE YOUR SCREENSHOT HERE ]</w:t>
+            </w:r>
+          </w:p>
+          <w:p>
+            <w:pPr>
+              <w:jc w:val="left"/>
+            </w:pPr>
+            <w:r>
+              <w:rPr>
+                <w:b w:val="0"/>
+                <w:i/>
+                <w:color w:val="6B6660"/>
+                <w:sz w:val="19"/>
+              </w:rPr>
+              <w:t>the Auto Scaling group details, showing group size, the attached target group and the scaling policy.</w:t>
+            </w:r>
+          </w:p>
+        </w:tc>
+      </w:tr>
+    </w:tbl>
+    <w:p/>
+    <w:p>
+      <w:pPr>
+        <w:spacing w:before="200" w:after="0"/>
+      </w:pPr>
+      <w:r>
+        <w:rPr>
+          <w:b/>
+          <w:color w:val="1F5A5C"/>
+          <w:sz w:val="16"/>
+        </w:rPr>
+        <w:t>TASK 14</w:t>
+      </w:r>
+    </w:p>
+    <w:p>
+      <w:pPr>
+        <w:pStyle w:val="Heading2"/>
+      </w:pPr>
+      <w:r>
+        <w:t>Create the database subnet group</w:t>
+      </w:r>
+    </w:p>
+    <w:p>
+      <w:pPr>
+        <w:spacing w:after="120"/>
+      </w:pPr>
+      <w:r>
+        <w:rPr>
+          <w:b w:val="0"/>
+          <w:i w:val="0"/>
+          <w:sz w:val="21"/>
+        </w:rPr>
+        <w:t>Create a database subnet group, using the settings below. It tells the database service which subnets it is allowed to place the database in.</w:t>
+      </w:r>
+    </w:p>
+    <w:p>
+      <w:pPr>
+        <w:spacing w:before="80" w:after="160"/>
+        <w:ind w:left="227"/>
+      </w:pPr>
+      <w:r>
+        <w:rPr>
+          <w:b/>
+          <w:color w:val="C5613B"/>
+          <w:sz w:val="19"/>
+        </w:rPr>
+        <w:t xml:space="preserve">Environment constraint </w:t>
+      </w:r>
+      <w:r>
+        <w:rPr>
+          <w:i/>
+          <w:color w:val="C5613B"/>
+          <w:sz w:val="19"/>
+        </w:rPr>
+        <w:t>create this in the RDS console, not the VPC console — RDS → Subnet groups → Create DB subnet group. It is easy to go looking for it where the subnets themselves live.</w:t>
+      </w:r>
+    </w:p>
+    <w:tbl>
+      <w:tblPr>
+        <w:tblW w:type="auto" w:w="0"/>
+        <w:tblLook w:firstColumn="1" w:firstRow="1" w:lastColumn="0" w:lastRow="0" w:noHBand="0" w:noVBand="1" w:val="04A0"/>
+      </w:tblPr>
+      <w:tblGrid>
+        <w:gridCol w:w="5233"/>
+        <w:gridCol w:w="5233"/>
+      </w:tblGrid>
+      <w:tr>
+        <w:tc>
+          <w:tcPr>
+            <w:tcW w:type="dxa" w:w="2381"/>
+            <w:tcBorders>
+              <w:top w:val="single" w:sz="4" w:space="0" w:color="E4DED3"/>
+              <w:left w:val="single" w:sz="4" w:space="0" w:color="E4DED3"/>
+              <w:bottom w:val="single" w:sz="4" w:space="0" w:color="E4DED3"/>
+              <w:right w:val="single" w:sz="4" w:space="0" w:color="E4DED3"/>
+            </w:tcBorders>
+            <w:shd w:val="clear" w:color="auto" w:fill="F8F4ED"/>
+          </w:tcPr>
+          <w:p>
+            <w:r>
+              <w:rPr>
+                <w:b/>
+                <w:sz w:val="19"/>
+              </w:rPr>
+              <w:t>Name</w:t>
+            </w:r>
+          </w:p>
+        </w:tc>
+        <w:tc>
+          <w:tcPr>
+            <w:tcW w:type="dxa" w:w="6576"/>
+            <w:tcBorders>
+              <w:top w:val="single" w:sz="4" w:space="0" w:color="E4DED3"/>
+              <w:left w:val="single" w:sz="4" w:space="0" w:color="E4DED3"/>
+              <w:bottom w:val="single" w:sz="4" w:space="0" w:color="E4DED3"/>
+              <w:right w:val="single" w:sz="4" w:space="0" w:color="E4DED3"/>
+            </w:tcBorders>
+          </w:tcPr>
+          <w:p>
+            <w:r>
+              <w:rPr>
+                <w:sz w:val="19"/>
+              </w:rPr>
+              <w:t>yat-lms-db-subnet-group</w:t>
+            </w:r>
+          </w:p>
+        </w:tc>
+      </w:tr>
+      <w:tr>
+        <w:tc>
+          <w:tcPr>
+            <w:tcW w:type="dxa" w:w="2381"/>
+            <w:tcBorders>
+              <w:top w:val="single" w:sz="4" w:space="0" w:color="E4DED3"/>
+              <w:left w:val="single" w:sz="4" w:space="0" w:color="E4DED3"/>
+              <w:bottom w:val="single" w:sz="4" w:space="0" w:color="E4DED3"/>
+              <w:right w:val="single" w:sz="4" w:space="0" w:color="E4DED3"/>
+            </w:tcBorders>
+            <w:shd w:val="clear" w:color="auto" w:fill="F8F4ED"/>
+          </w:tcPr>
+          <w:p>
+            <w:r>
+              <w:rPr>
+                <w:b/>
+                <w:sz w:val="19"/>
+              </w:rPr>
+              <w:t>VPC</w:t>
+            </w:r>
+          </w:p>
+        </w:tc>
+        <w:tc>
+          <w:tcPr>
+            <w:tcW w:type="dxa" w:w="6576"/>
+            <w:tcBorders>
+              <w:top w:val="single" w:sz="4" w:space="0" w:color="E4DED3"/>
+              <w:left w:val="single" w:sz="4" w:space="0" w:color="E4DED3"/>
+              <w:bottom w:val="single" w:sz="4" w:space="0" w:color="E4DED3"/>
+              <w:right w:val="single" w:sz="4" w:space="0" w:color="E4DED3"/>
+            </w:tcBorders>
+          </w:tcPr>
+          <w:p>
+            <w:r>
+              <w:rPr>
+                <w:sz w:val="19"/>
+              </w:rPr>
+              <w:t>yat-lms-vpc</w:t>
+            </w:r>
+          </w:p>
+        </w:tc>
+      </w:tr>
+      <w:tr>
+        <w:tc>
+          <w:tcPr>
+            <w:tcW w:type="dxa" w:w="2381"/>
+            <w:tcBorders>
+              <w:top w:val="single" w:sz="4" w:space="0" w:color="E4DED3"/>
+              <w:left w:val="single" w:sz="4" w:space="0" w:color="E4DED3"/>
+              <w:bottom w:val="single" w:sz="4" w:space="0" w:color="E4DED3"/>
+              <w:right w:val="single" w:sz="4" w:space="0" w:color="E4DED3"/>
+            </w:tcBorders>
+            <w:shd w:val="clear" w:color="auto" w:fill="F8F4ED"/>
+          </w:tcPr>
+          <w:p>
+            <w:r>
+              <w:rPr>
+                <w:b/>
+                <w:sz w:val="19"/>
+              </w:rPr>
+              <w:t>Availability Zones</w:t>
+            </w:r>
+          </w:p>
+        </w:tc>
+        <w:tc>
+          <w:tcPr>
+            <w:tcW w:type="dxa" w:w="6576"/>
+            <w:tcBorders>
+              <w:top w:val="single" w:sz="4" w:space="0" w:color="E4DED3"/>
+              <w:left w:val="single" w:sz="4" w:space="0" w:color="E4DED3"/>
+              <w:bottom w:val="single" w:sz="4" w:space="0" w:color="E4DED3"/>
+              <w:right w:val="single" w:sz="4" w:space="0" w:color="E4DED3"/>
+            </w:tcBorders>
+          </w:tcPr>
+          <w:p>
+            <w:r>
+              <w:rPr>
+                <w:sz w:val="19"/>
+              </w:rPr>
+              <w:t>us-east-1a and us-east-1b</w:t>
+            </w:r>
+          </w:p>
+        </w:tc>
+      </w:tr>
+      <w:tr>
+        <w:tc>
+          <w:tcPr>
+            <w:tcW w:type="dxa" w:w="2381"/>
+            <w:tcBorders>
+              <w:top w:val="single" w:sz="4" w:space="0" w:color="E4DED3"/>
+              <w:left w:val="single" w:sz="4" w:space="0" w:color="E4DED3"/>
+              <w:bottom w:val="single" w:sz="4" w:space="0" w:color="E4DED3"/>
+              <w:right w:val="single" w:sz="4" w:space="0" w:color="E4DED3"/>
+            </w:tcBorders>
+            <w:shd w:val="clear" w:color="auto" w:fill="F8F4ED"/>
+          </w:tcPr>
+          <w:p>
+            <w:r>
+              <w:rPr>
+                <w:b/>
+                <w:sz w:val="19"/>
+              </w:rPr>
+              <w:t>Subnets</w:t>
+            </w:r>
+          </w:p>
+        </w:tc>
+        <w:tc>
+          <w:tcPr>
+            <w:tcW w:type="dxa" w:w="6576"/>
+            <w:tcBorders>
+              <w:top w:val="single" w:sz="4" w:space="0" w:color="E4DED3"/>
+              <w:left w:val="single" w:sz="4" w:space="0" w:color="E4DED3"/>
+              <w:bottom w:val="single" w:sz="4" w:space="0" w:color="E4DED3"/>
+              <w:right w:val="single" w:sz="4" w:space="0" w:color="E4DED3"/>
+            </w:tcBorders>
+          </w:tcPr>
+          <w:p>
+            <w:r>
+              <w:rPr>
+                <w:sz w:val="19"/>
+              </w:rPr>
+              <w:t>private-data-a and private-data-b</w:t>
+            </w:r>
+          </w:p>
+        </w:tc>
+      </w:tr>
+      <w:tr>
+        <w:tc>
+          <w:tcPr>
+            <w:tcW w:type="dxa" w:w="2381"/>
+            <w:tcBorders>
+              <w:top w:val="single" w:sz="4" w:space="0" w:color="E4DED3"/>
+              <w:left w:val="single" w:sz="4" w:space="0" w:color="E4DED3"/>
+              <w:bottom w:val="single" w:sz="4" w:space="0" w:color="E4DED3"/>
+              <w:right w:val="single" w:sz="4" w:space="0" w:color="E4DED3"/>
+            </w:tcBorders>
+            <w:shd w:val="clear" w:color="auto" w:fill="F8F4ED"/>
+          </w:tcPr>
+          <w:p>
+            <w:r>
+              <w:rPr>
+                <w:b/>
+                <w:sz w:val="19"/>
+              </w:rPr>
+              <w:t>Why two</w:t>
+            </w:r>
+          </w:p>
+        </w:tc>
+        <w:tc>
+          <w:tcPr>
+            <w:tcW w:type="dxa" w:w="6576"/>
+            <w:tcBorders>
+              <w:top w:val="single" w:sz="4" w:space="0" w:color="E4DED3"/>
+              <w:left w:val="single" w:sz="4" w:space="0" w:color="E4DED3"/>
+              <w:bottom w:val="single" w:sz="4" w:space="0" w:color="E4DED3"/>
+              <w:right w:val="single" w:sz="4" w:space="0" w:color="E4DED3"/>
+            </w:tcBorders>
+          </w:tcPr>
+          <w:p>
+            <w:r>
+              <w:rPr>
+                <w:sz w:val="19"/>
+              </w:rPr>
+              <w:t>the service requires subnets in two zones even though this database is single-AZ. The second one stays empty until the next phase</w:t>
+            </w:r>
+          </w:p>
+        </w:tc>
+      </w:tr>
+    </w:tbl>
+    <w:p/>
+    <w:p>
+      <w:pPr>
+        <w:spacing w:after="60"/>
+      </w:pPr>
+      <w:r>
+        <w:rPr>
+          <w:b/>
+          <w:i w:val="0"/>
+          <w:sz w:val="21"/>
+        </w:rPr>
+        <w:t>Evidence</w:t>
+      </w:r>
+    </w:p>
+    <w:tbl>
+      <w:tblPr>
+        <w:tblW w:type="auto" w:w="0"/>
+        <w:tblLook w:firstColumn="1" w:firstRow="1" w:lastColumn="0" w:lastRow="0" w:noHBand="0" w:noVBand="1" w:val="04A0"/>
+      </w:tblPr>
+      <w:tblGrid>
+        <w:gridCol w:w="10466"/>
+      </w:tblGrid>
+      <w:tr>
+        <w:tc>
+          <w:tcPr>
+            <w:tcW w:type="dxa" w:w="9411"/>
+            <w:tcBorders>
+              <w:top w:val="single" w:sz="4" w:space="0" w:color="E4DED3"/>
+              <w:left w:val="single" w:sz="4" w:space="0" w:color="E4DED3"/>
+              <w:bottom w:val="single" w:sz="4" w:space="0" w:color="E4DED3"/>
+              <w:right w:val="single" w:sz="4" w:space="0" w:color="E4DED3"/>
+            </w:tcBorders>
+            <w:shd w:val="clear" w:color="auto" w:fill="F8F4ED"/>
+          </w:tcPr>
+          <w:p>
+            <w:pPr>
+              <w:jc w:val="center"/>
+            </w:pPr>
+            <w:r>
+              <w:rPr>
+                <w:b/>
+                <w:i w:val="0"/>
+                <w:sz w:val="20"/>
+              </w:rPr>
+              <w:t>[ PASTE YOUR SCREENSHOT HERE ]</w:t>
+            </w:r>
+          </w:p>
+          <w:p>
+            <w:pPr>
+              <w:jc w:val="left"/>
+            </w:pPr>
+            <w:r>
+              <w:rPr>
+                <w:b w:val="0"/>
+                <w:i/>
+                <w:color w:val="6B6660"/>
+                <w:sz w:val="19"/>
+              </w:rPr>
+              <w:t>the subnet group summary, showing its VPC and both subnets.</w:t>
+            </w:r>
+          </w:p>
+        </w:tc>
+      </w:tr>
+    </w:tbl>
+    <w:p/>
+    <w:p>
+      <w:pPr>
+        <w:spacing w:before="200" w:after="0"/>
+      </w:pPr>
+      <w:r>
+        <w:rPr>
+          <w:b/>
+          <w:color w:val="1F5A5C"/>
+          <w:sz w:val="16"/>
+        </w:rPr>
+        <w:t>TASK 15</w:t>
+      </w:r>
+    </w:p>
+    <w:p>
+      <w:pPr>
+        <w:pStyle w:val="Heading2"/>
+      </w:pPr>
+      <w:r>
+        <w:t>Deploy the database</w:t>
+      </w:r>
+    </w:p>
+    <w:p>
+      <w:pPr>
+        <w:spacing w:after="120"/>
+      </w:pPr>
+      <w:r>
+        <w:rPr>
+          <w:b w:val="0"/>
+          <w:i w:val="0"/>
+          <w:sz w:val="21"/>
+        </w:rPr>
+        <w:t>Create the database, using the settings below. Create it empty — loading the schema and the data is YAT ICT job, not yours.</w:t>
+      </w:r>
+    </w:p>
+    <w:p>
+      <w:pPr>
+        <w:spacing w:before="80" w:after="160"/>
+        <w:ind w:left="227"/>
+      </w:pPr>
+      <w:r>
+        <w:rPr>
+          <w:b/>
+          <w:color w:val="C5613B"/>
+          <w:sz w:val="19"/>
+        </w:rPr>
+        <w:t xml:space="preserve">Environment constraint </w:t>
+      </w:r>
+      <w:r>
+        <w:rPr>
+          <w:i/>
+          <w:color w:val="C5613B"/>
+          <w:sz w:val="19"/>
+        </w:rPr>
+        <w:t>use Standard create, not Easy create. Easy create chooses the network, the subnet group, the security group and the public-access setting for you and does not let you change them, which is four of the settings this task specifies.</w:t>
+      </w:r>
+    </w:p>
+    <w:tbl>
+      <w:tblPr>
+        <w:tblW w:type="auto" w:w="0"/>
+        <w:tblLook w:firstColumn="1" w:firstRow="1" w:lastColumn="0" w:lastRow="0" w:noHBand="0" w:noVBand="1" w:val="04A0"/>
+      </w:tblPr>
+      <w:tblGrid>
+        <w:gridCol w:w="5233"/>
+        <w:gridCol w:w="5233"/>
+      </w:tblGrid>
+      <w:tr>
+        <w:tc>
+          <w:tcPr>
+            <w:tcW w:type="dxa" w:w="2381"/>
+            <w:tcBorders>
+              <w:top w:val="single" w:sz="4" w:space="0" w:color="E4DED3"/>
+              <w:left w:val="single" w:sz="4" w:space="0" w:color="E4DED3"/>
+              <w:bottom w:val="single" w:sz="4" w:space="0" w:color="E4DED3"/>
+              <w:right w:val="single" w:sz="4" w:space="0" w:color="E4DED3"/>
+            </w:tcBorders>
+            <w:shd w:val="clear" w:color="auto" w:fill="F8F4ED"/>
+          </w:tcPr>
+          <w:p>
+            <w:r>
+              <w:rPr>
+                <w:b/>
+                <w:sz w:val="19"/>
+              </w:rPr>
+              <w:t>Creation method</w:t>
+            </w:r>
+          </w:p>
+        </w:tc>
+        <w:tc>
+          <w:tcPr>
+            <w:tcW w:type="dxa" w:w="6576"/>
+            <w:tcBorders>
+              <w:top w:val="single" w:sz="4" w:space="0" w:color="E4DED3"/>
+              <w:left w:val="single" w:sz="4" w:space="0" w:color="E4DED3"/>
+              <w:bottom w:val="single" w:sz="4" w:space="0" w:color="E4DED3"/>
+              <w:right w:val="single" w:sz="4" w:space="0" w:color="E4DED3"/>
+            </w:tcBorders>
+          </w:tcPr>
+          <w:p>
+            <w:r>
+              <w:rPr>
+                <w:sz w:val="19"/>
+              </w:rPr>
+              <w:t>Standard create</w:t>
+            </w:r>
+          </w:p>
+        </w:tc>
+      </w:tr>
+      <w:tr>
+        <w:tc>
+          <w:tcPr>
+            <w:tcW w:type="dxa" w:w="2381"/>
+            <w:tcBorders>
+              <w:top w:val="single" w:sz="4" w:space="0" w:color="E4DED3"/>
+              <w:left w:val="single" w:sz="4" w:space="0" w:color="E4DED3"/>
+              <w:bottom w:val="single" w:sz="4" w:space="0" w:color="E4DED3"/>
+              <w:right w:val="single" w:sz="4" w:space="0" w:color="E4DED3"/>
+            </w:tcBorders>
+            <w:shd w:val="clear" w:color="auto" w:fill="F8F4ED"/>
+          </w:tcPr>
+          <w:p>
+            <w:r>
+              <w:rPr>
+                <w:b/>
+                <w:sz w:val="19"/>
+              </w:rPr>
+              <w:t>Engine</w:t>
+            </w:r>
+          </w:p>
+        </w:tc>
+        <w:tc>
+          <w:tcPr>
+            <w:tcW w:type="dxa" w:w="6576"/>
+            <w:tcBorders>
+              <w:top w:val="single" w:sz="4" w:space="0" w:color="E4DED3"/>
+              <w:left w:val="single" w:sz="4" w:space="0" w:color="E4DED3"/>
+              <w:bottom w:val="single" w:sz="4" w:space="0" w:color="E4DED3"/>
+              <w:right w:val="single" w:sz="4" w:space="0" w:color="E4DED3"/>
+            </w:tcBorders>
+          </w:tcPr>
+          <w:p>
+            <w:r>
+              <w:rPr>
+                <w:sz w:val="19"/>
+              </w:rPr>
+              <w:t>MySQL</w:t>
+            </w:r>
+          </w:p>
+        </w:tc>
+      </w:tr>
+      <w:tr>
+        <w:tc>
+          <w:tcPr>
+            <w:tcW w:type="dxa" w:w="2381"/>
+            <w:tcBorders>
+              <w:top w:val="single" w:sz="4" w:space="0" w:color="E4DED3"/>
+              <w:left w:val="single" w:sz="4" w:space="0" w:color="E4DED3"/>
+              <w:bottom w:val="single" w:sz="4" w:space="0" w:color="E4DED3"/>
+              <w:right w:val="single" w:sz="4" w:space="0" w:color="E4DED3"/>
+            </w:tcBorders>
+            <w:shd w:val="clear" w:color="auto" w:fill="F8F4ED"/>
+          </w:tcPr>
+          <w:p>
+            <w:r>
+              <w:rPr>
+                <w:b/>
+                <w:sz w:val="19"/>
+              </w:rPr>
+              <w:t>Template</w:t>
+            </w:r>
+          </w:p>
+        </w:tc>
+        <w:tc>
+          <w:tcPr>
+            <w:tcW w:type="dxa" w:w="6576"/>
+            <w:tcBorders>
+              <w:top w:val="single" w:sz="4" w:space="0" w:color="E4DED3"/>
+              <w:left w:val="single" w:sz="4" w:space="0" w:color="E4DED3"/>
+              <w:bottom w:val="single" w:sz="4" w:space="0" w:color="E4DED3"/>
+              <w:right w:val="single" w:sz="4" w:space="0" w:color="E4DED3"/>
+            </w:tcBorders>
+          </w:tcPr>
+          <w:p>
+            <w:r>
+              <w:rPr>
+                <w:sz w:val="19"/>
+              </w:rPr>
+              <w:t>Free tier, if offered</w:t>
+            </w:r>
+          </w:p>
+        </w:tc>
+      </w:tr>
+      <w:tr>
+        <w:tc>
+          <w:tcPr>
+            <w:tcW w:type="dxa" w:w="2381"/>
+            <w:tcBorders>
+              <w:top w:val="single" w:sz="4" w:space="0" w:color="E4DED3"/>
+              <w:left w:val="single" w:sz="4" w:space="0" w:color="E4DED3"/>
+              <w:bottom w:val="single" w:sz="4" w:space="0" w:color="E4DED3"/>
+              <w:right w:val="single" w:sz="4" w:space="0" w:color="E4DED3"/>
+            </w:tcBorders>
+            <w:shd w:val="clear" w:color="auto" w:fill="F8F4ED"/>
+          </w:tcPr>
+          <w:p>
+            <w:r>
+              <w:rPr>
+                <w:b/>
+                <w:sz w:val="19"/>
+              </w:rPr>
+              <w:t>Instance class</w:t>
+            </w:r>
+          </w:p>
+        </w:tc>
+        <w:tc>
+          <w:tcPr>
+            <w:tcW w:type="dxa" w:w="6576"/>
+            <w:tcBorders>
+              <w:top w:val="single" w:sz="4" w:space="0" w:color="E4DED3"/>
+              <w:left w:val="single" w:sz="4" w:space="0" w:color="E4DED3"/>
+              <w:bottom w:val="single" w:sz="4" w:space="0" w:color="E4DED3"/>
+              <w:right w:val="single" w:sz="4" w:space="0" w:color="E4DED3"/>
+            </w:tcBorders>
+          </w:tcPr>
+          <w:p>
+            <w:r>
+              <w:rPr>
+                <w:sz w:val="19"/>
+              </w:rPr>
+              <w:t>your choice — see the decision below</w:t>
+            </w:r>
+          </w:p>
+        </w:tc>
+      </w:tr>
+      <w:tr>
+        <w:tc>
+          <w:tcPr>
+            <w:tcW w:type="dxa" w:w="2381"/>
+            <w:tcBorders>
+              <w:top w:val="single" w:sz="4" w:space="0" w:color="E4DED3"/>
+              <w:left w:val="single" w:sz="4" w:space="0" w:color="E4DED3"/>
+              <w:bottom w:val="single" w:sz="4" w:space="0" w:color="E4DED3"/>
+              <w:right w:val="single" w:sz="4" w:space="0" w:color="E4DED3"/>
+            </w:tcBorders>
+            <w:shd w:val="clear" w:color="auto" w:fill="F8F4ED"/>
+          </w:tcPr>
+          <w:p>
+            <w:r>
+              <w:rPr>
+                <w:b/>
+                <w:sz w:val="19"/>
+              </w:rPr>
+              <w:t>Storage</w:t>
+            </w:r>
+          </w:p>
+        </w:tc>
+        <w:tc>
+          <w:tcPr>
+            <w:tcW w:type="dxa" w:w="6576"/>
+            <w:tcBorders>
+              <w:top w:val="single" w:sz="4" w:space="0" w:color="E4DED3"/>
+              <w:left w:val="single" w:sz="4" w:space="0" w:color="E4DED3"/>
+              <w:bottom w:val="single" w:sz="4" w:space="0" w:color="E4DED3"/>
+              <w:right w:val="single" w:sz="4" w:space="0" w:color="E4DED3"/>
+            </w:tcBorders>
+          </w:tcPr>
+          <w:p>
+            <w:r>
+              <w:rPr>
+                <w:sz w:val="19"/>
+              </w:rPr>
+              <w:t>gp3, 20 GB</w:t>
+            </w:r>
+          </w:p>
+        </w:tc>
+      </w:tr>
+      <w:tr>
+        <w:tc>
+          <w:tcPr>
+            <w:tcW w:type="dxa" w:w="2381"/>
+            <w:tcBorders>
+              <w:top w:val="single" w:sz="4" w:space="0" w:color="E4DED3"/>
+              <w:left w:val="single" w:sz="4" w:space="0" w:color="E4DED3"/>
+              <w:bottom w:val="single" w:sz="4" w:space="0" w:color="E4DED3"/>
+              <w:right w:val="single" w:sz="4" w:space="0" w:color="E4DED3"/>
+            </w:tcBorders>
+            <w:shd w:val="clear" w:color="auto" w:fill="F8F4ED"/>
+          </w:tcPr>
+          <w:p>
+            <w:r>
+              <w:rPr>
+                <w:b/>
+                <w:sz w:val="19"/>
+              </w:rPr>
+              <w:t>Multi-AZ</w:t>
+            </w:r>
+          </w:p>
+        </w:tc>
+        <w:tc>
+          <w:tcPr>
+            <w:tcW w:type="dxa" w:w="6576"/>
+            <w:tcBorders>
+              <w:top w:val="single" w:sz="4" w:space="0" w:color="E4DED3"/>
+              <w:left w:val="single" w:sz="4" w:space="0" w:color="E4DED3"/>
+              <w:bottom w:val="single" w:sz="4" w:space="0" w:color="E4DED3"/>
+              <w:right w:val="single" w:sz="4" w:space="0" w:color="E4DED3"/>
+            </w:tcBorders>
+          </w:tcPr>
+          <w:p>
+            <w:r>
+              <w:rPr>
+                <w:sz w:val="19"/>
+              </w:rPr>
+              <w:t>Do not create a standby. This build is deliberately single-AZ</w:t>
+            </w:r>
+          </w:p>
+        </w:tc>
+      </w:tr>
+      <w:tr>
+        <w:tc>
+          <w:tcPr>
+            <w:tcW w:type="dxa" w:w="2381"/>
+            <w:tcBorders>
+              <w:top w:val="single" w:sz="4" w:space="0" w:color="E4DED3"/>
+              <w:left w:val="single" w:sz="4" w:space="0" w:color="E4DED3"/>
+              <w:bottom w:val="single" w:sz="4" w:space="0" w:color="E4DED3"/>
+              <w:right w:val="single" w:sz="4" w:space="0" w:color="E4DED3"/>
+            </w:tcBorders>
+            <w:shd w:val="clear" w:color="auto" w:fill="F8F4ED"/>
+          </w:tcPr>
+          <w:p>
+            <w:r>
+              <w:rPr>
+                <w:b/>
+                <w:sz w:val="19"/>
+              </w:rPr>
+              <w:t>VPC</w:t>
+            </w:r>
+          </w:p>
+        </w:tc>
+        <w:tc>
+          <w:tcPr>
+            <w:tcW w:type="dxa" w:w="6576"/>
+            <w:tcBorders>
+              <w:top w:val="single" w:sz="4" w:space="0" w:color="E4DED3"/>
+              <w:left w:val="single" w:sz="4" w:space="0" w:color="E4DED3"/>
+              <w:bottom w:val="single" w:sz="4" w:space="0" w:color="E4DED3"/>
+              <w:right w:val="single" w:sz="4" w:space="0" w:color="E4DED3"/>
+            </w:tcBorders>
+          </w:tcPr>
+          <w:p>
+            <w:r>
+              <w:rPr>
+                <w:sz w:val="19"/>
+              </w:rPr>
+              <w:t>yat-lms-vpc</w:t>
+            </w:r>
+          </w:p>
+        </w:tc>
+      </w:tr>
+      <w:tr>
+        <w:tc>
+          <w:tcPr>
+            <w:tcW w:type="dxa" w:w="2381"/>
+            <w:tcBorders>
+              <w:top w:val="single" w:sz="4" w:space="0" w:color="E4DED3"/>
+              <w:left w:val="single" w:sz="4" w:space="0" w:color="E4DED3"/>
+              <w:bottom w:val="single" w:sz="4" w:space="0" w:color="E4DED3"/>
+              <w:right w:val="single" w:sz="4" w:space="0" w:color="E4DED3"/>
+            </w:tcBorders>
+            <w:shd w:val="clear" w:color="auto" w:fill="F8F4ED"/>
+          </w:tcPr>
+          <w:p>
+            <w:r>
+              <w:rPr>
+                <w:b/>
+                <w:sz w:val="19"/>
+              </w:rPr>
+              <w:t>Subnet group</w:t>
+            </w:r>
+          </w:p>
+        </w:tc>
+        <w:tc>
+          <w:tcPr>
+            <w:tcW w:type="dxa" w:w="6576"/>
+            <w:tcBorders>
+              <w:top w:val="single" w:sz="4" w:space="0" w:color="E4DED3"/>
+              <w:left w:val="single" w:sz="4" w:space="0" w:color="E4DED3"/>
+              <w:bottom w:val="single" w:sz="4" w:space="0" w:color="E4DED3"/>
+              <w:right w:val="single" w:sz="4" w:space="0" w:color="E4DED3"/>
+            </w:tcBorders>
+          </w:tcPr>
+          <w:p>
+            <w:r>
+              <w:rPr>
+                <w:sz w:val="19"/>
+              </w:rPr>
+              <w:t>yat-lms-db-subnet-group</w:t>
+            </w:r>
+          </w:p>
+        </w:tc>
+      </w:tr>
+      <w:tr>
+        <w:tc>
+          <w:tcPr>
+            <w:tcW w:type="dxa" w:w="2381"/>
+            <w:tcBorders>
+              <w:top w:val="single" w:sz="4" w:space="0" w:color="E4DED3"/>
+              <w:left w:val="single" w:sz="4" w:space="0" w:color="E4DED3"/>
+              <w:bottom w:val="single" w:sz="4" w:space="0" w:color="E4DED3"/>
+              <w:right w:val="single" w:sz="4" w:space="0" w:color="E4DED3"/>
+            </w:tcBorders>
+            <w:shd w:val="clear" w:color="auto" w:fill="F8F4ED"/>
+          </w:tcPr>
+          <w:p>
+            <w:r>
+              <w:rPr>
+                <w:b/>
+                <w:sz w:val="19"/>
+              </w:rPr>
+              <w:t>Public access</w:t>
+            </w:r>
+          </w:p>
+        </w:tc>
+        <w:tc>
+          <w:tcPr>
+            <w:tcW w:type="dxa" w:w="6576"/>
+            <w:tcBorders>
+              <w:top w:val="single" w:sz="4" w:space="0" w:color="E4DED3"/>
+              <w:left w:val="single" w:sz="4" w:space="0" w:color="E4DED3"/>
+              <w:bottom w:val="single" w:sz="4" w:space="0" w:color="E4DED3"/>
+              <w:right w:val="single" w:sz="4" w:space="0" w:color="E4DED3"/>
+            </w:tcBorders>
+          </w:tcPr>
+          <w:p>
+            <w:r>
+              <w:rPr>
+                <w:sz w:val="19"/>
+              </w:rPr>
+              <w:t>No</w:t>
+            </w:r>
+          </w:p>
+        </w:tc>
+      </w:tr>
+      <w:tr>
+        <w:tc>
+          <w:tcPr>
+            <w:tcW w:type="dxa" w:w="2381"/>
+            <w:tcBorders>
+              <w:top w:val="single" w:sz="4" w:space="0" w:color="E4DED3"/>
+              <w:left w:val="single" w:sz="4" w:space="0" w:color="E4DED3"/>
+              <w:bottom w:val="single" w:sz="4" w:space="0" w:color="E4DED3"/>
+              <w:right w:val="single" w:sz="4" w:space="0" w:color="E4DED3"/>
+            </w:tcBorders>
+            <w:shd w:val="clear" w:color="auto" w:fill="F8F4ED"/>
+          </w:tcPr>
+          <w:p>
+            <w:r>
+              <w:rPr>
+                <w:b/>
+                <w:sz w:val="19"/>
+              </w:rPr>
+              <w:t>Security group</w:t>
+            </w:r>
+          </w:p>
+        </w:tc>
+        <w:tc>
+          <w:tcPr>
+            <w:tcW w:type="dxa" w:w="6576"/>
+            <w:tcBorders>
+              <w:top w:val="single" w:sz="4" w:space="0" w:color="E4DED3"/>
+              <w:left w:val="single" w:sz="4" w:space="0" w:color="E4DED3"/>
+              <w:bottom w:val="single" w:sz="4" w:space="0" w:color="E4DED3"/>
+              <w:right w:val="single" w:sz="4" w:space="0" w:color="E4DED3"/>
+            </w:tcBorders>
+          </w:tcPr>
+          <w:p>
+            <w:r>
+              <w:rPr>
+                <w:sz w:val="19"/>
+              </w:rPr>
+              <w:t>yat-lms-db-sg. Remove the default group if the console adds it</w:t>
+            </w:r>
+          </w:p>
+        </w:tc>
+      </w:tr>
+      <w:tr>
+        <w:tc>
+          <w:tcPr>
+            <w:tcW w:type="dxa" w:w="2381"/>
+            <w:tcBorders>
+              <w:top w:val="single" w:sz="4" w:space="0" w:color="E4DED3"/>
+              <w:left w:val="single" w:sz="4" w:space="0" w:color="E4DED3"/>
+              <w:bottom w:val="single" w:sz="4" w:space="0" w:color="E4DED3"/>
+              <w:right w:val="single" w:sz="4" w:space="0" w:color="E4DED3"/>
+            </w:tcBorders>
+            <w:shd w:val="clear" w:color="auto" w:fill="F8F4ED"/>
+          </w:tcPr>
+          <w:p>
+            <w:r>
+              <w:rPr>
+                <w:b/>
+                <w:sz w:val="19"/>
+              </w:rPr>
+              <w:t>Encryption</w:t>
+            </w:r>
+          </w:p>
+        </w:tc>
+        <w:tc>
+          <w:tcPr>
+            <w:tcW w:type="dxa" w:w="6576"/>
+            <w:tcBorders>
+              <w:top w:val="single" w:sz="4" w:space="0" w:color="E4DED3"/>
+              <w:left w:val="single" w:sz="4" w:space="0" w:color="E4DED3"/>
+              <w:bottom w:val="single" w:sz="4" w:space="0" w:color="E4DED3"/>
+              <w:right w:val="single" w:sz="4" w:space="0" w:color="E4DED3"/>
+            </w:tcBorders>
+          </w:tcPr>
+          <w:p>
+            <w:r>
+              <w:rPr>
+                <w:sz w:val="19"/>
+              </w:rPr>
+              <w:t>enabled</w:t>
+            </w:r>
+          </w:p>
+        </w:tc>
+      </w:tr>
+      <w:tr>
+        <w:tc>
+          <w:tcPr>
+            <w:tcW w:type="dxa" w:w="2381"/>
+            <w:tcBorders>
+              <w:top w:val="single" w:sz="4" w:space="0" w:color="E4DED3"/>
+              <w:left w:val="single" w:sz="4" w:space="0" w:color="E4DED3"/>
+              <w:bottom w:val="single" w:sz="4" w:space="0" w:color="E4DED3"/>
+              <w:right w:val="single" w:sz="4" w:space="0" w:color="E4DED3"/>
+            </w:tcBorders>
+            <w:shd w:val="clear" w:color="auto" w:fill="F8F4ED"/>
+          </w:tcPr>
+          <w:p>
+            <w:r>
+              <w:rPr>
+                <w:b/>
+                <w:sz w:val="19"/>
+              </w:rPr>
+              <w:t>Backup retention</w:t>
+            </w:r>
+          </w:p>
+        </w:tc>
+        <w:tc>
+          <w:tcPr>
+            <w:tcW w:type="dxa" w:w="6576"/>
+            <w:tcBorders>
+              <w:top w:val="single" w:sz="4" w:space="0" w:color="E4DED3"/>
+              <w:left w:val="single" w:sz="4" w:space="0" w:color="E4DED3"/>
+              <w:bottom w:val="single" w:sz="4" w:space="0" w:color="E4DED3"/>
+              <w:right w:val="single" w:sz="4" w:space="0" w:color="E4DED3"/>
+            </w:tcBorders>
+          </w:tcPr>
+          <w:p>
+            <w:r>
+              <w:rPr>
+                <w:sz w:val="19"/>
+              </w:rPr>
+              <w:t>7 days</w:t>
+            </w:r>
+          </w:p>
+        </w:tc>
+      </w:tr>
+    </w:tbl>
+    <w:p/>
+    <w:p>
+      <w:pPr>
+        <w:spacing w:after="60"/>
+      </w:pPr>
+      <w:r>
+        <w:rPr>
+          <w:b/>
+          <w:i w:val="0"/>
+          <w:sz w:val="21"/>
+        </w:rPr>
+        <w:t>Your decision</w:t>
+      </w:r>
+    </w:p>
+    <w:p>
+      <w:pPr>
+        <w:spacing w:after="120"/>
+      </w:pPr>
+      <w:r>
+        <w:rPr>
+          <w:b w:val="0"/>
+          <w:i/>
+          <w:color w:val="6B6660"/>
+          <w:sz w:val="19"/>
+        </w:rPr>
+        <w:t>Choose the database instance class: db.t3.micro or db.t3.small. Name the one you did not choose, say which you chose, and explain why against the workload.</w:t>
+      </w:r>
+    </w:p>
+    <w:tbl>
+      <w:tblPr>
+        <w:tblW w:type="auto" w:w="0"/>
+        <w:tblLook w:firstColumn="1" w:firstRow="1" w:lastColumn="0" w:lastRow="0" w:noHBand="0" w:noVBand="1" w:val="04A0"/>
+      </w:tblPr>
+      <w:tblGrid>
+        <w:gridCol w:w="10466"/>
+      </w:tblGrid>
+      <w:tr>
+        <w:tc>
+          <w:tcPr>
+            <w:tcW w:type="dxa" w:w="9411"/>
+            <w:tcBorders>
+              <w:top w:val="single" w:sz="4" w:space="0" w:color="E4DED3"/>
+              <w:left w:val="single" w:sz="4" w:space="0" w:color="E4DED3"/>
+              <w:bottom w:val="single" w:sz="4" w:space="0" w:color="E4DED3"/>
+              <w:right w:val="single" w:sz="4" w:space="0" w:color="E4DED3"/>
+            </w:tcBorders>
+            <w:shd w:val="clear" w:color="auto" w:fill="F8F4ED"/>
+          </w:tcPr>
+          <w:p>
+            <w:pPr>
+              <w:jc w:val="center"/>
+            </w:pPr>
+            <w:r>
+              <w:rPr>
+                <w:b/>
+                <w:i w:val="0"/>
+                <w:sz w:val="20"/>
+              </w:rPr>
+              <w:t>[ WRITE YOUR ANSWER HERE ]</w:t>
+            </w:r>
+          </w:p>
+        </w:tc>
+      </w:tr>
+    </w:tbl>
+    <w:p/>
+    <w:p>
+      <w:pPr>
+        <w:spacing w:after="60"/>
+      </w:pPr>
+      <w:r>
+        <w:rPr>
+          <w:b/>
+          <w:i w:val="0"/>
+          <w:sz w:val="21"/>
+        </w:rPr>
+        <w:t>Evidence</w:t>
+      </w:r>
+    </w:p>
+    <w:tbl>
+      <w:tblPr>
+        <w:tblW w:type="auto" w:w="0"/>
+        <w:tblLook w:firstColumn="1" w:firstRow="1" w:lastColumn="0" w:lastRow="0" w:noHBand="0" w:noVBand="1" w:val="04A0"/>
+      </w:tblPr>
+      <w:tblGrid>
+        <w:gridCol w:w="10466"/>
+      </w:tblGrid>
+      <w:tr>
+        <w:tc>
+          <w:tcPr>
+            <w:tcW w:type="dxa" w:w="9411"/>
+            <w:tcBorders>
+              <w:top w:val="single" w:sz="4" w:space="0" w:color="E4DED3"/>
+              <w:left w:val="single" w:sz="4" w:space="0" w:color="E4DED3"/>
+              <w:bottom w:val="single" w:sz="4" w:space="0" w:color="E4DED3"/>
+              <w:right w:val="single" w:sz="4" w:space="0" w:color="E4DED3"/>
+            </w:tcBorders>
+            <w:shd w:val="clear" w:color="auto" w:fill="F8F4ED"/>
+          </w:tcPr>
+          <w:p>
+            <w:pPr>
+              <w:jc w:val="center"/>
+            </w:pPr>
+            <w:r>
+              <w:rPr>
+                <w:b/>
+                <w:i w:val="0"/>
+                <w:sz w:val="20"/>
+              </w:rPr>
+              <w:t>[ PASTE YOUR SCREENSHOT HERE ]</w:t>
+            </w:r>
+          </w:p>
+          <w:p>
+            <w:pPr>
+              <w:jc w:val="left"/>
+            </w:pPr>
+            <w:r>
+              <w:rPr>
+                <w:b w:val="0"/>
+                <w:i/>
+                <w:color w:val="6B6660"/>
+                <w:sz w:val="19"/>
+              </w:rPr>
+              <w:t>the database summary showing Available, its class, encryption enabled and public access set to No.</w:t>
+            </w:r>
+          </w:p>
+        </w:tc>
+      </w:tr>
+    </w:tbl>
+    <w:p/>
+    <w:p>
+      <w:pPr>
+        <w:spacing w:before="200" w:after="0"/>
+      </w:pPr>
+      <w:r>
+        <w:rPr>
+          <w:b/>
+          <w:color w:val="1F5A5C"/>
+          <w:sz w:val="16"/>
+        </w:rPr>
+        <w:t>TASK 16</w:t>
+      </w:r>
+    </w:p>
+    <w:p>
+      <w:pPr>
+        <w:pStyle w:val="Heading2"/>
+      </w:pPr>
+      <w:r>
+        <w:t>Create the two monitoring alarms</w:t>
+      </w:r>
+    </w:p>
+    <w:p>
+      <w:pPr>
+        <w:spacing w:after="120"/>
+      </w:pPr>
+      <w:r>
+        <w:rPr>
+          <w:b w:val="0"/>
+          <w:i w:val="0"/>
+          <w:sz w:val="21"/>
+        </w:rPr>
+        <w:t>Create two CloudWatch alarms, using the settings below. They are the baseline monitoring that tells the platform when something is wrong — one watching whether the application tier is serving, one watching whether the database is running out of room.</w:t>
+      </w:r>
+    </w:p>
+    <w:tbl>
+      <w:tblPr>
+        <w:tblW w:type="auto" w:w="0"/>
+        <w:tblLook w:firstColumn="1" w:firstRow="1" w:lastColumn="0" w:lastRow="0" w:noHBand="0" w:noVBand="1" w:val="04A0"/>
+      </w:tblPr>
+      <w:tblGrid>
+        <w:gridCol w:w="5233"/>
+        <w:gridCol w:w="5233"/>
+      </w:tblGrid>
+      <w:tr>
+        <w:tc>
+          <w:tcPr>
+            <w:tcW w:type="dxa" w:w="2381"/>
+            <w:tcBorders>
+              <w:top w:val="single" w:sz="4" w:space="0" w:color="E4DED3"/>
+              <w:left w:val="single" w:sz="4" w:space="0" w:color="E4DED3"/>
+              <w:bottom w:val="single" w:sz="4" w:space="0" w:color="E4DED3"/>
+              <w:right w:val="single" w:sz="4" w:space="0" w:color="E4DED3"/>
+            </w:tcBorders>
+            <w:shd w:val="clear" w:color="auto" w:fill="F8F4ED"/>
+          </w:tcPr>
+          <w:p>
+            <w:r>
+              <w:rPr>
+                <w:b/>
+                <w:sz w:val="19"/>
+              </w:rPr>
+              <w:t>Notification topic</w:t>
+            </w:r>
+          </w:p>
+        </w:tc>
+        <w:tc>
+          <w:tcPr>
+            <w:tcW w:type="dxa" w:w="6576"/>
+            <w:tcBorders>
+              <w:top w:val="single" w:sz="4" w:space="0" w:color="E4DED3"/>
+              <w:left w:val="single" w:sz="4" w:space="0" w:color="E4DED3"/>
+              <w:bottom w:val="single" w:sz="4" w:space="0" w:color="E4DED3"/>
+              <w:right w:val="single" w:sz="4" w:space="0" w:color="E4DED3"/>
+            </w:tcBorders>
+          </w:tcPr>
+          <w:p>
+            <w:r>
+              <w:rPr>
+                <w:sz w:val="19"/>
+              </w:rPr>
+              <w:t>create an SNS topic named yat-lms-alerts with your own email address, and use it for both alarms. You do not need to confirm the subscription email for the alarm to be created</w:t>
+            </w:r>
+          </w:p>
+        </w:tc>
+      </w:tr>
+      <w:tr>
+        <w:tc>
+          <w:tcPr>
+            <w:tcW w:type="dxa" w:w="2381"/>
+            <w:tcBorders>
+              <w:top w:val="single" w:sz="4" w:space="0" w:color="E4DED3"/>
+              <w:left w:val="single" w:sz="4" w:space="0" w:color="E4DED3"/>
+              <w:bottom w:val="single" w:sz="4" w:space="0" w:color="E4DED3"/>
+              <w:right w:val="single" w:sz="4" w:space="0" w:color="E4DED3"/>
+            </w:tcBorders>
+            <w:shd w:val="clear" w:color="auto" w:fill="F8F4ED"/>
+          </w:tcPr>
+          <w:p>
+            <w:r>
+              <w:rPr>
+                <w:b/>
+                <w:sz w:val="19"/>
+              </w:rPr>
+              <w:t>─ Alarm 1 ─</w:t>
+            </w:r>
+          </w:p>
+        </w:tc>
+        <w:tc>
+          <w:tcPr>
+            <w:tcW w:type="dxa" w:w="6576"/>
+            <w:tcBorders>
+              <w:top w:val="single" w:sz="4" w:space="0" w:color="E4DED3"/>
+              <w:left w:val="single" w:sz="4" w:space="0" w:color="E4DED3"/>
+              <w:bottom w:val="single" w:sz="4" w:space="0" w:color="E4DED3"/>
+              <w:right w:val="single" w:sz="4" w:space="0" w:color="E4DED3"/>
+            </w:tcBorders>
+          </w:tcPr>
+          <w:p>
+            <w:r>
+              <w:rPr>
+                <w:sz w:val="19"/>
+              </w:rPr>
+              <w:t>the application tier is not serving</w:t>
+            </w:r>
+          </w:p>
+        </w:tc>
+      </w:tr>
+      <w:tr>
+        <w:tc>
+          <w:tcPr>
+            <w:tcW w:type="dxa" w:w="2381"/>
+            <w:tcBorders>
+              <w:top w:val="single" w:sz="4" w:space="0" w:color="E4DED3"/>
+              <w:left w:val="single" w:sz="4" w:space="0" w:color="E4DED3"/>
+              <w:bottom w:val="single" w:sz="4" w:space="0" w:color="E4DED3"/>
+              <w:right w:val="single" w:sz="4" w:space="0" w:color="E4DED3"/>
+            </w:tcBorders>
+            <w:shd w:val="clear" w:color="auto" w:fill="F8F4ED"/>
+          </w:tcPr>
+          <w:p>
+            <w:r>
+              <w:rPr>
+                <w:b/>
+                <w:sz w:val="19"/>
+              </w:rPr>
+              <w:t>Metric</w:t>
+            </w:r>
+          </w:p>
+        </w:tc>
+        <w:tc>
+          <w:tcPr>
+            <w:tcW w:type="dxa" w:w="6576"/>
+            <w:tcBorders>
+              <w:top w:val="single" w:sz="4" w:space="0" w:color="E4DED3"/>
+              <w:left w:val="single" w:sz="4" w:space="0" w:color="E4DED3"/>
+              <w:bottom w:val="single" w:sz="4" w:space="0" w:color="E4DED3"/>
+              <w:right w:val="single" w:sz="4" w:space="0" w:color="E4DED3"/>
+            </w:tcBorders>
+          </w:tcPr>
+          <w:p>
+            <w:r>
+              <w:rPr>
+                <w:sz w:val="19"/>
+              </w:rPr>
+              <w:t>Application ELB → Per AppELB, per TG Metrics → UnHealthyHostCount, filtered to yat-lms-alb and yat-lms-tg</w:t>
+            </w:r>
+          </w:p>
+        </w:tc>
+      </w:tr>
+      <w:tr>
+        <w:tc>
+          <w:tcPr>
+            <w:tcW w:type="dxa" w:w="2381"/>
+            <w:tcBorders>
+              <w:top w:val="single" w:sz="4" w:space="0" w:color="E4DED3"/>
+              <w:left w:val="single" w:sz="4" w:space="0" w:color="E4DED3"/>
+              <w:bottom w:val="single" w:sz="4" w:space="0" w:color="E4DED3"/>
+              <w:right w:val="single" w:sz="4" w:space="0" w:color="E4DED3"/>
+            </w:tcBorders>
+            <w:shd w:val="clear" w:color="auto" w:fill="F8F4ED"/>
+          </w:tcPr>
+          <w:p>
+            <w:r>
+              <w:rPr>
+                <w:b/>
+                <w:sz w:val="19"/>
+              </w:rPr>
+              <w:t>Statistic</w:t>
+            </w:r>
+          </w:p>
+        </w:tc>
+        <w:tc>
+          <w:tcPr>
+            <w:tcW w:type="dxa" w:w="6576"/>
+            <w:tcBorders>
+              <w:top w:val="single" w:sz="4" w:space="0" w:color="E4DED3"/>
+              <w:left w:val="single" w:sz="4" w:space="0" w:color="E4DED3"/>
+              <w:bottom w:val="single" w:sz="4" w:space="0" w:color="E4DED3"/>
+              <w:right w:val="single" w:sz="4" w:space="0" w:color="E4DED3"/>
+            </w:tcBorders>
+          </w:tcPr>
+          <w:p>
+            <w:r>
+              <w:rPr>
+                <w:sz w:val="19"/>
+              </w:rPr>
+              <w:t>Maximum</w:t>
+            </w:r>
+          </w:p>
+        </w:tc>
+      </w:tr>
+      <w:tr>
+        <w:tc>
+          <w:tcPr>
+            <w:tcW w:type="dxa" w:w="2381"/>
+            <w:tcBorders>
+              <w:top w:val="single" w:sz="4" w:space="0" w:color="E4DED3"/>
+              <w:left w:val="single" w:sz="4" w:space="0" w:color="E4DED3"/>
+              <w:bottom w:val="single" w:sz="4" w:space="0" w:color="E4DED3"/>
+              <w:right w:val="single" w:sz="4" w:space="0" w:color="E4DED3"/>
+            </w:tcBorders>
+            <w:shd w:val="clear" w:color="auto" w:fill="F8F4ED"/>
+          </w:tcPr>
+          <w:p>
+            <w:r>
+              <w:rPr>
+                <w:b/>
+                <w:sz w:val="19"/>
+              </w:rPr>
+              <w:t>Period</w:t>
+            </w:r>
+          </w:p>
+        </w:tc>
+        <w:tc>
+          <w:tcPr>
+            <w:tcW w:type="dxa" w:w="6576"/>
+            <w:tcBorders>
+              <w:top w:val="single" w:sz="4" w:space="0" w:color="E4DED3"/>
+              <w:left w:val="single" w:sz="4" w:space="0" w:color="E4DED3"/>
+              <w:bottom w:val="single" w:sz="4" w:space="0" w:color="E4DED3"/>
+              <w:right w:val="single" w:sz="4" w:space="0" w:color="E4DED3"/>
+            </w:tcBorders>
+          </w:tcPr>
+          <w:p>
+            <w:r>
+              <w:rPr>
+                <w:sz w:val="19"/>
+              </w:rPr>
+              <w:t>1 minute</w:t>
+            </w:r>
+          </w:p>
+        </w:tc>
+      </w:tr>
+      <w:tr>
+        <w:tc>
+          <w:tcPr>
+            <w:tcW w:type="dxa" w:w="2381"/>
+            <w:tcBorders>
+              <w:top w:val="single" w:sz="4" w:space="0" w:color="E4DED3"/>
+              <w:left w:val="single" w:sz="4" w:space="0" w:color="E4DED3"/>
+              <w:bottom w:val="single" w:sz="4" w:space="0" w:color="E4DED3"/>
+              <w:right w:val="single" w:sz="4" w:space="0" w:color="E4DED3"/>
+            </w:tcBorders>
+            <w:shd w:val="clear" w:color="auto" w:fill="F8F4ED"/>
+          </w:tcPr>
+          <w:p>
+            <w:r>
+              <w:rPr>
+                <w:b/>
+                <w:sz w:val="19"/>
+              </w:rPr>
+              <w:t>Threshold type</w:t>
+            </w:r>
+          </w:p>
+        </w:tc>
+        <w:tc>
+          <w:tcPr>
+            <w:tcW w:type="dxa" w:w="6576"/>
+            <w:tcBorders>
+              <w:top w:val="single" w:sz="4" w:space="0" w:color="E4DED3"/>
+              <w:left w:val="single" w:sz="4" w:space="0" w:color="E4DED3"/>
+              <w:bottom w:val="single" w:sz="4" w:space="0" w:color="E4DED3"/>
+              <w:right w:val="single" w:sz="4" w:space="0" w:color="E4DED3"/>
+            </w:tcBorders>
+          </w:tcPr>
+          <w:p>
+            <w:r>
+              <w:rPr>
+                <w:sz w:val="19"/>
+              </w:rPr>
+              <w:t>Static</w:t>
+            </w:r>
+          </w:p>
+        </w:tc>
+      </w:tr>
+      <w:tr>
+        <w:tc>
+          <w:tcPr>
+            <w:tcW w:type="dxa" w:w="2381"/>
+            <w:tcBorders>
+              <w:top w:val="single" w:sz="4" w:space="0" w:color="E4DED3"/>
+              <w:left w:val="single" w:sz="4" w:space="0" w:color="E4DED3"/>
+              <w:bottom w:val="single" w:sz="4" w:space="0" w:color="E4DED3"/>
+              <w:right w:val="single" w:sz="4" w:space="0" w:color="E4DED3"/>
+            </w:tcBorders>
+            <w:shd w:val="clear" w:color="auto" w:fill="F8F4ED"/>
+          </w:tcPr>
+          <w:p>
+            <w:r>
+              <w:rPr>
+                <w:b/>
+                <w:sz w:val="19"/>
+              </w:rPr>
+              <w:t>Condition</w:t>
+            </w:r>
+          </w:p>
+        </w:tc>
+        <w:tc>
+          <w:tcPr>
+            <w:tcW w:type="dxa" w:w="6576"/>
+            <w:tcBorders>
+              <w:top w:val="single" w:sz="4" w:space="0" w:color="E4DED3"/>
+              <w:left w:val="single" w:sz="4" w:space="0" w:color="E4DED3"/>
+              <w:bottom w:val="single" w:sz="4" w:space="0" w:color="E4DED3"/>
+              <w:right w:val="single" w:sz="4" w:space="0" w:color="E4DED3"/>
+            </w:tcBorders>
+          </w:tcPr>
+          <w:p>
+            <w:r>
+              <w:rPr>
+                <w:sz w:val="19"/>
+              </w:rPr>
+              <w:t>Whenever UnHealthyHostCount is Greater/Equal than 1</w:t>
+            </w:r>
+          </w:p>
+        </w:tc>
+      </w:tr>
+      <w:tr>
+        <w:tc>
+          <w:tcPr>
+            <w:tcW w:type="dxa" w:w="2381"/>
+            <w:tcBorders>
+              <w:top w:val="single" w:sz="4" w:space="0" w:color="E4DED3"/>
+              <w:left w:val="single" w:sz="4" w:space="0" w:color="E4DED3"/>
+              <w:bottom w:val="single" w:sz="4" w:space="0" w:color="E4DED3"/>
+              <w:right w:val="single" w:sz="4" w:space="0" w:color="E4DED3"/>
+            </w:tcBorders>
+            <w:shd w:val="clear" w:color="auto" w:fill="F8F4ED"/>
+          </w:tcPr>
+          <w:p>
+            <w:r>
+              <w:rPr>
+                <w:b/>
+                <w:sz w:val="19"/>
+              </w:rPr>
+              <w:t>Datapoints to alarm</w:t>
+            </w:r>
+          </w:p>
+        </w:tc>
+        <w:tc>
+          <w:tcPr>
+            <w:tcW w:type="dxa" w:w="6576"/>
+            <w:tcBorders>
+              <w:top w:val="single" w:sz="4" w:space="0" w:color="E4DED3"/>
+              <w:left w:val="single" w:sz="4" w:space="0" w:color="E4DED3"/>
+              <w:bottom w:val="single" w:sz="4" w:space="0" w:color="E4DED3"/>
+              <w:right w:val="single" w:sz="4" w:space="0" w:color="E4DED3"/>
+            </w:tcBorders>
+          </w:tcPr>
+          <w:p>
+            <w:r>
+              <w:rPr>
+                <w:sz w:val="19"/>
+              </w:rPr>
+              <w:t>1 out of 1</w:t>
+            </w:r>
+          </w:p>
+        </w:tc>
+      </w:tr>
+      <w:tr>
+        <w:tc>
+          <w:tcPr>
+            <w:tcW w:type="dxa" w:w="2381"/>
+            <w:tcBorders>
+              <w:top w:val="single" w:sz="4" w:space="0" w:color="E4DED3"/>
+              <w:left w:val="single" w:sz="4" w:space="0" w:color="E4DED3"/>
+              <w:bottom w:val="single" w:sz="4" w:space="0" w:color="E4DED3"/>
+              <w:right w:val="single" w:sz="4" w:space="0" w:color="E4DED3"/>
+            </w:tcBorders>
+            <w:shd w:val="clear" w:color="auto" w:fill="F8F4ED"/>
+          </w:tcPr>
+          <w:p>
+            <w:r>
+              <w:rPr>
+                <w:b/>
+                <w:sz w:val="19"/>
+              </w:rPr>
+              <w:t>Missing data treatment</w:t>
+            </w:r>
+          </w:p>
+        </w:tc>
+        <w:tc>
+          <w:tcPr>
+            <w:tcW w:type="dxa" w:w="6576"/>
+            <w:tcBorders>
+              <w:top w:val="single" w:sz="4" w:space="0" w:color="E4DED3"/>
+              <w:left w:val="single" w:sz="4" w:space="0" w:color="E4DED3"/>
+              <w:bottom w:val="single" w:sz="4" w:space="0" w:color="E4DED3"/>
+              <w:right w:val="single" w:sz="4" w:space="0" w:color="E4DED3"/>
+            </w:tcBorders>
+          </w:tcPr>
+          <w:p>
+            <w:r>
+              <w:rPr>
+                <w:sz w:val="19"/>
+              </w:rPr>
+              <w:t>Treat missing data as missing</w:t>
+            </w:r>
+          </w:p>
+        </w:tc>
+      </w:tr>
+      <w:tr>
+        <w:tc>
+          <w:tcPr>
+            <w:tcW w:type="dxa" w:w="2381"/>
+            <w:tcBorders>
+              <w:top w:val="single" w:sz="4" w:space="0" w:color="E4DED3"/>
+              <w:left w:val="single" w:sz="4" w:space="0" w:color="E4DED3"/>
+              <w:bottom w:val="single" w:sz="4" w:space="0" w:color="E4DED3"/>
+              <w:right w:val="single" w:sz="4" w:space="0" w:color="E4DED3"/>
+            </w:tcBorders>
+            <w:shd w:val="clear" w:color="auto" w:fill="F8F4ED"/>
+          </w:tcPr>
+          <w:p>
+            <w:r>
+              <w:rPr>
+                <w:b/>
+                <w:sz w:val="19"/>
+              </w:rPr>
+              <w:t>Notification</w:t>
+            </w:r>
+          </w:p>
+        </w:tc>
+        <w:tc>
+          <w:tcPr>
+            <w:tcW w:type="dxa" w:w="6576"/>
+            <w:tcBorders>
+              <w:top w:val="single" w:sz="4" w:space="0" w:color="E4DED3"/>
+              <w:left w:val="single" w:sz="4" w:space="0" w:color="E4DED3"/>
+              <w:bottom w:val="single" w:sz="4" w:space="0" w:color="E4DED3"/>
+              <w:right w:val="single" w:sz="4" w:space="0" w:color="E4DED3"/>
+            </w:tcBorders>
+          </w:tcPr>
+          <w:p>
+            <w:r>
+              <w:rPr>
+                <w:sz w:val="19"/>
+              </w:rPr>
+              <w:t>In alarm → yat-lms-alerts</w:t>
+            </w:r>
+          </w:p>
+        </w:tc>
+      </w:tr>
+      <w:tr>
+        <w:tc>
+          <w:tcPr>
+            <w:tcW w:type="dxa" w:w="2381"/>
+            <w:tcBorders>
+              <w:top w:val="single" w:sz="4" w:space="0" w:color="E4DED3"/>
+              <w:left w:val="single" w:sz="4" w:space="0" w:color="E4DED3"/>
+              <w:bottom w:val="single" w:sz="4" w:space="0" w:color="E4DED3"/>
+              <w:right w:val="single" w:sz="4" w:space="0" w:color="E4DED3"/>
+            </w:tcBorders>
+            <w:shd w:val="clear" w:color="auto" w:fill="F8F4ED"/>
+          </w:tcPr>
+          <w:p>
+            <w:r>
+              <w:rPr>
+                <w:b/>
+                <w:sz w:val="19"/>
+              </w:rPr>
+              <w:t>Name</w:t>
+            </w:r>
+          </w:p>
+        </w:tc>
+        <w:tc>
+          <w:tcPr>
+            <w:tcW w:type="dxa" w:w="6576"/>
+            <w:tcBorders>
+              <w:top w:val="single" w:sz="4" w:space="0" w:color="E4DED3"/>
+              <w:left w:val="single" w:sz="4" w:space="0" w:color="E4DED3"/>
+              <w:bottom w:val="single" w:sz="4" w:space="0" w:color="E4DED3"/>
+              <w:right w:val="single" w:sz="4" w:space="0" w:color="E4DED3"/>
+            </w:tcBorders>
+          </w:tcPr>
+          <w:p>
+            <w:r>
+              <w:rPr>
+                <w:sz w:val="19"/>
+              </w:rPr>
+              <w:t>yat-lms-unhealthy-hosts</w:t>
+            </w:r>
+          </w:p>
+        </w:tc>
+      </w:tr>
+      <w:tr>
+        <w:tc>
+          <w:tcPr>
+            <w:tcW w:type="dxa" w:w="2381"/>
+            <w:tcBorders>
+              <w:top w:val="single" w:sz="4" w:space="0" w:color="E4DED3"/>
+              <w:left w:val="single" w:sz="4" w:space="0" w:color="E4DED3"/>
+              <w:bottom w:val="single" w:sz="4" w:space="0" w:color="E4DED3"/>
+              <w:right w:val="single" w:sz="4" w:space="0" w:color="E4DED3"/>
+            </w:tcBorders>
+            <w:shd w:val="clear" w:color="auto" w:fill="F8F4ED"/>
+          </w:tcPr>
+          <w:p>
+            <w:r>
+              <w:rPr>
+                <w:b/>
+                <w:sz w:val="19"/>
+              </w:rPr>
+              <w:t>Description</w:t>
+            </w:r>
+          </w:p>
+        </w:tc>
+        <w:tc>
+          <w:tcPr>
+            <w:tcW w:type="dxa" w:w="6576"/>
+            <w:tcBorders>
+              <w:top w:val="single" w:sz="4" w:space="0" w:color="E4DED3"/>
+              <w:left w:val="single" w:sz="4" w:space="0" w:color="E4DED3"/>
+              <w:bottom w:val="single" w:sz="4" w:space="0" w:color="E4DED3"/>
+              <w:right w:val="single" w:sz="4" w:space="0" w:color="E4DED3"/>
+            </w:tcBorders>
+          </w:tcPr>
+          <w:p>
+            <w:r>
+              <w:rPr>
+                <w:sz w:val="19"/>
+              </w:rPr>
+              <w:t>any target behind the load balancer has failed its health check</w:t>
+            </w:r>
+          </w:p>
+        </w:tc>
+      </w:tr>
+      <w:tr>
+        <w:tc>
+          <w:tcPr>
+            <w:tcW w:type="dxa" w:w="2381"/>
+            <w:tcBorders>
+              <w:top w:val="single" w:sz="4" w:space="0" w:color="E4DED3"/>
+              <w:left w:val="single" w:sz="4" w:space="0" w:color="E4DED3"/>
+              <w:bottom w:val="single" w:sz="4" w:space="0" w:color="E4DED3"/>
+              <w:right w:val="single" w:sz="4" w:space="0" w:color="E4DED3"/>
+            </w:tcBorders>
+            <w:shd w:val="clear" w:color="auto" w:fill="F8F4ED"/>
+          </w:tcPr>
+          <w:p>
+            <w:r>
+              <w:rPr>
+                <w:b/>
+                <w:sz w:val="19"/>
+              </w:rPr>
+              <w:t>─ Alarm 2 ─</w:t>
+            </w:r>
+          </w:p>
+        </w:tc>
+        <w:tc>
+          <w:tcPr>
+            <w:tcW w:type="dxa" w:w="6576"/>
+            <w:tcBorders>
+              <w:top w:val="single" w:sz="4" w:space="0" w:color="E4DED3"/>
+              <w:left w:val="single" w:sz="4" w:space="0" w:color="E4DED3"/>
+              <w:bottom w:val="single" w:sz="4" w:space="0" w:color="E4DED3"/>
+              <w:right w:val="single" w:sz="4" w:space="0" w:color="E4DED3"/>
+            </w:tcBorders>
+          </w:tcPr>
+          <w:p>
+            <w:r>
+              <w:rPr>
+                <w:sz w:val="19"/>
+              </w:rPr>
+              <w:t>the database is running out of room</w:t>
+            </w:r>
+          </w:p>
+        </w:tc>
+      </w:tr>
+      <w:tr>
+        <w:tc>
+          <w:tcPr>
+            <w:tcW w:type="dxa" w:w="2381"/>
+            <w:tcBorders>
+              <w:top w:val="single" w:sz="4" w:space="0" w:color="E4DED3"/>
+              <w:left w:val="single" w:sz="4" w:space="0" w:color="E4DED3"/>
+              <w:bottom w:val="single" w:sz="4" w:space="0" w:color="E4DED3"/>
+              <w:right w:val="single" w:sz="4" w:space="0" w:color="E4DED3"/>
+            </w:tcBorders>
+            <w:shd w:val="clear" w:color="auto" w:fill="F8F4ED"/>
+          </w:tcPr>
+          <w:p>
+            <w:r>
+              <w:rPr>
+                <w:b/>
+                <w:sz w:val="19"/>
+              </w:rPr>
+              <w:t>Metric</w:t>
+            </w:r>
+          </w:p>
+        </w:tc>
+        <w:tc>
+          <w:tcPr>
+            <w:tcW w:type="dxa" w:w="6576"/>
+            <w:tcBorders>
+              <w:top w:val="single" w:sz="4" w:space="0" w:color="E4DED3"/>
+              <w:left w:val="single" w:sz="4" w:space="0" w:color="E4DED3"/>
+              <w:bottom w:val="single" w:sz="4" w:space="0" w:color="E4DED3"/>
+              <w:right w:val="single" w:sz="4" w:space="0" w:color="E4DED3"/>
+            </w:tcBorders>
+          </w:tcPr>
+          <w:p>
+            <w:r>
+              <w:rPr>
+                <w:sz w:val="19"/>
+              </w:rPr>
+              <w:t>RDS → Per-Database Metrics → FreeStorageSpace, filtered to your database instance</w:t>
+            </w:r>
+          </w:p>
+        </w:tc>
+      </w:tr>
+      <w:tr>
+        <w:tc>
+          <w:tcPr>
+            <w:tcW w:type="dxa" w:w="2381"/>
+            <w:tcBorders>
+              <w:top w:val="single" w:sz="4" w:space="0" w:color="E4DED3"/>
+              <w:left w:val="single" w:sz="4" w:space="0" w:color="E4DED3"/>
+              <w:bottom w:val="single" w:sz="4" w:space="0" w:color="E4DED3"/>
+              <w:right w:val="single" w:sz="4" w:space="0" w:color="E4DED3"/>
+            </w:tcBorders>
+            <w:shd w:val="clear" w:color="auto" w:fill="F8F4ED"/>
+          </w:tcPr>
+          <w:p>
+            <w:r>
+              <w:rPr>
+                <w:b/>
+                <w:sz w:val="19"/>
+              </w:rPr>
+              <w:t>Statistic</w:t>
+            </w:r>
+          </w:p>
+        </w:tc>
+        <w:tc>
+          <w:tcPr>
+            <w:tcW w:type="dxa" w:w="6576"/>
+            <w:tcBorders>
+              <w:top w:val="single" w:sz="4" w:space="0" w:color="E4DED3"/>
+              <w:left w:val="single" w:sz="4" w:space="0" w:color="E4DED3"/>
+              <w:bottom w:val="single" w:sz="4" w:space="0" w:color="E4DED3"/>
+              <w:right w:val="single" w:sz="4" w:space="0" w:color="E4DED3"/>
+            </w:tcBorders>
+          </w:tcPr>
+          <w:p>
+            <w:r>
+              <w:rPr>
+                <w:sz w:val="19"/>
+              </w:rPr>
+              <w:t>Minimum</w:t>
+            </w:r>
+          </w:p>
+        </w:tc>
+      </w:tr>
+      <w:tr>
+        <w:tc>
+          <w:tcPr>
+            <w:tcW w:type="dxa" w:w="2381"/>
+            <w:tcBorders>
+              <w:top w:val="single" w:sz="4" w:space="0" w:color="E4DED3"/>
+              <w:left w:val="single" w:sz="4" w:space="0" w:color="E4DED3"/>
+              <w:bottom w:val="single" w:sz="4" w:space="0" w:color="E4DED3"/>
+              <w:right w:val="single" w:sz="4" w:space="0" w:color="E4DED3"/>
+            </w:tcBorders>
+            <w:shd w:val="clear" w:color="auto" w:fill="F8F4ED"/>
+          </w:tcPr>
+          <w:p>
+            <w:r>
+              <w:rPr>
+                <w:b/>
+                <w:sz w:val="19"/>
+              </w:rPr>
+              <w:t>Period</w:t>
+            </w:r>
+          </w:p>
+        </w:tc>
+        <w:tc>
+          <w:tcPr>
+            <w:tcW w:type="dxa" w:w="6576"/>
+            <w:tcBorders>
+              <w:top w:val="single" w:sz="4" w:space="0" w:color="E4DED3"/>
+              <w:left w:val="single" w:sz="4" w:space="0" w:color="E4DED3"/>
+              <w:bottom w:val="single" w:sz="4" w:space="0" w:color="E4DED3"/>
+              <w:right w:val="single" w:sz="4" w:space="0" w:color="E4DED3"/>
+            </w:tcBorders>
+          </w:tcPr>
+          <w:p>
+            <w:r>
+              <w:rPr>
+                <w:sz w:val="19"/>
+              </w:rPr>
+              <w:t>5 minutes</w:t>
+            </w:r>
+          </w:p>
+        </w:tc>
+      </w:tr>
+      <w:tr>
+        <w:tc>
+          <w:tcPr>
+            <w:tcW w:type="dxa" w:w="2381"/>
+            <w:tcBorders>
+              <w:top w:val="single" w:sz="4" w:space="0" w:color="E4DED3"/>
+              <w:left w:val="single" w:sz="4" w:space="0" w:color="E4DED3"/>
+              <w:bottom w:val="single" w:sz="4" w:space="0" w:color="E4DED3"/>
+              <w:right w:val="single" w:sz="4" w:space="0" w:color="E4DED3"/>
+            </w:tcBorders>
+            <w:shd w:val="clear" w:color="auto" w:fill="F8F4ED"/>
+          </w:tcPr>
+          <w:p>
+            <w:r>
+              <w:rPr>
+                <w:b/>
+                <w:sz w:val="19"/>
+              </w:rPr>
+              <w:t>Threshold type</w:t>
+            </w:r>
+          </w:p>
+        </w:tc>
+        <w:tc>
+          <w:tcPr>
+            <w:tcW w:type="dxa" w:w="6576"/>
+            <w:tcBorders>
+              <w:top w:val="single" w:sz="4" w:space="0" w:color="E4DED3"/>
+              <w:left w:val="single" w:sz="4" w:space="0" w:color="E4DED3"/>
+              <w:bottom w:val="single" w:sz="4" w:space="0" w:color="E4DED3"/>
+              <w:right w:val="single" w:sz="4" w:space="0" w:color="E4DED3"/>
+            </w:tcBorders>
+          </w:tcPr>
+          <w:p>
+            <w:r>
+              <w:rPr>
+                <w:sz w:val="19"/>
+              </w:rPr>
+              <w:t>Static</w:t>
+            </w:r>
+          </w:p>
+        </w:tc>
+      </w:tr>
+      <w:tr>
+        <w:tc>
+          <w:tcPr>
+            <w:tcW w:type="dxa" w:w="2381"/>
+            <w:tcBorders>
+              <w:top w:val="single" w:sz="4" w:space="0" w:color="E4DED3"/>
+              <w:left w:val="single" w:sz="4" w:space="0" w:color="E4DED3"/>
+              <w:bottom w:val="single" w:sz="4" w:space="0" w:color="E4DED3"/>
+              <w:right w:val="single" w:sz="4" w:space="0" w:color="E4DED3"/>
+            </w:tcBorders>
+            <w:shd w:val="clear" w:color="auto" w:fill="F8F4ED"/>
+          </w:tcPr>
+          <w:p>
+            <w:r>
+              <w:rPr>
+                <w:b/>
+                <w:sz w:val="19"/>
+              </w:rPr>
+              <w:t>Condition</w:t>
+            </w:r>
+          </w:p>
+        </w:tc>
+        <w:tc>
+          <w:tcPr>
+            <w:tcW w:type="dxa" w:w="6576"/>
+            <w:tcBorders>
+              <w:top w:val="single" w:sz="4" w:space="0" w:color="E4DED3"/>
+              <w:left w:val="single" w:sz="4" w:space="0" w:color="E4DED3"/>
+              <w:bottom w:val="single" w:sz="4" w:space="0" w:color="E4DED3"/>
+              <w:right w:val="single" w:sz="4" w:space="0" w:color="E4DED3"/>
+            </w:tcBorders>
+          </w:tcPr>
+          <w:p>
+            <w:r>
+              <w:rPr>
+                <w:sz w:val="19"/>
+              </w:rPr>
+              <w:t>Whenever FreeStorageSpace is Lower than 3221225472</w:t>
+            </w:r>
+          </w:p>
+        </w:tc>
+      </w:tr>
+      <w:tr>
+        <w:tc>
+          <w:tcPr>
+            <w:tcW w:type="dxa" w:w="2381"/>
+            <w:tcBorders>
+              <w:top w:val="single" w:sz="4" w:space="0" w:color="E4DED3"/>
+              <w:left w:val="single" w:sz="4" w:space="0" w:color="E4DED3"/>
+              <w:bottom w:val="single" w:sz="4" w:space="0" w:color="E4DED3"/>
+              <w:right w:val="single" w:sz="4" w:space="0" w:color="E4DED3"/>
+            </w:tcBorders>
+            <w:shd w:val="clear" w:color="auto" w:fill="F8F4ED"/>
+          </w:tcPr>
+          <w:p>
+            <w:r>
+              <w:rPr>
+                <w:b/>
+                <w:sz w:val="19"/>
+              </w:rPr>
+              <w:t>About that number</w:t>
+            </w:r>
+          </w:p>
+        </w:tc>
+        <w:tc>
+          <w:tcPr>
+            <w:tcW w:type="dxa" w:w="6576"/>
+            <w:tcBorders>
+              <w:top w:val="single" w:sz="4" w:space="0" w:color="E4DED3"/>
+              <w:left w:val="single" w:sz="4" w:space="0" w:color="E4DED3"/>
+              <w:bottom w:val="single" w:sz="4" w:space="0" w:color="E4DED3"/>
+              <w:right w:val="single" w:sz="4" w:space="0" w:color="E4DED3"/>
+            </w:tcBorders>
+          </w:tcPr>
+          <w:p>
+            <w:r>
+              <w:rPr>
+                <w:sz w:val="19"/>
+              </w:rPr>
+              <w:t>it is bytes — 15% of the 20 GiB you allocated. Type the raw digits, no commas and no units. The graph above the field renders in GB, but the field itself is bytes</w:t>
+            </w:r>
+          </w:p>
+        </w:tc>
+      </w:tr>
+      <w:tr>
+        <w:tc>
+          <w:tcPr>
+            <w:tcW w:type="dxa" w:w="2381"/>
+            <w:tcBorders>
+              <w:top w:val="single" w:sz="4" w:space="0" w:color="E4DED3"/>
+              <w:left w:val="single" w:sz="4" w:space="0" w:color="E4DED3"/>
+              <w:bottom w:val="single" w:sz="4" w:space="0" w:color="E4DED3"/>
+              <w:right w:val="single" w:sz="4" w:space="0" w:color="E4DED3"/>
+            </w:tcBorders>
+            <w:shd w:val="clear" w:color="auto" w:fill="F8F4ED"/>
+          </w:tcPr>
+          <w:p>
+            <w:r>
+              <w:rPr>
+                <w:b/>
+                <w:sz w:val="19"/>
+              </w:rPr>
+              <w:t>Datapoints to alarm</w:t>
+            </w:r>
+          </w:p>
+        </w:tc>
+        <w:tc>
+          <w:tcPr>
+            <w:tcW w:type="dxa" w:w="6576"/>
+            <w:tcBorders>
+              <w:top w:val="single" w:sz="4" w:space="0" w:color="E4DED3"/>
+              <w:left w:val="single" w:sz="4" w:space="0" w:color="E4DED3"/>
+              <w:bottom w:val="single" w:sz="4" w:space="0" w:color="E4DED3"/>
+              <w:right w:val="single" w:sz="4" w:space="0" w:color="E4DED3"/>
+            </w:tcBorders>
+          </w:tcPr>
+          <w:p>
+            <w:r>
+              <w:rPr>
+                <w:sz w:val="19"/>
+              </w:rPr>
+              <w:t>2 out of 2</w:t>
+            </w:r>
+          </w:p>
+        </w:tc>
+      </w:tr>
+      <w:tr>
+        <w:tc>
+          <w:tcPr>
+            <w:tcW w:type="dxa" w:w="2381"/>
+            <w:tcBorders>
+              <w:top w:val="single" w:sz="4" w:space="0" w:color="E4DED3"/>
+              <w:left w:val="single" w:sz="4" w:space="0" w:color="E4DED3"/>
+              <w:bottom w:val="single" w:sz="4" w:space="0" w:color="E4DED3"/>
+              <w:right w:val="single" w:sz="4" w:space="0" w:color="E4DED3"/>
+            </w:tcBorders>
+            <w:shd w:val="clear" w:color="auto" w:fill="F8F4ED"/>
+          </w:tcPr>
+          <w:p>
+            <w:r>
+              <w:rPr>
+                <w:b/>
+                <w:sz w:val="19"/>
+              </w:rPr>
+              <w:t>Missing data treatment</w:t>
+            </w:r>
+          </w:p>
+        </w:tc>
+        <w:tc>
+          <w:tcPr>
+            <w:tcW w:type="dxa" w:w="6576"/>
+            <w:tcBorders>
+              <w:top w:val="single" w:sz="4" w:space="0" w:color="E4DED3"/>
+              <w:left w:val="single" w:sz="4" w:space="0" w:color="E4DED3"/>
+              <w:bottom w:val="single" w:sz="4" w:space="0" w:color="E4DED3"/>
+              <w:right w:val="single" w:sz="4" w:space="0" w:color="E4DED3"/>
+            </w:tcBorders>
+          </w:tcPr>
+          <w:p>
+            <w:r>
+              <w:rPr>
+                <w:sz w:val="19"/>
+              </w:rPr>
+              <w:t>Treat missing data as missing</w:t>
+            </w:r>
+          </w:p>
+        </w:tc>
+      </w:tr>
+      <w:tr>
+        <w:tc>
+          <w:tcPr>
+            <w:tcW w:type="dxa" w:w="2381"/>
+            <w:tcBorders>
+              <w:top w:val="single" w:sz="4" w:space="0" w:color="E4DED3"/>
+              <w:left w:val="single" w:sz="4" w:space="0" w:color="E4DED3"/>
+              <w:bottom w:val="single" w:sz="4" w:space="0" w:color="E4DED3"/>
+              <w:right w:val="single" w:sz="4" w:space="0" w:color="E4DED3"/>
+            </w:tcBorders>
+            <w:shd w:val="clear" w:color="auto" w:fill="F8F4ED"/>
+          </w:tcPr>
+          <w:p>
+            <w:r>
+              <w:rPr>
+                <w:b/>
+                <w:sz w:val="19"/>
+              </w:rPr>
+              <w:t>Notification</w:t>
+            </w:r>
+          </w:p>
+        </w:tc>
+        <w:tc>
+          <w:tcPr>
+            <w:tcW w:type="dxa" w:w="6576"/>
+            <w:tcBorders>
+              <w:top w:val="single" w:sz="4" w:space="0" w:color="E4DED3"/>
+              <w:left w:val="single" w:sz="4" w:space="0" w:color="E4DED3"/>
+              <w:bottom w:val="single" w:sz="4" w:space="0" w:color="E4DED3"/>
+              <w:right w:val="single" w:sz="4" w:space="0" w:color="E4DED3"/>
+            </w:tcBorders>
+          </w:tcPr>
+          <w:p>
+            <w:r>
+              <w:rPr>
+                <w:sz w:val="19"/>
+              </w:rPr>
+              <w:t>In alarm → yat-lms-alerts</w:t>
+            </w:r>
+          </w:p>
+        </w:tc>
+      </w:tr>
+      <w:tr>
+        <w:tc>
+          <w:tcPr>
+            <w:tcW w:type="dxa" w:w="2381"/>
+            <w:tcBorders>
+              <w:top w:val="single" w:sz="4" w:space="0" w:color="E4DED3"/>
+              <w:left w:val="single" w:sz="4" w:space="0" w:color="E4DED3"/>
+              <w:bottom w:val="single" w:sz="4" w:space="0" w:color="E4DED3"/>
+              <w:right w:val="single" w:sz="4" w:space="0" w:color="E4DED3"/>
+            </w:tcBorders>
+            <w:shd w:val="clear" w:color="auto" w:fill="F8F4ED"/>
+          </w:tcPr>
+          <w:p>
+            <w:r>
+              <w:rPr>
+                <w:b/>
+                <w:sz w:val="19"/>
+              </w:rPr>
+              <w:t>Name</w:t>
+            </w:r>
+          </w:p>
+        </w:tc>
+        <w:tc>
+          <w:tcPr>
+            <w:tcW w:type="dxa" w:w="6576"/>
+            <w:tcBorders>
+              <w:top w:val="single" w:sz="4" w:space="0" w:color="E4DED3"/>
+              <w:left w:val="single" w:sz="4" w:space="0" w:color="E4DED3"/>
+              <w:bottom w:val="single" w:sz="4" w:space="0" w:color="E4DED3"/>
+              <w:right w:val="single" w:sz="4" w:space="0" w:color="E4DED3"/>
+            </w:tcBorders>
+          </w:tcPr>
+          <w:p>
+            <w:r>
+              <w:rPr>
+                <w:sz w:val="19"/>
+              </w:rPr>
+              <w:t>yat-lms-db-storage-low</w:t>
+            </w:r>
+          </w:p>
+        </w:tc>
+      </w:tr>
+      <w:tr>
+        <w:tc>
+          <w:tcPr>
+            <w:tcW w:type="dxa" w:w="2381"/>
+            <w:tcBorders>
+              <w:top w:val="single" w:sz="4" w:space="0" w:color="E4DED3"/>
+              <w:left w:val="single" w:sz="4" w:space="0" w:color="E4DED3"/>
+              <w:bottom w:val="single" w:sz="4" w:space="0" w:color="E4DED3"/>
+              <w:right w:val="single" w:sz="4" w:space="0" w:color="E4DED3"/>
+            </w:tcBorders>
+            <w:shd w:val="clear" w:color="auto" w:fill="F8F4ED"/>
+          </w:tcPr>
+          <w:p>
+            <w:r>
+              <w:rPr>
+                <w:b/>
+                <w:sz w:val="19"/>
+              </w:rPr>
+              <w:t>Description</w:t>
+            </w:r>
+          </w:p>
+        </w:tc>
+        <w:tc>
+          <w:tcPr>
+            <w:tcW w:type="dxa" w:w="6576"/>
+            <w:tcBorders>
+              <w:top w:val="single" w:sz="4" w:space="0" w:color="E4DED3"/>
+              <w:left w:val="single" w:sz="4" w:space="0" w:color="E4DED3"/>
+              <w:bottom w:val="single" w:sz="4" w:space="0" w:color="E4DED3"/>
+              <w:right w:val="single" w:sz="4" w:space="0" w:color="E4DED3"/>
+            </w:tcBorders>
+          </w:tcPr>
+          <w:p>
+            <w:r>
+              <w:rPr>
+                <w:sz w:val="19"/>
+              </w:rPr>
+              <w:t>record the allocated size the threshold is based on — 15% of 20 GiB allocated. The number alone does not tell anyone whether it is still correct after the storage is resized</w:t>
+            </w:r>
+          </w:p>
+        </w:tc>
+      </w:tr>
+    </w:tbl>
+    <w:p/>
+    <w:p>
+      <w:pPr>
+        <w:spacing w:after="60"/>
+      </w:pPr>
+      <w:r>
+        <w:rPr>
+          <w:b/>
+          <w:i w:val="0"/>
+          <w:sz w:val="21"/>
+        </w:rPr>
+        <w:t>Evidence</w:t>
+      </w:r>
+    </w:p>
+    <w:tbl>
+      <w:tblPr>
+        <w:tblW w:type="auto" w:w="0"/>
+        <w:tblLook w:firstColumn="1" w:firstRow="1" w:lastColumn="0" w:lastRow="0" w:noHBand="0" w:noVBand="1" w:val="04A0"/>
+      </w:tblPr>
+      <w:tblGrid>
+        <w:gridCol w:w="10466"/>
+      </w:tblGrid>
+      <w:tr>
+        <w:tc>
+          <w:tcPr>
+            <w:tcW w:type="dxa" w:w="9411"/>
+            <w:tcBorders>
+              <w:top w:val="single" w:sz="4" w:space="0" w:color="E4DED3"/>
+              <w:left w:val="single" w:sz="4" w:space="0" w:color="E4DED3"/>
+              <w:bottom w:val="single" w:sz="4" w:space="0" w:color="E4DED3"/>
+              <w:right w:val="single" w:sz="4" w:space="0" w:color="E4DED3"/>
+            </w:tcBorders>
+            <w:shd w:val="clear" w:color="auto" w:fill="F8F4ED"/>
+          </w:tcPr>
+          <w:p>
+            <w:pPr>
+              <w:jc w:val="center"/>
+            </w:pPr>
+            <w:r>
+              <w:rPr>
+                <w:b/>
+                <w:i w:val="0"/>
+                <w:sz w:val="20"/>
+              </w:rPr>
+              <w:t>[ PASTE YOUR SCREENSHOT HERE ]</w:t>
+            </w:r>
+          </w:p>
+          <w:p>
+            <w:pPr>
+              <w:jc w:val="left"/>
+            </w:pPr>
+            <w:r>
+              <w:rPr>
+                <w:b w:val="0"/>
+                <w:i/>
+                <w:color w:val="6B6660"/>
+                <w:sz w:val="19"/>
+              </w:rPr>
+              <w:t>the alarm list showing both alarms with their metrics, thresholds and current state.</w:t>
+            </w:r>
+          </w:p>
+        </w:tc>
+      </w:tr>
+    </w:tbl>
+    <w:p/>
+    <w:p>
+      <w:pPr>
+        <w:pStyle w:val="Heading1"/>
+      </w:pPr>
+      <w:r>
+        <w:t>Testing</w:t>
+      </w:r>
+    </w:p>
+    <w:p>
+      <w:pPr>
+        <w:spacing w:after="200"/>
+      </w:pPr>
+      <w:r>
+        <w:rPr>
+          <w:b w:val="0"/>
+          <w:i/>
+          <w:color w:val="6B6660"/>
+          <w:sz w:val="19"/>
+        </w:rPr>
+        <w:t>Five tests confirm the build works. Each tells you what it demonstrates and the steps to run it. Follow the steps, then paste the screenshot into the box. If a test does not pass, fix the problem, run it again, and note what you changed.</w:t>
+      </w:r>
+    </w:p>
+    <w:p>
+      <w:pPr>
+        <w:spacing w:before="200" w:after="0"/>
+      </w:pPr>
+      <w:r>
+        <w:rPr>
+          <w:b/>
+          <w:color w:val="1F5A5C"/>
+          <w:sz w:val="16"/>
+        </w:rPr>
+        <w:t>TEST 1</w:t>
+      </w:r>
+    </w:p>
+    <w:p>
+      <w:pPr>
+        <w:pStyle w:val="Heading2"/>
+      </w:pPr>
+      <w:r>
+        <w:t>Connect to the application server</w:t>
+      </w:r>
+    </w:p>
+    <w:p>
+      <w:pPr>
+        <w:spacing w:after="120"/>
+      </w:pPr>
+      <w:r>
+        <w:rPr>
+          <w:b w:val="0"/>
+          <w:i w:val="0"/>
+          <w:sz w:val="21"/>
+        </w:rPr>
+        <w:t>Connect to your application server using Session Manager, then run the command below. This shows you can reach the server you built.</w:t>
+      </w:r>
+    </w:p>
+    <w:p>
+      <w:pPr>
+        <w:spacing w:after="60"/>
+        <w:ind w:left="340"/>
+      </w:pPr>
+      <w:r>
+        <w:rPr>
+          <w:b/>
+          <w:sz w:val="21"/>
+        </w:rPr>
+        <w:t xml:space="preserve">1.  </w:t>
+      </w:r>
+      <w:r>
+        <w:rPr>
+          <w:sz w:val="21"/>
+        </w:rPr>
+        <w:t>Open EC2 → Instances and select the running instance.</w:t>
+      </w:r>
+    </w:p>
+    <w:p>
+      <w:pPr>
+        <w:spacing w:after="60"/>
+        <w:ind w:left="340"/>
+      </w:pPr>
+      <w:r>
+        <w:rPr>
+          <w:b/>
+          <w:sz w:val="21"/>
+        </w:rPr>
+        <w:t xml:space="preserve">2.  </w:t>
+      </w:r>
+      <w:r>
+        <w:rPr>
+          <w:sz w:val="21"/>
+        </w:rPr>
+        <w:t>Choose Connect, then the Session Manager tab, then Connect.</w:t>
+      </w:r>
+    </w:p>
+    <w:p>
+      <w:pPr>
+        <w:spacing w:after="60"/>
+        <w:ind w:left="340"/>
+      </w:pPr>
+      <w:r>
+        <w:rPr>
+          <w:b/>
+          <w:sz w:val="21"/>
+        </w:rPr>
+        <w:t xml:space="preserve">3.  </w:t>
+      </w:r>
+      <w:r>
+        <w:rPr>
+          <w:sz w:val="21"/>
+        </w:rPr>
+        <w:t>A PowerShell session opens in the browser. Run the command below.</w:t>
+      </w:r>
+    </w:p>
+    <w:p/>
+    <w:p>
+      <w:pPr>
+        <w:spacing w:after="60"/>
+      </w:pPr>
+      <w:r>
+        <w:rPr>
+          <w:b/>
+          <w:i w:val="0"/>
+          <w:sz w:val="21"/>
+        </w:rPr>
+        <w:t>Run this</w:t>
+      </w:r>
+    </w:p>
+    <w:tbl>
+      <w:tblPr>
+        <w:tblW w:type="auto" w:w="0"/>
+        <w:tblLook w:firstColumn="1" w:firstRow="1" w:lastColumn="0" w:lastRow="0" w:noHBand="0" w:noVBand="1" w:val="04A0"/>
+      </w:tblPr>
+      <w:tblGrid>
+        <w:gridCol w:w="10466"/>
+      </w:tblGrid>
+      <w:tr>
+        <w:tc>
+          <w:tcPr>
+            <w:tcW w:type="dxa" w:w="9411"/>
+            <w:tcBorders>
+              <w:top w:val="single" w:sz="4" w:space="0" w:color="E4DED3"/>
+              <w:left w:val="single" w:sz="4" w:space="0" w:color="E4DED3"/>
+              <w:bottom w:val="single" w:sz="4" w:space="0" w:color="E4DED3"/>
+              <w:right w:val="single" w:sz="4" w:space="0" w:color="E4DED3"/>
+            </w:tcBorders>
+            <w:shd w:val="clear" w:color="auto" w:fill="F8F4ED"/>
+          </w:tcPr>
+          <w:p>
+            <w:pPr>
+              <w:spacing w:after="0"/>
+            </w:pPr>
+            <w:r>
+              <w:rPr>
+                <w:rFonts w:ascii="Consolas" w:hAnsi="Consolas"/>
+                <w:sz w:val="18"/>
+              </w:rPr>
+              <w:t>hostname</w:t>
+            </w:r>
+          </w:p>
+        </w:tc>
+      </w:tr>
+    </w:tbl>
+    <w:p/>
+    <w:p>
+      <w:pPr>
+        <w:spacing w:before="80" w:after="160"/>
+        <w:ind w:left="227"/>
+      </w:pPr>
+      <w:r>
+        <w:rPr>
+          <w:b/>
+          <w:color w:val="C5613B"/>
+          <w:sz w:val="19"/>
+        </w:rPr>
+        <w:t xml:space="preserve">Environment constraint </w:t>
+      </w:r>
+      <w:r>
+        <w:rPr>
+          <w:i/>
+          <w:color w:val="C5613B"/>
+          <w:sz w:val="19"/>
+        </w:rPr>
+        <w:t>Session Manager needs no key pair, no open port and no public IP address. That is why your server can sit in a private subnet with nothing exposed to the internet and still be reachable by you.</w:t>
+      </w:r>
+    </w:p>
+    <w:p>
+      <w:pPr>
+        <w:spacing w:after="60"/>
+      </w:pPr>
+      <w:r>
+        <w:rPr>
+          <w:b/>
+          <w:i w:val="0"/>
+          <w:sz w:val="21"/>
+        </w:rPr>
+        <w:t>Evidence</w:t>
+      </w:r>
+    </w:p>
+    <w:tbl>
+      <w:tblPr>
+        <w:tblW w:type="auto" w:w="0"/>
+        <w:tblLook w:firstColumn="1" w:firstRow="1" w:lastColumn="0" w:lastRow="0" w:noHBand="0" w:noVBand="1" w:val="04A0"/>
+      </w:tblPr>
+      <w:tblGrid>
+        <w:gridCol w:w="10466"/>
+      </w:tblGrid>
+      <w:tr>
+        <w:tc>
+          <w:tcPr>
+            <w:tcW w:type="dxa" w:w="9411"/>
+            <w:tcBorders>
+              <w:top w:val="single" w:sz="4" w:space="0" w:color="E4DED3"/>
+              <w:left w:val="single" w:sz="4" w:space="0" w:color="E4DED3"/>
+              <w:bottom w:val="single" w:sz="4" w:space="0" w:color="E4DED3"/>
+              <w:right w:val="single" w:sz="4" w:space="0" w:color="E4DED3"/>
+            </w:tcBorders>
+            <w:shd w:val="clear" w:color="auto" w:fill="F8F4ED"/>
+          </w:tcPr>
+          <w:p>
+            <w:pPr>
+              <w:jc w:val="center"/>
+            </w:pPr>
+            <w:r>
+              <w:rPr>
+                <w:b/>
+                <w:i w:val="0"/>
+                <w:sz w:val="20"/>
+              </w:rPr>
+              <w:t>[ PASTE YOUR SCREENSHOT HERE ]</w:t>
+            </w:r>
+          </w:p>
+          <w:p>
+            <w:pPr>
+              <w:jc w:val="left"/>
+            </w:pPr>
+            <w:r>
+              <w:rPr>
+                <w:b w:val="0"/>
+                <w:i/>
+                <w:color w:val="6B6660"/>
+                <w:sz w:val="19"/>
+              </w:rPr>
+              <w:t>the session window, showing the connection open and the hostname it returned.</w:t>
+            </w:r>
+          </w:p>
+        </w:tc>
+      </w:tr>
+    </w:tbl>
+    <w:p/>
+    <w:p>
+      <w:pPr>
+        <w:spacing w:before="200" w:after="0"/>
+      </w:pPr>
+      <w:r>
+        <w:rPr>
+          <w:b/>
+          <w:color w:val="1F5A5C"/>
+          <w:sz w:val="16"/>
+        </w:rPr>
+        <w:t>TEST 2</w:t>
+      </w:r>
+    </w:p>
+    <w:p>
+      <w:pPr>
+        <w:pStyle w:val="Heading2"/>
+      </w:pPr>
+      <w:r>
+        <w:t>Reach the internet from the application server</w:t>
+      </w:r>
+    </w:p>
+    <w:p>
+      <w:pPr>
+        <w:spacing w:after="120"/>
+      </w:pPr>
+      <w:r>
+        <w:rPr>
+          <w:b w:val="0"/>
+          <w:i w:val="0"/>
+          <w:sz w:val="21"/>
+        </w:rPr>
+        <w:t>Run the command below in the session you opened in test 1. This shows the server can reach the internet through the NAT gateway.</w:t>
+      </w:r>
+    </w:p>
+    <w:p>
+      <w:pPr>
+        <w:spacing w:after="60"/>
+        <w:ind w:left="340"/>
+      </w:pPr>
+      <w:r>
+        <w:rPr>
+          <w:b/>
+          <w:sz w:val="21"/>
+        </w:rPr>
+        <w:t xml:space="preserve">1.  </w:t>
+      </w:r>
+      <w:r>
+        <w:rPr>
+          <w:sz w:val="21"/>
+        </w:rPr>
+        <w:t>Run the command below.</w:t>
+      </w:r>
+    </w:p>
+    <w:p>
+      <w:pPr>
+        <w:spacing w:after="60"/>
+        <w:ind w:left="340"/>
+      </w:pPr>
+      <w:r>
+        <w:rPr>
+          <w:b/>
+          <w:sz w:val="21"/>
+        </w:rPr>
+        <w:t xml:space="preserve">2.  </w:t>
+      </w:r>
+      <w:r>
+        <w:rPr>
+          <w:sz w:val="21"/>
+        </w:rPr>
+        <w:t>Confirm it returns StatusCode 200.</w:t>
+      </w:r>
+    </w:p>
+    <w:p/>
+    <w:p>
+      <w:pPr>
+        <w:spacing w:after="60"/>
+      </w:pPr>
+      <w:r>
+        <w:rPr>
+          <w:b/>
+          <w:i w:val="0"/>
+          <w:sz w:val="21"/>
+        </w:rPr>
+        <w:t>Run this</w:t>
+      </w:r>
+    </w:p>
+    <w:tbl>
+      <w:tblPr>
+        <w:tblW w:type="auto" w:w="0"/>
+        <w:tblLook w:firstColumn="1" w:firstRow="1" w:lastColumn="0" w:lastRow="0" w:noHBand="0" w:noVBand="1" w:val="04A0"/>
+      </w:tblPr>
+      <w:tblGrid>
+        <w:gridCol w:w="10466"/>
+      </w:tblGrid>
+      <w:tr>
+        <w:tc>
+          <w:tcPr>
+            <w:tcW w:type="dxa" w:w="9411"/>
+            <w:tcBorders>
+              <w:top w:val="single" w:sz="4" w:space="0" w:color="E4DED3"/>
+              <w:left w:val="single" w:sz="4" w:space="0" w:color="E4DED3"/>
+              <w:bottom w:val="single" w:sz="4" w:space="0" w:color="E4DED3"/>
+              <w:right w:val="single" w:sz="4" w:space="0" w:color="E4DED3"/>
+            </w:tcBorders>
+            <w:shd w:val="clear" w:color="auto" w:fill="F8F4ED"/>
+          </w:tcPr>
+          <w:p>
+            <w:pPr>
+              <w:spacing w:after="0"/>
+            </w:pPr>
+            <w:r>
+              <w:rPr>
+                <w:rFonts w:ascii="Consolas" w:hAnsi="Consolas"/>
+                <w:sz w:val="18"/>
+              </w:rPr>
+              <w:t>Invoke-WebRequest -Uri https://aws.amazon.com -UseBasicParsing |</w:t>
+            </w:r>
+          </w:p>
+          <w:p>
+            <w:pPr>
+              <w:spacing w:after="0"/>
+            </w:pPr>
+            <w:r>
+              <w:rPr>
+                <w:rFonts w:ascii="Consolas" w:hAnsi="Consolas"/>
+                <w:sz w:val="18"/>
+              </w:rPr>
+              <w:t xml:space="preserve">    Select-Object StatusCode</w:t>
+            </w:r>
+          </w:p>
+        </w:tc>
+      </w:tr>
+    </w:tbl>
+    <w:p/>
+    <w:p>
+      <w:pPr>
+        <w:spacing w:after="60"/>
+      </w:pPr>
+      <w:r>
+        <w:rPr>
+          <w:b/>
+          <w:i w:val="0"/>
+          <w:sz w:val="21"/>
+        </w:rPr>
+        <w:t>Evidence</w:t>
+      </w:r>
+    </w:p>
+    <w:tbl>
+      <w:tblPr>
+        <w:tblW w:type="auto" w:w="0"/>
+        <w:tblLook w:firstColumn="1" w:firstRow="1" w:lastColumn="0" w:lastRow="0" w:noHBand="0" w:noVBand="1" w:val="04A0"/>
+      </w:tblPr>
+      <w:tblGrid>
+        <w:gridCol w:w="10466"/>
+      </w:tblGrid>
+      <w:tr>
+        <w:tc>
+          <w:tcPr>
+            <w:tcW w:type="dxa" w:w="9411"/>
+            <w:tcBorders>
+              <w:top w:val="single" w:sz="4" w:space="0" w:color="E4DED3"/>
+              <w:left w:val="single" w:sz="4" w:space="0" w:color="E4DED3"/>
+              <w:bottom w:val="single" w:sz="4" w:space="0" w:color="E4DED3"/>
+              <w:right w:val="single" w:sz="4" w:space="0" w:color="E4DED3"/>
+            </w:tcBorders>
+            <w:shd w:val="clear" w:color="auto" w:fill="F8F4ED"/>
+          </w:tcPr>
+          <w:p>
+            <w:pPr>
+              <w:jc w:val="center"/>
+            </w:pPr>
+            <w:r>
+              <w:rPr>
+                <w:b/>
+                <w:i w:val="0"/>
+                <w:sz w:val="20"/>
+              </w:rPr>
+              <w:t>[ PASTE YOUR SCREENSHOT HERE ]</w:t>
+            </w:r>
+          </w:p>
+          <w:p>
+            <w:pPr>
+              <w:jc w:val="left"/>
+            </w:pPr>
+            <w:r>
+              <w:rPr>
+                <w:b w:val="0"/>
+                <w:i/>
+                <w:color w:val="6B6660"/>
+                <w:sz w:val="19"/>
+              </w:rPr>
+              <w:t>the command and the status code it returned.</w:t>
+            </w:r>
+          </w:p>
+        </w:tc>
+      </w:tr>
+    </w:tbl>
+    <w:p/>
+    <w:p>
+      <w:pPr>
+        <w:spacing w:before="200" w:after="0"/>
+      </w:pPr>
+      <w:r>
+        <w:rPr>
+          <w:b/>
+          <w:color w:val="1F5A5C"/>
+          <w:sz w:val="16"/>
+        </w:rPr>
+        <w:t>TEST 3</w:t>
+      </w:r>
+    </w:p>
+    <w:p>
+      <w:pPr>
+        <w:pStyle w:val="Heading2"/>
+      </w:pPr>
+      <w:r>
+        <w:t>Reach the database from the application server</w:t>
+      </w:r>
+    </w:p>
+    <w:p>
+      <w:pPr>
+        <w:spacing w:after="120"/>
+      </w:pPr>
+      <w:r>
+        <w:rPr>
+          <w:b w:val="0"/>
+          <w:i w:val="0"/>
+          <w:sz w:val="21"/>
+        </w:rPr>
+        <w:t>Run the command below in the same session. This shows the application tier can reach the database tier privately, over the database port.</w:t>
+      </w:r>
+    </w:p>
+    <w:p>
+      <w:pPr>
+        <w:spacing w:after="60"/>
+        <w:ind w:left="340"/>
+      </w:pPr>
+      <w:r>
+        <w:rPr>
+          <w:b/>
+          <w:sz w:val="21"/>
+        </w:rPr>
+        <w:t xml:space="preserve">1.  </w:t>
+      </w:r>
+      <w:r>
+        <w:rPr>
+          <w:sz w:val="21"/>
+        </w:rPr>
+        <w:t>Open RDS → Databases → your database → Connectivity &amp; security, and copy the Endpoint. It looks like yat-lms-db.something.us-east-1.rds.amazonaws.com</w:t>
+      </w:r>
+    </w:p>
+    <w:p>
+      <w:pPr>
+        <w:spacing w:after="60"/>
+        <w:ind w:left="340"/>
+      </w:pPr>
+      <w:r>
+        <w:rPr>
+          <w:b/>
+          <w:sz w:val="21"/>
+        </w:rPr>
+        <w:t xml:space="preserve">2.  </w:t>
+      </w:r>
+      <w:r>
+        <w:rPr>
+          <w:sz w:val="21"/>
+        </w:rPr>
+        <w:t>Run the command below, replacing &lt;YOUR-DB-ENDPOINT&gt; with the address you just copied. Do not paste the command as it is written — it will fail to resolve.</w:t>
+      </w:r>
+    </w:p>
+    <w:p>
+      <w:pPr>
+        <w:spacing w:after="60"/>
+        <w:ind w:left="340"/>
+      </w:pPr>
+      <w:r>
+        <w:rPr>
+          <w:b/>
+          <w:sz w:val="21"/>
+        </w:rPr>
+        <w:t xml:space="preserve">3.  </w:t>
+      </w:r>
+      <w:r>
+        <w:rPr>
+          <w:sz w:val="21"/>
+        </w:rPr>
+        <w:t>Confirm the result reads TcpTestSucceeded : True.</w:t>
+      </w:r>
+    </w:p>
+    <w:p/>
+    <w:p>
+      <w:pPr>
+        <w:spacing w:after="60"/>
+      </w:pPr>
+      <w:r>
+        <w:rPr>
+          <w:b/>
+          <w:i w:val="0"/>
+          <w:sz w:val="21"/>
+        </w:rPr>
+        <w:t>Run this</w:t>
+      </w:r>
+    </w:p>
+    <w:tbl>
+      <w:tblPr>
+        <w:tblW w:type="auto" w:w="0"/>
+        <w:tblLook w:firstColumn="1" w:firstRow="1" w:lastColumn="0" w:lastRow="0" w:noHBand="0" w:noVBand="1" w:val="04A0"/>
+      </w:tblPr>
+      <w:tblGrid>
+        <w:gridCol w:w="10466"/>
+      </w:tblGrid>
+      <w:tr>
+        <w:tc>
+          <w:tcPr>
+            <w:tcW w:type="dxa" w:w="9411"/>
+            <w:tcBorders>
+              <w:top w:val="single" w:sz="4" w:space="0" w:color="E4DED3"/>
+              <w:left w:val="single" w:sz="4" w:space="0" w:color="E4DED3"/>
+              <w:bottom w:val="single" w:sz="4" w:space="0" w:color="E4DED3"/>
+              <w:right w:val="single" w:sz="4" w:space="0" w:color="E4DED3"/>
+            </w:tcBorders>
+            <w:shd w:val="clear" w:color="auto" w:fill="F8F4ED"/>
+          </w:tcPr>
+          <w:p>
+            <w:pPr>
+              <w:spacing w:after="0"/>
+            </w:pPr>
+            <w:r>
+              <w:rPr>
+                <w:rFonts w:ascii="Consolas" w:hAnsi="Consolas"/>
+                <w:sz w:val="18"/>
+              </w:rPr>
+              <w:t>Test-NetConnection &lt;YOUR-DB-ENDPOINT&gt; -Port 3306</w:t>
+            </w:r>
+          </w:p>
+        </w:tc>
+      </w:tr>
+    </w:tbl>
+    <w:p/>
+    <w:p>
+      <w:pPr>
+        <w:spacing w:after="60"/>
+      </w:pPr>
+      <w:r>
+        <w:rPr>
+          <w:b/>
+          <w:i w:val="0"/>
+          <w:sz w:val="21"/>
+        </w:rPr>
+        <w:t>Evidence</w:t>
+      </w:r>
+    </w:p>
+    <w:tbl>
+      <w:tblPr>
+        <w:tblW w:type="auto" w:w="0"/>
+        <w:tblLook w:firstColumn="1" w:firstRow="1" w:lastColumn="0" w:lastRow="0" w:noHBand="0" w:noVBand="1" w:val="04A0"/>
+      </w:tblPr>
+      <w:tblGrid>
+        <w:gridCol w:w="10466"/>
+      </w:tblGrid>
+      <w:tr>
+        <w:tc>
+          <w:tcPr>
+            <w:tcW w:type="dxa" w:w="9411"/>
+            <w:tcBorders>
+              <w:top w:val="single" w:sz="4" w:space="0" w:color="E4DED3"/>
+              <w:left w:val="single" w:sz="4" w:space="0" w:color="E4DED3"/>
+              <w:bottom w:val="single" w:sz="4" w:space="0" w:color="E4DED3"/>
+              <w:right w:val="single" w:sz="4" w:space="0" w:color="E4DED3"/>
+            </w:tcBorders>
+            <w:shd w:val="clear" w:color="auto" w:fill="F8F4ED"/>
+          </w:tcPr>
+          <w:p>
+            <w:pPr>
+              <w:jc w:val="center"/>
+            </w:pPr>
+            <w:r>
+              <w:rPr>
+                <w:b/>
+                <w:i w:val="0"/>
+                <w:sz w:val="20"/>
+              </w:rPr>
+              <w:t>[ PASTE YOUR SCREENSHOT HERE ]</w:t>
+            </w:r>
+          </w:p>
+          <w:p>
+            <w:pPr>
+              <w:jc w:val="left"/>
+            </w:pPr>
+            <w:r>
+              <w:rPr>
+                <w:b w:val="0"/>
+                <w:i/>
+                <w:color w:val="6B6660"/>
+                <w:sz w:val="19"/>
+              </w:rPr>
+              <w:t>the command and its output showing TcpTestSucceeded : True.</w:t>
+            </w:r>
+          </w:p>
+        </w:tc>
+      </w:tr>
+    </w:tbl>
+    <w:p/>
+    <w:p>
+      <w:pPr>
+        <w:spacing w:before="200" w:after="0"/>
+      </w:pPr>
+      <w:r>
+        <w:rPr>
+          <w:b/>
+          <w:color w:val="1F5A5C"/>
+          <w:sz w:val="16"/>
+        </w:rPr>
+        <w:t>TEST 4</w:t>
+      </w:r>
+    </w:p>
+    <w:p>
+      <w:pPr>
+        <w:pStyle w:val="Heading2"/>
+      </w:pPr>
+      <w:r>
+        <w:t>Reach the application through the load balancer</w:t>
+      </w:r>
+    </w:p>
+    <w:p>
+      <w:pPr>
+        <w:spacing w:after="120"/>
+      </w:pPr>
+      <w:r>
+        <w:rPr>
+          <w:b w:val="0"/>
+          <w:i w:val="0"/>
+          <w:sz w:val="21"/>
+        </w:rPr>
+        <w:t>Open your load balancer address in a web browser on your own computer. This shows the whole path works — the internet reaches the load balancer, the load balancer reaches your private server, and the server serves the page.</w:t>
+      </w:r>
+    </w:p>
+    <w:p>
+      <w:pPr>
+        <w:spacing w:after="60"/>
+        <w:ind w:left="340"/>
+      </w:pPr>
+      <w:r>
+        <w:rPr>
+          <w:b/>
+          <w:sz w:val="21"/>
+        </w:rPr>
+        <w:t xml:space="preserve">1.  </w:t>
+      </w:r>
+      <w:r>
+        <w:rPr>
+          <w:sz w:val="21"/>
+        </w:rPr>
+        <w:t>Open EC2 → Load Balancers and copy the DNS name of yat-lms-alb.</w:t>
+      </w:r>
+    </w:p>
+    <w:p>
+      <w:pPr>
+        <w:spacing w:after="60"/>
+        <w:ind w:left="340"/>
+      </w:pPr>
+      <w:r>
+        <w:rPr>
+          <w:b/>
+          <w:sz w:val="21"/>
+        </w:rPr>
+        <w:t xml:space="preserve">2.  </w:t>
+      </w:r>
+      <w:r>
+        <w:rPr>
+          <w:sz w:val="21"/>
+        </w:rPr>
+        <w:t>Paste it into a browser tab on your own machine, with http:// in front of it.</w:t>
+      </w:r>
+    </w:p>
+    <w:p>
+      <w:pPr>
+        <w:spacing w:after="60"/>
+        <w:ind w:left="340"/>
+      </w:pPr>
+      <w:r>
+        <w:rPr>
+          <w:b/>
+          <w:sz w:val="21"/>
+        </w:rPr>
+        <w:t xml:space="preserve">3.  </w:t>
+      </w:r>
+      <w:r>
+        <w:rPr>
+          <w:sz w:val="21"/>
+        </w:rPr>
+        <w:t>Confirm the placeholder page loads.</w:t>
+      </w:r>
+    </w:p>
+    <w:p/>
+    <w:p>
+      <w:pPr>
+        <w:spacing w:before="80" w:after="160"/>
+        <w:ind w:left="227"/>
+      </w:pPr>
+      <w:r>
+        <w:rPr>
+          <w:b/>
+          <w:color w:val="C5613B"/>
+          <w:sz w:val="19"/>
+        </w:rPr>
+        <w:t xml:space="preserve">Environment constraint </w:t>
+      </w:r>
+      <w:r>
+        <w:rPr>
+          <w:i/>
+          <w:color w:val="C5613B"/>
+          <w:sz w:val="19"/>
+        </w:rPr>
+        <w:t>your server has no public address, so what you are reaching is the load balancer. It is the only thing allowed to talk to the server, which is what the security groups enforce.</w:t>
+      </w:r>
+    </w:p>
+    <w:p>
+      <w:pPr>
+        <w:spacing w:after="60"/>
+      </w:pPr>
+      <w:r>
+        <w:rPr>
+          <w:b/>
+          <w:i w:val="0"/>
+          <w:sz w:val="21"/>
+        </w:rPr>
+        <w:t>Evidence</w:t>
+      </w:r>
+    </w:p>
+    <w:tbl>
+      <w:tblPr>
+        <w:tblW w:type="auto" w:w="0"/>
+        <w:tblLook w:firstColumn="1" w:firstRow="1" w:lastColumn="0" w:lastRow="0" w:noHBand="0" w:noVBand="1" w:val="04A0"/>
+      </w:tblPr>
+      <w:tblGrid>
+        <w:gridCol w:w="10466"/>
+      </w:tblGrid>
+      <w:tr>
+        <w:tc>
+          <w:tcPr>
+            <w:tcW w:type="dxa" w:w="9411"/>
+            <w:tcBorders>
+              <w:top w:val="single" w:sz="4" w:space="0" w:color="E4DED3"/>
+              <w:left w:val="single" w:sz="4" w:space="0" w:color="E4DED3"/>
+              <w:bottom w:val="single" w:sz="4" w:space="0" w:color="E4DED3"/>
+              <w:right w:val="single" w:sz="4" w:space="0" w:color="E4DED3"/>
+            </w:tcBorders>
+            <w:shd w:val="clear" w:color="auto" w:fill="F8F4ED"/>
+          </w:tcPr>
+          <w:p>
+            <w:pPr>
+              <w:jc w:val="center"/>
+            </w:pPr>
+            <w:r>
+              <w:rPr>
+                <w:b/>
+                <w:i w:val="0"/>
+                <w:sz w:val="20"/>
+              </w:rPr>
+              <w:t>[ PASTE YOUR SCREENSHOT HERE ]</w:t>
+            </w:r>
+          </w:p>
+          <w:p>
+            <w:pPr>
+              <w:jc w:val="left"/>
+            </w:pPr>
+            <w:r>
+              <w:rPr>
+                <w:b w:val="0"/>
+                <w:i/>
+                <w:color w:val="6B6660"/>
+                <w:sz w:val="19"/>
+              </w:rPr>
+              <w:t>the browser showing the page, with the load balancer address visible in the address bar.</w:t>
+            </w:r>
+          </w:p>
+        </w:tc>
+      </w:tr>
+    </w:tbl>
+    <w:p/>
+    <w:p>
+      <w:pPr>
+        <w:spacing w:before="200" w:after="0"/>
+      </w:pPr>
+      <w:r>
+        <w:rPr>
+          <w:b/>
+          <w:color w:val="1F5A5C"/>
+          <w:sz w:val="16"/>
+        </w:rPr>
+        <w:t>TEST 5</w:t>
+      </w:r>
+    </w:p>
+    <w:p>
+      <w:pPr>
+        <w:pStyle w:val="Heading2"/>
+      </w:pPr>
+      <w:r>
+        <w:t>Automatic scaling</w:t>
+      </w:r>
+    </w:p>
+    <w:p>
+      <w:pPr>
+        <w:spacing w:after="120"/>
+      </w:pPr>
+      <w:r>
+        <w:rPr>
+          <w:b w:val="0"/>
+          <w:i w:val="0"/>
+          <w:sz w:val="21"/>
+        </w:rPr>
+        <w:t>Change the scaling policy as described below and watch what happens. This shows the Auto Scaling group adds and removes servers on its own, without you changing the instance count.</w:t>
+      </w:r>
+    </w:p>
+    <w:p>
+      <w:pPr>
+        <w:spacing w:after="60"/>
+        <w:ind w:left="340"/>
+      </w:pPr>
+      <w:r>
+        <w:rPr>
+          <w:b/>
+          <w:sz w:val="21"/>
+        </w:rPr>
+        <w:t xml:space="preserve">1.  </w:t>
+      </w:r>
+      <w:r>
+        <w:rPr>
+          <w:sz w:val="21"/>
+        </w:rPr>
+        <w:t>Open EC2 → Instances, select your running instance and open the Monitoring tab. Read the CPU utilization figure — on an idle server it will be low, often only one or two percent.</w:t>
+      </w:r>
+    </w:p>
+    <w:p>
+      <w:pPr>
+        <w:spacing w:after="60"/>
+        <w:ind w:left="340"/>
+      </w:pPr>
+      <w:r>
+        <w:rPr>
+          <w:b/>
+          <w:sz w:val="21"/>
+        </w:rPr>
+        <w:t xml:space="preserve">2.  </w:t>
+      </w:r>
+      <w:r>
+        <w:rPr>
+          <w:sz w:val="21"/>
+        </w:rPr>
+        <w:t>Open your Auto Scaling group and go to the Automatic scaling tab.</w:t>
+      </w:r>
+    </w:p>
+    <w:p>
+      <w:pPr>
+        <w:spacing w:after="60"/>
+        <w:ind w:left="340"/>
+      </w:pPr>
+      <w:r>
+        <w:rPr>
+          <w:b/>
+          <w:sz w:val="21"/>
+        </w:rPr>
+        <w:t xml:space="preserve">3.  </w:t>
+      </w:r>
+      <w:r>
+        <w:rPr>
+          <w:sz w:val="21"/>
+        </w:rPr>
+        <w:t>Edit the target tracking policy and set the target value BELOW the figure you just read, then save. The policy keeps average CPU at the target, so a target above current usage tells it to scale in rather than out. If your reading is very low, use 1.</w:t>
+      </w:r>
+    </w:p>
+    <w:p>
+      <w:pPr>
+        <w:spacing w:after="60"/>
+        <w:ind w:left="340"/>
+      </w:pPr>
+      <w:r>
+        <w:rPr>
+          <w:b/>
+          <w:sz w:val="21"/>
+        </w:rPr>
+        <w:t xml:space="preserve">4.  </w:t>
+      </w:r>
+      <w:r>
+        <w:rPr>
+          <w:sz w:val="21"/>
+        </w:rPr>
+        <w:t>Watch the Activity tab until a second instance launches and enters service.</w:t>
+      </w:r>
+    </w:p>
+    <w:p>
+      <w:pPr>
+        <w:spacing w:after="60"/>
+        <w:ind w:left="340"/>
+      </w:pPr>
+      <w:r>
+        <w:rPr>
+          <w:b/>
+          <w:sz w:val="21"/>
+        </w:rPr>
+        <w:t xml:space="preserve">5.  </w:t>
+      </w:r>
+      <w:r>
+        <w:rPr>
+          <w:sz w:val="21"/>
+        </w:rPr>
+        <w:t>Edit the policy again, raise the target value to 90, and save.</w:t>
+      </w:r>
+    </w:p>
+    <w:p>
+      <w:pPr>
+        <w:spacing w:after="60"/>
+        <w:ind w:left="340"/>
+      </w:pPr>
+      <w:r>
+        <w:rPr>
+          <w:b/>
+          <w:sz w:val="21"/>
+        </w:rPr>
+        <w:t xml:space="preserve">6.  </w:t>
+      </w:r>
+      <w:r>
+        <w:rPr>
+          <w:sz w:val="21"/>
+        </w:rPr>
+        <w:t>Watch the Activity tab until the group scales back to one instance.</w:t>
+      </w:r>
+    </w:p>
+    <w:p>
+      <w:pPr>
+        <w:spacing w:after="60"/>
+        <w:ind w:left="340"/>
+      </w:pPr>
+      <w:r>
+        <w:rPr>
+          <w:b/>
+          <w:sz w:val="21"/>
+        </w:rPr>
+        <w:t xml:space="preserve">7.  </w:t>
+      </w:r>
+      <w:r>
+        <w:rPr>
+          <w:sz w:val="21"/>
+        </w:rPr>
+        <w:t>Set the target value back to 70.</w:t>
+      </w:r>
+    </w:p>
+    <w:p/>
+    <w:p>
+      <w:pPr>
+        <w:spacing w:before="80" w:after="160"/>
+        <w:ind w:left="227"/>
+      </w:pPr>
+      <w:r>
+        <w:rPr>
+          <w:b/>
+          <w:color w:val="C5613B"/>
+          <w:sz w:val="19"/>
+        </w:rPr>
+        <w:t xml:space="preserve">Environment constraint </w:t>
+      </w:r>
+      <w:r>
+        <w:rPr>
+          <w:i/>
+          <w:color w:val="C5613B"/>
+          <w:sz w:val="19"/>
+        </w:rPr>
+        <w:t>scaling in is slower than scaling out — give it several minutes before deciding it has not worked.</w:t>
+      </w:r>
+    </w:p>
+    <w:p>
+      <w:pPr>
+        <w:spacing w:after="60"/>
+      </w:pPr>
+      <w:r>
+        <w:rPr>
+          <w:b/>
+          <w:i w:val="0"/>
+          <w:sz w:val="21"/>
+        </w:rPr>
+        <w:t>Evidence</w:t>
+      </w:r>
+    </w:p>
+    <w:tbl>
+      <w:tblPr>
+        <w:tblW w:type="auto" w:w="0"/>
+        <w:tblLook w:firstColumn="1" w:firstRow="1" w:lastColumn="0" w:lastRow="0" w:noHBand="0" w:noVBand="1" w:val="04A0"/>
+      </w:tblPr>
+      <w:tblGrid>
+        <w:gridCol w:w="10466"/>
+      </w:tblGrid>
+      <w:tr>
+        <w:tc>
+          <w:tcPr>
+            <w:tcW w:type="dxa" w:w="9411"/>
+            <w:tcBorders>
+              <w:top w:val="single" w:sz="4" w:space="0" w:color="E4DED3"/>
+              <w:left w:val="single" w:sz="4" w:space="0" w:color="E4DED3"/>
+              <w:bottom w:val="single" w:sz="4" w:space="0" w:color="E4DED3"/>
+              <w:right w:val="single" w:sz="4" w:space="0" w:color="E4DED3"/>
+            </w:tcBorders>
+            <w:shd w:val="clear" w:color="auto" w:fill="F8F4ED"/>
+          </w:tcPr>
+          <w:p>
+            <w:pPr>
+              <w:jc w:val="center"/>
+            </w:pPr>
+            <w:r>
+              <w:rPr>
+                <w:b/>
+                <w:i w:val="0"/>
+                <w:sz w:val="20"/>
+              </w:rPr>
+              <w:t>[ PASTE YOUR SCREENSHOT HERE ]</w:t>
+            </w:r>
+          </w:p>
+          <w:p>
+            <w:pPr>
+              <w:jc w:val="left"/>
+            </w:pPr>
+            <w:r>
+              <w:rPr>
+                <w:b w:val="0"/>
+                <w:i/>
+                <w:color w:val="6B6660"/>
+                <w:sz w:val="19"/>
+              </w:rPr>
+              <w:t>the Activity tab, showing both the scale-out and the scale-in entries with their times.</w:t>
+            </w:r>
+          </w:p>
+        </w:tc>
+      </w:tr>
+    </w:tbl>
+    <w:p/>
+    <w:p>
+      <w:pPr>
+        <w:pStyle w:val="Heading1"/>
+      </w:pPr>
+      <w:r>
+        <w:t>Knowledge questions</w:t>
+      </w:r>
+    </w:p>
+    <w:p>
+      <w:pPr>
+        <w:spacing w:after="200"/>
+      </w:pPr>
+      <w:r>
+        <w:rPr>
+          <w:b w:val="0"/>
+          <w:i/>
+          <w:color w:val="6B6660"/>
+          <w:sz w:val="19"/>
+        </w:rPr>
+        <w:t>Answer each question about your own build, not in general terms. Refer to what you actually created and the choices you actually made.</w:t>
+      </w:r>
+    </w:p>
+    <w:p>
+      <w:pPr>
+        <w:spacing w:before="200" w:after="0"/>
+      </w:pPr>
+      <w:r>
+        <w:rPr>
+          <w:b/>
+          <w:color w:val="1F5A5C"/>
+          <w:sz w:val="16"/>
+        </w:rPr>
+        <w:t>QUESTION 1</w:t>
+      </w:r>
+    </w:p>
+    <w:p>
+      <w:pPr>
+        <w:pStyle w:val="Heading2"/>
+      </w:pPr>
+      <w:r>
+        <w:t>Name the compute, networking and scaling services you depl...</w:t>
+      </w:r>
+    </w:p>
+    <w:p>
+      <w:pPr>
+        <w:spacing w:after="120"/>
+      </w:pPr>
+      <w:r>
+        <w:rPr>
+          <w:b w:val="0"/>
+          <w:i w:val="0"/>
+          <w:sz w:val="21"/>
+        </w:rPr>
+        <w:t>Name the compute, networking and scaling services you deployed. For each, explain the feature it provides and how it supports the YAT LMS specifically.</w:t>
+      </w:r>
+    </w:p>
+    <w:tbl>
+      <w:tblPr>
+        <w:tblW w:type="auto" w:w="0"/>
+        <w:tblLook w:firstColumn="1" w:firstRow="1" w:lastColumn="0" w:lastRow="0" w:noHBand="0" w:noVBand="1" w:val="04A0"/>
+      </w:tblPr>
+      <w:tblGrid>
+        <w:gridCol w:w="10466"/>
+      </w:tblGrid>
+      <w:tr>
+        <w:tc>
+          <w:tcPr>
+            <w:tcW w:type="dxa" w:w="9411"/>
+            <w:tcBorders>
+              <w:top w:val="single" w:sz="4" w:space="0" w:color="E4DED3"/>
+              <w:left w:val="single" w:sz="4" w:space="0" w:color="E4DED3"/>
+              <w:bottom w:val="single" w:sz="4" w:space="0" w:color="E4DED3"/>
+              <w:right w:val="single" w:sz="4" w:space="0" w:color="E4DED3"/>
+            </w:tcBorders>
+            <w:shd w:val="clear" w:color="auto" w:fill="F8F4ED"/>
+          </w:tcPr>
+          <w:p>
+            <w:pPr>
+              <w:jc w:val="center"/>
+            </w:pPr>
+            <w:r>
+              <w:rPr>
+                <w:b/>
+                <w:i w:val="0"/>
+                <w:sz w:val="20"/>
+              </w:rPr>
+              <w:t>[ WRITE YOUR ANSWER HERE ]</w:t>
+            </w:r>
+          </w:p>
+        </w:tc>
+      </w:tr>
+    </w:tbl>
+    <w:p/>
+    <w:p>
+      <w:pPr>
+        <w:spacing w:before="200" w:after="0"/>
+      </w:pPr>
+      <w:r>
+        <w:rPr>
+          <w:b/>
+          <w:color w:val="1F5A5C"/>
+          <w:sz w:val="16"/>
+        </w:rPr>
+        <w:t>QUESTION 2</w:t>
+      </w:r>
+    </w:p>
+    <w:p>
+      <w:pPr>
+        <w:pStyle w:val="Heading2"/>
+      </w:pPr>
+      <w:r>
+        <w:t>In your build: (a) why a managed database service rather t...</w:t>
+      </w:r>
+    </w:p>
+    <w:p>
+      <w:pPr>
+        <w:spacing w:after="120"/>
+      </w:pPr>
+      <w:r>
+        <w:rPr>
+          <w:b w:val="0"/>
+          <w:i w:val="0"/>
+          <w:sz w:val="21"/>
+        </w:rPr>
+        <w:t>In your build: (a) why a managed database service rather than running the database on the server yourself? (b) your build uses block storage in two places — the volumes on the server and the storage behind the database. Explain how block storage differs from object storage, and when each is the right choice for an LMS. (c) why scale horizontally rather than vertically, and what does that trade off?</w:t>
+      </w:r>
+    </w:p>
+    <w:tbl>
+      <w:tblPr>
+        <w:tblW w:type="auto" w:w="0"/>
+        <w:tblLook w:firstColumn="1" w:firstRow="1" w:lastColumn="0" w:lastRow="0" w:noHBand="0" w:noVBand="1" w:val="04A0"/>
+      </w:tblPr>
+      <w:tblGrid>
+        <w:gridCol w:w="10466"/>
+      </w:tblGrid>
+      <w:tr>
+        <w:tc>
+          <w:tcPr>
+            <w:tcW w:type="dxa" w:w="9411"/>
+            <w:tcBorders>
+              <w:top w:val="single" w:sz="4" w:space="0" w:color="E4DED3"/>
+              <w:left w:val="single" w:sz="4" w:space="0" w:color="E4DED3"/>
+              <w:bottom w:val="single" w:sz="4" w:space="0" w:color="E4DED3"/>
+              <w:right w:val="single" w:sz="4" w:space="0" w:color="E4DED3"/>
+            </w:tcBorders>
+            <w:shd w:val="clear" w:color="auto" w:fill="F8F4ED"/>
+          </w:tcPr>
+          <w:p>
+            <w:pPr>
+              <w:jc w:val="center"/>
+            </w:pPr>
+            <w:r>
+              <w:rPr>
+                <w:b/>
+                <w:i w:val="0"/>
+                <w:sz w:val="20"/>
+              </w:rPr>
+              <w:t>[ WRITE YOUR ANSWER HERE ]</w:t>
+            </w:r>
+          </w:p>
+        </w:tc>
+      </w:tr>
+    </w:tbl>
+    <w:p/>
+    <w:p>
+      <w:pPr>
+        <w:spacing w:before="200" w:after="0"/>
+      </w:pPr>
+      <w:r>
+        <w:rPr>
+          <w:b/>
+          <w:color w:val="1F5A5C"/>
+          <w:sz w:val="16"/>
+        </w:rPr>
+        <w:t>QUESTION 3</w:t>
+      </w:r>
+    </w:p>
+    <w:p>
+      <w:pPr>
+        <w:pStyle w:val="Heading2"/>
+      </w:pPr>
+      <w:r>
+        <w:t>Using your own environment, name two responsibilities that...</w:t>
+      </w:r>
+    </w:p>
+    <w:p>
+      <w:pPr>
+        <w:spacing w:after="120"/>
+      </w:pPr>
+      <w:r>
+        <w:rPr>
+          <w:b w:val="0"/>
+          <w:i w:val="0"/>
+          <w:sz w:val="21"/>
+        </w:rPr>
+        <w:t>Using your own environment, name two responsibilities that remain YAT's and one that shifted to AWS under the shared-responsibility model, and say why each falls where it does.</w:t>
+      </w:r>
+    </w:p>
+    <w:tbl>
+      <w:tblPr>
+        <w:tblW w:type="auto" w:w="0"/>
+        <w:tblLook w:firstColumn="1" w:firstRow="1" w:lastColumn="0" w:lastRow="0" w:noHBand="0" w:noVBand="1" w:val="04A0"/>
+      </w:tblPr>
+      <w:tblGrid>
+        <w:gridCol w:w="10466"/>
+      </w:tblGrid>
+      <w:tr>
+        <w:tc>
+          <w:tcPr>
+            <w:tcW w:type="dxa" w:w="9411"/>
+            <w:tcBorders>
+              <w:top w:val="single" w:sz="4" w:space="0" w:color="E4DED3"/>
+              <w:left w:val="single" w:sz="4" w:space="0" w:color="E4DED3"/>
+              <w:bottom w:val="single" w:sz="4" w:space="0" w:color="E4DED3"/>
+              <w:right w:val="single" w:sz="4" w:space="0" w:color="E4DED3"/>
+            </w:tcBorders>
+            <w:shd w:val="clear" w:color="auto" w:fill="F8F4ED"/>
+          </w:tcPr>
+          <w:p>
+            <w:pPr>
+              <w:jc w:val="center"/>
+            </w:pPr>
+            <w:r>
+              <w:rPr>
+                <w:b/>
+                <w:i w:val="0"/>
+                <w:sz w:val="20"/>
+              </w:rPr>
+              <w:t>[ WRITE YOUR ANSWER HERE ]</w:t>
+            </w:r>
+          </w:p>
+        </w:tc>
+      </w:tr>
+    </w:tbl>
+    <w:p/>
+    <w:p>
+      <w:pPr>
+        <w:spacing w:before="200" w:after="0"/>
+      </w:pPr>
+      <w:r>
+        <w:rPr>
+          <w:b/>
+          <w:color w:val="1F5A5C"/>
+          <w:sz w:val="16"/>
+        </w:rPr>
+        <w:t>QUESTION 4</w:t>
+      </w:r>
+    </w:p>
+    <w:p>
+      <w:pPr>
+        <w:pStyle w:val="Heading2"/>
+      </w:pPr>
+      <w:r>
+        <w:t>Pick one IAM group you created. Describe the permissions y...</w:t>
+      </w:r>
+    </w:p>
+    <w:p>
+      <w:pPr>
+        <w:spacing w:after="120"/>
+      </w:pPr>
+      <w:r>
+        <w:rPr>
+          <w:b w:val="0"/>
+          <w:i w:val="0"/>
+          <w:sz w:val="21"/>
+        </w:rPr>
+        <w:t>Pick one IAM group you created. Describe the permissions you gave it, the job function it serves, and why its permissions differ from another group in your build.</w:t>
+      </w:r>
+    </w:p>
+    <w:tbl>
+      <w:tblPr>
+        <w:tblW w:type="auto" w:w="0"/>
+        <w:tblLook w:firstColumn="1" w:firstRow="1" w:lastColumn="0" w:lastRow="0" w:noHBand="0" w:noVBand="1" w:val="04A0"/>
+      </w:tblPr>
+      <w:tblGrid>
+        <w:gridCol w:w="10466"/>
+      </w:tblGrid>
+      <w:tr>
+        <w:tc>
+          <w:tcPr>
+            <w:tcW w:type="dxa" w:w="9411"/>
+            <w:tcBorders>
+              <w:top w:val="single" w:sz="4" w:space="0" w:color="E4DED3"/>
+              <w:left w:val="single" w:sz="4" w:space="0" w:color="E4DED3"/>
+              <w:bottom w:val="single" w:sz="4" w:space="0" w:color="E4DED3"/>
+              <w:right w:val="single" w:sz="4" w:space="0" w:color="E4DED3"/>
+            </w:tcBorders>
+            <w:shd w:val="clear" w:color="auto" w:fill="F8F4ED"/>
+          </w:tcPr>
+          <w:p>
+            <w:pPr>
+              <w:jc w:val="center"/>
+            </w:pPr>
+            <w:r>
+              <w:rPr>
+                <w:b/>
+                <w:i w:val="0"/>
+                <w:sz w:val="20"/>
+              </w:rPr>
+              <w:t>[ WRITE YOUR ANSWER HERE ]</w:t>
+            </w:r>
+          </w:p>
+        </w:tc>
+      </w:tr>
+    </w:tbl>
+    <w:p/>
+    <w:p>
+      <w:pPr>
+        <w:spacing w:before="200" w:after="0"/>
+      </w:pPr>
+      <w:r>
+        <w:rPr>
+          <w:b/>
+          <w:color w:val="1F5A5C"/>
+          <w:sz w:val="16"/>
+        </w:rPr>
+        <w:t>QUESTION 5</w:t>
+      </w:r>
+    </w:p>
+    <w:p>
+      <w:pPr>
+        <w:pStyle w:val="Heading2"/>
+      </w:pPr>
+      <w:r>
+        <w:t>Pick one security group you configured. State its rules, e...</w:t>
+      </w:r>
+    </w:p>
+    <w:p>
+      <w:pPr>
+        <w:spacing w:after="120"/>
+      </w:pPr>
+      <w:r>
+        <w:rPr>
+          <w:b w:val="0"/>
+          <w:i w:val="0"/>
+          <w:sz w:val="21"/>
+        </w:rPr>
+        <w:t>Pick one security group you configured. State its rules, explain why you restricted traffic that way, and describe the risk to YAT if that restriction were removed.</w:t>
+      </w:r>
+    </w:p>
+    <w:tbl>
+      <w:tblPr>
+        <w:tblW w:type="auto" w:w="0"/>
+        <w:tblLook w:firstColumn="1" w:firstRow="1" w:lastColumn="0" w:lastRow="0" w:noHBand="0" w:noVBand="1" w:val="04A0"/>
+      </w:tblPr>
+      <w:tblGrid>
+        <w:gridCol w:w="10466"/>
+      </w:tblGrid>
+      <w:tr>
+        <w:tc>
+          <w:tcPr>
+            <w:tcW w:type="dxa" w:w="9411"/>
+            <w:tcBorders>
+              <w:top w:val="single" w:sz="4" w:space="0" w:color="E4DED3"/>
+              <w:left w:val="single" w:sz="4" w:space="0" w:color="E4DED3"/>
+              <w:bottom w:val="single" w:sz="4" w:space="0" w:color="E4DED3"/>
+              <w:right w:val="single" w:sz="4" w:space="0" w:color="E4DED3"/>
+            </w:tcBorders>
+            <w:shd w:val="clear" w:color="auto" w:fill="F8F4ED"/>
+          </w:tcPr>
+          <w:p>
+            <w:pPr>
+              <w:jc w:val="center"/>
+            </w:pPr>
+            <w:r>
+              <w:rPr>
+                <w:b/>
+                <w:i w:val="0"/>
+                <w:sz w:val="20"/>
+              </w:rPr>
+              <w:t>[ WRITE YOUR ANSWER HERE ]</w:t>
+            </w:r>
+          </w:p>
+        </w:tc>
+      </w:tr>
+    </w:tbl>
+    <w:p/>
+    <w:p>
+      <w:pPr>
+        <w:spacing w:before="200" w:after="0"/>
+      </w:pPr>
+      <w:r>
+        <w:rPr>
+          <w:b/>
+          <w:color w:val="1F5A5C"/>
+          <w:sz w:val="16"/>
+        </w:rPr>
+        <w:t>QUESTION 6</w:t>
+      </w:r>
+    </w:p>
+    <w:p>
+      <w:pPr>
+        <w:pStyle w:val="Heading2"/>
+      </w:pPr>
+      <w:r>
+        <w:t>When a YAT staff member types the LMS address into their b...</w:t>
+      </w:r>
+    </w:p>
+    <w:p>
+      <w:pPr>
+        <w:spacing w:after="120"/>
+      </w:pPr>
+      <w:r>
+        <w:rPr>
+          <w:b w:val="0"/>
+          <w:i w:val="0"/>
+          <w:sz w:val="21"/>
+        </w:rPr>
+        <w:t>When a YAT staff member types the LMS address into their browser, DNS resolution has to happen before anything else can. Explain what DNS does at that moment in your deployment, and what would fail for YAT if it were misconfigured.</w:t>
+      </w:r>
+    </w:p>
+    <w:tbl>
+      <w:tblPr>
+        <w:tblW w:type="auto" w:w="0"/>
+        <w:tblLook w:firstColumn="1" w:firstRow="1" w:lastColumn="0" w:lastRow="0" w:noHBand="0" w:noVBand="1" w:val="04A0"/>
+      </w:tblPr>
+      <w:tblGrid>
+        <w:gridCol w:w="10466"/>
+      </w:tblGrid>
+      <w:tr>
+        <w:tc>
+          <w:tcPr>
+            <w:tcW w:type="dxa" w:w="9411"/>
+            <w:tcBorders>
+              <w:top w:val="single" w:sz="4" w:space="0" w:color="E4DED3"/>
+              <w:left w:val="single" w:sz="4" w:space="0" w:color="E4DED3"/>
+              <w:bottom w:val="single" w:sz="4" w:space="0" w:color="E4DED3"/>
+              <w:right w:val="single" w:sz="4" w:space="0" w:color="E4DED3"/>
+            </w:tcBorders>
+            <w:shd w:val="clear" w:color="auto" w:fill="F8F4ED"/>
+          </w:tcPr>
+          <w:p>
+            <w:pPr>
+              <w:jc w:val="center"/>
+            </w:pPr>
+            <w:r>
+              <w:rPr>
+                <w:b/>
+                <w:i w:val="0"/>
+                <w:sz w:val="20"/>
+              </w:rPr>
+              <w:t>[ WRITE YOUR ANSWER HERE ]</w:t>
+            </w:r>
+          </w:p>
+        </w:tc>
+      </w:tr>
+    </w:tbl>
+    <w:p/>
+    <w:p>
+      <w:pPr>
+        <w:pStyle w:val="Heading1"/>
+      </w:pPr>
+      <w:r>
+        <w:t>Handover</w:t>
+      </w:r>
+    </w:p>
+    <w:p>
+      <w:pPr>
+        <w:pStyle w:val="Heading2"/>
+      </w:pPr>
+      <w:r>
+        <w:t>File the completed run sheet</w:t>
+      </w:r>
+    </w:p>
+    <w:p>
+      <w:pPr>
+        <w:spacing w:after="120"/>
+      </w:pPr>
+      <w:r>
+        <w:rPr>
+          <w:b w:val="0"/>
+          <w:i w:val="0"/>
+          <w:sz w:val="21"/>
+        </w:rPr>
+        <w:t>You have now built the platform, tested it and answered the questions. Hand the build over by filing this completed run sheet where YAT records procedures require, so YAT ICT can find it after the engagement ends. Do this last.</w:t>
+      </w:r>
+    </w:p>
+    <w:p>
+      <w:pPr>
+        <w:spacing w:after="120"/>
+      </w:pPr>
+      <w:r>
+        <w:rPr>
+          <w:b w:val="0"/>
+          <w:i/>
+          <w:color w:val="6B6660"/>
+          <w:sz w:val="19"/>
+        </w:rPr>
+        <w:t>State where you filed it and which YAT policy required that location.</w:t>
+      </w:r>
+    </w:p>
+    <w:tbl>
+      <w:tblPr>
+        <w:tblW w:type="auto" w:w="0"/>
+        <w:tblLook w:firstColumn="1" w:firstRow="1" w:lastColumn="0" w:lastRow="0" w:noHBand="0" w:noVBand="1" w:val="04A0"/>
+      </w:tblPr>
+      <w:tblGrid>
+        <w:gridCol w:w="10466"/>
+      </w:tblGrid>
+      <w:tr>
+        <w:tc>
+          <w:tcPr>
+            <w:tcW w:type="dxa" w:w="9411"/>
+            <w:tcBorders>
+              <w:top w:val="single" w:sz="4" w:space="0" w:color="E4DED3"/>
+              <w:left w:val="single" w:sz="4" w:space="0" w:color="E4DED3"/>
+              <w:bottom w:val="single" w:sz="4" w:space="0" w:color="E4DED3"/>
+              <w:right w:val="single" w:sz="4" w:space="0" w:color="E4DED3"/>
+            </w:tcBorders>
+            <w:shd w:val="clear" w:color="auto" w:fill="F8F4ED"/>
+          </w:tcPr>
+          <w:p>
+            <w:pPr>
+              <w:jc w:val="center"/>
+            </w:pPr>
+            <w:r>
+              <w:rPr>
+                <w:b/>
+                <w:i w:val="0"/>
+                <w:sz w:val="20"/>
+              </w:rPr>
+              <w:t>[ WRITE YOUR ANSWER HERE ]</w:t>
+            </w:r>
+          </w:p>
+        </w:tc>
+      </w:tr>
+    </w:tbl>
+    <w:p/>
     <w:sectPr>
       <w:headerReference w:type="even" r:id="rId11"/>
       <w:headerReference w:type="default" r:id="rId12"/>

--- a/S1-CL1-Cloud-Design-Build/assessments/AT2/AT2-Deployment-Student.docx
+++ b/S1-CL1-Cloud-Design-Build/assessments/AT2/AT2-Deployment-Student.docx
@@ -9525,6 +9525,64 @@
         <w:t>Name the compute, networking and scaling services you deployed. For each, explain the feature it provides and how it supports the YAT LMS specifically.</w:t>
       </w:r>
     </w:p>
+    <w:p>
+      <w:pPr>
+        <w:spacing w:after="60"/>
+      </w:pPr>
+      <w:r>
+        <w:rPr>
+          <w:b/>
+          <w:i w:val="0"/>
+          <w:sz w:val="21"/>
+        </w:rPr>
+        <w:t>Related resources</w:t>
+      </w:r>
+    </w:p>
+    <w:p>
+      <w:pPr>
+        <w:spacing w:after="80"/>
+        <w:ind w:left="340"/>
+      </w:pPr>
+      <w:r>
+        <w:rPr>
+          <w:sz w:val="21"/>
+        </w:rPr>
+        <w:t xml:space="preserve">•  </w:t>
+      </w:r>
+      <w:hyperlink r:id="rId17">
+        <w:r>
+          <w:rPr>
+            <w:sz w:val="21"/>
+            <w:color w:val="0563C1"/>
+            <w:u w:val="single"/>
+          </w:rPr>
+          <w:t>LMS Application Specification — the user population, concurrent load and service-level expectations your services have to support</w:t>
+        </w:r>
+      </w:hyperlink>
+    </w:p>
+    <w:p>
+      <w:pPr>
+        <w:spacing w:after="80"/>
+        <w:ind w:left="340"/>
+      </w:pPr>
+      <w:r>
+        <w:rPr>
+          <w:sz w:val="21"/>
+        </w:rPr>
+        <w:t xml:space="preserve">•  </w:t>
+      </w:r>
+      <w:hyperlink r:id="rId19">
+        <w:r>
+          <w:rPr>
+            <w:sz w:val="21"/>
+            <w:color w:val="0563C1"/>
+            <w:u w:val="single"/>
+          </w:rPr>
+          <w:t>LMS Cloud Architecture — Baseline Design — the design your build implements</w:t>
+        </w:r>
+      </w:hyperlink>
+    </w:p>
+    <w:p/>
     <w:tbl>
       <w:tblPr>
         <w:tblW w:type="auto" w:w="0"/>
@@ -9596,6 +9654,64 @@
         <w:t>In your build: (a) why a managed database service rather than running the database on the server yourself? (b) your build uses block storage in two places — the volumes on the server and the storage behind the database. Explain how block storage differs from object storage, and when each is the right choice for an LMS. (c) why scale horizontally rather than vertically, and what does that trade off?</w:t>
       </w:r>
     </w:p>
+    <w:p>
+      <w:pPr>
+        <w:spacing w:after="60"/>
+      </w:pPr>
+      <w:r>
+        <w:rPr>
+          <w:b/>
+          <w:i w:val="0"/>
+          <w:sz w:val="21"/>
+        </w:rPr>
+        <w:t>Related resources</w:t>
+      </w:r>
+    </w:p>
+    <w:p>
+      <w:pPr>
+        <w:spacing w:after="80"/>
+        <w:ind w:left="340"/>
+      </w:pPr>
+      <w:r>
+        <w:rPr>
+          <w:sz w:val="21"/>
+        </w:rPr>
+        <w:t xml:space="preserve">•  </w:t>
+      </w:r>
+      <w:hyperlink r:id="rId19">
+        <w:r>
+          <w:rPr>
+            <w:sz w:val="21"/>
+            <w:color w:val="0563C1"/>
+            <w:u w:val="single"/>
+          </w:rPr>
+          <w:t>LMS Cloud Architecture — Baseline Design — why the design chose a managed database and a scaling group rather than a single larger server</w:t>
+        </w:r>
+      </w:hyperlink>
+    </w:p>
+    <w:p>
+      <w:pPr>
+        <w:spacing w:after="80"/>
+        <w:ind w:left="340"/>
+      </w:pPr>
+      <w:r>
+        <w:rPr>
+          <w:sz w:val="21"/>
+        </w:rPr>
+        <w:t xml:space="preserve">•  </w:t>
+      </w:r>
+      <w:hyperlink r:id="rId17">
+        <w:r>
+          <w:rPr>
+            <w:sz w:val="21"/>
+            <w:color w:val="0563C1"/>
+            <w:u w:val="single"/>
+          </w:rPr>
+          <w:t>LMS Application Specification — what the LMS stores, which is what the storage choices have to suit</w:t>
+        </w:r>
+      </w:hyperlink>
+    </w:p>
+    <w:p/>
     <w:tbl>
       <w:tblPr>
         <w:tblW w:type="auto" w:w="0"/>
@@ -9738,6 +9854,42 @@
         <w:t>Pick one IAM group you created. Describe the permissions you gave it, the job function it serves, and why its permissions differ from another group in your build.</w:t>
       </w:r>
     </w:p>
+    <w:p>
+      <w:pPr>
+        <w:spacing w:after="60"/>
+      </w:pPr>
+      <w:r>
+        <w:rPr>
+          <w:b/>
+          <w:i w:val="0"/>
+          <w:sz w:val="21"/>
+        </w:rPr>
+        <w:t>Related resources</w:t>
+      </w:r>
+    </w:p>
+    <w:p>
+      <w:pPr>
+        <w:spacing w:after="80"/>
+        <w:ind w:left="340"/>
+      </w:pPr>
+      <w:r>
+        <w:rPr>
+          <w:sz w:val="21"/>
+        </w:rPr>
+        <w:t xml:space="preserve">•  </w:t>
+      </w:r>
+      <w:hyperlink r:id="rId20">
+        <w:r>
+          <w:rPr>
+            <w:sz w:val="21"/>
+            <w:color w:val="0563C1"/>
+            <w:u w:val="single"/>
+          </w:rPr>
+          <w:t>User Access Policy — YAT's role-based access model, its role groups and permissions matrix, and its rules on privileged access</w:t>
+        </w:r>
+      </w:hyperlink>
+    </w:p>
+    <w:p/>
     <w:tbl>
       <w:tblPr>
         <w:tblW w:type="auto" w:w="0"/>
@@ -9793,7 +9945,7 @@
         <w:pStyle w:val="Heading2"/>
       </w:pPr>
       <w:r>
-        <w:t>Pick one security group you configured. State its rules, e...</w:t>
+        <w:t>The yat-lms-db-sg security group you created in task 7 per...</w:t>
       </w:r>
     </w:p>
     <w:p>
@@ -9806,9 +9958,45 @@
           <w:i w:val="0"/>
           <w:sz w:val="21"/>
         </w:rPr>
-        <w:t>Pick one security group you configured. State its rules, explain why you restricted traffic that way, and describe the risk to YAT if that restriction were removed.</w:t>
-      </w:r>
-    </w:p>
+        <w:t>The yat-lms-db-sg security group you created in task 7 permits MySQL traffic on port 3306 from one source only. State the rule exactly as you configured it, explain why the database is restricted this way rather than being reachable from the internet, and describe the risk to YAT if that restriction were removed.</w:t>
+      </w:r>
+    </w:p>
+    <w:p>
+      <w:pPr>
+        <w:spacing w:after="60"/>
+      </w:pPr>
+      <w:r>
+        <w:rPr>
+          <w:b/>
+          <w:i w:val="0"/>
+          <w:sz w:val="21"/>
+        </w:rPr>
+        <w:t>Related resources</w:t>
+      </w:r>
+    </w:p>
+    <w:p>
+      <w:pPr>
+        <w:spacing w:after="80"/>
+        <w:ind w:left="340"/>
+      </w:pPr>
+      <w:r>
+        <w:rPr>
+          <w:sz w:val="21"/>
+        </w:rPr>
+        <w:t xml:space="preserve">•  </w:t>
+      </w:r>
+      <w:hyperlink r:id="rId21">
+        <w:r>
+          <w:rPr>
+            <w:sz w:val="21"/>
+            <w:color w:val="0563C1"/>
+            <w:u w:val="single"/>
+          </w:rPr>
+          <w:t>LMS Application Specification § 4, Data stored — what the MySQL database actually holds</w:t>
+        </w:r>
+      </w:hyperlink>
+    </w:p>
+    <w:p/>
     <w:tbl>
       <w:tblPr>
         <w:tblW w:type="auto" w:w="0"/>

--- a/S1-CL1-Cloud-Design-Build/assessments/AT2/AT2-Deployment-Student.docx
+++ b/S1-CL1-Cloud-Design-Build/assessments/AT2/AT2-Deployment-Student.docx
@@ -1916,57 +1916,20 @@
         <w:t>Evidence</w:t>
       </w:r>
     </w:p>
-    <w:tbl>
-      <w:tblPr>
-        <w:tblW w:type="auto" w:w="0"/>
-        <w:tblLook w:firstColumn="1" w:firstRow="1" w:lastColumn="0" w:lastRow="0" w:noHBand="0" w:noVBand="1" w:val="04A0"/>
-      </w:tblPr>
-      <w:tblGrid>
-        <w:gridCol w:w="10466"/>
-      </w:tblGrid>
-      <w:tr>
-        <w:tc>
-          <w:tcPr>
-            <w:tcW w:type="dxa" w:w="9411"/>
-            <w:tcBorders>
-              <w:top w:val="single" w:sz="4" w:space="0" w:color="E4DED3"/>
-              <w:left w:val="single" w:sz="4" w:space="0" w:color="E4DED3"/>
-              <w:bottom w:val="single" w:sz="4" w:space="0" w:color="E4DED3"/>
-              <w:right w:val="single" w:sz="4" w:space="0" w:color="E4DED3"/>
-            </w:tcBorders>
-            <w:shd w:val="clear" w:color="auto" w:fill="F8F4ED"/>
-          </w:tcPr>
-          <w:p>
-            <w:pPr>
-              <w:jc w:val="center"/>
-            </w:pPr>
-            <w:r>
-              <w:rPr>
-                <w:b/>
-                <w:i w:val="0"/>
-                <w:sz w:val="20"/>
-              </w:rPr>
-              <w:t>[ PASTE YOUR SCREENSHOT HERE ]</w:t>
-            </w:r>
-          </w:p>
-          <w:p>
-            <w:pPr>
-              <w:jc w:val="left"/>
-            </w:pPr>
-            <w:r>
-              <w:rPr>
-                <w:b w:val="0"/>
-                <w:i/>
-                <w:color w:val="6B6660"/>
-                <w:sz w:val="19"/>
-              </w:rPr>
-              <w:t>the VPC details page, showing the name, the CIDR and both DNS settings enabled.</w:t>
-            </w:r>
-          </w:p>
-        </w:tc>
-      </w:tr>
-    </w:tbl>
-    <w:p/>
+    <w:p>
+      <w:pPr>
+        <w:spacing w:after="200"/>
+      </w:pPr>
+      <w:r>
+        <w:rPr>
+          <w:b w:val="0"/>
+          <w:i/>
+          <w:color w:val="6B6660"/>
+          <w:sz w:val="19"/>
+        </w:rPr>
+        <w:t>No screenshot required. Creating the VPC is not an assessable action on its own — it is the prerequisite for everything that follows, all of which is built inside it.</w:t>
+      </w:r>
+    </w:p>
     <w:p>
       <w:pPr>
         <w:spacing w:before="200" w:after="0"/>
@@ -5287,57 +5250,20 @@
         <w:t>Evidence</w:t>
       </w:r>
     </w:p>
-    <w:tbl>
-      <w:tblPr>
-        <w:tblW w:type="auto" w:w="0"/>
-        <w:tblLook w:firstColumn="1" w:firstRow="1" w:lastColumn="0" w:lastRow="0" w:noHBand="0" w:noVBand="1" w:val="04A0"/>
-      </w:tblPr>
-      <w:tblGrid>
-        <w:gridCol w:w="10466"/>
-      </w:tblGrid>
-      <w:tr>
-        <w:tc>
-          <w:tcPr>
-            <w:tcW w:type="dxa" w:w="9411"/>
-            <w:tcBorders>
-              <w:top w:val="single" w:sz="4" w:space="0" w:color="E4DED3"/>
-              <w:left w:val="single" w:sz="4" w:space="0" w:color="E4DED3"/>
-              <w:bottom w:val="single" w:sz="4" w:space="0" w:color="E4DED3"/>
-              <w:right w:val="single" w:sz="4" w:space="0" w:color="E4DED3"/>
-            </w:tcBorders>
-            <w:shd w:val="clear" w:color="auto" w:fill="F8F4ED"/>
-          </w:tcPr>
-          <w:p>
-            <w:pPr>
-              <w:jc w:val="center"/>
-            </w:pPr>
-            <w:r>
-              <w:rPr>
-                <w:b/>
-                <w:i w:val="0"/>
-                <w:sz w:val="20"/>
-              </w:rPr>
-              <w:t>[ PASTE YOUR SCREENSHOT HERE ]</w:t>
-            </w:r>
-          </w:p>
-          <w:p>
-            <w:pPr>
-              <w:jc w:val="left"/>
-            </w:pPr>
-            <w:r>
-              <w:rPr>
-                <w:b w:val="0"/>
-                <w:i/>
-                <w:color w:val="6B6660"/>
-                <w:sz w:val="19"/>
-              </w:rPr>
-              <w:t>the target group summary, showing its protocol, port, VPC and health-check settings.</w:t>
-            </w:r>
-          </w:p>
-        </w:tc>
-      </w:tr>
-    </w:tbl>
-    <w:p/>
+    <w:p>
+      <w:pPr>
+        <w:spacing w:after="200"/>
+      </w:pPr>
+      <w:r>
+        <w:rPr>
+          <w:b w:val="0"/>
+          <w:i/>
+          <w:color w:val="6B6660"/>
+          <w:sz w:val="19"/>
+        </w:rPr>
+        <w:t>No screenshot required. Creating the target group is not an assessable action on its own — it is the prerequisite for the load balancer, which sends traffic to it, and the Auto Scaling group, which fills it with servers.</w:t>
+      </w:r>
+    </w:p>
     <w:p>
       <w:pPr>
         <w:spacing w:before="200" w:after="0"/>
@@ -6518,57 +6444,20 @@
         <w:t>Evidence</w:t>
       </w:r>
     </w:p>
-    <w:tbl>
-      <w:tblPr>
-        <w:tblW w:type="auto" w:w="0"/>
-        <w:tblLook w:firstColumn="1" w:firstRow="1" w:lastColumn="0" w:lastRow="0" w:noHBand="0" w:noVBand="1" w:val="04A0"/>
-      </w:tblPr>
-      <w:tblGrid>
-        <w:gridCol w:w="10466"/>
-      </w:tblGrid>
-      <w:tr>
-        <w:tc>
-          <w:tcPr>
-            <w:tcW w:type="dxa" w:w="9411"/>
-            <w:tcBorders>
-              <w:top w:val="single" w:sz="4" w:space="0" w:color="E4DED3"/>
-              <w:left w:val="single" w:sz="4" w:space="0" w:color="E4DED3"/>
-              <w:bottom w:val="single" w:sz="4" w:space="0" w:color="E4DED3"/>
-              <w:right w:val="single" w:sz="4" w:space="0" w:color="E4DED3"/>
-            </w:tcBorders>
-            <w:shd w:val="clear" w:color="auto" w:fill="F8F4ED"/>
-          </w:tcPr>
-          <w:p>
-            <w:pPr>
-              <w:jc w:val="center"/>
-            </w:pPr>
-            <w:r>
-              <w:rPr>
-                <w:b/>
-                <w:i w:val="0"/>
-                <w:sz w:val="20"/>
-              </w:rPr>
-              <w:t>[ PASTE YOUR SCREENSHOT HERE ]</w:t>
-            </w:r>
-          </w:p>
-          <w:p>
-            <w:pPr>
-              <w:jc w:val="left"/>
-            </w:pPr>
-            <w:r>
-              <w:rPr>
-                <w:b w:val="0"/>
-                <w:i/>
-                <w:color w:val="6B6660"/>
-                <w:sz w:val="19"/>
-              </w:rPr>
-              <w:t>the subnet group summary, showing its VPC and both subnets.</w:t>
-            </w:r>
-          </w:p>
-        </w:tc>
-      </w:tr>
-    </w:tbl>
-    <w:p/>
+    <w:p>
+      <w:pPr>
+        <w:spacing w:after="200"/>
+      </w:pPr>
+      <w:r>
+        <w:rPr>
+          <w:b w:val="0"/>
+          <w:i/>
+          <w:color w:val="6B6660"/>
+          <w:sz w:val="19"/>
+        </w:rPr>
+        <w:t>No screenshot required. Creating the subnet group is not an assessable action on its own — it is the prerequisite for the database, which cannot be created without one.</w:t>
+      </w:r>
+    </w:p>
     <w:p>
       <w:pPr>
         <w:spacing w:before="200" w:after="0"/>

--- a/S1-CL1-Cloud-Design-Build/assessments/AT2/AT2-Deployment-Student.docx
+++ b/S1-CL1-Cloud-Design-Build/assessments/AT2/AT2-Deployment-Student.docx
@@ -7783,7 +7783,7 @@
               <w:rPr>
                 <w:sz w:val="19"/>
               </w:rPr>
-              <w:t>RDS → Per-Database Metrics → FreeStorageSpace, filtered to your database instance</w:t>
+              <w:t>RDS → DBInstanceIdentifier, then filter for FreeStorageSpace and tick the row for your database</w:t>
             </w:r>
           </w:p>
         </w:tc>

--- a/S1-CL1-Cloud-Design-Build/assessments/AT2/AT2-Deployment-Student.docx
+++ b/S1-CL1-Cloud-Design-Build/assessments/AT2/AT2-Deployment-Student.docx
@@ -8274,6 +8274,436 @@
       </w:tr>
     </w:tbl>
     <w:p/>
+    <w:p>
+      <w:pPr>
+        <w:spacing w:before="200" w:after="0"/>
+      </w:pPr>
+      <w:r>
+        <w:rPr>
+          <w:b/>
+          <w:color w:val="1F5A5C"/>
+          <w:sz w:val="16"/>
+        </w:rPr>
+        <w:t>TASK 17</w:t>
+      </w:r>
+    </w:p>
+    <w:p>
+      <w:pPr>
+        <w:pStyle w:val="Heading2"/>
+      </w:pPr>
+      <w:r>
+        <w:t>Assign the security responsibilities</w:t>
+      </w:r>
+    </w:p>
+    <w:p>
+      <w:pPr>
+        <w:spacing w:after="120"/>
+      </w:pPr>
+      <w:r>
+        <w:rPr>
+          <w:b w:val="0"/>
+          <w:i w:val="0"/>
+          <w:sz w:val="21"/>
+        </w:rPr>
+        <w:t>The platform is built. Work through it component by component and record who is responsible for securing each part — AWS or YAT — and what securing it actually involves. Answer for the environment you have just built, naming your own resources; this is not a question about cloud computing in general.</w:t>
+      </w:r>
+    </w:p>
+    <w:tbl>
+      <w:tblPr>
+        <w:tblW w:type="auto" w:w="0"/>
+        <w:tblLook w:firstColumn="1" w:firstRow="1" w:lastColumn="0" w:lastRow="0" w:noHBand="0" w:noVBand="1" w:val="04A0"/>
+      </w:tblPr>
+      <w:tblGrid>
+        <w:gridCol w:w="5233"/>
+        <w:gridCol w:w="5233"/>
+      </w:tblGrid>
+      <w:tr>
+        <w:tc>
+          <w:tcPr>
+            <w:tcW w:type="dxa" w:w="2381"/>
+            <w:tcBorders>
+              <w:top w:val="single" w:sz="4" w:space="0" w:color="E4DED3"/>
+              <w:left w:val="single" w:sz="4" w:space="0" w:color="E4DED3"/>
+              <w:bottom w:val="single" w:sz="4" w:space="0" w:color="E4DED3"/>
+              <w:right w:val="single" w:sz="4" w:space="0" w:color="E4DED3"/>
+            </w:tcBorders>
+            <w:shd w:val="clear" w:color="auto" w:fill="F8F4ED"/>
+          </w:tcPr>
+          <w:p>
+            <w:r>
+              <w:rPr>
+                <w:b/>
+                <w:sz w:val="19"/>
+              </w:rPr>
+              <w:t>The physical facilities</w:t>
+            </w:r>
+          </w:p>
+        </w:tc>
+        <w:tc>
+          <w:tcPr>
+            <w:tcW w:type="dxa" w:w="6576"/>
+            <w:tcBorders>
+              <w:top w:val="single" w:sz="4" w:space="0" w:color="E4DED3"/>
+              <w:left w:val="single" w:sz="4" w:space="0" w:color="E4DED3"/>
+              <w:bottom w:val="single" w:sz="4" w:space="0" w:color="E4DED3"/>
+              <w:right w:val="single" w:sz="4" w:space="0" w:color="E4DED3"/>
+            </w:tcBorders>
+          </w:tcPr>
+          <w:p>
+            <w:r>
+              <w:rPr>
+                <w:sz w:val="19"/>
+              </w:rPr>
+              <w:t>the data centres, hardware and network the platform runs on</w:t>
+            </w:r>
+          </w:p>
+        </w:tc>
+      </w:tr>
+      <w:tr>
+        <w:tc>
+          <w:tcPr>
+            <w:tcW w:type="dxa" w:w="2381"/>
+            <w:tcBorders>
+              <w:top w:val="single" w:sz="4" w:space="0" w:color="E4DED3"/>
+              <w:left w:val="single" w:sz="4" w:space="0" w:color="E4DED3"/>
+              <w:bottom w:val="single" w:sz="4" w:space="0" w:color="E4DED3"/>
+              <w:right w:val="single" w:sz="4" w:space="0" w:color="E4DED3"/>
+            </w:tcBorders>
+            <w:shd w:val="clear" w:color="auto" w:fill="F8F4ED"/>
+          </w:tcPr>
+          <w:p>
+            <w:r>
+              <w:rPr>
+                <w:b/>
+                <w:sz w:val="19"/>
+              </w:rPr>
+              <w:t>The server operating system</w:t>
+            </w:r>
+          </w:p>
+        </w:tc>
+        <w:tc>
+          <w:tcPr>
+            <w:tcW w:type="dxa" w:w="6576"/>
+            <w:tcBorders>
+              <w:top w:val="single" w:sz="4" w:space="0" w:color="E4DED3"/>
+              <w:left w:val="single" w:sz="4" w:space="0" w:color="E4DED3"/>
+              <w:bottom w:val="single" w:sz="4" w:space="0" w:color="E4DED3"/>
+              <w:right w:val="single" w:sz="4" w:space="0" w:color="E4DED3"/>
+            </w:tcBorders>
+          </w:tcPr>
+          <w:p>
+            <w:r>
+              <w:rPr>
+                <w:sz w:val="19"/>
+              </w:rPr>
+              <w:t>the instances your Auto Scaling group launches from the launch template</w:t>
+            </w:r>
+          </w:p>
+        </w:tc>
+      </w:tr>
+      <w:tr>
+        <w:tc>
+          <w:tcPr>
+            <w:tcW w:type="dxa" w:w="2381"/>
+            <w:tcBorders>
+              <w:top w:val="single" w:sz="4" w:space="0" w:color="E4DED3"/>
+              <w:left w:val="single" w:sz="4" w:space="0" w:color="E4DED3"/>
+              <w:bottom w:val="single" w:sz="4" w:space="0" w:color="E4DED3"/>
+              <w:right w:val="single" w:sz="4" w:space="0" w:color="E4DED3"/>
+            </w:tcBorders>
+            <w:shd w:val="clear" w:color="auto" w:fill="F8F4ED"/>
+          </w:tcPr>
+          <w:p>
+            <w:r>
+              <w:rPr>
+                <w:b/>
+                <w:sz w:val="19"/>
+              </w:rPr>
+              <w:t>The database engine and its host</w:t>
+            </w:r>
+          </w:p>
+        </w:tc>
+        <w:tc>
+          <w:tcPr>
+            <w:tcW w:type="dxa" w:w="6576"/>
+            <w:tcBorders>
+              <w:top w:val="single" w:sz="4" w:space="0" w:color="E4DED3"/>
+              <w:left w:val="single" w:sz="4" w:space="0" w:color="E4DED3"/>
+              <w:bottom w:val="single" w:sz="4" w:space="0" w:color="E4DED3"/>
+              <w:right w:val="single" w:sz="4" w:space="0" w:color="E4DED3"/>
+            </w:tcBorders>
+          </w:tcPr>
+          <w:p>
+            <w:r>
+              <w:rPr>
+                <w:sz w:val="19"/>
+              </w:rPr>
+              <w:t>the managed database you deployed in task 15</w:t>
+            </w:r>
+          </w:p>
+        </w:tc>
+      </w:tr>
+      <w:tr>
+        <w:tc>
+          <w:tcPr>
+            <w:tcW w:type="dxa" w:w="2381"/>
+            <w:tcBorders>
+              <w:top w:val="single" w:sz="4" w:space="0" w:color="E4DED3"/>
+              <w:left w:val="single" w:sz="4" w:space="0" w:color="E4DED3"/>
+              <w:bottom w:val="single" w:sz="4" w:space="0" w:color="E4DED3"/>
+              <w:right w:val="single" w:sz="4" w:space="0" w:color="E4DED3"/>
+            </w:tcBorders>
+            <w:shd w:val="clear" w:color="auto" w:fill="F8F4ED"/>
+          </w:tcPr>
+          <w:p>
+            <w:r>
+              <w:rPr>
+                <w:b/>
+                <w:sz w:val="19"/>
+              </w:rPr>
+              <w:t>Network access rules</w:t>
+            </w:r>
+          </w:p>
+        </w:tc>
+        <w:tc>
+          <w:tcPr>
+            <w:tcW w:type="dxa" w:w="6576"/>
+            <w:tcBorders>
+              <w:top w:val="single" w:sz="4" w:space="0" w:color="E4DED3"/>
+              <w:left w:val="single" w:sz="4" w:space="0" w:color="E4DED3"/>
+              <w:bottom w:val="single" w:sz="4" w:space="0" w:color="E4DED3"/>
+              <w:right w:val="single" w:sz="4" w:space="0" w:color="E4DED3"/>
+            </w:tcBorders>
+          </w:tcPr>
+          <w:p>
+            <w:r>
+              <w:rPr>
+                <w:sz w:val="19"/>
+              </w:rPr>
+              <w:t>the three security groups and the route tables you built in tasks 6 and 7</w:t>
+            </w:r>
+          </w:p>
+        </w:tc>
+      </w:tr>
+      <w:tr>
+        <w:tc>
+          <w:tcPr>
+            <w:tcW w:type="dxa" w:w="2381"/>
+            <w:tcBorders>
+              <w:top w:val="single" w:sz="4" w:space="0" w:color="E4DED3"/>
+              <w:left w:val="single" w:sz="4" w:space="0" w:color="E4DED3"/>
+              <w:bottom w:val="single" w:sz="4" w:space="0" w:color="E4DED3"/>
+              <w:right w:val="single" w:sz="4" w:space="0" w:color="E4DED3"/>
+            </w:tcBorders>
+            <w:shd w:val="clear" w:color="auto" w:fill="F8F4ED"/>
+          </w:tcPr>
+          <w:p>
+            <w:r>
+              <w:rPr>
+                <w:b/>
+                <w:sz w:val="19"/>
+              </w:rPr>
+              <w:t>Identity and permissions</w:t>
+            </w:r>
+          </w:p>
+        </w:tc>
+        <w:tc>
+          <w:tcPr>
+            <w:tcW w:type="dxa" w:w="6576"/>
+            <w:tcBorders>
+              <w:top w:val="single" w:sz="4" w:space="0" w:color="E4DED3"/>
+              <w:left w:val="single" w:sz="4" w:space="0" w:color="E4DED3"/>
+              <w:bottom w:val="single" w:sz="4" w:space="0" w:color="E4DED3"/>
+              <w:right w:val="single" w:sz="4" w:space="0" w:color="E4DED3"/>
+            </w:tcBorders>
+          </w:tcPr>
+          <w:p>
+            <w:r>
+              <w:rPr>
+                <w:sz w:val="19"/>
+              </w:rPr>
+              <w:t>the group and user from task 8, and the instance role from task 9</w:t>
+            </w:r>
+          </w:p>
+        </w:tc>
+      </w:tr>
+      <w:tr>
+        <w:tc>
+          <w:tcPr>
+            <w:tcW w:type="dxa" w:w="2381"/>
+            <w:tcBorders>
+              <w:top w:val="single" w:sz="4" w:space="0" w:color="E4DED3"/>
+              <w:left w:val="single" w:sz="4" w:space="0" w:color="E4DED3"/>
+              <w:bottom w:val="single" w:sz="4" w:space="0" w:color="E4DED3"/>
+              <w:right w:val="single" w:sz="4" w:space="0" w:color="E4DED3"/>
+            </w:tcBorders>
+            <w:shd w:val="clear" w:color="auto" w:fill="F8F4ED"/>
+          </w:tcPr>
+          <w:p>
+            <w:r>
+              <w:rPr>
+                <w:b/>
+                <w:sz w:val="19"/>
+              </w:rPr>
+              <w:t>The data itself</w:t>
+            </w:r>
+          </w:p>
+        </w:tc>
+        <w:tc>
+          <w:tcPr>
+            <w:tcW w:type="dxa" w:w="6576"/>
+            <w:tcBorders>
+              <w:top w:val="single" w:sz="4" w:space="0" w:color="E4DED3"/>
+              <w:left w:val="single" w:sz="4" w:space="0" w:color="E4DED3"/>
+              <w:bottom w:val="single" w:sz="4" w:space="0" w:color="E4DED3"/>
+              <w:right w:val="single" w:sz="4" w:space="0" w:color="E4DED3"/>
+            </w:tcBorders>
+          </w:tcPr>
+          <w:p>
+            <w:r>
+              <w:rPr>
+                <w:sz w:val="19"/>
+              </w:rPr>
+              <w:t>what the LMS stores in the database and on its volumes</w:t>
+            </w:r>
+          </w:p>
+        </w:tc>
+      </w:tr>
+      <w:tr>
+        <w:tc>
+          <w:tcPr>
+            <w:tcW w:type="dxa" w:w="2381"/>
+            <w:tcBorders>
+              <w:top w:val="single" w:sz="4" w:space="0" w:color="E4DED3"/>
+              <w:left w:val="single" w:sz="4" w:space="0" w:color="E4DED3"/>
+              <w:bottom w:val="single" w:sz="4" w:space="0" w:color="E4DED3"/>
+              <w:right w:val="single" w:sz="4" w:space="0" w:color="E4DED3"/>
+            </w:tcBorders>
+            <w:shd w:val="clear" w:color="auto" w:fill="F8F4ED"/>
+          </w:tcPr>
+          <w:p>
+            <w:r>
+              <w:rPr>
+                <w:b/>
+                <w:sz w:val="19"/>
+              </w:rPr>
+              <w:t>For each one</w:t>
+            </w:r>
+          </w:p>
+        </w:tc>
+        <w:tc>
+          <w:tcPr>
+            <w:tcW w:type="dxa" w:w="6576"/>
+            <w:tcBorders>
+              <w:top w:val="single" w:sz="4" w:space="0" w:color="E4DED3"/>
+              <w:left w:val="single" w:sz="4" w:space="0" w:color="E4DED3"/>
+              <w:bottom w:val="single" w:sz="4" w:space="0" w:color="E4DED3"/>
+              <w:right w:val="single" w:sz="4" w:space="0" w:color="E4DED3"/>
+            </w:tcBorders>
+          </w:tcPr>
+          <w:p>
+            <w:r>
+              <w:rPr>
+                <w:sz w:val="19"/>
+              </w:rPr>
+              <w:t>name the responsible party, and say in one sentence what that party actually does to secure it</w:t>
+            </w:r>
+          </w:p>
+        </w:tc>
+      </w:tr>
+    </w:tbl>
+    <w:p/>
+    <w:p>
+      <w:pPr>
+        <w:spacing w:after="60"/>
+      </w:pPr>
+      <w:r>
+        <w:rPr>
+          <w:b/>
+          <w:i w:val="0"/>
+          <w:sz w:val="21"/>
+        </w:rPr>
+        <w:t>Your assignment</w:t>
+      </w:r>
+    </w:p>
+    <w:p>
+      <w:pPr>
+        <w:spacing w:after="120"/>
+      </w:pPr>
+      <w:r>
+        <w:rPr>
+          <w:b w:val="0"/>
+          <w:i/>
+          <w:color w:val="6B6660"/>
+          <w:sz w:val="19"/>
+        </w:rPr>
+        <w:t>For each component above, name who secures it and what securing it involves. Then answer one more question: which of these responsibilities moved from YAT to AWS because the design uses a managed database rather than the database engine installed on a server — and which did not move?</w:t>
+      </w:r>
+    </w:p>
+    <w:tbl>
+      <w:tblPr>
+        <w:tblW w:type="auto" w:w="0"/>
+        <w:tblLook w:firstColumn="1" w:firstRow="1" w:lastColumn="0" w:lastRow="0" w:noHBand="0" w:noVBand="1" w:val="04A0"/>
+      </w:tblPr>
+      <w:tblGrid>
+        <w:gridCol w:w="10466"/>
+      </w:tblGrid>
+      <w:tr>
+        <w:tc>
+          <w:tcPr>
+            <w:tcW w:type="dxa" w:w="9411"/>
+            <w:tcBorders>
+              <w:top w:val="single" w:sz="4" w:space="0" w:color="E4DED3"/>
+              <w:left w:val="single" w:sz="4" w:space="0" w:color="E4DED3"/>
+              <w:bottom w:val="single" w:sz="4" w:space="0" w:color="E4DED3"/>
+              <w:right w:val="single" w:sz="4" w:space="0" w:color="E4DED3"/>
+            </w:tcBorders>
+            <w:shd w:val="clear" w:color="auto" w:fill="F8F4ED"/>
+          </w:tcPr>
+          <w:p>
+            <w:pPr>
+              <w:jc w:val="center"/>
+            </w:pPr>
+            <w:r>
+              <w:rPr>
+                <w:b/>
+                <w:i w:val="0"/>
+                <w:sz w:val="20"/>
+              </w:rPr>
+              <w:t>[ WRITE YOUR ANSWER HERE ]</w:t>
+            </w:r>
+          </w:p>
+        </w:tc>
+      </w:tr>
+    </w:tbl>
+    <w:p/>
+    <w:p>
+      <w:pPr>
+        <w:spacing w:after="60"/>
+      </w:pPr>
+      <w:r>
+        <w:rPr>
+          <w:b/>
+          <w:i w:val="0"/>
+          <w:sz w:val="21"/>
+        </w:rPr>
+        <w:t>Evidence</w:t>
+      </w:r>
+    </w:p>
+    <w:p>
+      <w:pPr>
+        <w:spacing w:after="200"/>
+      </w:pPr>
+      <w:r>
+        <w:rPr>
+          <w:b w:val="0"/>
+          <w:i/>
+          <w:color w:val="6B6660"/>
+          <w:sz w:val="19"/>
+        </w:rPr>
+        <w:t>No screenshot required. Your written assignment above is the evidence for this task.</w:t>
+      </w:r>
+    </w:p>
     <w:p>
       <w:pPr>
         <w:pStyle w:val="Heading1"/>
